--- a/C#/Notes.docx
+++ b/C#/Notes.docx
@@ -180,17 +180,8 @@
           <w:b/>
           <w:bCs/>
         </w:rPr>
-        <w:t xml:space="preserve">Common Language </w:t>
-      </w:r>
-      <w:proofErr w:type="spellStart"/>
-      <w:r>
-        <w:rPr>
-          <w:b/>
-          <w:bCs/>
-        </w:rPr>
-        <w:t>RunTime</w:t>
-      </w:r>
-      <w:proofErr w:type="spellEnd"/>
+        <w:t>Common Language RunTime</w:t>
+      </w:r>
       <w:r>
         <w:t xml:space="preserve"> </w:t>
       </w:r>
@@ -350,15 +341,7 @@
         <w:t xml:space="preserve"> </w:t>
       </w:r>
       <w:r>
-        <w:t xml:space="preserve">A runtime is a deployable unit that we can download and install. A runtime contains BCL and optional application layer (that depends on the type of application like web, rich client, mobile </w:t>
-      </w:r>
-      <w:proofErr w:type="spellStart"/>
-      <w:r>
-        <w:t>etc</w:t>
-      </w:r>
-      <w:proofErr w:type="spellEnd"/>
-      <w:r>
-        <w:t>,.) For a simple console application or non UI library we don’t need an application layer).</w:t>
+        <w:t>A runtime is a deployable unit that we can download and install. A runtime contains BCL and optional application layer (that depends on the type of application like web, rich client, mobile etc,.) For a simple console application or non UI library we don’t need an application layer).</w:t>
       </w:r>
     </w:p>
     <w:p>
@@ -455,15 +438,7 @@
     <w:p>
       <w:r>
         <w:lastRenderedPageBreak/>
-        <w:t xml:space="preserve">UWP and </w:t>
-      </w:r>
-      <w:proofErr w:type="spellStart"/>
-      <w:r>
-        <w:t>WinUI</w:t>
-      </w:r>
-      <w:proofErr w:type="spellEnd"/>
-      <w:r>
-        <w:t xml:space="preserve"> 3 </w:t>
+        <w:t xml:space="preserve">UWP and WinUI 3 </w:t>
       </w:r>
       <w:r>
         <w:sym w:font="Wingdings" w:char="F0E0"/>
@@ -526,15 +501,7 @@
         <w:t xml:space="preserve"> </w:t>
       </w:r>
       <w:r>
-        <w:t>The exe that we see after building the .Net 6 application is platform specific native loader responsible for starting our application’s .</w:t>
-      </w:r>
-      <w:proofErr w:type="spellStart"/>
-      <w:r>
-        <w:t>dll</w:t>
-      </w:r>
-      <w:proofErr w:type="spellEnd"/>
-      <w:r>
-        <w:t xml:space="preserve"> assembly.</w:t>
+        <w:t>The exe that we see after building the .Net 6 application is platform specific native loader responsible for starting our application’s .dll assembly.</w:t>
       </w:r>
       <w:r>
         <w:t xml:space="preserve"> </w:t>
@@ -542,15 +509,7 @@
     </w:p>
     <w:p>
       <w:r>
-        <w:t xml:space="preserve">.Net 6 allows us to create </w:t>
-      </w:r>
-      <w:proofErr w:type="spellStart"/>
-      <w:r>
-        <w:t>self contained</w:t>
-      </w:r>
-      <w:proofErr w:type="spellEnd"/>
-      <w:r>
-        <w:t xml:space="preserve"> deployment that includes loader, assemblies and .Net runtime – all in single .exe file.</w:t>
+        <w:t>.Net 6 allows us to create self contained deployment that includes loader, assemblies and .Net runtime – all in single .exe file.</w:t>
       </w:r>
     </w:p>
     <w:p>
@@ -935,6 +894,4263 @@
           <w:lang w:val="en-IN"/>
         </w:rPr>
       </w:pPr>
+      <w:r>
+        <w:rPr>
+          <w:b/>
+          <w:bCs/>
+          <w:lang w:val="en-IN"/>
+        </w:rPr>
+        <w:t>What’s new</w:t>
+      </w:r>
+      <w:r>
+        <w:rPr>
+          <w:lang w:val="en-IN"/>
+        </w:rPr>
+        <w:t>:</w:t>
+      </w:r>
+    </w:p>
+    <w:p>
+      <w:pPr>
+        <w:rPr>
+          <w:lang w:val="en-IN"/>
+        </w:rPr>
+      </w:pPr>
+      <w:r>
+        <w:rPr>
+          <w:b/>
+          <w:bCs/>
+          <w:lang w:val="en-IN"/>
+        </w:rPr>
+        <w:t>C# 14</w:t>
+      </w:r>
+      <w:r>
+        <w:rPr>
+          <w:lang w:val="en-IN"/>
+        </w:rPr>
+        <w:t xml:space="preserve"> </w:t>
+      </w:r>
+      <w:r>
+        <w:rPr>
+          <w:lang w:val="en-IN"/>
+        </w:rPr>
+        <w:t xml:space="preserve">(released with .Net 10) </w:t>
+      </w:r>
+      <w:r>
+        <w:rPr>
+          <w:lang w:val="en-IN"/>
+        </w:rPr>
+        <w:sym w:font="Wingdings" w:char="F0E0"/>
+      </w:r>
+      <w:r>
+        <w:rPr>
+          <w:lang w:val="en-IN"/>
+        </w:rPr>
+        <w:t xml:space="preserve"> </w:t>
+      </w:r>
+      <w:r>
+        <w:rPr>
+          <w:lang w:val="en-IN"/>
+        </w:rPr>
+        <w:t xml:space="preserve">primarly focuses on </w:t>
+      </w:r>
+      <w:r>
+        <w:rPr>
+          <w:lang w:val="en-IN"/>
+        </w:rPr>
+        <w:t xml:space="preserve">productivity, cleaner syntax and performance. </w:t>
+      </w:r>
+    </w:p>
+    <w:p>
+      <w:pPr>
+        <w:pStyle w:val="ListParagraph"/>
+        <w:numPr>
+          <w:ilvl w:val="0"/>
+          <w:numId w:val="31"/>
+        </w:numPr>
+        <w:rPr>
+          <w:lang w:val="en-IN"/>
+        </w:rPr>
+      </w:pPr>
+      <w:r>
+        <w:rPr>
+          <w:lang w:val="en-IN"/>
+        </w:rPr>
+        <w:t xml:space="preserve">Extension Members </w:t>
+      </w:r>
+      <w:r>
+        <w:rPr>
+          <w:lang w:val="en-IN"/>
+        </w:rPr>
+        <w:sym w:font="Wingdings" w:char="F0E0"/>
+      </w:r>
+      <w:r>
+        <w:rPr>
+          <w:lang w:val="en-IN"/>
+        </w:rPr>
+        <w:t xml:space="preserve"> extension properties, operators and static members.</w:t>
+      </w:r>
+      <w:r>
+        <w:rPr>
+          <w:lang w:val="en-IN"/>
+        </w:rPr>
+        <w:t xml:space="preserve"> C# 13 supports only extension methods.</w:t>
+      </w:r>
+    </w:p>
+    <w:p>
+      <w:pPr>
+        <w:pStyle w:val="ListParagraph"/>
+        <w:ind w:left="1440"/>
+        <w:rPr>
+          <w:lang w:val="en-IN"/>
+        </w:rPr>
+      </w:pPr>
+      <w:r>
+        <w:rPr>
+          <w:lang w:val="en-IN"/>
+        </w:rPr>
+        <w:drawing>
+          <wp:inline distT="0" distB="0" distL="0" distR="0" wp14:anchorId="5921DD1A" wp14:editId="1DFBB21C">
+            <wp:extent cx="3703320" cy="2045410"/>
+            <wp:effectExtent l="0" t="0" r="0" b="0"/>
+            <wp:docPr id="1813453434" name="Picture 1"/>
+            <wp:cNvGraphicFramePr>
+              <a:graphicFrameLocks xmlns:a="http://schemas.openxmlformats.org/drawingml/2006/main" noChangeAspect="1"/>
+            </wp:cNvGraphicFramePr>
+            <a:graphic xmlns:a="http://schemas.openxmlformats.org/drawingml/2006/main">
+              <a:graphicData uri="http://schemas.openxmlformats.org/drawingml/2006/picture">
+                <pic:pic xmlns:pic="http://schemas.openxmlformats.org/drawingml/2006/picture">
+                  <pic:nvPicPr>
+                    <pic:cNvPr id="1813453434" name=""/>
+                    <pic:cNvPicPr/>
+                  </pic:nvPicPr>
+                  <pic:blipFill>
+                    <a:blip r:embed="rId12"/>
+                    <a:stretch>
+                      <a:fillRect/>
+                    </a:stretch>
+                  </pic:blipFill>
+                  <pic:spPr>
+                    <a:xfrm>
+                      <a:off x="0" y="0"/>
+                      <a:ext cx="3710175" cy="2049196"/>
+                    </a:xfrm>
+                    <a:prstGeom prst="rect">
+                      <a:avLst/>
+                    </a:prstGeom>
+                  </pic:spPr>
+                </pic:pic>
+              </a:graphicData>
+            </a:graphic>
+          </wp:inline>
+        </w:drawing>
+      </w:r>
+    </w:p>
+    <w:p>
+      <w:pPr>
+        <w:pStyle w:val="ListParagraph"/>
+        <w:numPr>
+          <w:ilvl w:val="0"/>
+          <w:numId w:val="31"/>
+        </w:numPr>
+        <w:rPr>
+          <w:lang w:val="en-IN"/>
+        </w:rPr>
+      </w:pPr>
+      <w:r>
+        <w:rPr>
+          <w:b/>
+          <w:bCs/>
+          <w:lang w:val="en-IN"/>
+        </w:rPr>
+        <w:t>field</w:t>
+      </w:r>
+      <w:r>
+        <w:rPr>
+          <w:lang w:val="en-IN"/>
+        </w:rPr>
+        <w:t xml:space="preserve"> keyword (Auto-property backing field)</w:t>
+      </w:r>
+    </w:p>
+    <w:p>
+      <w:pPr>
+        <w:pStyle w:val="ListParagraph"/>
+        <w:ind w:left="1440"/>
+        <w:rPr>
+          <w:lang w:val="en-IN"/>
+        </w:rPr>
+      </w:pPr>
+      <w:r>
+        <w:rPr>
+          <w:lang w:val="en-IN"/>
+        </w:rPr>
+        <w:drawing>
+          <wp:inline distT="0" distB="0" distL="0" distR="0" wp14:anchorId="7B935D24" wp14:editId="4149817C">
+            <wp:extent cx="3695700" cy="817429"/>
+            <wp:effectExtent l="0" t="0" r="0" b="1905"/>
+            <wp:docPr id="390130149" name="Picture 1"/>
+            <wp:cNvGraphicFramePr>
+              <a:graphicFrameLocks xmlns:a="http://schemas.openxmlformats.org/drawingml/2006/main" noChangeAspect="1"/>
+            </wp:cNvGraphicFramePr>
+            <a:graphic xmlns:a="http://schemas.openxmlformats.org/drawingml/2006/main">
+              <a:graphicData uri="http://schemas.openxmlformats.org/drawingml/2006/picture">
+                <pic:pic xmlns:pic="http://schemas.openxmlformats.org/drawingml/2006/picture">
+                  <pic:nvPicPr>
+                    <pic:cNvPr id="390130149" name=""/>
+                    <pic:cNvPicPr/>
+                  </pic:nvPicPr>
+                  <pic:blipFill>
+                    <a:blip r:embed="rId13"/>
+                    <a:stretch>
+                      <a:fillRect/>
+                    </a:stretch>
+                  </pic:blipFill>
+                  <pic:spPr>
+                    <a:xfrm>
+                      <a:off x="0" y="0"/>
+                      <a:ext cx="3730914" cy="825218"/>
+                    </a:xfrm>
+                    <a:prstGeom prst="rect">
+                      <a:avLst/>
+                    </a:prstGeom>
+                  </pic:spPr>
+                </pic:pic>
+              </a:graphicData>
+            </a:graphic>
+          </wp:inline>
+        </w:drawing>
+      </w:r>
+    </w:p>
+    <w:p>
+      <w:pPr>
+        <w:pStyle w:val="ListParagraph"/>
+        <w:numPr>
+          <w:ilvl w:val="0"/>
+          <w:numId w:val="31"/>
+        </w:numPr>
+        <w:rPr>
+          <w:lang w:val="en-IN"/>
+        </w:rPr>
+      </w:pPr>
+      <w:r>
+        <w:rPr>
+          <w:lang w:val="en-IN"/>
+        </w:rPr>
+        <w:t xml:space="preserve">Null conditional assignment </w:t>
+      </w:r>
+    </w:p>
+    <w:p>
+      <w:pPr>
+        <w:pStyle w:val="ListParagraph"/>
+        <w:ind w:left="1440"/>
+        <w:rPr>
+          <w:lang w:val="en-IN"/>
+        </w:rPr>
+      </w:pPr>
+      <w:r>
+        <w:rPr>
+          <w:lang w:val="en-IN"/>
+        </w:rPr>
+        <w:drawing>
+          <wp:inline distT="0" distB="0" distL="0" distR="0" wp14:anchorId="30042D27" wp14:editId="2B450EC1">
+            <wp:extent cx="2629128" cy="388654"/>
+            <wp:effectExtent l="0" t="0" r="0" b="0"/>
+            <wp:docPr id="44947762" name="Picture 1"/>
+            <wp:cNvGraphicFramePr>
+              <a:graphicFrameLocks xmlns:a="http://schemas.openxmlformats.org/drawingml/2006/main" noChangeAspect="1"/>
+            </wp:cNvGraphicFramePr>
+            <a:graphic xmlns:a="http://schemas.openxmlformats.org/drawingml/2006/main">
+              <a:graphicData uri="http://schemas.openxmlformats.org/drawingml/2006/picture">
+                <pic:pic xmlns:pic="http://schemas.openxmlformats.org/drawingml/2006/picture">
+                  <pic:nvPicPr>
+                    <pic:cNvPr id="44947762" name=""/>
+                    <pic:cNvPicPr/>
+                  </pic:nvPicPr>
+                  <pic:blipFill>
+                    <a:blip r:embed="rId14"/>
+                    <a:stretch>
+                      <a:fillRect/>
+                    </a:stretch>
+                  </pic:blipFill>
+                  <pic:spPr>
+                    <a:xfrm>
+                      <a:off x="0" y="0"/>
+                      <a:ext cx="2629128" cy="388654"/>
+                    </a:xfrm>
+                    <a:prstGeom prst="rect">
+                      <a:avLst/>
+                    </a:prstGeom>
+                  </pic:spPr>
+                </pic:pic>
+              </a:graphicData>
+            </a:graphic>
+          </wp:inline>
+        </w:drawing>
+      </w:r>
+    </w:p>
+    <w:p>
+      <w:pPr>
+        <w:pStyle w:val="ListParagraph"/>
+        <w:numPr>
+          <w:ilvl w:val="0"/>
+          <w:numId w:val="31"/>
+        </w:numPr>
+        <w:rPr>
+          <w:lang w:val="en-IN"/>
+        </w:rPr>
+      </w:pPr>
+      <w:r>
+        <w:rPr>
+          <w:b/>
+          <w:bCs/>
+          <w:lang w:val="en-IN"/>
+        </w:rPr>
+        <w:t>nameof</w:t>
+      </w:r>
+      <w:r>
+        <w:rPr>
+          <w:lang w:val="en-IN"/>
+        </w:rPr>
+        <w:t xml:space="preserve"> unbound generics</w:t>
+      </w:r>
+    </w:p>
+    <w:p>
+      <w:pPr>
+        <w:ind w:left="1080"/>
+        <w:rPr>
+          <w:lang w:val="en-IN"/>
+        </w:rPr>
+      </w:pPr>
+      <w:r>
+        <w:rPr>
+          <w:lang w:val="en-IN"/>
+        </w:rPr>
+        <w:t xml:space="preserve">       </w:t>
+      </w:r>
+      <w:r>
+        <w:rPr>
+          <w:lang w:val="en-IN"/>
+        </w:rPr>
+        <w:drawing>
+          <wp:inline distT="0" distB="0" distL="0" distR="0" wp14:anchorId="48A61575" wp14:editId="26920704">
+            <wp:extent cx="3475021" cy="281964"/>
+            <wp:effectExtent l="0" t="0" r="0" b="3810"/>
+            <wp:docPr id="1788537901" name="Picture 1"/>
+            <wp:cNvGraphicFramePr>
+              <a:graphicFrameLocks xmlns:a="http://schemas.openxmlformats.org/drawingml/2006/main" noChangeAspect="1"/>
+            </wp:cNvGraphicFramePr>
+            <a:graphic xmlns:a="http://schemas.openxmlformats.org/drawingml/2006/main">
+              <a:graphicData uri="http://schemas.openxmlformats.org/drawingml/2006/picture">
+                <pic:pic xmlns:pic="http://schemas.openxmlformats.org/drawingml/2006/picture">
+                  <pic:nvPicPr>
+                    <pic:cNvPr id="1788537901" name=""/>
+                    <pic:cNvPicPr/>
+                  </pic:nvPicPr>
+                  <pic:blipFill>
+                    <a:blip r:embed="rId15"/>
+                    <a:stretch>
+                      <a:fillRect/>
+                    </a:stretch>
+                  </pic:blipFill>
+                  <pic:spPr>
+                    <a:xfrm>
+                      <a:off x="0" y="0"/>
+                      <a:ext cx="3475021" cy="281964"/>
+                    </a:xfrm>
+                    <a:prstGeom prst="rect">
+                      <a:avLst/>
+                    </a:prstGeom>
+                  </pic:spPr>
+                </pic:pic>
+              </a:graphicData>
+            </a:graphic>
+          </wp:inline>
+        </w:drawing>
+      </w:r>
+    </w:p>
+    <w:p>
+      <w:pPr>
+        <w:pStyle w:val="ListParagraph"/>
+        <w:numPr>
+          <w:ilvl w:val="0"/>
+          <w:numId w:val="31"/>
+        </w:numPr>
+        <w:rPr>
+          <w:lang w:val="en-IN"/>
+        </w:rPr>
+      </w:pPr>
+      <w:r>
+        <w:rPr>
+          <w:lang w:val="en-IN"/>
+        </w:rPr>
+        <w:t>Implicit Span conversions</w:t>
+      </w:r>
+    </w:p>
+    <w:p>
+      <w:pPr>
+        <w:pStyle w:val="ListParagraph"/>
+        <w:ind w:left="1440"/>
+        <w:rPr>
+          <w:lang w:val="en-IN"/>
+        </w:rPr>
+      </w:pPr>
+      <w:r>
+        <w:rPr>
+          <w:lang w:val="en-IN"/>
+        </w:rPr>
+        <w:drawing>
+          <wp:inline distT="0" distB="0" distL="0" distR="0" wp14:anchorId="0540C957" wp14:editId="6B6AEDAC">
+            <wp:extent cx="3017520" cy="891390"/>
+            <wp:effectExtent l="0" t="0" r="0" b="4445"/>
+            <wp:docPr id="1518008004" name="Picture 1"/>
+            <wp:cNvGraphicFramePr>
+              <a:graphicFrameLocks xmlns:a="http://schemas.openxmlformats.org/drawingml/2006/main" noChangeAspect="1"/>
+            </wp:cNvGraphicFramePr>
+            <a:graphic xmlns:a="http://schemas.openxmlformats.org/drawingml/2006/main">
+              <a:graphicData uri="http://schemas.openxmlformats.org/drawingml/2006/picture">
+                <pic:pic xmlns:pic="http://schemas.openxmlformats.org/drawingml/2006/picture">
+                  <pic:nvPicPr>
+                    <pic:cNvPr id="1518008004" name=""/>
+                    <pic:cNvPicPr/>
+                  </pic:nvPicPr>
+                  <pic:blipFill>
+                    <a:blip r:embed="rId16"/>
+                    <a:stretch>
+                      <a:fillRect/>
+                    </a:stretch>
+                  </pic:blipFill>
+                  <pic:spPr>
+                    <a:xfrm>
+                      <a:off x="0" y="0"/>
+                      <a:ext cx="3024999" cy="893599"/>
+                    </a:xfrm>
+                    <a:prstGeom prst="rect">
+                      <a:avLst/>
+                    </a:prstGeom>
+                  </pic:spPr>
+                </pic:pic>
+              </a:graphicData>
+            </a:graphic>
+          </wp:inline>
+        </w:drawing>
+      </w:r>
+    </w:p>
+    <w:p>
+      <w:pPr>
+        <w:pStyle w:val="ListParagraph"/>
+        <w:numPr>
+          <w:ilvl w:val="0"/>
+          <w:numId w:val="31"/>
+        </w:numPr>
+        <w:rPr>
+          <w:lang w:val="en-IN"/>
+        </w:rPr>
+      </w:pPr>
+      <w:r>
+        <w:rPr>
+          <w:lang w:val="en-IN"/>
+        </w:rPr>
+        <w:lastRenderedPageBreak/>
+        <w:t>Lamda parameter modifiers (without explicit types)</w:t>
+      </w:r>
+    </w:p>
+    <w:p>
+      <w:pPr>
+        <w:pStyle w:val="ListParagraph"/>
+        <w:ind w:left="1440"/>
+        <w:rPr>
+          <w:lang w:val="en-IN"/>
+        </w:rPr>
+      </w:pPr>
+      <w:r>
+        <w:rPr>
+          <w:lang w:val="en-IN"/>
+        </w:rPr>
+        <w:drawing>
+          <wp:inline distT="0" distB="0" distL="0" distR="0" wp14:anchorId="49BFB068" wp14:editId="59DF53EE">
+            <wp:extent cx="5425910" cy="358171"/>
+            <wp:effectExtent l="0" t="0" r="3810" b="3810"/>
+            <wp:docPr id="1856778347" name="Picture 1"/>
+            <wp:cNvGraphicFramePr>
+              <a:graphicFrameLocks xmlns:a="http://schemas.openxmlformats.org/drawingml/2006/main" noChangeAspect="1"/>
+            </wp:cNvGraphicFramePr>
+            <a:graphic xmlns:a="http://schemas.openxmlformats.org/drawingml/2006/main">
+              <a:graphicData uri="http://schemas.openxmlformats.org/drawingml/2006/picture">
+                <pic:pic xmlns:pic="http://schemas.openxmlformats.org/drawingml/2006/picture">
+                  <pic:nvPicPr>
+                    <pic:cNvPr id="1856778347" name=""/>
+                    <pic:cNvPicPr/>
+                  </pic:nvPicPr>
+                  <pic:blipFill>
+                    <a:blip r:embed="rId17"/>
+                    <a:stretch>
+                      <a:fillRect/>
+                    </a:stretch>
+                  </pic:blipFill>
+                  <pic:spPr>
+                    <a:xfrm>
+                      <a:off x="0" y="0"/>
+                      <a:ext cx="5425910" cy="358171"/>
+                    </a:xfrm>
+                    <a:prstGeom prst="rect">
+                      <a:avLst/>
+                    </a:prstGeom>
+                  </pic:spPr>
+                </pic:pic>
+              </a:graphicData>
+            </a:graphic>
+          </wp:inline>
+        </w:drawing>
+      </w:r>
+    </w:p>
+    <w:p>
+      <w:pPr>
+        <w:pStyle w:val="ListParagraph"/>
+        <w:numPr>
+          <w:ilvl w:val="0"/>
+          <w:numId w:val="31"/>
+        </w:numPr>
+        <w:rPr>
+          <w:lang w:val="en-IN"/>
+        </w:rPr>
+      </w:pPr>
+      <w:r>
+        <w:rPr>
+          <w:lang w:val="en-IN"/>
+        </w:rPr>
+        <w:t>Partial constructors &amp; events</w:t>
+      </w:r>
+    </w:p>
+    <w:p>
+      <w:pPr>
+        <w:ind w:left="1440"/>
+        <w:rPr>
+          <w:lang w:val="en-IN"/>
+        </w:rPr>
+      </w:pPr>
+      <w:r>
+        <w:rPr>
+          <w:lang w:val="en-IN"/>
+        </w:rPr>
+        <w:drawing>
+          <wp:inline distT="0" distB="0" distL="0" distR="0" wp14:anchorId="226B189B" wp14:editId="019BB752">
+            <wp:extent cx="2209992" cy="853514"/>
+            <wp:effectExtent l="0" t="0" r="0" b="3810"/>
+            <wp:docPr id="97717984" name="Picture 1"/>
+            <wp:cNvGraphicFramePr>
+              <a:graphicFrameLocks xmlns:a="http://schemas.openxmlformats.org/drawingml/2006/main" noChangeAspect="1"/>
+            </wp:cNvGraphicFramePr>
+            <a:graphic xmlns:a="http://schemas.openxmlformats.org/drawingml/2006/main">
+              <a:graphicData uri="http://schemas.openxmlformats.org/drawingml/2006/picture">
+                <pic:pic xmlns:pic="http://schemas.openxmlformats.org/drawingml/2006/picture">
+                  <pic:nvPicPr>
+                    <pic:cNvPr id="97717984" name=""/>
+                    <pic:cNvPicPr/>
+                  </pic:nvPicPr>
+                  <pic:blipFill>
+                    <a:blip r:embed="rId18"/>
+                    <a:stretch>
+                      <a:fillRect/>
+                    </a:stretch>
+                  </pic:blipFill>
+                  <pic:spPr>
+                    <a:xfrm>
+                      <a:off x="0" y="0"/>
+                      <a:ext cx="2209992" cy="853514"/>
+                    </a:xfrm>
+                    <a:prstGeom prst="rect">
+                      <a:avLst/>
+                    </a:prstGeom>
+                  </pic:spPr>
+                </pic:pic>
+              </a:graphicData>
+            </a:graphic>
+          </wp:inline>
+        </w:drawing>
+      </w:r>
+    </w:p>
+    <w:p>
+      <w:pPr>
+        <w:pStyle w:val="ListParagraph"/>
+        <w:numPr>
+          <w:ilvl w:val="0"/>
+          <w:numId w:val="31"/>
+        </w:numPr>
+        <w:rPr>
+          <w:lang w:val="en-IN"/>
+        </w:rPr>
+      </w:pPr>
+      <w:r>
+        <w:rPr>
+          <w:lang w:val="en-IN"/>
+        </w:rPr>
+        <w:t>User-defined compound operators (+=)</w:t>
+      </w:r>
+    </w:p>
+    <w:p>
+      <w:pPr>
+        <w:pStyle w:val="ListParagraph"/>
+        <w:ind w:left="1440"/>
+        <w:rPr>
+          <w:lang w:val="en-IN"/>
+        </w:rPr>
+      </w:pPr>
+      <w:r>
+        <w:rPr>
+          <w:lang w:val="en-IN"/>
+        </w:rPr>
+        <w:drawing>
+          <wp:inline distT="0" distB="0" distL="0" distR="0" wp14:anchorId="4D04D8D6" wp14:editId="4DFF5A38">
+            <wp:extent cx="3939881" cy="815411"/>
+            <wp:effectExtent l="0" t="0" r="3810" b="3810"/>
+            <wp:docPr id="152344695" name="Picture 1"/>
+            <wp:cNvGraphicFramePr>
+              <a:graphicFrameLocks xmlns:a="http://schemas.openxmlformats.org/drawingml/2006/main" noChangeAspect="1"/>
+            </wp:cNvGraphicFramePr>
+            <a:graphic xmlns:a="http://schemas.openxmlformats.org/drawingml/2006/main">
+              <a:graphicData uri="http://schemas.openxmlformats.org/drawingml/2006/picture">
+                <pic:pic xmlns:pic="http://schemas.openxmlformats.org/drawingml/2006/picture">
+                  <pic:nvPicPr>
+                    <pic:cNvPr id="152344695" name=""/>
+                    <pic:cNvPicPr/>
+                  </pic:nvPicPr>
+                  <pic:blipFill>
+                    <a:blip r:embed="rId19"/>
+                    <a:stretch>
+                      <a:fillRect/>
+                    </a:stretch>
+                  </pic:blipFill>
+                  <pic:spPr>
+                    <a:xfrm>
+                      <a:off x="0" y="0"/>
+                      <a:ext cx="3939881" cy="815411"/>
+                    </a:xfrm>
+                    <a:prstGeom prst="rect">
+                      <a:avLst/>
+                    </a:prstGeom>
+                  </pic:spPr>
+                </pic:pic>
+              </a:graphicData>
+            </a:graphic>
+          </wp:inline>
+        </w:drawing>
+      </w:r>
+    </w:p>
+    <w:p>
+      <w:pPr>
+        <w:pStyle w:val="ListParagraph"/>
+        <w:numPr>
+          <w:ilvl w:val="0"/>
+          <w:numId w:val="31"/>
+        </w:numPr>
+        <w:rPr>
+          <w:lang w:val="en-IN"/>
+        </w:rPr>
+      </w:pPr>
+      <w:r>
+        <w:rPr>
+          <w:lang w:val="en-IN"/>
+        </w:rPr>
+        <w:t>File based apps/scripting improvements</w:t>
+      </w:r>
+      <w:r>
+        <w:rPr>
+          <w:lang w:val="en-IN"/>
+        </w:rPr>
+        <w:tab/>
+      </w:r>
+      <w:r>
+        <w:rPr>
+          <w:lang w:val="en-IN"/>
+        </w:rPr>
+        <w:sym w:font="Wingdings" w:char="F0E0"/>
+      </w:r>
+      <w:r>
+        <w:rPr>
+          <w:lang w:val="en-IN"/>
+        </w:rPr>
+        <w:t xml:space="preserve"> Runs .cs files directly without any project setup.</w:t>
+      </w:r>
+    </w:p>
+    <w:p>
+      <w:pPr>
+        <w:rPr>
+          <w:lang w:val="en-IN"/>
+        </w:rPr>
+      </w:pPr>
+      <w:r>
+        <w:rPr>
+          <w:b/>
+          <w:bCs/>
+          <w:lang w:val="en-IN"/>
+        </w:rPr>
+        <w:t>C# 13</w:t>
+      </w:r>
+      <w:r>
+        <w:rPr>
+          <w:lang w:val="en-IN"/>
+        </w:rPr>
+        <w:t xml:space="preserve"> (released with .Net 9)</w:t>
+      </w:r>
+      <w:r>
+        <w:rPr>
+          <w:lang w:val="en-IN"/>
+        </w:rPr>
+        <w:t xml:space="preserve"> </w:t>
+      </w:r>
+      <w:r>
+        <w:rPr>
+          <w:lang w:val="en-IN"/>
+        </w:rPr>
+        <w:sym w:font="Wingdings" w:char="F0E0"/>
+      </w:r>
+      <w:r>
+        <w:rPr>
+          <w:lang w:val="en-IN"/>
+        </w:rPr>
+        <w:t xml:space="preserve"> </w:t>
+      </w:r>
+      <w:r>
+        <w:rPr>
+          <w:lang w:val="en-IN"/>
+        </w:rPr>
+        <w:t>focuses primarily on performance and flexibility.</w:t>
+      </w:r>
+    </w:p>
+    <w:p>
+      <w:pPr>
+        <w:pStyle w:val="ListParagraph"/>
+        <w:numPr>
+          <w:ilvl w:val="0"/>
+          <w:numId w:val="32"/>
+        </w:numPr>
+        <w:rPr>
+          <w:lang w:val="en-IN"/>
+        </w:rPr>
+      </w:pPr>
+      <w:r>
+        <w:rPr>
+          <w:lang w:val="en-IN"/>
+        </w:rPr>
+        <w:t xml:space="preserve">Params collections </w:t>
+      </w:r>
+      <w:r>
+        <w:rPr>
+          <w:lang w:val="en-IN"/>
+        </w:rPr>
+        <w:t>(not just arrays)</w:t>
+      </w:r>
+    </w:p>
+    <w:p>
+      <w:pPr>
+        <w:pStyle w:val="ListParagraph"/>
+        <w:ind w:left="1440"/>
+        <w:rPr>
+          <w:lang w:val="en-IN"/>
+        </w:rPr>
+      </w:pPr>
+      <w:r>
+        <w:rPr>
+          <w:lang w:val="en-IN"/>
+        </w:rPr>
+        <w:t xml:space="preserve">In C#12 ‘params’ was only available to arrays like below. </w:t>
+      </w:r>
+      <w:r>
+        <w:rPr>
+          <w:lang w:val="en-IN"/>
+        </w:rPr>
+        <w:drawing>
+          <wp:inline distT="0" distB="0" distL="0" distR="0" wp14:anchorId="5F69EE00" wp14:editId="5E6EFD0A">
+            <wp:extent cx="6301740" cy="3043310"/>
+            <wp:effectExtent l="0" t="0" r="3810" b="5080"/>
+            <wp:docPr id="288247184" name="Picture 1"/>
+            <wp:cNvGraphicFramePr>
+              <a:graphicFrameLocks xmlns:a="http://schemas.openxmlformats.org/drawingml/2006/main" noChangeAspect="1"/>
+            </wp:cNvGraphicFramePr>
+            <a:graphic xmlns:a="http://schemas.openxmlformats.org/drawingml/2006/main">
+              <a:graphicData uri="http://schemas.openxmlformats.org/drawingml/2006/picture">
+                <pic:pic xmlns:pic="http://schemas.openxmlformats.org/drawingml/2006/picture">
+                  <pic:nvPicPr>
+                    <pic:cNvPr id="288247184" name=""/>
+                    <pic:cNvPicPr/>
+                  </pic:nvPicPr>
+                  <pic:blipFill>
+                    <a:blip r:embed="rId20"/>
+                    <a:stretch>
+                      <a:fillRect/>
+                    </a:stretch>
+                  </pic:blipFill>
+                  <pic:spPr>
+                    <a:xfrm>
+                      <a:off x="0" y="0"/>
+                      <a:ext cx="6317782" cy="3051057"/>
+                    </a:xfrm>
+                    <a:prstGeom prst="rect">
+                      <a:avLst/>
+                    </a:prstGeom>
+                  </pic:spPr>
+                </pic:pic>
+              </a:graphicData>
+            </a:graphic>
+          </wp:inline>
+        </w:drawing>
+      </w:r>
+    </w:p>
+    <w:p>
+      <w:pPr>
+        <w:pStyle w:val="ListParagraph"/>
+        <w:ind w:left="1440"/>
+        <w:rPr>
+          <w:lang w:val="en-IN"/>
+        </w:rPr>
+      </w:pPr>
+      <w:r>
+        <w:rPr>
+          <w:lang w:val="en-IN"/>
+        </w:rPr>
+        <w:t xml:space="preserve">From C#13 we can have ‘params’ to collections </w:t>
+      </w:r>
+      <w:r>
+        <w:rPr>
+          <w:lang w:val="en-IN"/>
+        </w:rPr>
+        <w:drawing>
+          <wp:inline distT="0" distB="0" distL="0" distR="0" wp14:anchorId="774782F5" wp14:editId="0D77DF4D">
+            <wp:extent cx="3147333" cy="998307"/>
+            <wp:effectExtent l="0" t="0" r="0" b="0"/>
+            <wp:docPr id="1653512473" name="Picture 1"/>
+            <wp:cNvGraphicFramePr>
+              <a:graphicFrameLocks xmlns:a="http://schemas.openxmlformats.org/drawingml/2006/main" noChangeAspect="1"/>
+            </wp:cNvGraphicFramePr>
+            <a:graphic xmlns:a="http://schemas.openxmlformats.org/drawingml/2006/main">
+              <a:graphicData uri="http://schemas.openxmlformats.org/drawingml/2006/picture">
+                <pic:pic xmlns:pic="http://schemas.openxmlformats.org/drawingml/2006/picture">
+                  <pic:nvPicPr>
+                    <pic:cNvPr id="1653512473" name=""/>
+                    <pic:cNvPicPr/>
+                  </pic:nvPicPr>
+                  <pic:blipFill>
+                    <a:blip r:embed="rId21"/>
+                    <a:stretch>
+                      <a:fillRect/>
+                    </a:stretch>
+                  </pic:blipFill>
+                  <pic:spPr>
+                    <a:xfrm>
+                      <a:off x="0" y="0"/>
+                      <a:ext cx="3147333" cy="998307"/>
+                    </a:xfrm>
+                    <a:prstGeom prst="rect">
+                      <a:avLst/>
+                    </a:prstGeom>
+                  </pic:spPr>
+                </pic:pic>
+              </a:graphicData>
+            </a:graphic>
+          </wp:inline>
+        </w:drawing>
+      </w:r>
+    </w:p>
+    <w:p>
+      <w:pPr>
+        <w:pStyle w:val="ListParagraph"/>
+        <w:numPr>
+          <w:ilvl w:val="0"/>
+          <w:numId w:val="32"/>
+        </w:numPr>
+        <w:rPr>
+          <w:b/>
+          <w:bCs/>
+          <w:lang w:val="en-IN"/>
+        </w:rPr>
+      </w:pPr>
+      <w:r>
+        <w:rPr>
+          <w:lang w:val="en-IN"/>
+        </w:rPr>
+        <w:t xml:space="preserve">New </w:t>
+      </w:r>
+      <w:r>
+        <w:rPr>
+          <w:b/>
+          <w:bCs/>
+          <w:lang w:val="en-IN"/>
+        </w:rPr>
+        <w:t>System.Threading.Lock</w:t>
+      </w:r>
+      <w:r>
+        <w:rPr>
+          <w:b/>
+          <w:bCs/>
+          <w:lang w:val="en-IN"/>
+        </w:rPr>
+        <w:t xml:space="preserve"> </w:t>
+      </w:r>
+    </w:p>
+    <w:p>
+      <w:pPr>
+        <w:pStyle w:val="ListParagraph"/>
+        <w:ind w:left="1428"/>
+        <w:rPr>
+          <w:b/>
+          <w:bCs/>
+          <w:lang w:val="en-IN"/>
+        </w:rPr>
+      </w:pPr>
+      <w:r>
+        <w:rPr>
+          <w:b/>
+          <w:bCs/>
+          <w:lang w:val="en-IN"/>
+        </w:rPr>
+        <w:drawing>
+          <wp:inline distT="0" distB="0" distL="0" distR="0" wp14:anchorId="67B8CC80" wp14:editId="57E1F224">
+            <wp:extent cx="3783473" cy="1714500"/>
+            <wp:effectExtent l="0" t="0" r="7620" b="0"/>
+            <wp:docPr id="658172930" name="Picture 1"/>
+            <wp:cNvGraphicFramePr>
+              <a:graphicFrameLocks xmlns:a="http://schemas.openxmlformats.org/drawingml/2006/main" noChangeAspect="1"/>
+            </wp:cNvGraphicFramePr>
+            <a:graphic xmlns:a="http://schemas.openxmlformats.org/drawingml/2006/main">
+              <a:graphicData uri="http://schemas.openxmlformats.org/drawingml/2006/picture">
+                <pic:pic xmlns:pic="http://schemas.openxmlformats.org/drawingml/2006/picture">
+                  <pic:nvPicPr>
+                    <pic:cNvPr id="658172930" name=""/>
+                    <pic:cNvPicPr/>
+                  </pic:nvPicPr>
+                  <pic:blipFill>
+                    <a:blip r:embed="rId22"/>
+                    <a:stretch>
+                      <a:fillRect/>
+                    </a:stretch>
+                  </pic:blipFill>
+                  <pic:spPr>
+                    <a:xfrm>
+                      <a:off x="0" y="0"/>
+                      <a:ext cx="3793887" cy="1719219"/>
+                    </a:xfrm>
+                    <a:prstGeom prst="rect">
+                      <a:avLst/>
+                    </a:prstGeom>
+                  </pic:spPr>
+                </pic:pic>
+              </a:graphicData>
+            </a:graphic>
+          </wp:inline>
+        </w:drawing>
+      </w:r>
+    </w:p>
+    <w:p>
+      <w:pPr>
+        <w:pStyle w:val="ListParagraph"/>
+        <w:numPr>
+          <w:ilvl w:val="0"/>
+          <w:numId w:val="32"/>
+        </w:numPr>
+        <w:rPr>
+          <w:lang w:val="en-IN"/>
+        </w:rPr>
+      </w:pPr>
+      <w:r>
+        <w:rPr>
+          <w:lang w:val="en-IN"/>
+        </w:rPr>
+        <w:lastRenderedPageBreak/>
+        <w:t>Paritial properties and indexers</w:t>
+      </w:r>
+    </w:p>
+    <w:p>
+      <w:pPr>
+        <w:pStyle w:val="ListParagraph"/>
+        <w:ind w:left="1428"/>
+        <w:rPr>
+          <w:lang w:val="en-IN"/>
+        </w:rPr>
+      </w:pPr>
+      <w:r>
+        <w:rPr>
+          <w:lang w:val="en-IN"/>
+        </w:rPr>
+        <w:drawing>
+          <wp:inline distT="0" distB="0" distL="0" distR="0" wp14:anchorId="52D79769" wp14:editId="33D8775B">
+            <wp:extent cx="2994920" cy="784928"/>
+            <wp:effectExtent l="0" t="0" r="0" b="0"/>
+            <wp:docPr id="604521544" name="Picture 1"/>
+            <wp:cNvGraphicFramePr>
+              <a:graphicFrameLocks xmlns:a="http://schemas.openxmlformats.org/drawingml/2006/main" noChangeAspect="1"/>
+            </wp:cNvGraphicFramePr>
+            <a:graphic xmlns:a="http://schemas.openxmlformats.org/drawingml/2006/main">
+              <a:graphicData uri="http://schemas.openxmlformats.org/drawingml/2006/picture">
+                <pic:pic xmlns:pic="http://schemas.openxmlformats.org/drawingml/2006/picture">
+                  <pic:nvPicPr>
+                    <pic:cNvPr id="604521544" name=""/>
+                    <pic:cNvPicPr/>
+                  </pic:nvPicPr>
+                  <pic:blipFill>
+                    <a:blip r:embed="rId23"/>
+                    <a:stretch>
+                      <a:fillRect/>
+                    </a:stretch>
+                  </pic:blipFill>
+                  <pic:spPr>
+                    <a:xfrm>
+                      <a:off x="0" y="0"/>
+                      <a:ext cx="2994920" cy="784928"/>
+                    </a:xfrm>
+                    <a:prstGeom prst="rect">
+                      <a:avLst/>
+                    </a:prstGeom>
+                  </pic:spPr>
+                </pic:pic>
+              </a:graphicData>
+            </a:graphic>
+          </wp:inline>
+        </w:drawing>
+      </w:r>
+    </w:p>
+    <w:p>
+      <w:pPr>
+        <w:pStyle w:val="ListParagraph"/>
+        <w:numPr>
+          <w:ilvl w:val="0"/>
+          <w:numId w:val="32"/>
+        </w:numPr>
+        <w:rPr>
+          <w:lang w:val="en-IN"/>
+        </w:rPr>
+      </w:pPr>
+      <w:r>
+        <w:rPr>
+          <w:lang w:val="en-IN"/>
+        </w:rPr>
+        <w:t>ref/unsafe in async  &amp; iterators</w:t>
+      </w:r>
+    </w:p>
+    <w:p>
+      <w:pPr>
+        <w:pStyle w:val="ListParagraph"/>
+        <w:ind w:left="1428"/>
+        <w:rPr>
+          <w:lang w:val="en-IN"/>
+        </w:rPr>
+      </w:pPr>
+      <w:r>
+        <w:rPr>
+          <w:lang w:val="en-IN"/>
+        </w:rPr>
+        <w:drawing>
+          <wp:inline distT="0" distB="0" distL="0" distR="0" wp14:anchorId="1B548CE6" wp14:editId="15AE0AB4">
+            <wp:extent cx="2187130" cy="815411"/>
+            <wp:effectExtent l="0" t="0" r="3810" b="3810"/>
+            <wp:docPr id="133007762" name="Picture 1"/>
+            <wp:cNvGraphicFramePr>
+              <a:graphicFrameLocks xmlns:a="http://schemas.openxmlformats.org/drawingml/2006/main" noChangeAspect="1"/>
+            </wp:cNvGraphicFramePr>
+            <a:graphic xmlns:a="http://schemas.openxmlformats.org/drawingml/2006/main">
+              <a:graphicData uri="http://schemas.openxmlformats.org/drawingml/2006/picture">
+                <pic:pic xmlns:pic="http://schemas.openxmlformats.org/drawingml/2006/picture">
+                  <pic:nvPicPr>
+                    <pic:cNvPr id="133007762" name=""/>
+                    <pic:cNvPicPr/>
+                  </pic:nvPicPr>
+                  <pic:blipFill>
+                    <a:blip r:embed="rId24"/>
+                    <a:stretch>
+                      <a:fillRect/>
+                    </a:stretch>
+                  </pic:blipFill>
+                  <pic:spPr>
+                    <a:xfrm>
+                      <a:off x="0" y="0"/>
+                      <a:ext cx="2187130" cy="815411"/>
+                    </a:xfrm>
+                    <a:prstGeom prst="rect">
+                      <a:avLst/>
+                    </a:prstGeom>
+                  </pic:spPr>
+                </pic:pic>
+              </a:graphicData>
+            </a:graphic>
+          </wp:inline>
+        </w:drawing>
+      </w:r>
+    </w:p>
+    <w:p>
+      <w:pPr>
+        <w:pStyle w:val="ListParagraph"/>
+        <w:numPr>
+          <w:ilvl w:val="0"/>
+          <w:numId w:val="32"/>
+        </w:numPr>
+        <w:rPr>
+          <w:lang w:val="en-IN"/>
+        </w:rPr>
+      </w:pPr>
+      <w:r>
+        <w:rPr>
+          <w:lang w:val="en-IN"/>
+        </w:rPr>
+        <w:t xml:space="preserve">Interface support for ref structs </w:t>
+      </w:r>
+      <w:r>
+        <w:rPr>
+          <w:lang w:val="en-IN"/>
+        </w:rPr>
+        <w:sym w:font="Wingdings" w:char="F0E0"/>
+      </w:r>
+      <w:r>
+        <w:rPr>
+          <w:lang w:val="en-IN"/>
+        </w:rPr>
+        <w:t xml:space="preserve"> enables better performance APIs</w:t>
+      </w:r>
+    </w:p>
+    <w:p>
+      <w:pPr>
+        <w:pStyle w:val="ListParagraph"/>
+        <w:numPr>
+          <w:ilvl w:val="0"/>
+          <w:numId w:val="32"/>
+        </w:numPr>
+        <w:rPr>
+          <w:lang w:val="en-IN"/>
+        </w:rPr>
+      </w:pPr>
+      <w:r>
+        <w:rPr>
+          <w:lang w:val="en-IN"/>
+        </w:rPr>
+        <w:t xml:space="preserve">ref struct in generics </w:t>
+      </w:r>
+    </w:p>
+    <w:p>
+      <w:pPr>
+        <w:pStyle w:val="ListParagraph"/>
+        <w:numPr>
+          <w:ilvl w:val="0"/>
+          <w:numId w:val="32"/>
+        </w:numPr>
+        <w:rPr>
+          <w:lang w:val="en-IN"/>
+        </w:rPr>
+      </w:pPr>
+      <w:r>
+        <w:rPr>
+          <w:lang w:val="en-IN"/>
+        </w:rPr>
+        <w:t xml:space="preserve">Escape sequence </w:t>
+      </w:r>
+    </w:p>
+    <w:p>
+      <w:pPr>
+        <w:pStyle w:val="ListParagraph"/>
+        <w:ind w:left="1428"/>
+        <w:rPr>
+          <w:lang w:val="en-IN"/>
+        </w:rPr>
+      </w:pPr>
+      <w:r>
+        <w:rPr>
+          <w:lang w:val="en-IN"/>
+        </w:rPr>
+        <w:drawing>
+          <wp:inline distT="0" distB="0" distL="0" distR="0" wp14:anchorId="79416381" wp14:editId="5C933FB3">
+            <wp:extent cx="2827265" cy="320068"/>
+            <wp:effectExtent l="0" t="0" r="0" b="3810"/>
+            <wp:docPr id="1850063596" name="Picture 1"/>
+            <wp:cNvGraphicFramePr>
+              <a:graphicFrameLocks xmlns:a="http://schemas.openxmlformats.org/drawingml/2006/main" noChangeAspect="1"/>
+            </wp:cNvGraphicFramePr>
+            <a:graphic xmlns:a="http://schemas.openxmlformats.org/drawingml/2006/main">
+              <a:graphicData uri="http://schemas.openxmlformats.org/drawingml/2006/picture">
+                <pic:pic xmlns:pic="http://schemas.openxmlformats.org/drawingml/2006/picture">
+                  <pic:nvPicPr>
+                    <pic:cNvPr id="1850063596" name=""/>
+                    <pic:cNvPicPr/>
+                  </pic:nvPicPr>
+                  <pic:blipFill>
+                    <a:blip r:embed="rId25"/>
+                    <a:stretch>
+                      <a:fillRect/>
+                    </a:stretch>
+                  </pic:blipFill>
+                  <pic:spPr>
+                    <a:xfrm>
+                      <a:off x="0" y="0"/>
+                      <a:ext cx="2827265" cy="320068"/>
+                    </a:xfrm>
+                    <a:prstGeom prst="rect">
+                      <a:avLst/>
+                    </a:prstGeom>
+                  </pic:spPr>
+                </pic:pic>
+              </a:graphicData>
+            </a:graphic>
+          </wp:inline>
+        </w:drawing>
+      </w:r>
+    </w:p>
+    <w:p>
+      <w:pPr>
+        <w:pStyle w:val="ListParagraph"/>
+        <w:numPr>
+          <w:ilvl w:val="0"/>
+          <w:numId w:val="32"/>
+        </w:numPr>
+        <w:rPr>
+          <w:lang w:val="en-IN"/>
+        </w:rPr>
+      </w:pPr>
+      <w:r>
+        <w:rPr>
+          <w:lang w:val="en-IN"/>
+        </w:rPr>
+        <w:t>OverloadResolutionPriority</w:t>
+      </w:r>
+      <w:r>
+        <w:rPr>
+          <w:lang w:val="en-IN"/>
+        </w:rPr>
+        <w:t xml:space="preserve"> </w:t>
+      </w:r>
+      <w:r>
+        <w:rPr>
+          <w:lang w:val="en-IN"/>
+        </w:rPr>
+        <w:sym w:font="Wingdings" w:char="F0E0"/>
+      </w:r>
+      <w:r>
+        <w:rPr>
+          <w:lang w:val="en-IN"/>
+        </w:rPr>
+        <w:t xml:space="preserve"> It defines priority on the methods compiler should refer when multiple overloads are present. It’s a tie breaker. </w:t>
+      </w:r>
+    </w:p>
+    <w:p>
+      <w:pPr>
+        <w:pStyle w:val="ListParagraph"/>
+        <w:ind w:left="1428"/>
+        <w:rPr>
+          <w:lang w:val="en-IN"/>
+        </w:rPr>
+      </w:pPr>
+      <w:r>
+        <w:rPr>
+          <w:lang w:val="en-IN"/>
+        </w:rPr>
+        <w:drawing>
+          <wp:inline distT="0" distB="0" distL="0" distR="0" wp14:anchorId="2781FABE" wp14:editId="57818C5C">
+            <wp:extent cx="4152899" cy="2602133"/>
+            <wp:effectExtent l="0" t="0" r="635" b="8255"/>
+            <wp:docPr id="505750483" name="Picture 1"/>
+            <wp:cNvGraphicFramePr>
+              <a:graphicFrameLocks xmlns:a="http://schemas.openxmlformats.org/drawingml/2006/main" noChangeAspect="1"/>
+            </wp:cNvGraphicFramePr>
+            <a:graphic xmlns:a="http://schemas.openxmlformats.org/drawingml/2006/main">
+              <a:graphicData uri="http://schemas.openxmlformats.org/drawingml/2006/picture">
+                <pic:pic xmlns:pic="http://schemas.openxmlformats.org/drawingml/2006/picture">
+                  <pic:nvPicPr>
+                    <pic:cNvPr id="505750483" name=""/>
+                    <pic:cNvPicPr/>
+                  </pic:nvPicPr>
+                  <pic:blipFill>
+                    <a:blip r:embed="rId26"/>
+                    <a:stretch>
+                      <a:fillRect/>
+                    </a:stretch>
+                  </pic:blipFill>
+                  <pic:spPr>
+                    <a:xfrm>
+                      <a:off x="0" y="0"/>
+                      <a:ext cx="4158272" cy="2605500"/>
+                    </a:xfrm>
+                    <a:prstGeom prst="rect">
+                      <a:avLst/>
+                    </a:prstGeom>
+                  </pic:spPr>
+                </pic:pic>
+              </a:graphicData>
+            </a:graphic>
+          </wp:inline>
+        </w:drawing>
+      </w:r>
+    </w:p>
+    <w:p>
+      <w:pPr>
+        <w:pStyle w:val="ListParagraph"/>
+        <w:numPr>
+          <w:ilvl w:val="0"/>
+          <w:numId w:val="32"/>
+        </w:numPr>
+        <w:rPr>
+          <w:lang w:val="en-IN"/>
+        </w:rPr>
+      </w:pPr>
+      <w:r>
+        <w:rPr>
+          <w:lang w:val="en-IN"/>
+        </w:rPr>
+        <w:t xml:space="preserve">Implicit Index access </w:t>
+      </w:r>
+      <w:r>
+        <w:rPr>
+          <w:lang w:val="en-IN"/>
+        </w:rPr>
+        <w:sym w:font="Wingdings" w:char="F0E0"/>
+      </w:r>
+      <w:r>
+        <w:rPr>
+          <w:lang w:val="en-IN"/>
+        </w:rPr>
+        <w:t xml:space="preserve"> </w:t>
+      </w:r>
+      <w:r>
+        <w:t>The implicit "from the end" index operator, ^, is now allowed in an object initializer expression for single-dimension collections</w:t>
+      </w:r>
+    </w:p>
+    <w:p>
+      <w:pPr>
+        <w:pStyle w:val="ListParagraph"/>
+        <w:ind w:left="1428"/>
+        <w:rPr>
+          <w:lang w:val="en-IN"/>
+        </w:rPr>
+      </w:pPr>
+      <w:r>
+        <w:rPr>
+          <w:lang w:val="en-IN"/>
+        </w:rPr>
+        <w:drawing>
+          <wp:inline distT="0" distB="0" distL="0" distR="0" wp14:anchorId="06C6708D" wp14:editId="5749E742">
+            <wp:extent cx="3154680" cy="3057239"/>
+            <wp:effectExtent l="0" t="0" r="7620" b="0"/>
+            <wp:docPr id="2036998597" name="Picture 1"/>
+            <wp:cNvGraphicFramePr>
+              <a:graphicFrameLocks xmlns:a="http://schemas.openxmlformats.org/drawingml/2006/main" noChangeAspect="1"/>
+            </wp:cNvGraphicFramePr>
+            <a:graphic xmlns:a="http://schemas.openxmlformats.org/drawingml/2006/main">
+              <a:graphicData uri="http://schemas.openxmlformats.org/drawingml/2006/picture">
+                <pic:pic xmlns:pic="http://schemas.openxmlformats.org/drawingml/2006/picture">
+                  <pic:nvPicPr>
+                    <pic:cNvPr id="2036998597" name=""/>
+                    <pic:cNvPicPr/>
+                  </pic:nvPicPr>
+                  <pic:blipFill>
+                    <a:blip r:embed="rId27"/>
+                    <a:stretch>
+                      <a:fillRect/>
+                    </a:stretch>
+                  </pic:blipFill>
+                  <pic:spPr>
+                    <a:xfrm>
+                      <a:off x="0" y="0"/>
+                      <a:ext cx="3159980" cy="3062376"/>
+                    </a:xfrm>
+                    <a:prstGeom prst="rect">
+                      <a:avLst/>
+                    </a:prstGeom>
+                  </pic:spPr>
+                </pic:pic>
+              </a:graphicData>
+            </a:graphic>
+          </wp:inline>
+        </w:drawing>
+      </w:r>
+    </w:p>
+    <w:p>
+      <w:pPr>
+        <w:rPr>
+          <w:lang w:val="en-IN"/>
+        </w:rPr>
+      </w:pPr>
+      <w:r>
+        <w:rPr>
+          <w:lang w:val="en-IN"/>
+        </w:rPr>
+        <w:tab/>
+      </w:r>
+    </w:p>
+    <w:p>
+      <w:pPr>
+        <w:rPr>
+          <w:lang w:val="en-IN"/>
+        </w:rPr>
+      </w:pPr>
+      <w:r>
+        <w:rPr>
+          <w:b/>
+          <w:bCs/>
+          <w:lang w:val="en-IN"/>
+        </w:rPr>
+        <w:lastRenderedPageBreak/>
+        <w:t xml:space="preserve">  C#12 </w:t>
+      </w:r>
+      <w:r>
+        <w:rPr>
+          <w:lang w:val="en-IN"/>
+        </w:rPr>
+        <w:t xml:space="preserve">(released with .Net 8) </w:t>
+      </w:r>
+      <w:r>
+        <w:rPr>
+          <w:lang w:val="en-IN"/>
+        </w:rPr>
+        <w:sym w:font="Wingdings" w:char="F0E0"/>
+      </w:r>
+      <w:r>
+        <w:rPr>
+          <w:lang w:val="en-IN"/>
+        </w:rPr>
+        <w:t xml:space="preserve"> </w:t>
+      </w:r>
+    </w:p>
+    <w:p>
+      <w:pPr>
+        <w:pStyle w:val="ListParagraph"/>
+        <w:numPr>
+          <w:ilvl w:val="0"/>
+          <w:numId w:val="33"/>
+        </w:numPr>
+        <w:rPr>
+          <w:lang w:val="en-IN"/>
+        </w:rPr>
+      </w:pPr>
+      <w:r>
+        <w:rPr>
+          <w:lang w:val="en-IN"/>
+        </w:rPr>
+        <w:t xml:space="preserve">Primary Constructors for all Classes &amp; structs </w:t>
+      </w:r>
+    </w:p>
+    <w:p>
+      <w:pPr>
+        <w:pStyle w:val="ListParagraph"/>
+        <w:ind w:left="1800"/>
+        <w:rPr>
+          <w:lang w:val="en-IN"/>
+        </w:rPr>
+      </w:pPr>
+      <w:r>
+        <w:rPr>
+          <w:lang w:val="en-IN"/>
+        </w:rPr>
+        <w:drawing>
+          <wp:inline distT="0" distB="0" distL="0" distR="0" wp14:anchorId="1949A746" wp14:editId="3324169D">
+            <wp:extent cx="5471160" cy="1488911"/>
+            <wp:effectExtent l="0" t="0" r="0" b="0"/>
+            <wp:docPr id="707742046" name="Picture 1"/>
+            <wp:cNvGraphicFramePr>
+              <a:graphicFrameLocks xmlns:a="http://schemas.openxmlformats.org/drawingml/2006/main" noChangeAspect="1"/>
+            </wp:cNvGraphicFramePr>
+            <a:graphic xmlns:a="http://schemas.openxmlformats.org/drawingml/2006/main">
+              <a:graphicData uri="http://schemas.openxmlformats.org/drawingml/2006/picture">
+                <pic:pic xmlns:pic="http://schemas.openxmlformats.org/drawingml/2006/picture">
+                  <pic:nvPicPr>
+                    <pic:cNvPr id="707742046" name=""/>
+                    <pic:cNvPicPr/>
+                  </pic:nvPicPr>
+                  <pic:blipFill>
+                    <a:blip r:embed="rId28"/>
+                    <a:stretch>
+                      <a:fillRect/>
+                    </a:stretch>
+                  </pic:blipFill>
+                  <pic:spPr>
+                    <a:xfrm>
+                      <a:off x="0" y="0"/>
+                      <a:ext cx="5487102" cy="1493249"/>
+                    </a:xfrm>
+                    <a:prstGeom prst="rect">
+                      <a:avLst/>
+                    </a:prstGeom>
+                  </pic:spPr>
+                </pic:pic>
+              </a:graphicData>
+            </a:graphic>
+          </wp:inline>
+        </w:drawing>
+      </w:r>
+    </w:p>
+    <w:p>
+      <w:pPr>
+        <w:pStyle w:val="ListParagraph"/>
+        <w:numPr>
+          <w:ilvl w:val="0"/>
+          <w:numId w:val="33"/>
+        </w:numPr>
+        <w:rPr>
+          <w:lang w:val="en-IN"/>
+        </w:rPr>
+      </w:pPr>
+      <w:r>
+        <w:rPr>
+          <w:lang w:val="en-IN"/>
+        </w:rPr>
+        <w:t>Collection Expressions</w:t>
+      </w:r>
+    </w:p>
+    <w:p>
+      <w:pPr>
+        <w:pStyle w:val="ListParagraph"/>
+        <w:ind w:left="1800"/>
+        <w:rPr>
+          <w:lang w:val="en-IN"/>
+        </w:rPr>
+      </w:pPr>
+      <w:r>
+        <w:rPr>
+          <w:lang w:val="en-IN"/>
+        </w:rPr>
+        <w:drawing>
+          <wp:inline distT="0" distB="0" distL="0" distR="0" wp14:anchorId="7707B8E4" wp14:editId="7E4D03B4">
+            <wp:extent cx="3635055" cy="670618"/>
+            <wp:effectExtent l="0" t="0" r="3810" b="0"/>
+            <wp:docPr id="718375827" name="Picture 1"/>
+            <wp:cNvGraphicFramePr>
+              <a:graphicFrameLocks xmlns:a="http://schemas.openxmlformats.org/drawingml/2006/main" noChangeAspect="1"/>
+            </wp:cNvGraphicFramePr>
+            <a:graphic xmlns:a="http://schemas.openxmlformats.org/drawingml/2006/main">
+              <a:graphicData uri="http://schemas.openxmlformats.org/drawingml/2006/picture">
+                <pic:pic xmlns:pic="http://schemas.openxmlformats.org/drawingml/2006/picture">
+                  <pic:nvPicPr>
+                    <pic:cNvPr id="718375827" name=""/>
+                    <pic:cNvPicPr/>
+                  </pic:nvPicPr>
+                  <pic:blipFill>
+                    <a:blip r:embed="rId29"/>
+                    <a:stretch>
+                      <a:fillRect/>
+                    </a:stretch>
+                  </pic:blipFill>
+                  <pic:spPr>
+                    <a:xfrm>
+                      <a:off x="0" y="0"/>
+                      <a:ext cx="3635055" cy="670618"/>
+                    </a:xfrm>
+                    <a:prstGeom prst="rect">
+                      <a:avLst/>
+                    </a:prstGeom>
+                  </pic:spPr>
+                </pic:pic>
+              </a:graphicData>
+            </a:graphic>
+          </wp:inline>
+        </w:drawing>
+      </w:r>
+    </w:p>
+    <w:p>
+      <w:pPr>
+        <w:pStyle w:val="ListParagraph"/>
+        <w:numPr>
+          <w:ilvl w:val="0"/>
+          <w:numId w:val="33"/>
+        </w:numPr>
+        <w:rPr>
+          <w:lang w:val="en-IN"/>
+        </w:rPr>
+      </w:pPr>
+      <w:r>
+        <w:rPr>
+          <w:lang w:val="en-IN"/>
+        </w:rPr>
+        <w:t>Default parameters in Lambda expressions</w:t>
+      </w:r>
+    </w:p>
+    <w:p>
+      <w:pPr>
+        <w:pStyle w:val="ListParagraph"/>
+        <w:ind w:left="1800"/>
+        <w:rPr>
+          <w:lang w:val="en-IN"/>
+        </w:rPr>
+      </w:pPr>
+      <w:r>
+        <w:rPr>
+          <w:lang w:val="en-IN"/>
+        </w:rPr>
+        <w:drawing>
+          <wp:inline distT="0" distB="0" distL="0" distR="0" wp14:anchorId="788261C0" wp14:editId="3CED093F">
+            <wp:extent cx="2956816" cy="746825"/>
+            <wp:effectExtent l="0" t="0" r="0" b="0"/>
+            <wp:docPr id="1566840805" name="Picture 1"/>
+            <wp:cNvGraphicFramePr>
+              <a:graphicFrameLocks xmlns:a="http://schemas.openxmlformats.org/drawingml/2006/main" noChangeAspect="1"/>
+            </wp:cNvGraphicFramePr>
+            <a:graphic xmlns:a="http://schemas.openxmlformats.org/drawingml/2006/main">
+              <a:graphicData uri="http://schemas.openxmlformats.org/drawingml/2006/picture">
+                <pic:pic xmlns:pic="http://schemas.openxmlformats.org/drawingml/2006/picture">
+                  <pic:nvPicPr>
+                    <pic:cNvPr id="1566840805" name=""/>
+                    <pic:cNvPicPr/>
+                  </pic:nvPicPr>
+                  <pic:blipFill>
+                    <a:blip r:embed="rId30"/>
+                    <a:stretch>
+                      <a:fillRect/>
+                    </a:stretch>
+                  </pic:blipFill>
+                  <pic:spPr>
+                    <a:xfrm>
+                      <a:off x="0" y="0"/>
+                      <a:ext cx="2956816" cy="746825"/>
+                    </a:xfrm>
+                    <a:prstGeom prst="rect">
+                      <a:avLst/>
+                    </a:prstGeom>
+                  </pic:spPr>
+                </pic:pic>
+              </a:graphicData>
+            </a:graphic>
+          </wp:inline>
+        </w:drawing>
+      </w:r>
+    </w:p>
+    <w:p>
+      <w:pPr>
+        <w:pStyle w:val="ListParagraph"/>
+        <w:numPr>
+          <w:ilvl w:val="0"/>
+          <w:numId w:val="33"/>
+        </w:numPr>
+        <w:rPr>
+          <w:lang w:val="en-IN"/>
+        </w:rPr>
+      </w:pPr>
+      <w:r>
+        <w:rPr>
+          <w:lang w:val="en-IN"/>
+        </w:rPr>
+        <w:t>Alias any type (with using)</w:t>
+      </w:r>
+    </w:p>
+    <w:p>
+      <w:pPr>
+        <w:pStyle w:val="ListParagraph"/>
+        <w:ind w:left="1800"/>
+        <w:rPr>
+          <w:lang w:val="en-IN"/>
+        </w:rPr>
+      </w:pPr>
+      <w:r>
+        <w:rPr>
+          <w:lang w:val="en-IN"/>
+        </w:rPr>
+        <w:drawing>
+          <wp:inline distT="0" distB="0" distL="0" distR="0" wp14:anchorId="0D701BE1" wp14:editId="20EA36EB">
+            <wp:extent cx="4359018" cy="350550"/>
+            <wp:effectExtent l="0" t="0" r="3810" b="0"/>
+            <wp:docPr id="1537938097" name="Picture 1"/>
+            <wp:cNvGraphicFramePr>
+              <a:graphicFrameLocks xmlns:a="http://schemas.openxmlformats.org/drawingml/2006/main" noChangeAspect="1"/>
+            </wp:cNvGraphicFramePr>
+            <a:graphic xmlns:a="http://schemas.openxmlformats.org/drawingml/2006/main">
+              <a:graphicData uri="http://schemas.openxmlformats.org/drawingml/2006/picture">
+                <pic:pic xmlns:pic="http://schemas.openxmlformats.org/drawingml/2006/picture">
+                  <pic:nvPicPr>
+                    <pic:cNvPr id="1537938097" name=""/>
+                    <pic:cNvPicPr/>
+                  </pic:nvPicPr>
+                  <pic:blipFill>
+                    <a:blip r:embed="rId31"/>
+                    <a:stretch>
+                      <a:fillRect/>
+                    </a:stretch>
+                  </pic:blipFill>
+                  <pic:spPr>
+                    <a:xfrm>
+                      <a:off x="0" y="0"/>
+                      <a:ext cx="4359018" cy="350550"/>
+                    </a:xfrm>
+                    <a:prstGeom prst="rect">
+                      <a:avLst/>
+                    </a:prstGeom>
+                  </pic:spPr>
+                </pic:pic>
+              </a:graphicData>
+            </a:graphic>
+          </wp:inline>
+        </w:drawing>
+      </w:r>
+      <w:r>
+        <w:rPr>
+          <w:lang w:val="en-IN"/>
+        </w:rPr>
+        <w:drawing>
+          <wp:inline distT="0" distB="0" distL="0" distR="0" wp14:anchorId="4A71188F" wp14:editId="6FC807CE">
+            <wp:extent cx="2857748" cy="388654"/>
+            <wp:effectExtent l="0" t="0" r="0" b="0"/>
+            <wp:docPr id="1684824652" name="Picture 1"/>
+            <wp:cNvGraphicFramePr>
+              <a:graphicFrameLocks xmlns:a="http://schemas.openxmlformats.org/drawingml/2006/main" noChangeAspect="1"/>
+            </wp:cNvGraphicFramePr>
+            <a:graphic xmlns:a="http://schemas.openxmlformats.org/drawingml/2006/main">
+              <a:graphicData uri="http://schemas.openxmlformats.org/drawingml/2006/picture">
+                <pic:pic xmlns:pic="http://schemas.openxmlformats.org/drawingml/2006/picture">
+                  <pic:nvPicPr>
+                    <pic:cNvPr id="1684824652" name=""/>
+                    <pic:cNvPicPr/>
+                  </pic:nvPicPr>
+                  <pic:blipFill>
+                    <a:blip r:embed="rId32"/>
+                    <a:stretch>
+                      <a:fillRect/>
+                    </a:stretch>
+                  </pic:blipFill>
+                  <pic:spPr>
+                    <a:xfrm>
+                      <a:off x="0" y="0"/>
+                      <a:ext cx="2857748" cy="388654"/>
+                    </a:xfrm>
+                    <a:prstGeom prst="rect">
+                      <a:avLst/>
+                    </a:prstGeom>
+                  </pic:spPr>
+                </pic:pic>
+              </a:graphicData>
+            </a:graphic>
+          </wp:inline>
+        </w:drawing>
+      </w:r>
+    </w:p>
+    <w:p>
+      <w:pPr>
+        <w:pStyle w:val="ListParagraph"/>
+        <w:numPr>
+          <w:ilvl w:val="0"/>
+          <w:numId w:val="33"/>
+        </w:numPr>
+        <w:rPr>
+          <w:lang w:val="en-IN"/>
+        </w:rPr>
+      </w:pPr>
+      <w:r>
+        <w:rPr>
+          <w:lang w:val="en-IN"/>
+        </w:rPr>
+        <w:t xml:space="preserve">ref readonly parameters </w:t>
+      </w:r>
+    </w:p>
+    <w:p>
+      <w:pPr>
+        <w:pStyle w:val="ListParagraph"/>
+        <w:ind w:left="1800"/>
+        <w:rPr>
+          <w:lang w:val="en-IN"/>
+        </w:rPr>
+      </w:pPr>
+      <w:r>
+        <w:rPr>
+          <w:lang w:val="en-IN"/>
+        </w:rPr>
+        <w:drawing>
+          <wp:inline distT="0" distB="0" distL="0" distR="0" wp14:anchorId="61B65867" wp14:editId="2B6A5437">
+            <wp:extent cx="2682472" cy="762066"/>
+            <wp:effectExtent l="0" t="0" r="3810" b="0"/>
+            <wp:docPr id="1836380786" name="Picture 1"/>
+            <wp:cNvGraphicFramePr>
+              <a:graphicFrameLocks xmlns:a="http://schemas.openxmlformats.org/drawingml/2006/main" noChangeAspect="1"/>
+            </wp:cNvGraphicFramePr>
+            <a:graphic xmlns:a="http://schemas.openxmlformats.org/drawingml/2006/main">
+              <a:graphicData uri="http://schemas.openxmlformats.org/drawingml/2006/picture">
+                <pic:pic xmlns:pic="http://schemas.openxmlformats.org/drawingml/2006/picture">
+                  <pic:nvPicPr>
+                    <pic:cNvPr id="1836380786" name=""/>
+                    <pic:cNvPicPr/>
+                  </pic:nvPicPr>
+                  <pic:blipFill>
+                    <a:blip r:embed="rId33"/>
+                    <a:stretch>
+                      <a:fillRect/>
+                    </a:stretch>
+                  </pic:blipFill>
+                  <pic:spPr>
+                    <a:xfrm>
+                      <a:off x="0" y="0"/>
+                      <a:ext cx="2682472" cy="762066"/>
+                    </a:xfrm>
+                    <a:prstGeom prst="rect">
+                      <a:avLst/>
+                    </a:prstGeom>
+                  </pic:spPr>
+                </pic:pic>
+              </a:graphicData>
+            </a:graphic>
+          </wp:inline>
+        </w:drawing>
+      </w:r>
+    </w:p>
+    <w:p>
+      <w:pPr>
+        <w:pStyle w:val="ListParagraph"/>
+        <w:numPr>
+          <w:ilvl w:val="0"/>
+          <w:numId w:val="33"/>
+        </w:numPr>
+        <w:rPr>
+          <w:lang w:val="en-IN"/>
+        </w:rPr>
+      </w:pPr>
+      <w:r>
+        <w:rPr>
+          <w:lang w:val="en-IN"/>
+        </w:rPr>
+        <w:t>Inline-arrays</w:t>
+      </w:r>
+      <w:r>
+        <w:rPr>
+          <w:lang w:val="en-IN"/>
+        </w:rPr>
+        <w:t xml:space="preserve"> </w:t>
+      </w:r>
+      <w:r>
+        <w:rPr>
+          <w:lang w:val="en-IN"/>
+        </w:rPr>
+        <w:sym w:font="Wingdings" w:char="F0E0"/>
+      </w:r>
+      <w:r>
+        <w:rPr>
+          <w:lang w:val="en-IN"/>
+        </w:rPr>
+        <w:t xml:space="preserve"> Defines fixed-size arrays inside a struct (stack memory)</w:t>
+      </w:r>
+    </w:p>
+    <w:p>
+      <w:pPr>
+        <w:pStyle w:val="ListParagraph"/>
+        <w:ind w:left="1800"/>
+        <w:rPr>
+          <w:lang w:val="en-IN"/>
+        </w:rPr>
+      </w:pPr>
+      <w:r>
+        <w:rPr>
+          <w:lang w:val="en-IN"/>
+        </w:rPr>
+        <w:drawing>
+          <wp:inline distT="0" distB="0" distL="0" distR="0" wp14:anchorId="6FA0B85A" wp14:editId="03CD47F0">
+            <wp:extent cx="3627434" cy="975445"/>
+            <wp:effectExtent l="0" t="0" r="0" b="0"/>
+            <wp:docPr id="1600705288" name="Picture 1"/>
+            <wp:cNvGraphicFramePr>
+              <a:graphicFrameLocks xmlns:a="http://schemas.openxmlformats.org/drawingml/2006/main" noChangeAspect="1"/>
+            </wp:cNvGraphicFramePr>
+            <a:graphic xmlns:a="http://schemas.openxmlformats.org/drawingml/2006/main">
+              <a:graphicData uri="http://schemas.openxmlformats.org/drawingml/2006/picture">
+                <pic:pic xmlns:pic="http://schemas.openxmlformats.org/drawingml/2006/picture">
+                  <pic:nvPicPr>
+                    <pic:cNvPr id="1600705288" name=""/>
+                    <pic:cNvPicPr/>
+                  </pic:nvPicPr>
+                  <pic:blipFill>
+                    <a:blip r:embed="rId34"/>
+                    <a:stretch>
+                      <a:fillRect/>
+                    </a:stretch>
+                  </pic:blipFill>
+                  <pic:spPr>
+                    <a:xfrm>
+                      <a:off x="0" y="0"/>
+                      <a:ext cx="3627434" cy="975445"/>
+                    </a:xfrm>
+                    <a:prstGeom prst="rect">
+                      <a:avLst/>
+                    </a:prstGeom>
+                  </pic:spPr>
+                </pic:pic>
+              </a:graphicData>
+            </a:graphic>
+          </wp:inline>
+        </w:drawing>
+      </w:r>
+    </w:p>
+    <w:p>
+      <w:pPr>
+        <w:rPr>
+          <w:lang w:val="en-IN"/>
+        </w:rPr>
+      </w:pPr>
+      <w:r>
+        <w:rPr>
+          <w:b/>
+          <w:bCs/>
+          <w:lang w:val="en-IN"/>
+        </w:rPr>
+        <w:t>C# 11</w:t>
+      </w:r>
+      <w:r>
+        <w:rPr>
+          <w:lang w:val="en-IN"/>
+        </w:rPr>
+        <w:t xml:space="preserve"> (released with .Net 7) </w:t>
+      </w:r>
+      <w:r>
+        <w:rPr>
+          <w:lang w:val="en-IN"/>
+        </w:rPr>
+        <w:sym w:font="Wingdings" w:char="F0E0"/>
+      </w:r>
+      <w:r>
+        <w:rPr>
+          <w:lang w:val="en-IN"/>
+        </w:rPr>
+        <w:t xml:space="preserve"> </w:t>
+      </w:r>
+    </w:p>
+    <w:p>
+      <w:pPr>
+        <w:pStyle w:val="ListParagraph"/>
+        <w:numPr>
+          <w:ilvl w:val="0"/>
+          <w:numId w:val="34"/>
+        </w:numPr>
+        <w:rPr>
+          <w:lang w:val="en-IN"/>
+        </w:rPr>
+      </w:pPr>
+      <w:r>
+        <w:rPr>
+          <w:lang w:val="en-IN"/>
+        </w:rPr>
+        <w:t xml:space="preserve">Raw string literals </w:t>
+      </w:r>
+      <w:r>
+        <w:rPr>
+          <w:lang w:val="en-IN"/>
+        </w:rPr>
+        <w:sym w:font="Wingdings" w:char="F0E0"/>
+      </w:r>
+      <w:r>
+        <w:rPr>
+          <w:lang w:val="en-IN"/>
+        </w:rPr>
+        <w:t xml:space="preserve"> Wrapping a string with three or more quotes “”” </w:t>
+      </w:r>
+    </w:p>
+    <w:p>
+      <w:pPr>
+        <w:pStyle w:val="ListParagraph"/>
+        <w:ind w:left="1800"/>
+        <w:rPr>
+          <w:lang w:val="en-IN"/>
+        </w:rPr>
+      </w:pPr>
+      <w:r>
+        <w:rPr>
+          <w:lang w:val="en-IN"/>
+        </w:rPr>
+        <w:drawing>
+          <wp:inline distT="0" distB="0" distL="0" distR="0" wp14:anchorId="239B73A4" wp14:editId="1DB03086">
+            <wp:extent cx="4389500" cy="358171"/>
+            <wp:effectExtent l="0" t="0" r="0" b="3810"/>
+            <wp:docPr id="1503659270" name="Picture 1"/>
+            <wp:cNvGraphicFramePr>
+              <a:graphicFrameLocks xmlns:a="http://schemas.openxmlformats.org/drawingml/2006/main" noChangeAspect="1"/>
+            </wp:cNvGraphicFramePr>
+            <a:graphic xmlns:a="http://schemas.openxmlformats.org/drawingml/2006/main">
+              <a:graphicData uri="http://schemas.openxmlformats.org/drawingml/2006/picture">
+                <pic:pic xmlns:pic="http://schemas.openxmlformats.org/drawingml/2006/picture">
+                  <pic:nvPicPr>
+                    <pic:cNvPr id="1503659270" name=""/>
+                    <pic:cNvPicPr/>
+                  </pic:nvPicPr>
+                  <pic:blipFill>
+                    <a:blip r:embed="rId35"/>
+                    <a:stretch>
+                      <a:fillRect/>
+                    </a:stretch>
+                  </pic:blipFill>
+                  <pic:spPr>
+                    <a:xfrm>
+                      <a:off x="0" y="0"/>
+                      <a:ext cx="4389500" cy="358171"/>
+                    </a:xfrm>
+                    <a:prstGeom prst="rect">
+                      <a:avLst/>
+                    </a:prstGeom>
+                  </pic:spPr>
+                </pic:pic>
+              </a:graphicData>
+            </a:graphic>
+          </wp:inline>
+        </w:drawing>
+      </w:r>
+    </w:p>
+    <w:p>
+      <w:pPr>
+        <w:pStyle w:val="ListParagraph"/>
+        <w:ind w:left="1800"/>
+      </w:pPr>
+      <w:r>
+        <w:t>This makes it easy to represent JSON, XML, and HTML literals, as well as regular</w:t>
+      </w:r>
+    </w:p>
+    <w:p>
+      <w:pPr>
+        <w:pStyle w:val="ListParagraph"/>
+        <w:ind w:left="1800"/>
+      </w:pPr>
+      <w:r>
+        <w:t>expressions and source code</w:t>
+      </w:r>
+      <w:r>
+        <w:t>.</w:t>
+      </w:r>
+    </w:p>
+    <w:p>
+      <w:pPr>
+        <w:pStyle w:val="ListParagraph"/>
+        <w:numPr>
+          <w:ilvl w:val="0"/>
+          <w:numId w:val="34"/>
+        </w:numPr>
+        <w:rPr>
+          <w:lang w:val="en-IN"/>
+        </w:rPr>
+      </w:pPr>
+      <w:r>
+        <w:rPr>
+          <w:lang w:val="en-IN"/>
+        </w:rPr>
+        <w:t xml:space="preserve">List Patterns </w:t>
+      </w:r>
+      <w:r>
+        <w:rPr>
+          <w:lang w:val="en-IN"/>
+        </w:rPr>
+        <w:sym w:font="Wingdings" w:char="F0E0"/>
+      </w:r>
+      <w:r>
+        <w:rPr>
+          <w:lang w:val="en-IN"/>
+        </w:rPr>
+        <w:t xml:space="preserve"> matches a series of elements in square brackets. It works with any collection type that is countable and indexable </w:t>
+      </w:r>
+      <w:r>
+        <w:rPr>
+          <w:lang w:val="en-IN"/>
+        </w:rPr>
+        <w:drawing>
+          <wp:inline distT="0" distB="0" distL="0" distR="0" wp14:anchorId="3595A2F2" wp14:editId="4898FA13">
+            <wp:extent cx="5867908" cy="1303133"/>
+            <wp:effectExtent l="0" t="0" r="0" b="0"/>
+            <wp:docPr id="447258257" name="Picture 1"/>
+            <wp:cNvGraphicFramePr>
+              <a:graphicFrameLocks xmlns:a="http://schemas.openxmlformats.org/drawingml/2006/main" noChangeAspect="1"/>
+            </wp:cNvGraphicFramePr>
+            <a:graphic xmlns:a="http://schemas.openxmlformats.org/drawingml/2006/main">
+              <a:graphicData uri="http://schemas.openxmlformats.org/drawingml/2006/picture">
+                <pic:pic xmlns:pic="http://schemas.openxmlformats.org/drawingml/2006/picture">
+                  <pic:nvPicPr>
+                    <pic:cNvPr id="447258257" name=""/>
+                    <pic:cNvPicPr/>
+                  </pic:nvPicPr>
+                  <pic:blipFill>
+                    <a:blip r:embed="rId36"/>
+                    <a:stretch>
+                      <a:fillRect/>
+                    </a:stretch>
+                  </pic:blipFill>
+                  <pic:spPr>
+                    <a:xfrm>
+                      <a:off x="0" y="0"/>
+                      <a:ext cx="5867908" cy="1303133"/>
+                    </a:xfrm>
+                    <a:prstGeom prst="rect">
+                      <a:avLst/>
+                    </a:prstGeom>
+                  </pic:spPr>
+                </pic:pic>
+              </a:graphicData>
+            </a:graphic>
+          </wp:inline>
+        </w:drawing>
+      </w:r>
+    </w:p>
+    <w:p>
+      <w:pPr>
+        <w:pStyle w:val="ListParagraph"/>
+        <w:numPr>
+          <w:ilvl w:val="0"/>
+          <w:numId w:val="34"/>
+        </w:numPr>
+        <w:rPr>
+          <w:lang w:val="en-IN"/>
+        </w:rPr>
+      </w:pPr>
+      <w:r>
+        <w:rPr>
+          <w:lang w:val="en-IN"/>
+        </w:rPr>
+        <w:lastRenderedPageBreak/>
+        <w:t xml:space="preserve">Required </w:t>
+      </w:r>
+      <w:r>
+        <w:rPr>
+          <w:lang w:val="en-IN"/>
+        </w:rPr>
+        <w:sym w:font="Wingdings" w:char="F0E0"/>
+      </w:r>
+      <w:r>
+        <w:rPr>
+          <w:lang w:val="en-IN"/>
+        </w:rPr>
+        <w:t xml:space="preserve"> applying this modifier forces objects of the class to mandatorily initialize it</w:t>
+      </w:r>
+    </w:p>
+    <w:p>
+      <w:pPr>
+        <w:pStyle w:val="ListParagraph"/>
+        <w:ind w:left="1800"/>
+        <w:rPr>
+          <w:lang w:val="en-IN"/>
+        </w:rPr>
+      </w:pPr>
+      <w:r>
+        <w:rPr>
+          <w:lang w:val="en-IN"/>
+        </w:rPr>
+        <w:drawing>
+          <wp:inline distT="0" distB="0" distL="0" distR="0" wp14:anchorId="0AF43176" wp14:editId="551A2C32">
+            <wp:extent cx="5182049" cy="815411"/>
+            <wp:effectExtent l="0" t="0" r="0" b="3810"/>
+            <wp:docPr id="1986606838" name="Picture 1"/>
+            <wp:cNvGraphicFramePr>
+              <a:graphicFrameLocks xmlns:a="http://schemas.openxmlformats.org/drawingml/2006/main" noChangeAspect="1"/>
+            </wp:cNvGraphicFramePr>
+            <a:graphic xmlns:a="http://schemas.openxmlformats.org/drawingml/2006/main">
+              <a:graphicData uri="http://schemas.openxmlformats.org/drawingml/2006/picture">
+                <pic:pic xmlns:pic="http://schemas.openxmlformats.org/drawingml/2006/picture">
+                  <pic:nvPicPr>
+                    <pic:cNvPr id="1986606838" name=""/>
+                    <pic:cNvPicPr/>
+                  </pic:nvPicPr>
+                  <pic:blipFill>
+                    <a:blip r:embed="rId37"/>
+                    <a:stretch>
+                      <a:fillRect/>
+                    </a:stretch>
+                  </pic:blipFill>
+                  <pic:spPr>
+                    <a:xfrm>
+                      <a:off x="0" y="0"/>
+                      <a:ext cx="5182049" cy="815411"/>
+                    </a:xfrm>
+                    <a:prstGeom prst="rect">
+                      <a:avLst/>
+                    </a:prstGeom>
+                  </pic:spPr>
+                </pic:pic>
+              </a:graphicData>
+            </a:graphic>
+          </wp:inline>
+        </w:drawing>
+      </w:r>
+    </w:p>
+    <w:p>
+      <w:pPr>
+        <w:pStyle w:val="ListParagraph"/>
+        <w:numPr>
+          <w:ilvl w:val="0"/>
+          <w:numId w:val="34"/>
+        </w:numPr>
+        <w:rPr>
+          <w:lang w:val="en-IN"/>
+        </w:rPr>
+      </w:pPr>
+      <w:r>
+        <w:rPr>
+          <w:lang w:val="en-IN"/>
+        </w:rPr>
+        <w:t>Static virtual/abstract interface members</w:t>
+      </w:r>
+      <w:r>
+        <w:rPr>
+          <w:lang w:val="en-IN"/>
+        </w:rPr>
+        <w:t xml:space="preserve"> </w:t>
+      </w:r>
+      <w:r>
+        <w:rPr>
+          <w:lang w:val="en-IN"/>
+        </w:rPr>
+        <w:sym w:font="Wingdings" w:char="F0E0"/>
+      </w:r>
+      <w:r>
+        <w:rPr>
+          <w:lang w:val="en-IN"/>
+        </w:rPr>
+        <w:t xml:space="preserve"> </w:t>
+      </w:r>
+      <w:r>
+        <w:rPr>
+          <w:lang w:val="en-IN"/>
+        </w:rPr>
+        <w:t xml:space="preserve">Interfaces can declare static virtual/abstract members </w:t>
+      </w:r>
+    </w:p>
+    <w:p>
+      <w:pPr>
+        <w:pStyle w:val="ListParagraph"/>
+        <w:ind w:left="1800"/>
+        <w:rPr>
+          <w:lang w:val="en-IN"/>
+        </w:rPr>
+      </w:pPr>
+      <w:r>
+        <w:rPr>
+          <w:lang w:val="en-IN"/>
+        </w:rPr>
+        <w:drawing>
+          <wp:inline distT="0" distB="0" distL="0" distR="0" wp14:anchorId="626D6E50" wp14:editId="1B2DE003">
+            <wp:extent cx="3109229" cy="662997"/>
+            <wp:effectExtent l="0" t="0" r="0" b="3810"/>
+            <wp:docPr id="99967531" name="Picture 1"/>
+            <wp:cNvGraphicFramePr>
+              <a:graphicFrameLocks xmlns:a="http://schemas.openxmlformats.org/drawingml/2006/main" noChangeAspect="1"/>
+            </wp:cNvGraphicFramePr>
+            <a:graphic xmlns:a="http://schemas.openxmlformats.org/drawingml/2006/main">
+              <a:graphicData uri="http://schemas.openxmlformats.org/drawingml/2006/picture">
+                <pic:pic xmlns:pic="http://schemas.openxmlformats.org/drawingml/2006/picture">
+                  <pic:nvPicPr>
+                    <pic:cNvPr id="99967531" name=""/>
+                    <pic:cNvPicPr/>
+                  </pic:nvPicPr>
+                  <pic:blipFill>
+                    <a:blip r:embed="rId38"/>
+                    <a:stretch>
+                      <a:fillRect/>
+                    </a:stretch>
+                  </pic:blipFill>
+                  <pic:spPr>
+                    <a:xfrm>
+                      <a:off x="0" y="0"/>
+                      <a:ext cx="3109229" cy="662997"/>
+                    </a:xfrm>
+                    <a:prstGeom prst="rect">
+                      <a:avLst/>
+                    </a:prstGeom>
+                  </pic:spPr>
+                </pic:pic>
+              </a:graphicData>
+            </a:graphic>
+          </wp:inline>
+        </w:drawing>
+      </w:r>
+      <w:r>
+        <w:rPr>
+          <w:lang w:val="en-IN"/>
+        </w:rPr>
+        <w:t xml:space="preserve"> Members are implemented as static functions in classes or structs</w:t>
+      </w:r>
+    </w:p>
+    <w:p>
+      <w:pPr>
+        <w:pStyle w:val="ListParagraph"/>
+        <w:numPr>
+          <w:ilvl w:val="0"/>
+          <w:numId w:val="34"/>
+        </w:numPr>
+        <w:rPr>
+          <w:lang w:val="en-IN"/>
+        </w:rPr>
+      </w:pPr>
+      <w:r>
+        <w:rPr>
+          <w:lang w:val="en-IN"/>
+        </w:rPr>
+        <w:t xml:space="preserve">file accessibility modifier can be accessed only within the same file </w:t>
+      </w:r>
+      <w:r>
+        <w:rPr>
+          <w:lang w:val="en-IN"/>
+        </w:rPr>
+        <w:sym w:font="Wingdings" w:char="F0E0"/>
+      </w:r>
+      <w:r>
+        <w:rPr>
+          <w:lang w:val="en-IN"/>
+        </w:rPr>
+        <w:t xml:space="preserve"> </w:t>
+      </w:r>
+      <w:r>
+        <w:rPr>
+          <w:lang w:val="en-IN"/>
+        </w:rPr>
+        <w:drawing>
+          <wp:inline distT="0" distB="0" distL="0" distR="0" wp14:anchorId="1D1D8592" wp14:editId="1099E2D2">
+            <wp:extent cx="1752752" cy="327688"/>
+            <wp:effectExtent l="0" t="0" r="0" b="0"/>
+            <wp:docPr id="1770060028" name="Picture 1"/>
+            <wp:cNvGraphicFramePr>
+              <a:graphicFrameLocks xmlns:a="http://schemas.openxmlformats.org/drawingml/2006/main" noChangeAspect="1"/>
+            </wp:cNvGraphicFramePr>
+            <a:graphic xmlns:a="http://schemas.openxmlformats.org/drawingml/2006/main">
+              <a:graphicData uri="http://schemas.openxmlformats.org/drawingml/2006/picture">
+                <pic:pic xmlns:pic="http://schemas.openxmlformats.org/drawingml/2006/picture">
+                  <pic:nvPicPr>
+                    <pic:cNvPr id="1770060028" name=""/>
+                    <pic:cNvPicPr/>
+                  </pic:nvPicPr>
+                  <pic:blipFill>
+                    <a:blip r:embed="rId39"/>
+                    <a:stretch>
+                      <a:fillRect/>
+                    </a:stretch>
+                  </pic:blipFill>
+                  <pic:spPr>
+                    <a:xfrm>
+                      <a:off x="0" y="0"/>
+                      <a:ext cx="1752752" cy="327688"/>
+                    </a:xfrm>
+                    <a:prstGeom prst="rect">
+                      <a:avLst/>
+                    </a:prstGeom>
+                  </pic:spPr>
+                </pic:pic>
+              </a:graphicData>
+            </a:graphic>
+          </wp:inline>
+        </w:drawing>
+      </w:r>
+    </w:p>
+    <w:p>
+      <w:pPr>
+        <w:rPr>
+          <w:lang w:val="en-IN"/>
+        </w:rPr>
+      </w:pPr>
+      <w:r>
+        <w:rPr>
+          <w:b/>
+          <w:bCs/>
+          <w:lang w:val="en-IN"/>
+        </w:rPr>
+        <w:t xml:space="preserve">C# 10 </w:t>
+      </w:r>
+      <w:r>
+        <w:rPr>
+          <w:b/>
+          <w:bCs/>
+          <w:lang w:val="en-IN"/>
+        </w:rPr>
+        <w:t>(</w:t>
+      </w:r>
+      <w:r>
+        <w:rPr>
+          <w:lang w:val="en-IN"/>
+        </w:rPr>
+        <w:t>released with .Net 6)</w:t>
+      </w:r>
+    </w:p>
+    <w:p>
+      <w:pPr>
+        <w:pStyle w:val="ListParagraph"/>
+        <w:numPr>
+          <w:ilvl w:val="0"/>
+          <w:numId w:val="35"/>
+        </w:numPr>
+        <w:rPr>
+          <w:lang w:val="en-IN"/>
+        </w:rPr>
+      </w:pPr>
+      <w:r>
+        <w:rPr>
+          <w:lang w:val="en-IN"/>
+        </w:rPr>
+        <w:t>File scope namespaces</w:t>
+      </w:r>
+    </w:p>
+    <w:p>
+      <w:pPr>
+        <w:pStyle w:val="ListParagraph"/>
+        <w:ind w:left="1800"/>
+        <w:rPr>
+          <w:lang w:val="en-IN"/>
+        </w:rPr>
+      </w:pPr>
+      <w:r>
+        <w:rPr>
+          <w:lang w:val="en-IN"/>
+        </w:rPr>
+        <w:drawing>
+          <wp:inline distT="0" distB="0" distL="0" distR="0" wp14:anchorId="266D49B8" wp14:editId="49B1D8BB">
+            <wp:extent cx="5608806" cy="731583"/>
+            <wp:effectExtent l="0" t="0" r="0" b="0"/>
+            <wp:docPr id="1113905823" name="Picture 1"/>
+            <wp:cNvGraphicFramePr>
+              <a:graphicFrameLocks xmlns:a="http://schemas.openxmlformats.org/drawingml/2006/main" noChangeAspect="1"/>
+            </wp:cNvGraphicFramePr>
+            <a:graphic xmlns:a="http://schemas.openxmlformats.org/drawingml/2006/main">
+              <a:graphicData uri="http://schemas.openxmlformats.org/drawingml/2006/picture">
+                <pic:pic xmlns:pic="http://schemas.openxmlformats.org/drawingml/2006/picture">
+                  <pic:nvPicPr>
+                    <pic:cNvPr id="1113905823" name=""/>
+                    <pic:cNvPicPr/>
+                  </pic:nvPicPr>
+                  <pic:blipFill>
+                    <a:blip r:embed="rId40"/>
+                    <a:stretch>
+                      <a:fillRect/>
+                    </a:stretch>
+                  </pic:blipFill>
+                  <pic:spPr>
+                    <a:xfrm>
+                      <a:off x="0" y="0"/>
+                      <a:ext cx="5608806" cy="731583"/>
+                    </a:xfrm>
+                    <a:prstGeom prst="rect">
+                      <a:avLst/>
+                    </a:prstGeom>
+                  </pic:spPr>
+                </pic:pic>
+              </a:graphicData>
+            </a:graphic>
+          </wp:inline>
+        </w:drawing>
+      </w:r>
+    </w:p>
+    <w:p>
+      <w:pPr>
+        <w:pStyle w:val="ListParagraph"/>
+        <w:numPr>
+          <w:ilvl w:val="0"/>
+          <w:numId w:val="35"/>
+        </w:numPr>
+        <w:rPr>
+          <w:lang w:val="en-IN"/>
+        </w:rPr>
+      </w:pPr>
+      <w:r>
+        <w:rPr>
+          <w:lang w:val="en-IN"/>
+        </w:rPr>
+        <w:t>global using directive</w:t>
+      </w:r>
+    </w:p>
+    <w:p>
+      <w:pPr>
+        <w:pStyle w:val="ListParagraph"/>
+        <w:ind w:left="1800"/>
+        <w:rPr>
+          <w:lang w:val="en-IN"/>
+        </w:rPr>
+      </w:pPr>
+      <w:r>
+        <w:rPr>
+          <w:lang w:val="en-IN"/>
+        </w:rPr>
+        <w:drawing>
+          <wp:inline distT="0" distB="0" distL="0" distR="0" wp14:anchorId="04922C75" wp14:editId="76C02C10">
+            <wp:extent cx="3010161" cy="388654"/>
+            <wp:effectExtent l="0" t="0" r="0" b="0"/>
+            <wp:docPr id="277944203" name="Picture 1"/>
+            <wp:cNvGraphicFramePr>
+              <a:graphicFrameLocks xmlns:a="http://schemas.openxmlformats.org/drawingml/2006/main" noChangeAspect="1"/>
+            </wp:cNvGraphicFramePr>
+            <a:graphic xmlns:a="http://schemas.openxmlformats.org/drawingml/2006/main">
+              <a:graphicData uri="http://schemas.openxmlformats.org/drawingml/2006/picture">
+                <pic:pic xmlns:pic="http://schemas.openxmlformats.org/drawingml/2006/picture">
+                  <pic:nvPicPr>
+                    <pic:cNvPr id="277944203" name=""/>
+                    <pic:cNvPicPr/>
+                  </pic:nvPicPr>
+                  <pic:blipFill>
+                    <a:blip r:embed="rId41"/>
+                    <a:stretch>
+                      <a:fillRect/>
+                    </a:stretch>
+                  </pic:blipFill>
+                  <pic:spPr>
+                    <a:xfrm>
+                      <a:off x="0" y="0"/>
+                      <a:ext cx="3010161" cy="388654"/>
+                    </a:xfrm>
+                    <a:prstGeom prst="rect">
+                      <a:avLst/>
+                    </a:prstGeom>
+                  </pic:spPr>
+                </pic:pic>
+              </a:graphicData>
+            </a:graphic>
+          </wp:inline>
+        </w:drawing>
+      </w:r>
+    </w:p>
+    <w:p>
+      <w:pPr>
+        <w:pStyle w:val="ListParagraph"/>
+        <w:ind w:left="1800"/>
+        <w:rPr>
+          <w:lang w:val="en-IN"/>
+        </w:rPr>
+      </w:pPr>
+      <w:r>
+        <w:rPr>
+          <w:lang w:val="en-IN"/>
+        </w:rPr>
+        <w:t>When we prefix the global keyword it applies the directive to all the files in the project.</w:t>
+      </w:r>
+    </w:p>
+    <w:p>
+      <w:pPr>
+        <w:pStyle w:val="ListParagraph"/>
+        <w:numPr>
+          <w:ilvl w:val="0"/>
+          <w:numId w:val="35"/>
+        </w:numPr>
+        <w:rPr>
+          <w:lang w:val="en-IN"/>
+        </w:rPr>
+      </w:pPr>
+      <w:r>
+        <w:rPr>
+          <w:lang w:val="en-IN"/>
+        </w:rPr>
+        <w:t>Nondestructive mutation for anonymous types</w:t>
+      </w:r>
+    </w:p>
+    <w:p>
+      <w:pPr>
+        <w:pStyle w:val="ListParagraph"/>
+        <w:ind w:left="1800"/>
+        <w:rPr>
+          <w:lang w:val="en-IN"/>
+        </w:rPr>
+      </w:pPr>
+      <w:r>
+        <w:rPr>
+          <w:lang w:val="en-IN"/>
+        </w:rPr>
+        <w:drawing>
+          <wp:inline distT="0" distB="0" distL="0" distR="0" wp14:anchorId="5354582B" wp14:editId="65C75956">
+            <wp:extent cx="5311600" cy="670618"/>
+            <wp:effectExtent l="0" t="0" r="3810" b="0"/>
+            <wp:docPr id="1266579078" name="Picture 1"/>
+            <wp:cNvGraphicFramePr>
+              <a:graphicFrameLocks xmlns:a="http://schemas.openxmlformats.org/drawingml/2006/main" noChangeAspect="1"/>
+            </wp:cNvGraphicFramePr>
+            <a:graphic xmlns:a="http://schemas.openxmlformats.org/drawingml/2006/main">
+              <a:graphicData uri="http://schemas.openxmlformats.org/drawingml/2006/picture">
+                <pic:pic xmlns:pic="http://schemas.openxmlformats.org/drawingml/2006/picture">
+                  <pic:nvPicPr>
+                    <pic:cNvPr id="1266579078" name=""/>
+                    <pic:cNvPicPr/>
+                  </pic:nvPicPr>
+                  <pic:blipFill>
+                    <a:blip r:embed="rId42"/>
+                    <a:stretch>
+                      <a:fillRect/>
+                    </a:stretch>
+                  </pic:blipFill>
+                  <pic:spPr>
+                    <a:xfrm>
+                      <a:off x="0" y="0"/>
+                      <a:ext cx="5311600" cy="670618"/>
+                    </a:xfrm>
+                    <a:prstGeom prst="rect">
+                      <a:avLst/>
+                    </a:prstGeom>
+                  </pic:spPr>
+                </pic:pic>
+              </a:graphicData>
+            </a:graphic>
+          </wp:inline>
+        </w:drawing>
+      </w:r>
+    </w:p>
+    <w:p>
+      <w:pPr>
+        <w:pStyle w:val="ListParagraph"/>
+        <w:numPr>
+          <w:ilvl w:val="0"/>
+          <w:numId w:val="35"/>
+        </w:numPr>
+        <w:rPr>
+          <w:lang w:val="en-IN"/>
+        </w:rPr>
+      </w:pPr>
+      <w:r>
+        <w:rPr>
+          <w:lang w:val="en-IN"/>
+        </w:rPr>
+        <w:t xml:space="preserve">New deconstruction syntax </w:t>
+      </w:r>
+      <w:r>
+        <w:rPr>
+          <w:lang w:val="en-IN"/>
+        </w:rPr>
+        <w:sym w:font="Wingdings" w:char="F0E0"/>
+      </w:r>
+      <w:r>
+        <w:rPr>
+          <w:lang w:val="en-IN"/>
+        </w:rPr>
+        <w:t xml:space="preserve"> assignment and declaration in same deconstruction</w:t>
+      </w:r>
+    </w:p>
+    <w:p>
+      <w:pPr>
+        <w:pStyle w:val="ListParagraph"/>
+        <w:ind w:left="1800"/>
+        <w:rPr>
+          <w:lang w:val="en-IN"/>
+        </w:rPr>
+      </w:pPr>
+      <w:r>
+        <w:rPr>
+          <w:lang w:val="en-IN"/>
+        </w:rPr>
+        <w:drawing>
+          <wp:inline distT="0" distB="0" distL="0" distR="0" wp14:anchorId="72F66E05" wp14:editId="72E79F76">
+            <wp:extent cx="1790855" cy="701101"/>
+            <wp:effectExtent l="0" t="0" r="0" b="3810"/>
+            <wp:docPr id="867413861" name="Picture 1"/>
+            <wp:cNvGraphicFramePr>
+              <a:graphicFrameLocks xmlns:a="http://schemas.openxmlformats.org/drawingml/2006/main" noChangeAspect="1"/>
+            </wp:cNvGraphicFramePr>
+            <a:graphic xmlns:a="http://schemas.openxmlformats.org/drawingml/2006/main">
+              <a:graphicData uri="http://schemas.openxmlformats.org/drawingml/2006/picture">
+                <pic:pic xmlns:pic="http://schemas.openxmlformats.org/drawingml/2006/picture">
+                  <pic:nvPicPr>
+                    <pic:cNvPr id="867413861" name=""/>
+                    <pic:cNvPicPr/>
+                  </pic:nvPicPr>
+                  <pic:blipFill>
+                    <a:blip r:embed="rId43"/>
+                    <a:stretch>
+                      <a:fillRect/>
+                    </a:stretch>
+                  </pic:blipFill>
+                  <pic:spPr>
+                    <a:xfrm>
+                      <a:off x="0" y="0"/>
+                      <a:ext cx="1790855" cy="701101"/>
+                    </a:xfrm>
+                    <a:prstGeom prst="rect">
+                      <a:avLst/>
+                    </a:prstGeom>
+                  </pic:spPr>
+                </pic:pic>
+              </a:graphicData>
+            </a:graphic>
+          </wp:inline>
+        </w:drawing>
+      </w:r>
+    </w:p>
+    <w:p>
+      <w:pPr>
+        <w:pStyle w:val="ListParagraph"/>
+        <w:numPr>
+          <w:ilvl w:val="0"/>
+          <w:numId w:val="35"/>
+        </w:numPr>
+        <w:rPr>
+          <w:lang w:val="en-IN"/>
+        </w:rPr>
+      </w:pPr>
+      <w:r>
+        <w:rPr>
+          <w:lang w:val="en-IN"/>
+        </w:rPr>
+        <w:t>Record structs</w:t>
+      </w:r>
+    </w:p>
+    <w:p>
+      <w:pPr>
+        <w:pStyle w:val="ListParagraph"/>
+        <w:ind w:left="1800"/>
+        <w:rPr>
+          <w:lang w:val="en-IN"/>
+        </w:rPr>
+      </w:pPr>
+      <w:r>
+        <w:rPr>
+          <w:lang w:val="en-IN"/>
+        </w:rPr>
+        <w:drawing>
+          <wp:inline distT="0" distB="0" distL="0" distR="0" wp14:anchorId="623E17EF" wp14:editId="0329042B">
+            <wp:extent cx="2636748" cy="243861"/>
+            <wp:effectExtent l="0" t="0" r="0" b="3810"/>
+            <wp:docPr id="1055013393" name="Picture 1"/>
+            <wp:cNvGraphicFramePr>
+              <a:graphicFrameLocks xmlns:a="http://schemas.openxmlformats.org/drawingml/2006/main" noChangeAspect="1"/>
+            </wp:cNvGraphicFramePr>
+            <a:graphic xmlns:a="http://schemas.openxmlformats.org/drawingml/2006/main">
+              <a:graphicData uri="http://schemas.openxmlformats.org/drawingml/2006/picture">
+                <pic:pic xmlns:pic="http://schemas.openxmlformats.org/drawingml/2006/picture">
+                  <pic:nvPicPr>
+                    <pic:cNvPr id="1055013393" name=""/>
+                    <pic:cNvPicPr/>
+                  </pic:nvPicPr>
+                  <pic:blipFill>
+                    <a:blip r:embed="rId44"/>
+                    <a:stretch>
+                      <a:fillRect/>
+                    </a:stretch>
+                  </pic:blipFill>
+                  <pic:spPr>
+                    <a:xfrm>
+                      <a:off x="0" y="0"/>
+                      <a:ext cx="2636748" cy="243861"/>
+                    </a:xfrm>
+                    <a:prstGeom prst="rect">
+                      <a:avLst/>
+                    </a:prstGeom>
+                  </pic:spPr>
+                </pic:pic>
+              </a:graphicData>
+            </a:graphic>
+          </wp:inline>
+        </w:drawing>
+      </w:r>
+      <w:r>
+        <w:rPr>
+          <w:lang w:val="en-IN"/>
+        </w:rPr>
+        <w:t xml:space="preserve"> same as class structs but properties on struct are writable unless we specify readonly keyword. In below code for ‘PointLess’ class we get compile error if we try initialize as x &amp; y are init-only properties in record where as in record struct we can x &amp; y are overwritable.</w:t>
+      </w:r>
+    </w:p>
+    <w:p>
+      <w:pPr>
+        <w:rPr>
+          <w:lang w:val="en-IN"/>
+        </w:rPr>
+      </w:pPr>
+      <w:r>
+        <w:rPr>
+          <w:lang w:val="en-IN"/>
+        </w:rPr>
+        <w:tab/>
+      </w:r>
+      <w:r>
+        <w:rPr>
+          <w:lang w:val="en-IN"/>
+        </w:rPr>
+        <w:tab/>
+        <w:t xml:space="preserve">       </w:t>
+      </w:r>
+      <w:r>
+        <w:rPr>
+          <w:lang w:val="en-IN"/>
+        </w:rPr>
+        <w:drawing>
+          <wp:inline distT="0" distB="0" distL="0" distR="0" wp14:anchorId="2F56B4D8" wp14:editId="6A403AD1">
+            <wp:extent cx="3429000" cy="1887229"/>
+            <wp:effectExtent l="0" t="0" r="0" b="0"/>
+            <wp:docPr id="568159089" name="Picture 1"/>
+            <wp:cNvGraphicFramePr>
+              <a:graphicFrameLocks xmlns:a="http://schemas.openxmlformats.org/drawingml/2006/main" noChangeAspect="1"/>
+            </wp:cNvGraphicFramePr>
+            <a:graphic xmlns:a="http://schemas.openxmlformats.org/drawingml/2006/main">
+              <a:graphicData uri="http://schemas.openxmlformats.org/drawingml/2006/picture">
+                <pic:pic xmlns:pic="http://schemas.openxmlformats.org/drawingml/2006/picture">
+                  <pic:nvPicPr>
+                    <pic:cNvPr id="568159089" name=""/>
+                    <pic:cNvPicPr/>
+                  </pic:nvPicPr>
+                  <pic:blipFill>
+                    <a:blip r:embed="rId45"/>
+                    <a:stretch>
+                      <a:fillRect/>
+                    </a:stretch>
+                  </pic:blipFill>
+                  <pic:spPr>
+                    <a:xfrm>
+                      <a:off x="0" y="0"/>
+                      <a:ext cx="3431511" cy="1888611"/>
+                    </a:xfrm>
+                    <a:prstGeom prst="rect">
+                      <a:avLst/>
+                    </a:prstGeom>
+                  </pic:spPr>
+                </pic:pic>
+              </a:graphicData>
+            </a:graphic>
+          </wp:inline>
+        </w:drawing>
+      </w:r>
+    </w:p>
+    <w:p>
+      <w:pPr>
+        <w:pStyle w:val="ListParagraph"/>
+        <w:numPr>
+          <w:ilvl w:val="0"/>
+          <w:numId w:val="35"/>
+        </w:numPr>
+        <w:rPr>
+          <w:lang w:val="en-IN"/>
+        </w:rPr>
+      </w:pPr>
+      <w:r>
+        <w:rPr>
+          <w:lang w:val="en-IN"/>
+        </w:rPr>
+        <w:t xml:space="preserve">Lambda expression enhancements </w:t>
+      </w:r>
+      <w:r>
+        <w:rPr>
+          <w:lang w:val="en-IN"/>
+        </w:rPr>
+        <w:sym w:font="Wingdings" w:char="F0E0"/>
+      </w:r>
+      <w:r>
+        <w:rPr>
+          <w:lang w:val="en-IN"/>
+        </w:rPr>
+        <w:t xml:space="preserve"> Implicitly type var statements</w:t>
+      </w:r>
+    </w:p>
+    <w:p>
+      <w:pPr>
+        <w:pStyle w:val="ListParagraph"/>
+        <w:ind w:left="1800"/>
+        <w:rPr>
+          <w:lang w:val="en-IN"/>
+        </w:rPr>
+      </w:pPr>
+      <w:r>
+        <w:rPr>
+          <w:lang w:val="en-IN"/>
+        </w:rPr>
+        <w:lastRenderedPageBreak/>
+        <w:t>var greeting = () =&gt; “Hello World” or var square = (int x) =&gt; x * x</w:t>
+      </w:r>
+      <w:r>
+        <w:rPr>
+          <w:lang w:val="en-IN"/>
+        </w:rPr>
+        <w:drawing>
+          <wp:inline distT="0" distB="0" distL="0" distR="0" wp14:anchorId="19087367" wp14:editId="743FE4DF">
+            <wp:extent cx="5182049" cy="1272650"/>
+            <wp:effectExtent l="0" t="0" r="0" b="3810"/>
+            <wp:docPr id="1445570591" name="Picture 1"/>
+            <wp:cNvGraphicFramePr>
+              <a:graphicFrameLocks xmlns:a="http://schemas.openxmlformats.org/drawingml/2006/main" noChangeAspect="1"/>
+            </wp:cNvGraphicFramePr>
+            <a:graphic xmlns:a="http://schemas.openxmlformats.org/drawingml/2006/main">
+              <a:graphicData uri="http://schemas.openxmlformats.org/drawingml/2006/picture">
+                <pic:pic xmlns:pic="http://schemas.openxmlformats.org/drawingml/2006/picture">
+                  <pic:nvPicPr>
+                    <pic:cNvPr id="1445570591" name=""/>
+                    <pic:cNvPicPr/>
+                  </pic:nvPicPr>
+                  <pic:blipFill>
+                    <a:blip r:embed="rId46"/>
+                    <a:stretch>
+                      <a:fillRect/>
+                    </a:stretch>
+                  </pic:blipFill>
+                  <pic:spPr>
+                    <a:xfrm>
+                      <a:off x="0" y="0"/>
+                      <a:ext cx="5182049" cy="1272650"/>
+                    </a:xfrm>
+                    <a:prstGeom prst="rect">
+                      <a:avLst/>
+                    </a:prstGeom>
+                  </pic:spPr>
+                </pic:pic>
+              </a:graphicData>
+            </a:graphic>
+          </wp:inline>
+        </w:drawing>
+      </w:r>
+    </w:p>
+    <w:p>
+      <w:pPr>
+        <w:pStyle w:val="ListParagraph"/>
+        <w:numPr>
+          <w:ilvl w:val="0"/>
+          <w:numId w:val="35"/>
+        </w:numPr>
+        <w:rPr>
+          <w:lang w:val="en-IN"/>
+        </w:rPr>
+      </w:pPr>
+      <w:r>
+        <w:rPr>
+          <w:lang w:val="en-IN"/>
+        </w:rPr>
+        <w:t>Nested property patterns</w:t>
+      </w:r>
+    </w:p>
+    <w:p>
+      <w:pPr>
+        <w:pStyle w:val="ListParagraph"/>
+        <w:ind w:left="1800"/>
+        <w:rPr>
+          <w:lang w:val="en-IN"/>
+        </w:rPr>
+      </w:pPr>
+      <w:r>
+        <w:rPr>
+          <w:lang w:val="en-IN"/>
+        </w:rPr>
+        <w:drawing>
+          <wp:inline distT="0" distB="0" distL="0" distR="0" wp14:anchorId="4D2AA8A5" wp14:editId="78949D80">
+            <wp:extent cx="3673158" cy="1181202"/>
+            <wp:effectExtent l="0" t="0" r="3810" b="0"/>
+            <wp:docPr id="404518221" name="Picture 1"/>
+            <wp:cNvGraphicFramePr>
+              <a:graphicFrameLocks xmlns:a="http://schemas.openxmlformats.org/drawingml/2006/main" noChangeAspect="1"/>
+            </wp:cNvGraphicFramePr>
+            <a:graphic xmlns:a="http://schemas.openxmlformats.org/drawingml/2006/main">
+              <a:graphicData uri="http://schemas.openxmlformats.org/drawingml/2006/picture">
+                <pic:pic xmlns:pic="http://schemas.openxmlformats.org/drawingml/2006/picture">
+                  <pic:nvPicPr>
+                    <pic:cNvPr id="404518221" name=""/>
+                    <pic:cNvPicPr/>
+                  </pic:nvPicPr>
+                  <pic:blipFill>
+                    <a:blip r:embed="rId47"/>
+                    <a:stretch>
+                      <a:fillRect/>
+                    </a:stretch>
+                  </pic:blipFill>
+                  <pic:spPr>
+                    <a:xfrm>
+                      <a:off x="0" y="0"/>
+                      <a:ext cx="3673158" cy="1181202"/>
+                    </a:xfrm>
+                    <a:prstGeom prst="rect">
+                      <a:avLst/>
+                    </a:prstGeom>
+                  </pic:spPr>
+                </pic:pic>
+              </a:graphicData>
+            </a:graphic>
+          </wp:inline>
+        </w:drawing>
+      </w:r>
+    </w:p>
+    <w:p>
+      <w:pPr>
+        <w:pStyle w:val="ListParagraph"/>
+        <w:numPr>
+          <w:ilvl w:val="0"/>
+          <w:numId w:val="35"/>
+        </w:numPr>
+        <w:rPr>
+          <w:lang w:val="en-IN"/>
+        </w:rPr>
+      </w:pPr>
+      <w:r>
+        <w:rPr>
+          <w:lang w:val="en-IN"/>
+        </w:rPr>
+        <w:t xml:space="preserve">CallerArgumentExpression </w:t>
+      </w:r>
+      <w:r>
+        <w:rPr>
+          <w:lang w:val="en-IN"/>
+        </w:rPr>
+        <w:sym w:font="Wingdings" w:char="F0E0"/>
+      </w:r>
+      <w:r>
+        <w:rPr>
+          <w:lang w:val="en-IN"/>
+        </w:rPr>
+        <w:t xml:space="preserve"> </w:t>
+      </w:r>
+      <w:r>
+        <w:rPr>
+          <w:lang w:val="en-IN"/>
+        </w:rPr>
+        <w:t>captures argument expression from the call site</w:t>
+      </w:r>
+    </w:p>
+    <w:p>
+      <w:pPr>
+        <w:pStyle w:val="ListParagraph"/>
+        <w:ind w:left="1800"/>
+        <w:rPr>
+          <w:lang w:val="en-IN"/>
+        </w:rPr>
+      </w:pPr>
+      <w:r>
+        <w:rPr>
+          <w:lang w:val="en-IN"/>
+        </w:rPr>
+        <w:drawing>
+          <wp:inline distT="0" distB="0" distL="0" distR="0" wp14:anchorId="75CE9515" wp14:editId="6A5A21BB">
+            <wp:extent cx="6217918" cy="550787"/>
+            <wp:effectExtent l="0" t="0" r="0" b="1905"/>
+            <wp:docPr id="1747915506" name="Picture 1"/>
+            <wp:cNvGraphicFramePr>
+              <a:graphicFrameLocks xmlns:a="http://schemas.openxmlformats.org/drawingml/2006/main" noChangeAspect="1"/>
+            </wp:cNvGraphicFramePr>
+            <a:graphic xmlns:a="http://schemas.openxmlformats.org/drawingml/2006/main">
+              <a:graphicData uri="http://schemas.openxmlformats.org/drawingml/2006/picture">
+                <pic:pic xmlns:pic="http://schemas.openxmlformats.org/drawingml/2006/picture">
+                  <pic:nvPicPr>
+                    <pic:cNvPr id="1747915506" name=""/>
+                    <pic:cNvPicPr/>
+                  </pic:nvPicPr>
+                  <pic:blipFill>
+                    <a:blip r:embed="rId48"/>
+                    <a:stretch>
+                      <a:fillRect/>
+                    </a:stretch>
+                  </pic:blipFill>
+                  <pic:spPr>
+                    <a:xfrm>
+                      <a:off x="0" y="0"/>
+                      <a:ext cx="6276907" cy="556012"/>
+                    </a:xfrm>
+                    <a:prstGeom prst="rect">
+                      <a:avLst/>
+                    </a:prstGeom>
+                  </pic:spPr>
+                </pic:pic>
+              </a:graphicData>
+            </a:graphic>
+          </wp:inline>
+        </w:drawing>
+      </w:r>
+    </w:p>
+    <w:p>
+      <w:pPr>
+        <w:pStyle w:val="ListParagraph"/>
+        <w:numPr>
+          <w:ilvl w:val="0"/>
+          <w:numId w:val="35"/>
+        </w:numPr>
+        <w:rPr>
+          <w:lang w:val="en-IN"/>
+        </w:rPr>
+      </w:pPr>
+      <w:r>
+        <w:rPr>
+          <w:lang w:val="en-IN"/>
+        </w:rPr>
+        <w:t>Definite assignment analysis has been improved so that below statements can work:</w:t>
+      </w:r>
+    </w:p>
+    <w:p>
+      <w:pPr>
+        <w:ind w:left="1440"/>
+        <w:rPr>
+          <w:lang w:val="en-IN"/>
+        </w:rPr>
+      </w:pPr>
+      <w:r>
+        <w:rPr>
+          <w:lang w:val="en-IN"/>
+        </w:rPr>
+        <w:drawing>
+          <wp:inline distT="0" distB="0" distL="0" distR="0" wp14:anchorId="16F85848" wp14:editId="1A97945D">
+            <wp:extent cx="4312920" cy="666946"/>
+            <wp:effectExtent l="0" t="0" r="0" b="0"/>
+            <wp:docPr id="1046141062" name="Picture 1"/>
+            <wp:cNvGraphicFramePr>
+              <a:graphicFrameLocks xmlns:a="http://schemas.openxmlformats.org/drawingml/2006/main" noChangeAspect="1"/>
+            </wp:cNvGraphicFramePr>
+            <a:graphic xmlns:a="http://schemas.openxmlformats.org/drawingml/2006/main">
+              <a:graphicData uri="http://schemas.openxmlformats.org/drawingml/2006/picture">
+                <pic:pic xmlns:pic="http://schemas.openxmlformats.org/drawingml/2006/picture">
+                  <pic:nvPicPr>
+                    <pic:cNvPr id="1046141062" name=""/>
+                    <pic:cNvPicPr/>
+                  </pic:nvPicPr>
+                  <pic:blipFill>
+                    <a:blip r:embed="rId49"/>
+                    <a:stretch>
+                      <a:fillRect/>
+                    </a:stretch>
+                  </pic:blipFill>
+                  <pic:spPr>
+                    <a:xfrm>
+                      <a:off x="0" y="0"/>
+                      <a:ext cx="4359688" cy="674178"/>
+                    </a:xfrm>
+                    <a:prstGeom prst="rect">
+                      <a:avLst/>
+                    </a:prstGeom>
+                  </pic:spPr>
+                </pic:pic>
+              </a:graphicData>
+            </a:graphic>
+          </wp:inline>
+        </w:drawing>
+      </w:r>
+    </w:p>
+    <w:p>
+      <w:pPr>
+        <w:rPr>
+          <w:lang w:val="en-IN"/>
+        </w:rPr>
+      </w:pPr>
+      <w:r>
+        <w:rPr>
+          <w:lang w:val="en-IN"/>
+        </w:rPr>
+        <w:t>C# 9 (released with .Net 5)</w:t>
+      </w:r>
+    </w:p>
+    <w:p>
+      <w:pPr>
+        <w:pStyle w:val="ListParagraph"/>
+        <w:numPr>
+          <w:ilvl w:val="0"/>
+          <w:numId w:val="36"/>
+        </w:numPr>
+        <w:rPr>
+          <w:lang w:val="en-IN"/>
+        </w:rPr>
+      </w:pPr>
+      <w:r>
+        <w:rPr>
+          <w:lang w:val="en-IN"/>
+        </w:rPr>
+        <w:t xml:space="preserve">Top Level Statements </w:t>
+      </w:r>
+      <w:r>
+        <w:rPr>
+          <w:lang w:val="en-IN"/>
+        </w:rPr>
+        <w:sym w:font="Wingdings" w:char="F0E0"/>
+      </w:r>
+      <w:r>
+        <w:rPr>
+          <w:lang w:val="en-IN"/>
+        </w:rPr>
+        <w:t xml:space="preserve"> With this we can write programs without baggage of Main method and program class:</w:t>
+      </w:r>
+    </w:p>
+    <w:p>
+      <w:pPr>
+        <w:pStyle w:val="ListParagraph"/>
+        <w:ind w:left="1800"/>
+        <w:rPr>
+          <w:lang w:val="en-IN"/>
+        </w:rPr>
+      </w:pPr>
+      <w:r>
+        <w:rPr>
+          <w:lang w:val="en-IN"/>
+        </w:rPr>
+        <w:drawing>
+          <wp:inline distT="0" distB="0" distL="0" distR="0" wp14:anchorId="15AA1B6C" wp14:editId="7923FB18">
+            <wp:extent cx="4526280" cy="929309"/>
+            <wp:effectExtent l="0" t="0" r="7620" b="4445"/>
+            <wp:docPr id="130657194" name="Picture 1"/>
+            <wp:cNvGraphicFramePr>
+              <a:graphicFrameLocks xmlns:a="http://schemas.openxmlformats.org/drawingml/2006/main" noChangeAspect="1"/>
+            </wp:cNvGraphicFramePr>
+            <a:graphic xmlns:a="http://schemas.openxmlformats.org/drawingml/2006/main">
+              <a:graphicData uri="http://schemas.openxmlformats.org/drawingml/2006/picture">
+                <pic:pic xmlns:pic="http://schemas.openxmlformats.org/drawingml/2006/picture">
+                  <pic:nvPicPr>
+                    <pic:cNvPr id="130657194" name=""/>
+                    <pic:cNvPicPr/>
+                  </pic:nvPicPr>
+                  <pic:blipFill>
+                    <a:blip r:embed="rId50"/>
+                    <a:stretch>
+                      <a:fillRect/>
+                    </a:stretch>
+                  </pic:blipFill>
+                  <pic:spPr>
+                    <a:xfrm>
+                      <a:off x="0" y="0"/>
+                      <a:ext cx="4572342" cy="938766"/>
+                    </a:xfrm>
+                    <a:prstGeom prst="rect">
+                      <a:avLst/>
+                    </a:prstGeom>
+                  </pic:spPr>
+                </pic:pic>
+              </a:graphicData>
+            </a:graphic>
+          </wp:inline>
+        </w:drawing>
+      </w:r>
+    </w:p>
+    <w:p>
+      <w:pPr>
+        <w:pStyle w:val="ListParagraph"/>
+        <w:numPr>
+          <w:ilvl w:val="0"/>
+          <w:numId w:val="36"/>
+        </w:numPr>
+        <w:rPr>
+          <w:lang w:val="en-IN"/>
+        </w:rPr>
+      </w:pPr>
+      <w:r>
+        <w:rPr>
+          <w:lang w:val="en-IN"/>
+        </w:rPr>
+        <w:t xml:space="preserve">Init-only setter </w:t>
+      </w:r>
+      <w:r>
+        <w:rPr>
+          <w:lang w:val="en-IN"/>
+        </w:rPr>
+        <w:sym w:font="Wingdings" w:char="F0E0"/>
+      </w:r>
+      <w:r>
+        <w:rPr>
+          <w:lang w:val="en-IN"/>
+        </w:rPr>
+        <w:t xml:space="preserve"> This property declaration uses init instead of ‘set’ and it is read-only i.e.. we can set it only via object initialization.</w:t>
+      </w:r>
+      <w:r>
+        <w:rPr>
+          <w:lang w:val="en-IN"/>
+        </w:rPr>
+        <w:t xml:space="preserve"> This helps in creation of immutable types that can be populated via an object initializer instead of constructor that can avoid the anti pattern of constructors that accept large optional parameters. These setters allow non-destructive mutation when used in records.</w:t>
+      </w:r>
+      <w:r>
+        <w:rPr>
+          <w:noProof/>
+        </w:rPr>
+        <w:t xml:space="preserve"> </w:t>
+      </w:r>
+      <w:r>
+        <w:rPr>
+          <w:lang w:val="en-IN"/>
+        </w:rPr>
+        <w:drawing>
+          <wp:inline distT="0" distB="0" distL="0" distR="0" wp14:anchorId="7E47E491" wp14:editId="2718870D">
+            <wp:extent cx="3215919" cy="274344"/>
+            <wp:effectExtent l="0" t="0" r="3810" b="0"/>
+            <wp:docPr id="587661242" name="Picture 1"/>
+            <wp:cNvGraphicFramePr>
+              <a:graphicFrameLocks xmlns:a="http://schemas.openxmlformats.org/drawingml/2006/main" noChangeAspect="1"/>
+            </wp:cNvGraphicFramePr>
+            <a:graphic xmlns:a="http://schemas.openxmlformats.org/drawingml/2006/main">
+              <a:graphicData uri="http://schemas.openxmlformats.org/drawingml/2006/picture">
+                <pic:pic xmlns:pic="http://schemas.openxmlformats.org/drawingml/2006/picture">
+                  <pic:nvPicPr>
+                    <pic:cNvPr id="587661242" name=""/>
+                    <pic:cNvPicPr/>
+                  </pic:nvPicPr>
+                  <pic:blipFill>
+                    <a:blip r:embed="rId51"/>
+                    <a:stretch>
+                      <a:fillRect/>
+                    </a:stretch>
+                  </pic:blipFill>
+                  <pic:spPr>
+                    <a:xfrm>
+                      <a:off x="0" y="0"/>
+                      <a:ext cx="3215919" cy="274344"/>
+                    </a:xfrm>
+                    <a:prstGeom prst="rect">
+                      <a:avLst/>
+                    </a:prstGeom>
+                  </pic:spPr>
+                </pic:pic>
+              </a:graphicData>
+            </a:graphic>
+          </wp:inline>
+        </w:drawing>
+      </w:r>
+    </w:p>
+    <w:p>
+      <w:pPr>
+        <w:pStyle w:val="ListParagraph"/>
+        <w:numPr>
+          <w:ilvl w:val="0"/>
+          <w:numId w:val="36"/>
+        </w:numPr>
+        <w:rPr>
+          <w:lang w:val="en-IN"/>
+        </w:rPr>
+      </w:pPr>
+      <w:r>
+        <w:rPr>
+          <w:noProof/>
+        </w:rPr>
+        <w:t xml:space="preserve">Records </w:t>
+      </w:r>
+      <w:r>
+        <w:rPr>
+          <w:noProof/>
+        </w:rPr>
+        <w:sym w:font="Wingdings" w:char="F0E0"/>
+      </w:r>
+      <w:r>
+        <w:rPr>
+          <w:noProof/>
+        </w:rPr>
+        <w:t xml:space="preserve"> It’s a special class that works with immutable data. It’s most special feature is it supports nondestructive mutation via a new keyword (with)</w:t>
+      </w:r>
+    </w:p>
+    <w:p>
+      <w:pPr>
+        <w:ind w:left="1800"/>
+        <w:rPr>
+          <w:lang w:val="en-IN"/>
+        </w:rPr>
+      </w:pPr>
+      <w:r>
+        <w:rPr>
+          <w:lang w:val="en-IN"/>
+        </w:rPr>
+        <w:drawing>
+          <wp:inline distT="0" distB="0" distL="0" distR="0" wp14:anchorId="6801539D" wp14:editId="0C613AD7">
+            <wp:extent cx="3909060" cy="2060094"/>
+            <wp:effectExtent l="0" t="0" r="0" b="0"/>
+            <wp:docPr id="1678426259" name="Picture 1"/>
+            <wp:cNvGraphicFramePr>
+              <a:graphicFrameLocks xmlns:a="http://schemas.openxmlformats.org/drawingml/2006/main" noChangeAspect="1"/>
+            </wp:cNvGraphicFramePr>
+            <a:graphic xmlns:a="http://schemas.openxmlformats.org/drawingml/2006/main">
+              <a:graphicData uri="http://schemas.openxmlformats.org/drawingml/2006/picture">
+                <pic:pic xmlns:pic="http://schemas.openxmlformats.org/drawingml/2006/picture">
+                  <pic:nvPicPr>
+                    <pic:cNvPr id="1678426259" name=""/>
+                    <pic:cNvPicPr/>
+                  </pic:nvPicPr>
+                  <pic:blipFill>
+                    <a:blip r:embed="rId52"/>
+                    <a:stretch>
+                      <a:fillRect/>
+                    </a:stretch>
+                  </pic:blipFill>
+                  <pic:spPr>
+                    <a:xfrm>
+                      <a:off x="0" y="0"/>
+                      <a:ext cx="3911273" cy="2061260"/>
+                    </a:xfrm>
+                    <a:prstGeom prst="rect">
+                      <a:avLst/>
+                    </a:prstGeom>
+                  </pic:spPr>
+                </pic:pic>
+              </a:graphicData>
+            </a:graphic>
+          </wp:inline>
+        </w:drawing>
+      </w:r>
+    </w:p>
+    <w:p>
+      <w:pPr>
+        <w:pStyle w:val="ListParagraph"/>
+        <w:numPr>
+          <w:ilvl w:val="0"/>
+          <w:numId w:val="36"/>
+        </w:numPr>
+        <w:rPr>
+          <w:lang w:val="en-IN"/>
+        </w:rPr>
+      </w:pPr>
+      <w:r>
+        <w:rPr>
+          <w:lang w:val="en-IN"/>
+        </w:rPr>
+        <w:lastRenderedPageBreak/>
+        <w:t>Pattern matching improvements</w:t>
+      </w:r>
+    </w:p>
+    <w:p>
+      <w:pPr>
+        <w:pStyle w:val="ListParagraph"/>
+        <w:ind w:left="1800"/>
+        <w:rPr>
+          <w:noProof/>
+        </w:rPr>
+      </w:pPr>
+      <w:r>
+        <w:rPr>
+          <w:lang w:val="en-IN"/>
+        </w:rPr>
+        <w:t xml:space="preserve">We have both relational pattern and pattern combinators (with </w:t>
+      </w:r>
+      <w:r>
+        <w:rPr>
+          <w:i/>
+          <w:iCs/>
+          <w:lang w:val="en-IN"/>
+        </w:rPr>
+        <w:t>and or not</w:t>
+      </w:r>
+      <w:r>
+        <w:rPr>
+          <w:lang w:val="en-IN"/>
+        </w:rPr>
+        <w:t>)</w:t>
+      </w:r>
+      <w:r>
+        <w:rPr>
+          <w:noProof/>
+        </w:rPr>
+        <w:t xml:space="preserve"> </w:t>
+      </w:r>
+      <w:r>
+        <w:rPr>
+          <w:lang w:val="en-IN"/>
+        </w:rPr>
+        <w:drawing>
+          <wp:inline distT="0" distB="0" distL="0" distR="0" wp14:anchorId="1B5B85CC" wp14:editId="16C153BB">
+            <wp:extent cx="3627120" cy="1964030"/>
+            <wp:effectExtent l="0" t="0" r="0" b="0"/>
+            <wp:docPr id="820230108" name="Picture 1"/>
+            <wp:cNvGraphicFramePr>
+              <a:graphicFrameLocks xmlns:a="http://schemas.openxmlformats.org/drawingml/2006/main" noChangeAspect="1"/>
+            </wp:cNvGraphicFramePr>
+            <a:graphic xmlns:a="http://schemas.openxmlformats.org/drawingml/2006/main">
+              <a:graphicData uri="http://schemas.openxmlformats.org/drawingml/2006/picture">
+                <pic:pic xmlns:pic="http://schemas.openxmlformats.org/drawingml/2006/picture">
+                  <pic:nvPicPr>
+                    <pic:cNvPr id="820230108" name=""/>
+                    <pic:cNvPicPr/>
+                  </pic:nvPicPr>
+                  <pic:blipFill>
+                    <a:blip r:embed="rId53"/>
+                    <a:stretch>
+                      <a:fillRect/>
+                    </a:stretch>
+                  </pic:blipFill>
+                  <pic:spPr>
+                    <a:xfrm>
+                      <a:off x="0" y="0"/>
+                      <a:ext cx="3639037" cy="1970483"/>
+                    </a:xfrm>
+                    <a:prstGeom prst="rect">
+                      <a:avLst/>
+                    </a:prstGeom>
+                  </pic:spPr>
+                </pic:pic>
+              </a:graphicData>
+            </a:graphic>
+          </wp:inline>
+        </w:drawing>
+      </w:r>
+    </w:p>
+    <w:p>
+      <w:pPr>
+        <w:pStyle w:val="ListParagraph"/>
+        <w:numPr>
+          <w:ilvl w:val="0"/>
+          <w:numId w:val="36"/>
+        </w:numPr>
+        <w:rPr>
+          <w:lang w:val="en-IN"/>
+        </w:rPr>
+      </w:pPr>
+      <w:r>
+        <w:rPr>
+          <w:lang w:val="en-IN"/>
+        </w:rPr>
+        <w:t xml:space="preserve">Target typed ‘new’ expressions  </w:t>
+      </w:r>
+      <w:r>
+        <w:rPr>
+          <w:lang w:val="en-IN"/>
+        </w:rPr>
+        <w:sym w:font="Wingdings" w:char="F0E0"/>
+      </w:r>
+      <w:r>
+        <w:rPr>
+          <w:lang w:val="en-IN"/>
+        </w:rPr>
+        <w:t xml:space="preserve"> we can omit the type name </w:t>
+      </w:r>
+      <w:r>
+        <w:rPr>
+          <w:lang w:val="en-IN"/>
+        </w:rPr>
+        <w:drawing>
+          <wp:inline distT="0" distB="0" distL="0" distR="0" wp14:anchorId="38C4737E" wp14:editId="638F8216">
+            <wp:extent cx="3482642" cy="464860"/>
+            <wp:effectExtent l="0" t="0" r="3810" b="0"/>
+            <wp:docPr id="2136880732" name="Picture 1"/>
+            <wp:cNvGraphicFramePr>
+              <a:graphicFrameLocks xmlns:a="http://schemas.openxmlformats.org/drawingml/2006/main" noChangeAspect="1"/>
+            </wp:cNvGraphicFramePr>
+            <a:graphic xmlns:a="http://schemas.openxmlformats.org/drawingml/2006/main">
+              <a:graphicData uri="http://schemas.openxmlformats.org/drawingml/2006/picture">
+                <pic:pic xmlns:pic="http://schemas.openxmlformats.org/drawingml/2006/picture">
+                  <pic:nvPicPr>
+                    <pic:cNvPr id="2136880732" name=""/>
+                    <pic:cNvPicPr/>
+                  </pic:nvPicPr>
+                  <pic:blipFill>
+                    <a:blip r:embed="rId54"/>
+                    <a:stretch>
+                      <a:fillRect/>
+                    </a:stretch>
+                  </pic:blipFill>
+                  <pic:spPr>
+                    <a:xfrm>
+                      <a:off x="0" y="0"/>
+                      <a:ext cx="3482642" cy="464860"/>
+                    </a:xfrm>
+                    <a:prstGeom prst="rect">
+                      <a:avLst/>
+                    </a:prstGeom>
+                  </pic:spPr>
+                </pic:pic>
+              </a:graphicData>
+            </a:graphic>
+          </wp:inline>
+        </w:drawing>
+      </w:r>
+    </w:p>
+    <w:p>
+      <w:pPr>
+        <w:rPr>
+          <w:lang w:val="en-IN"/>
+        </w:rPr>
+      </w:pPr>
+      <w:r>
+        <w:rPr>
+          <w:b/>
+          <w:bCs/>
+          <w:lang w:val="en-IN"/>
+        </w:rPr>
+        <w:t>C# 8</w:t>
+      </w:r>
+      <w:r>
+        <w:rPr>
+          <w:lang w:val="en-IN"/>
+        </w:rPr>
+        <w:t xml:space="preserve"> released with .Net 3 or .Net Core 2.1</w:t>
+      </w:r>
+    </w:p>
+    <w:p>
+      <w:pPr>
+        <w:pStyle w:val="ListParagraph"/>
+        <w:numPr>
+          <w:ilvl w:val="0"/>
+          <w:numId w:val="37"/>
+        </w:numPr>
+        <w:rPr>
+          <w:lang w:val="en-IN"/>
+        </w:rPr>
+      </w:pPr>
+      <w:r>
+        <w:rPr>
+          <w:lang w:val="en-IN"/>
+        </w:rPr>
+        <w:t xml:space="preserve">Indices and ranges </w:t>
+      </w:r>
+      <w:r>
+        <w:rPr>
+          <w:lang w:val="en-IN"/>
+        </w:rPr>
+        <w:sym w:font="Wingdings" w:char="F0E0"/>
+      </w:r>
+      <w:r>
+        <w:rPr>
+          <w:lang w:val="en-IN"/>
+        </w:rPr>
+        <w:t xml:space="preserve"> Indices help us refer to elements relative to the end of an array by using the ^ operator </w:t>
+      </w:r>
+      <w:r>
+        <w:rPr>
+          <w:lang w:val="en-IN"/>
+        </w:rPr>
+        <w:drawing>
+          <wp:inline distT="0" distB="0" distL="0" distR="0" wp14:anchorId="43BBBE8E" wp14:editId="148A36B7">
+            <wp:extent cx="3406435" cy="701101"/>
+            <wp:effectExtent l="0" t="0" r="3810" b="3810"/>
+            <wp:docPr id="720130680" name="Picture 1"/>
+            <wp:cNvGraphicFramePr>
+              <a:graphicFrameLocks xmlns:a="http://schemas.openxmlformats.org/drawingml/2006/main" noChangeAspect="1"/>
+            </wp:cNvGraphicFramePr>
+            <a:graphic xmlns:a="http://schemas.openxmlformats.org/drawingml/2006/main">
+              <a:graphicData uri="http://schemas.openxmlformats.org/drawingml/2006/picture">
+                <pic:pic xmlns:pic="http://schemas.openxmlformats.org/drawingml/2006/picture">
+                  <pic:nvPicPr>
+                    <pic:cNvPr id="720130680" name=""/>
+                    <pic:cNvPicPr/>
+                  </pic:nvPicPr>
+                  <pic:blipFill>
+                    <a:blip r:embed="rId55"/>
+                    <a:stretch>
+                      <a:fillRect/>
+                    </a:stretch>
+                  </pic:blipFill>
+                  <pic:spPr>
+                    <a:xfrm>
+                      <a:off x="0" y="0"/>
+                      <a:ext cx="3406435" cy="701101"/>
+                    </a:xfrm>
+                    <a:prstGeom prst="rect">
+                      <a:avLst/>
+                    </a:prstGeom>
+                  </pic:spPr>
+                </pic:pic>
+              </a:graphicData>
+            </a:graphic>
+          </wp:inline>
+        </w:drawing>
+      </w:r>
+    </w:p>
+    <w:p>
+      <w:pPr>
+        <w:pStyle w:val="ListParagraph"/>
+        <w:ind w:left="1800"/>
+        <w:rPr>
+          <w:lang w:val="en-IN"/>
+        </w:rPr>
+      </w:pPr>
+      <w:r>
+        <w:rPr>
+          <w:lang w:val="en-IN"/>
+        </w:rPr>
+        <w:t xml:space="preserve">Ranges let you “slice” an array by using the .. operator </w:t>
+      </w:r>
+      <w:r>
+        <w:rPr>
+          <w:lang w:val="en-IN"/>
+        </w:rPr>
+        <w:drawing>
+          <wp:inline distT="0" distB="0" distL="0" distR="0" wp14:anchorId="526EC30E" wp14:editId="7E3DC760">
+            <wp:extent cx="3909399" cy="777307"/>
+            <wp:effectExtent l="0" t="0" r="0" b="3810"/>
+            <wp:docPr id="1087116801" name="Picture 1"/>
+            <wp:cNvGraphicFramePr>
+              <a:graphicFrameLocks xmlns:a="http://schemas.openxmlformats.org/drawingml/2006/main" noChangeAspect="1"/>
+            </wp:cNvGraphicFramePr>
+            <a:graphic xmlns:a="http://schemas.openxmlformats.org/drawingml/2006/main">
+              <a:graphicData uri="http://schemas.openxmlformats.org/drawingml/2006/picture">
+                <pic:pic xmlns:pic="http://schemas.openxmlformats.org/drawingml/2006/picture">
+                  <pic:nvPicPr>
+                    <pic:cNvPr id="1087116801" name=""/>
+                    <pic:cNvPicPr/>
+                  </pic:nvPicPr>
+                  <pic:blipFill>
+                    <a:blip r:embed="rId56"/>
+                    <a:stretch>
+                      <a:fillRect/>
+                    </a:stretch>
+                  </pic:blipFill>
+                  <pic:spPr>
+                    <a:xfrm>
+                      <a:off x="0" y="0"/>
+                      <a:ext cx="3909399" cy="777307"/>
+                    </a:xfrm>
+                    <a:prstGeom prst="rect">
+                      <a:avLst/>
+                    </a:prstGeom>
+                  </pic:spPr>
+                </pic:pic>
+              </a:graphicData>
+            </a:graphic>
+          </wp:inline>
+        </w:drawing>
+      </w:r>
+    </w:p>
+    <w:p>
+      <w:pPr>
+        <w:pStyle w:val="ListParagraph"/>
+        <w:ind w:left="1800"/>
+        <w:rPr>
+          <w:lang w:val="en-IN"/>
+        </w:rPr>
+      </w:pPr>
+      <w:r>
+        <w:rPr>
+          <w:lang w:val="en-IN"/>
+        </w:rPr>
+        <w:drawing>
+          <wp:inline distT="0" distB="0" distL="0" distR="0" wp14:anchorId="33AEAF06" wp14:editId="712C7CF2">
+            <wp:extent cx="3604260" cy="1573912"/>
+            <wp:effectExtent l="0" t="0" r="0" b="7620"/>
+            <wp:docPr id="378758728" name="Picture 1"/>
+            <wp:cNvGraphicFramePr>
+              <a:graphicFrameLocks xmlns:a="http://schemas.openxmlformats.org/drawingml/2006/main" noChangeAspect="1"/>
+            </wp:cNvGraphicFramePr>
+            <a:graphic xmlns:a="http://schemas.openxmlformats.org/drawingml/2006/main">
+              <a:graphicData uri="http://schemas.openxmlformats.org/drawingml/2006/picture">
+                <pic:pic xmlns:pic="http://schemas.openxmlformats.org/drawingml/2006/picture">
+                  <pic:nvPicPr>
+                    <pic:cNvPr id="378758728" name=""/>
+                    <pic:cNvPicPr/>
+                  </pic:nvPicPr>
+                  <pic:blipFill>
+                    <a:blip r:embed="rId57"/>
+                    <a:stretch>
+                      <a:fillRect/>
+                    </a:stretch>
+                  </pic:blipFill>
+                  <pic:spPr>
+                    <a:xfrm>
+                      <a:off x="0" y="0"/>
+                      <a:ext cx="3615607" cy="1578867"/>
+                    </a:xfrm>
+                    <a:prstGeom prst="rect">
+                      <a:avLst/>
+                    </a:prstGeom>
+                  </pic:spPr>
+                </pic:pic>
+              </a:graphicData>
+            </a:graphic>
+          </wp:inline>
+        </w:drawing>
+      </w:r>
+    </w:p>
+    <w:p>
+      <w:pPr>
+        <w:pStyle w:val="ListParagraph"/>
+        <w:numPr>
+          <w:ilvl w:val="0"/>
+          <w:numId w:val="37"/>
+        </w:numPr>
+        <w:rPr>
+          <w:lang w:val="en-IN"/>
+        </w:rPr>
+      </w:pPr>
+      <w:r>
+        <w:rPr>
+          <w:lang w:val="en-IN"/>
+        </w:rPr>
+        <w:t xml:space="preserve">Null-coalescing assignment </w:t>
+      </w:r>
+      <w:r>
+        <w:rPr>
+          <w:lang w:val="en-IN"/>
+        </w:rPr>
+        <w:drawing>
+          <wp:inline distT="0" distB="0" distL="0" distR="0" wp14:anchorId="0FEC8A3F" wp14:editId="3EE0164C">
+            <wp:extent cx="2781300" cy="885589"/>
+            <wp:effectExtent l="0" t="0" r="0" b="0"/>
+            <wp:docPr id="367017583" name="Picture 1"/>
+            <wp:cNvGraphicFramePr>
+              <a:graphicFrameLocks xmlns:a="http://schemas.openxmlformats.org/drawingml/2006/main" noChangeAspect="1"/>
+            </wp:cNvGraphicFramePr>
+            <a:graphic xmlns:a="http://schemas.openxmlformats.org/drawingml/2006/main">
+              <a:graphicData uri="http://schemas.openxmlformats.org/drawingml/2006/picture">
+                <pic:pic xmlns:pic="http://schemas.openxmlformats.org/drawingml/2006/picture">
+                  <pic:nvPicPr>
+                    <pic:cNvPr id="367017583" name=""/>
+                    <pic:cNvPicPr/>
+                  </pic:nvPicPr>
+                  <pic:blipFill>
+                    <a:blip r:embed="rId58"/>
+                    <a:stretch>
+                      <a:fillRect/>
+                    </a:stretch>
+                  </pic:blipFill>
+                  <pic:spPr>
+                    <a:xfrm>
+                      <a:off x="0" y="0"/>
+                      <a:ext cx="2788693" cy="887943"/>
+                    </a:xfrm>
+                    <a:prstGeom prst="rect">
+                      <a:avLst/>
+                    </a:prstGeom>
+                  </pic:spPr>
+                </pic:pic>
+              </a:graphicData>
+            </a:graphic>
+          </wp:inline>
+        </w:drawing>
+      </w:r>
+    </w:p>
+    <w:p>
+      <w:pPr>
+        <w:pStyle w:val="ListParagraph"/>
+        <w:numPr>
+          <w:ilvl w:val="0"/>
+          <w:numId w:val="37"/>
+        </w:numPr>
+        <w:rPr>
+          <w:lang w:val="en-IN"/>
+        </w:rPr>
+      </w:pPr>
+      <w:r>
+        <w:rPr>
+          <w:lang w:val="en-IN"/>
+        </w:rPr>
+        <w:t>Using declarations</w:t>
+      </w:r>
+      <w:r>
+        <w:rPr>
+          <w:lang w:val="en-IN"/>
+        </w:rPr>
+        <w:drawing>
+          <wp:inline distT="0" distB="0" distL="0" distR="0" wp14:anchorId="77EADF01" wp14:editId="3D95178E">
+            <wp:extent cx="5074920" cy="1944247"/>
+            <wp:effectExtent l="0" t="0" r="0" b="0"/>
+            <wp:docPr id="148002584" name="Picture 1"/>
+            <wp:cNvGraphicFramePr>
+              <a:graphicFrameLocks xmlns:a="http://schemas.openxmlformats.org/drawingml/2006/main" noChangeAspect="1"/>
+            </wp:cNvGraphicFramePr>
+            <a:graphic xmlns:a="http://schemas.openxmlformats.org/drawingml/2006/main">
+              <a:graphicData uri="http://schemas.openxmlformats.org/drawingml/2006/picture">
+                <pic:pic xmlns:pic="http://schemas.openxmlformats.org/drawingml/2006/picture">
+                  <pic:nvPicPr>
+                    <pic:cNvPr id="148002584" name=""/>
+                    <pic:cNvPicPr/>
+                  </pic:nvPicPr>
+                  <pic:blipFill>
+                    <a:blip r:embed="rId59"/>
+                    <a:stretch>
+                      <a:fillRect/>
+                    </a:stretch>
+                  </pic:blipFill>
+                  <pic:spPr>
+                    <a:xfrm>
+                      <a:off x="0" y="0"/>
+                      <a:ext cx="5087290" cy="1948986"/>
+                    </a:xfrm>
+                    <a:prstGeom prst="rect">
+                      <a:avLst/>
+                    </a:prstGeom>
+                  </pic:spPr>
+                </pic:pic>
+              </a:graphicData>
+            </a:graphic>
+          </wp:inline>
+        </w:drawing>
+      </w:r>
+    </w:p>
+    <w:p>
+      <w:pPr>
+        <w:pStyle w:val="ListParagraph"/>
+        <w:numPr>
+          <w:ilvl w:val="0"/>
+          <w:numId w:val="37"/>
+        </w:numPr>
+        <w:rPr>
+          <w:lang w:val="en-IN"/>
+        </w:rPr>
+      </w:pPr>
+      <w:r>
+        <w:rPr>
+          <w:lang w:val="en-IN"/>
+        </w:rPr>
+        <w:lastRenderedPageBreak/>
+        <w:t xml:space="preserve">Read-only members </w:t>
+      </w:r>
+      <w:r>
+        <w:rPr>
+          <w:lang w:val="en-IN"/>
+        </w:rPr>
+        <w:sym w:font="Wingdings" w:char="F0E0"/>
+      </w:r>
+      <w:r>
+        <w:rPr>
+          <w:lang w:val="en-IN"/>
+        </w:rPr>
+        <w:t xml:space="preserve"> </w:t>
+      </w:r>
+      <w:r>
+        <w:rPr>
+          <w:lang w:val="en-IN"/>
+        </w:rPr>
+        <w:t xml:space="preserve">It let’s us apply readonly modifier to a struct’s function ensuring that if that function modifies any field, compile time error is generated. </w:t>
+      </w:r>
+    </w:p>
+    <w:p>
+      <w:pPr>
+        <w:pStyle w:val="ListParagraph"/>
+        <w:numPr>
+          <w:ilvl w:val="0"/>
+          <w:numId w:val="37"/>
+        </w:numPr>
+        <w:rPr>
+          <w:lang w:val="en-IN"/>
+        </w:rPr>
+      </w:pPr>
+      <w:r>
+        <w:rPr>
+          <w:lang w:val="en-IN"/>
+        </w:rPr>
+        <w:t xml:space="preserve">Default Interface members </w:t>
+      </w:r>
+      <w:r>
+        <w:rPr>
+          <w:lang w:val="en-IN"/>
+        </w:rPr>
+        <w:sym w:font="Wingdings" w:char="F0E0"/>
+      </w:r>
+      <w:r>
+        <w:rPr>
+          <w:lang w:val="en-IN"/>
+        </w:rPr>
+        <w:t xml:space="preserve"> We can have default implementation to an interface member like below: </w:t>
+      </w:r>
+      <w:r>
+        <w:rPr>
+          <w:lang w:val="en-IN"/>
+        </w:rPr>
+        <w:drawing>
+          <wp:inline distT="0" distB="0" distL="0" distR="0" wp14:anchorId="1B25A25C" wp14:editId="0DD272C6">
+            <wp:extent cx="4557155" cy="922100"/>
+            <wp:effectExtent l="0" t="0" r="0" b="0"/>
+            <wp:docPr id="80163031" name="Picture 1"/>
+            <wp:cNvGraphicFramePr>
+              <a:graphicFrameLocks xmlns:a="http://schemas.openxmlformats.org/drawingml/2006/main" noChangeAspect="1"/>
+            </wp:cNvGraphicFramePr>
+            <a:graphic xmlns:a="http://schemas.openxmlformats.org/drawingml/2006/main">
+              <a:graphicData uri="http://schemas.openxmlformats.org/drawingml/2006/picture">
+                <pic:pic xmlns:pic="http://schemas.openxmlformats.org/drawingml/2006/picture">
+                  <pic:nvPicPr>
+                    <pic:cNvPr id="80163031" name=""/>
+                    <pic:cNvPicPr/>
+                  </pic:nvPicPr>
+                  <pic:blipFill>
+                    <a:blip r:embed="rId60"/>
+                    <a:stretch>
+                      <a:fillRect/>
+                    </a:stretch>
+                  </pic:blipFill>
+                  <pic:spPr>
+                    <a:xfrm>
+                      <a:off x="0" y="0"/>
+                      <a:ext cx="4557155" cy="922100"/>
+                    </a:xfrm>
+                    <a:prstGeom prst="rect">
+                      <a:avLst/>
+                    </a:prstGeom>
+                  </pic:spPr>
+                </pic:pic>
+              </a:graphicData>
+            </a:graphic>
+          </wp:inline>
+        </w:drawing>
+      </w:r>
+    </w:p>
+    <w:p>
+      <w:pPr>
+        <w:pStyle w:val="ListParagraph"/>
+        <w:numPr>
+          <w:ilvl w:val="0"/>
+          <w:numId w:val="37"/>
+        </w:numPr>
+        <w:rPr>
+          <w:lang w:val="en-IN"/>
+        </w:rPr>
+      </w:pPr>
+      <w:r>
+        <w:rPr>
+          <w:lang w:val="en-IN"/>
+        </w:rPr>
+        <w:t>Switch Expression</w:t>
+      </w:r>
+    </w:p>
+    <w:p>
+      <w:pPr>
+        <w:pStyle w:val="ListParagraph"/>
+        <w:ind w:left="1800"/>
+        <w:rPr>
+          <w:lang w:val="en-IN"/>
+        </w:rPr>
+      </w:pPr>
+      <w:r>
+        <w:rPr>
+          <w:lang w:val="en-IN"/>
+        </w:rPr>
+        <w:drawing>
+          <wp:inline distT="0" distB="0" distL="0" distR="0" wp14:anchorId="415957EA" wp14:editId="39FA8B45">
+            <wp:extent cx="4892040" cy="1397726"/>
+            <wp:effectExtent l="0" t="0" r="3810" b="0"/>
+            <wp:docPr id="1172262832" name="Picture 1"/>
+            <wp:cNvGraphicFramePr>
+              <a:graphicFrameLocks xmlns:a="http://schemas.openxmlformats.org/drawingml/2006/main" noChangeAspect="1"/>
+            </wp:cNvGraphicFramePr>
+            <a:graphic xmlns:a="http://schemas.openxmlformats.org/drawingml/2006/main">
+              <a:graphicData uri="http://schemas.openxmlformats.org/drawingml/2006/picture">
+                <pic:pic xmlns:pic="http://schemas.openxmlformats.org/drawingml/2006/picture">
+                  <pic:nvPicPr>
+                    <pic:cNvPr id="1172262832" name=""/>
+                    <pic:cNvPicPr/>
+                  </pic:nvPicPr>
+                  <pic:blipFill>
+                    <a:blip r:embed="rId61"/>
+                    <a:stretch>
+                      <a:fillRect/>
+                    </a:stretch>
+                  </pic:blipFill>
+                  <pic:spPr>
+                    <a:xfrm>
+                      <a:off x="0" y="0"/>
+                      <a:ext cx="4898172" cy="1399478"/>
+                    </a:xfrm>
+                    <a:prstGeom prst="rect">
+                      <a:avLst/>
+                    </a:prstGeom>
+                  </pic:spPr>
+                </pic:pic>
+              </a:graphicData>
+            </a:graphic>
+          </wp:inline>
+        </w:drawing>
+      </w:r>
+    </w:p>
+    <w:p>
+      <w:pPr>
+        <w:pStyle w:val="ListParagraph"/>
+        <w:numPr>
+          <w:ilvl w:val="0"/>
+          <w:numId w:val="37"/>
+        </w:numPr>
+        <w:rPr>
+          <w:lang w:val="en-IN"/>
+        </w:rPr>
+      </w:pPr>
+      <w:r>
+        <w:rPr>
+          <w:lang w:val="en-IN"/>
+        </w:rPr>
+        <w:t>Tuple, positional and property patterns</w:t>
+      </w:r>
+    </w:p>
+    <w:p>
+      <w:pPr>
+        <w:pStyle w:val="ListParagraph"/>
+        <w:ind w:left="1800"/>
+        <w:rPr>
+          <w:lang w:val="en-IN"/>
+        </w:rPr>
+      </w:pPr>
+      <w:r>
+        <w:rPr>
+          <w:lang w:val="en-IN"/>
+        </w:rPr>
+        <w:t xml:space="preserve">Tuple </w:t>
+      </w:r>
+      <w:r>
+        <w:rPr>
+          <w:lang w:val="en-IN"/>
+        </w:rPr>
+        <w:sym w:font="Wingdings" w:char="F0E0"/>
+      </w:r>
+      <w:r>
+        <w:rPr>
+          <w:lang w:val="en-IN"/>
+        </w:rPr>
+        <w:t xml:space="preserve"> </w:t>
+      </w:r>
+      <w:r>
+        <w:rPr>
+          <w:lang w:val="en-IN"/>
+        </w:rPr>
+        <w:drawing>
+          <wp:inline distT="0" distB="0" distL="0" distR="0" wp14:anchorId="2F9320DA" wp14:editId="3A600723">
+            <wp:extent cx="3635055" cy="1318374"/>
+            <wp:effectExtent l="0" t="0" r="3810" b="0"/>
+            <wp:docPr id="995481666" name="Picture 1"/>
+            <wp:cNvGraphicFramePr>
+              <a:graphicFrameLocks xmlns:a="http://schemas.openxmlformats.org/drawingml/2006/main" noChangeAspect="1"/>
+            </wp:cNvGraphicFramePr>
+            <a:graphic xmlns:a="http://schemas.openxmlformats.org/drawingml/2006/main">
+              <a:graphicData uri="http://schemas.openxmlformats.org/drawingml/2006/picture">
+                <pic:pic xmlns:pic="http://schemas.openxmlformats.org/drawingml/2006/picture">
+                  <pic:nvPicPr>
+                    <pic:cNvPr id="995481666" name=""/>
+                    <pic:cNvPicPr/>
+                  </pic:nvPicPr>
+                  <pic:blipFill>
+                    <a:blip r:embed="rId62"/>
+                    <a:stretch>
+                      <a:fillRect/>
+                    </a:stretch>
+                  </pic:blipFill>
+                  <pic:spPr>
+                    <a:xfrm>
+                      <a:off x="0" y="0"/>
+                      <a:ext cx="3635055" cy="1318374"/>
+                    </a:xfrm>
+                    <a:prstGeom prst="rect">
+                      <a:avLst/>
+                    </a:prstGeom>
+                  </pic:spPr>
+                </pic:pic>
+              </a:graphicData>
+            </a:graphic>
+          </wp:inline>
+        </w:drawing>
+      </w:r>
+    </w:p>
+    <w:p>
+      <w:pPr>
+        <w:pStyle w:val="ListParagraph"/>
+        <w:ind w:left="1800"/>
+        <w:rPr>
+          <w:lang w:val="en-IN"/>
+        </w:rPr>
+      </w:pPr>
+      <w:r>
+        <w:rPr>
+          <w:lang w:val="en-IN"/>
+        </w:rPr>
+        <w:t xml:space="preserve">Positional and property patterns </w:t>
+      </w:r>
+      <w:r>
+        <w:rPr>
+          <w:lang w:val="en-IN"/>
+        </w:rPr>
+        <w:sym w:font="Wingdings" w:char="F0E0"/>
+      </w:r>
+      <w:r>
+        <w:rPr>
+          <w:lang w:val="en-IN"/>
+        </w:rPr>
+        <w:t xml:space="preserve"> </w:t>
+      </w:r>
+      <w:r>
+        <w:rPr>
+          <w:lang w:val="en-IN"/>
+        </w:rPr>
+        <w:drawing>
+          <wp:inline distT="0" distB="0" distL="0" distR="0" wp14:anchorId="1CF9852F" wp14:editId="2B77249B">
+            <wp:extent cx="2758679" cy="358171"/>
+            <wp:effectExtent l="0" t="0" r="3810" b="3810"/>
+            <wp:docPr id="934614696" name="Picture 1"/>
+            <wp:cNvGraphicFramePr>
+              <a:graphicFrameLocks xmlns:a="http://schemas.openxmlformats.org/drawingml/2006/main" noChangeAspect="1"/>
+            </wp:cNvGraphicFramePr>
+            <a:graphic xmlns:a="http://schemas.openxmlformats.org/drawingml/2006/main">
+              <a:graphicData uri="http://schemas.openxmlformats.org/drawingml/2006/picture">
+                <pic:pic xmlns:pic="http://schemas.openxmlformats.org/drawingml/2006/picture">
+                  <pic:nvPicPr>
+                    <pic:cNvPr id="934614696" name=""/>
+                    <pic:cNvPicPr/>
+                  </pic:nvPicPr>
+                  <pic:blipFill>
+                    <a:blip r:embed="rId63"/>
+                    <a:stretch>
+                      <a:fillRect/>
+                    </a:stretch>
+                  </pic:blipFill>
+                  <pic:spPr>
+                    <a:xfrm>
+                      <a:off x="0" y="0"/>
+                      <a:ext cx="2758679" cy="358171"/>
+                    </a:xfrm>
+                    <a:prstGeom prst="rect">
+                      <a:avLst/>
+                    </a:prstGeom>
+                  </pic:spPr>
+                </pic:pic>
+              </a:graphicData>
+            </a:graphic>
+          </wp:inline>
+        </w:drawing>
+      </w:r>
+    </w:p>
+    <w:p>
+      <w:pPr>
+        <w:pStyle w:val="ListParagraph"/>
+        <w:numPr>
+          <w:ilvl w:val="0"/>
+          <w:numId w:val="37"/>
+        </w:numPr>
+        <w:rPr>
+          <w:lang w:val="en-IN"/>
+        </w:rPr>
+      </w:pPr>
+      <w:r>
+        <w:rPr>
+          <w:lang w:val="en-IN"/>
+        </w:rPr>
+        <w:t xml:space="preserve">Nullable reference types </w:t>
+      </w:r>
+      <w:r>
+        <w:rPr>
+          <w:lang w:val="en-IN"/>
+        </w:rPr>
+        <w:sym w:font="Wingdings" w:char="F0E0"/>
+      </w:r>
+      <w:r>
+        <w:rPr>
+          <w:lang w:val="en-IN"/>
+        </w:rPr>
+        <w:t xml:space="preserve"> </w:t>
+      </w:r>
+      <w:r>
+        <w:rPr>
+          <w:lang w:val="en-IN"/>
+        </w:rPr>
+        <w:t>Nullable value types bring nullability to value types but nullable reference types do the opposite and bring a degree of non-nullability to reference types with the purpose of avoiding NullReferenceException</w:t>
+      </w:r>
+      <w:r>
+        <w:rPr>
+          <w:lang w:val="en-IN"/>
+        </w:rPr>
+        <w:t>s</w:t>
+      </w:r>
+      <w:r>
+        <w:rPr>
+          <w:lang w:val="en-IN"/>
+        </w:rPr>
+        <w:t>. Nullable reference types introduce a level of safety that enforced purely by the compiler in the form of warnings or errors when it detects code that is at the risk of generating a NullReferenceException</w:t>
+      </w:r>
+    </w:p>
+    <w:p>
+      <w:pPr>
+        <w:pStyle w:val="ListParagraph"/>
+        <w:ind w:left="2160"/>
+        <w:rPr>
+          <w:lang w:val="en-IN"/>
+        </w:rPr>
+      </w:pPr>
+      <w:r>
+        <w:rPr>
+          <w:lang w:val="en-IN"/>
+        </w:rPr>
+        <w:t>They can be enabled at project level (via Nullable element in .csproj extension) or in the code (via #nullable directive)</w:t>
+      </w:r>
+      <w:r>
+        <w:rPr>
+          <w:noProof/>
+        </w:rPr>
+        <w:t xml:space="preserve"> </w:t>
+      </w:r>
+      <w:r>
+        <w:rPr>
+          <w:lang w:val="en-IN"/>
+        </w:rPr>
+        <w:drawing>
+          <wp:inline distT="0" distB="0" distL="0" distR="0" wp14:anchorId="3A8A262B" wp14:editId="02892BB5">
+            <wp:extent cx="5143500" cy="2074523"/>
+            <wp:effectExtent l="0" t="0" r="0" b="2540"/>
+            <wp:docPr id="1213794034" name="Picture 1"/>
+            <wp:cNvGraphicFramePr>
+              <a:graphicFrameLocks xmlns:a="http://schemas.openxmlformats.org/drawingml/2006/main" noChangeAspect="1"/>
+            </wp:cNvGraphicFramePr>
+            <a:graphic xmlns:a="http://schemas.openxmlformats.org/drawingml/2006/main">
+              <a:graphicData uri="http://schemas.openxmlformats.org/drawingml/2006/picture">
+                <pic:pic xmlns:pic="http://schemas.openxmlformats.org/drawingml/2006/picture">
+                  <pic:nvPicPr>
+                    <pic:cNvPr id="1213794034" name=""/>
+                    <pic:cNvPicPr/>
+                  </pic:nvPicPr>
+                  <pic:blipFill>
+                    <a:blip r:embed="rId64"/>
+                    <a:stretch>
+                      <a:fillRect/>
+                    </a:stretch>
+                  </pic:blipFill>
+                  <pic:spPr>
+                    <a:xfrm>
+                      <a:off x="0" y="0"/>
+                      <a:ext cx="5152644" cy="2078211"/>
+                    </a:xfrm>
+                    <a:prstGeom prst="rect">
+                      <a:avLst/>
+                    </a:prstGeom>
+                  </pic:spPr>
+                </pic:pic>
+              </a:graphicData>
+            </a:graphic>
+          </wp:inline>
+        </w:drawing>
+      </w:r>
+    </w:p>
+    <w:p>
+      <w:pPr>
+        <w:pStyle w:val="ListParagraph"/>
+        <w:ind w:left="2160"/>
+        <w:rPr>
+          <w:lang w:val="en-IN"/>
+        </w:rPr>
+      </w:pPr>
+    </w:p>
+    <w:p>
+      <w:pPr>
+        <w:rPr>
+          <w:lang w:val="en-IN"/>
+        </w:rPr>
+      </w:pPr>
     </w:p>
     <w:p>
       <w:pPr>
@@ -993,6 +5209,7 @@
         <w:rPr>
           <w:lang w:val="en-IN"/>
         </w:rPr>
+        <w:lastRenderedPageBreak/>
         <w:t>Here’s a step-by-step explanation:</w:t>
       </w:r>
     </w:p>
@@ -1291,7 +5508,6 @@
     <w:p/>
     <w:p>
       <w:r>
-        <w:lastRenderedPageBreak/>
         <w:t>Class A { byte b; long l; }</w:t>
       </w:r>
       <w:r>
@@ -1591,6 +5807,7 @@
         <w:rPr>
           <w:lang w:val="en-IN"/>
         </w:rPr>
+        <w:lastRenderedPageBreak/>
         <w:t>Total memory required for fields:</w:t>
       </w:r>
     </w:p>
@@ -1772,35 +5989,7 @@
         <w:rPr>
           <w:lang w:val="en-IN"/>
         </w:rPr>
-        <w:t xml:space="preserve">it is either int, </w:t>
-      </w:r>
-      <w:proofErr w:type="spellStart"/>
-      <w:r>
-        <w:rPr>
-          <w:lang w:val="en-IN"/>
-        </w:rPr>
-        <w:t>uint</w:t>
-      </w:r>
-      <w:proofErr w:type="spellEnd"/>
-      <w:r>
-        <w:rPr>
-          <w:lang w:val="en-IN"/>
-        </w:rPr>
-        <w:t xml:space="preserve">, long and </w:t>
-      </w:r>
-      <w:proofErr w:type="spellStart"/>
-      <w:r>
-        <w:rPr>
-          <w:lang w:val="en-IN"/>
-        </w:rPr>
-        <w:t>ulong</w:t>
-      </w:r>
-      <w:proofErr w:type="spellEnd"/>
-      <w:r>
-        <w:rPr>
-          <w:lang w:val="en-IN"/>
-        </w:rPr>
-        <w:t xml:space="preserve">. </w:t>
+        <w:t xml:space="preserve">it is either int, uint, long and ulong. </w:t>
       </w:r>
       <w:r>
         <w:rPr>
@@ -1849,7 +6038,7 @@
                     <pic:cNvPicPr/>
                   </pic:nvPicPr>
                   <pic:blipFill>
-                    <a:blip r:embed="rId12"/>
+                    <a:blip r:embed="rId65"/>
                     <a:stretch>
                       <a:fillRect/>
                     </a:stretch>
@@ -1902,7 +6091,7 @@
                     <pic:cNvPicPr/>
                   </pic:nvPicPr>
                   <pic:blipFill>
-                    <a:blip r:embed="rId13"/>
+                    <a:blip r:embed="rId66"/>
                     <a:stretch>
                       <a:fillRect/>
                     </a:stretch>
@@ -1971,177 +6160,169 @@
           <w:bCs/>
           <w:lang w:val="en-IN"/>
         </w:rPr>
+        <w:t>Strings and Characters</w:t>
+      </w:r>
+    </w:p>
+    <w:p>
+      <w:pPr>
+        <w:rPr>
+          <w:lang w:val="en-IN"/>
+        </w:rPr>
+      </w:pPr>
+      <w:r>
+        <w:rPr>
+          <w:lang w:val="en-IN"/>
+        </w:rPr>
+        <w:t>A char</w:t>
+      </w:r>
+      <w:r>
+        <w:rPr>
+          <w:lang w:val="en-IN"/>
+        </w:rPr>
+        <w:t xml:space="preserve"> in C# can store a single character </w:t>
+      </w:r>
+      <w:r>
+        <w:rPr>
+          <w:lang w:val="en-IN"/>
+        </w:rPr>
+        <w:t xml:space="preserve">in Unicode format that represents 2 bytes (UTF-16). </w:t>
+      </w:r>
+    </w:p>
+    <w:p>
+      <w:pPr>
+        <w:rPr>
+          <w:lang w:val="en-IN"/>
+        </w:rPr>
+      </w:pPr>
+      <w:r>
+        <w:rPr>
+          <w:lang w:val="en-IN"/>
+        </w:rPr>
+        <w:t xml:space="preserve">A string is sequence of Unicode characters that represents an immutable (unmodifiable) sequence of Unicode characters. </w:t>
+      </w:r>
+      <w:r>
+        <w:rPr>
+          <w:lang w:val="en-IN"/>
+        </w:rPr>
+        <w:t xml:space="preserve">Strings are reference type but their equality operators however follow value-type semantics. </w:t>
+      </w:r>
+    </w:p>
+    <w:p>
+      <w:pPr>
+        <w:rPr>
+          <w:b/>
+          <w:bCs/>
+          <w:lang w:val="en-IN"/>
+        </w:rPr>
+      </w:pPr>
+      <w:r>
+        <w:rPr>
+          <w:b/>
+          <w:bCs/>
+          <w:lang w:val="en-IN"/>
+        </w:rPr>
+        <w:t>Arrays</w:t>
+      </w:r>
+    </w:p>
+    <w:p>
+      <w:pPr>
+        <w:rPr>
+          <w:lang w:val="en-IN"/>
+        </w:rPr>
+      </w:pPr>
+      <w:r>
+        <w:rPr>
+          <w:lang w:val="en-IN"/>
+        </w:rPr>
+        <w:t>An array represents fixed number of elements</w:t>
+      </w:r>
+      <w:r>
+        <w:rPr>
+          <w:lang w:val="en-IN"/>
+        </w:rPr>
+        <w:t xml:space="preserve"> of particular type. Elements in the array are stored in contiguous block of memory </w:t>
+      </w:r>
+      <w:r>
+        <w:rPr>
+          <w:lang w:val="en-IN"/>
+        </w:rPr>
+        <w:t xml:space="preserve">for high efficient access. </w:t>
+      </w:r>
+      <w:r>
+        <w:rPr>
+          <w:lang w:val="en-IN"/>
+        </w:rPr>
+        <w:t xml:space="preserve"> Creating an array always pre initializes the elements with default values. </w:t>
+      </w:r>
+      <w:r>
+        <w:rPr>
+          <w:lang w:val="en-IN"/>
+        </w:rPr>
+        <w:t>For example: int[] a = new int[1000];</w:t>
+      </w:r>
+      <w:r>
+        <w:rPr>
+          <w:lang w:val="en-IN"/>
+        </w:rPr>
+        <w:t xml:space="preserve"> would allocate default values of 0 for 1000 integers in contiguous block of memory. </w:t>
+      </w:r>
+    </w:p>
+    <w:p>
+      <w:pPr>
+        <w:rPr>
+          <w:lang w:val="en-IN"/>
+        </w:rPr>
+      </w:pPr>
+      <w:r>
+        <w:rPr>
+          <w:lang w:val="en-IN"/>
+        </w:rPr>
+        <w:t xml:space="preserve">An array initialization expression </w:t>
+      </w:r>
+      <w:r>
+        <w:rPr>
+          <w:lang w:val="en-IN"/>
+        </w:rPr>
+        <w:t xml:space="preserve">let’s us declare and initialize the single statement:  char[] a = {‘a’, ’b’, ’c’} </w:t>
+      </w:r>
+    </w:p>
+    <w:p>
+      <w:pPr>
+        <w:rPr>
+          <w:lang w:val="en-IN"/>
+        </w:rPr>
+      </w:pPr>
+      <w:r>
+        <w:rPr>
+          <w:lang w:val="en-IN"/>
+        </w:rPr>
+        <w:t xml:space="preserve">Value Type </w:t>
+      </w:r>
+      <w:r>
+        <w:rPr>
+          <w:lang w:val="en-IN"/>
+        </w:rPr>
+        <w:sym w:font="Wingdings" w:char="F0E0"/>
+      </w:r>
+      <w:r>
+        <w:rPr>
+          <w:lang w:val="en-IN"/>
+        </w:rPr>
+        <w:t xml:space="preserve"> As array is reference type and when it is allocated with value types then reference variable will be stored in stack and points to ‘actual’ array in the heap. The ‘actual’ array in the heap contains actual values.</w:t>
+      </w:r>
+    </w:p>
+    <w:p>
+      <w:pPr>
+        <w:rPr>
+          <w:lang w:val="en-IN"/>
+        </w:rPr>
+      </w:pPr>
+      <w:r>
+        <w:rPr>
+          <w:noProof/>
+          <w:lang w:val="en-IN"/>
+        </w:rPr>
         <w:lastRenderedPageBreak/>
-        <w:t>Strings and Characters</w:t>
-      </w:r>
-    </w:p>
-    <w:p>
-      <w:pPr>
-        <w:rPr>
-          <w:lang w:val="en-IN"/>
-        </w:rPr>
-      </w:pPr>
-      <w:r>
-        <w:rPr>
-          <w:lang w:val="en-IN"/>
-        </w:rPr>
-        <w:t>A char</w:t>
-      </w:r>
-      <w:r>
-        <w:rPr>
-          <w:lang w:val="en-IN"/>
-        </w:rPr>
-        <w:t xml:space="preserve"> in C# can store a single character </w:t>
-      </w:r>
-      <w:r>
-        <w:rPr>
-          <w:lang w:val="en-IN"/>
-        </w:rPr>
-        <w:t xml:space="preserve">in Unicode format that represents 2 bytes (UTF-16). </w:t>
-      </w:r>
-    </w:p>
-    <w:p>
-      <w:pPr>
-        <w:rPr>
-          <w:lang w:val="en-IN"/>
-        </w:rPr>
-      </w:pPr>
-      <w:r>
-        <w:rPr>
-          <w:lang w:val="en-IN"/>
-        </w:rPr>
-        <w:t xml:space="preserve">A string is sequence of Unicode characters that represents an immutable (unmodifiable) sequence of Unicode characters. </w:t>
-      </w:r>
-      <w:r>
-        <w:rPr>
-          <w:lang w:val="en-IN"/>
-        </w:rPr>
-        <w:t xml:space="preserve">Strings are reference type but their equality operators however follow value-type semantics. </w:t>
-      </w:r>
-    </w:p>
-    <w:p>
-      <w:pPr>
-        <w:rPr>
-          <w:b/>
-          <w:bCs/>
-          <w:lang w:val="en-IN"/>
-        </w:rPr>
-      </w:pPr>
-      <w:r>
-        <w:rPr>
-          <w:b/>
-          <w:bCs/>
-          <w:lang w:val="en-IN"/>
-        </w:rPr>
-        <w:t>Arrays</w:t>
-      </w:r>
-    </w:p>
-    <w:p>
-      <w:pPr>
-        <w:rPr>
-          <w:lang w:val="en-IN"/>
-        </w:rPr>
-      </w:pPr>
-      <w:r>
-        <w:rPr>
-          <w:lang w:val="en-IN"/>
-        </w:rPr>
-        <w:t>An array represents fixed number of elements</w:t>
-      </w:r>
-      <w:r>
-        <w:rPr>
-          <w:lang w:val="en-IN"/>
-        </w:rPr>
-        <w:t xml:space="preserve"> of particular type. Elements in the array are stored in contiguous block of memory </w:t>
-      </w:r>
-      <w:r>
-        <w:rPr>
-          <w:lang w:val="en-IN"/>
-        </w:rPr>
-        <w:t xml:space="preserve">for high efficient access. </w:t>
-      </w:r>
-      <w:r>
-        <w:rPr>
-          <w:lang w:val="en-IN"/>
-        </w:rPr>
-        <w:t xml:space="preserve"> Creating an array always pre initializes the elements with default values. </w:t>
-      </w:r>
-      <w:r>
-        <w:rPr>
-          <w:lang w:val="en-IN"/>
-        </w:rPr>
-        <w:t>For example: int[] a = new int[1000];</w:t>
-      </w:r>
-      <w:r>
-        <w:rPr>
-          <w:lang w:val="en-IN"/>
-        </w:rPr>
-        <w:t xml:space="preserve"> would allocate default values of 0 for 1000 integers in contiguous block of memory. </w:t>
-      </w:r>
-    </w:p>
-    <w:p>
-      <w:pPr>
-        <w:rPr>
-          <w:lang w:val="en-IN"/>
-        </w:rPr>
-      </w:pPr>
-      <w:r>
-        <w:rPr>
-          <w:lang w:val="en-IN"/>
-        </w:rPr>
-        <w:t xml:space="preserve">An array initialization expression </w:t>
-      </w:r>
-      <w:proofErr w:type="spellStart"/>
-      <w:r>
-        <w:rPr>
-          <w:lang w:val="en-IN"/>
-        </w:rPr>
-        <w:t>let’s</w:t>
-      </w:r>
-      <w:proofErr w:type="spellEnd"/>
-      <w:r>
-        <w:rPr>
-          <w:lang w:val="en-IN"/>
-        </w:rPr>
-        <w:t xml:space="preserve"> us declare and initialize the single statement:  char[] a = {‘a’, ’b’, ’c’} </w:t>
-      </w:r>
-    </w:p>
-    <w:p>
-      <w:pPr>
-        <w:rPr>
-          <w:lang w:val="en-IN"/>
-        </w:rPr>
-      </w:pPr>
-      <w:r>
-        <w:rPr>
-          <w:lang w:val="en-IN"/>
-        </w:rPr>
-        <w:t xml:space="preserve">Value Type </w:t>
-      </w:r>
-      <w:r>
-        <w:rPr>
-          <w:lang w:val="en-IN"/>
-        </w:rPr>
-        <w:sym w:font="Wingdings" w:char="F0E0"/>
-      </w:r>
-      <w:r>
-        <w:rPr>
-          <w:lang w:val="en-IN"/>
-        </w:rPr>
-        <w:t xml:space="preserve"> As array is reference type and when it is allocated with value types then reference variable will be stored in stack and points to ‘actual’ array in the heap. The ‘actual’ array in the heap contains actual values.</w:t>
-      </w:r>
-    </w:p>
-    <w:p>
-      <w:pPr>
-        <w:rPr>
-          <w:lang w:val="en-IN"/>
-        </w:rPr>
-      </w:pPr>
-      <w:r>
-        <w:rPr>
-          <w:noProof/>
-          <w:lang w:val="en-IN"/>
-        </w:rPr>
         <w:drawing>
           <wp:inline distT="0" distB="0" distL="0" distR="0" wp14:anchorId="28F13F19" wp14:editId="33297D93">
             <wp:extent cx="5425440" cy="2701825"/>
@@ -2160,7 +6341,7 @@
                     </pic:cNvPicPr>
                   </pic:nvPicPr>
                   <pic:blipFill>
-                    <a:blip r:embed="rId14">
+                    <a:blip r:embed="rId67">
                       <a:extLst>
                         <a:ext uri="{28A0092B-C50C-407E-A947-70E740481C1C}">
                           <a14:useLocalDpi xmlns:a14="http://schemas.microsoft.com/office/drawing/2010/main" val="0"/>
@@ -2246,7 +6427,7 @@
                     </pic:cNvPicPr>
                   </pic:nvPicPr>
                   <pic:blipFill>
-                    <a:blip r:embed="rId15">
+                    <a:blip r:embed="rId68">
                       <a:extLst>
                         <a:ext uri="{28A0092B-C50C-407E-A947-70E740481C1C}">
                           <a14:useLocalDpi xmlns:a14="http://schemas.microsoft.com/office/drawing/2010/main" val="0"/>
@@ -2288,236 +6469,180 @@
         <w:rPr>
           <w:lang w:val="en-IN"/>
         </w:rPr>
+        <w:t xml:space="preserve">Indices </w:t>
+      </w:r>
+      <w:r>
+        <w:rPr>
+          <w:lang w:val="en-IN"/>
+        </w:rPr>
+        <w:sym w:font="Wingdings" w:char="F0E0"/>
+      </w:r>
+      <w:r>
+        <w:rPr>
+          <w:lang w:val="en-IN"/>
+        </w:rPr>
+        <w:t xml:space="preserve"> They let us access the array from the end like </w:t>
+      </w:r>
+    </w:p>
+    <w:p>
+      <w:pPr>
+        <w:rPr>
+          <w:lang w:val="en-IN"/>
+        </w:rPr>
+      </w:pPr>
+      <w:r>
+        <w:rPr>
+          <w:lang w:val="en-IN"/>
+        </w:rPr>
+        <w:t>char[] vowels = new char[] {'a','e','i','o','u'};</w:t>
+      </w:r>
+    </w:p>
+    <w:p>
+      <w:pPr>
+        <w:rPr>
+          <w:lang w:val="en-IN"/>
+        </w:rPr>
+      </w:pPr>
+      <w:r>
+        <w:rPr>
+          <w:lang w:val="en-IN"/>
+        </w:rPr>
+        <w:t>char lastElement = vowels [</w:t>
+      </w:r>
+      <w:r>
+        <w:rPr>
+          <w:b/>
+          <w:bCs/>
+          <w:lang w:val="en-IN"/>
+        </w:rPr>
+        <w:t>^1</w:t>
+      </w:r>
+      <w:r>
+        <w:rPr>
+          <w:lang w:val="en-IN"/>
+        </w:rPr>
+        <w:t>]; // 'u'</w:t>
+      </w:r>
+    </w:p>
+    <w:p>
+      <w:pPr>
+        <w:rPr>
+          <w:lang w:val="en-IN"/>
+        </w:rPr>
+      </w:pPr>
+      <w:r>
+        <w:rPr>
+          <w:lang w:val="en-IN"/>
+        </w:rPr>
+        <w:t>char secondToLast = vowels [</w:t>
+      </w:r>
+      <w:r>
+        <w:rPr>
+          <w:b/>
+          <w:bCs/>
+          <w:lang w:val="en-IN"/>
+        </w:rPr>
+        <w:t>^2</w:t>
+      </w:r>
+      <w:r>
+        <w:rPr>
+          <w:lang w:val="en-IN"/>
+        </w:rPr>
+        <w:t>]; // 'o'</w:t>
+      </w:r>
+    </w:p>
+    <w:p>
+      <w:pPr>
+        <w:rPr>
+          <w:lang w:val="en-IN"/>
+        </w:rPr>
+      </w:pPr>
+      <w:r>
+        <w:rPr>
+          <w:lang w:val="en-IN"/>
+        </w:rPr>
+        <w:t>^0 equals the length of the array so vowels</w:t>
+      </w:r>
+      <w:r>
+        <w:rPr>
+          <w:lang w:val="en-IN"/>
+        </w:rPr>
+        <w:t>[^0] throws error.</w:t>
+      </w:r>
+    </w:p>
+    <w:p>
+      <w:pPr>
+        <w:rPr>
+          <w:lang w:val="en-IN"/>
+        </w:rPr>
+      </w:pPr>
+      <w:r>
+        <w:rPr>
+          <w:b/>
+          <w:bCs/>
+          <w:lang w:val="en-IN"/>
+        </w:rPr>
+        <w:t>Rectangular arrays</w:t>
+      </w:r>
+      <w:r>
+        <w:rPr>
+          <w:lang w:val="en-IN"/>
+        </w:rPr>
+        <w:t xml:space="preserve"> are declared using commas to separate each dimension. The</w:t>
+      </w:r>
+    </w:p>
+    <w:p>
+      <w:pPr>
+        <w:rPr>
+          <w:lang w:val="en-IN"/>
+        </w:rPr>
+      </w:pPr>
+      <w:r>
+        <w:rPr>
+          <w:lang w:val="en-IN"/>
+        </w:rPr>
+        <w:t>following declares a rectangular two-dimensional array for which the dimensions</w:t>
+      </w:r>
+    </w:p>
+    <w:p>
+      <w:pPr>
+        <w:rPr>
+          <w:lang w:val="en-IN"/>
+        </w:rPr>
+      </w:pPr>
+      <w:r>
+        <w:rPr>
+          <w:lang w:val="en-IN"/>
+        </w:rPr>
+        <w:t>are 3 by 3:</w:t>
+      </w:r>
+    </w:p>
+    <w:p>
+      <w:pPr>
+        <w:rPr>
+          <w:lang w:val="en-IN"/>
+        </w:rPr>
+      </w:pPr>
+      <w:r>
+        <w:rPr>
+          <w:lang w:val="en-IN"/>
+        </w:rPr>
+        <w:t>int[,] matrix = new int[3,3];</w:t>
+      </w:r>
+    </w:p>
+    <w:p>
+      <w:pPr>
+        <w:rPr>
+          <w:lang w:val="en-IN"/>
+        </w:rPr>
+      </w:pPr>
+      <w:r>
+        <w:rPr>
+          <w:b/>
+          <w:bCs/>
+          <w:lang w:val="en-IN"/>
+        </w:rPr>
         <w:lastRenderedPageBreak/>
-        <w:t xml:space="preserve">Indices </w:t>
-      </w:r>
-      <w:r>
-        <w:rPr>
-          <w:lang w:val="en-IN"/>
-        </w:rPr>
-        <w:sym w:font="Wingdings" w:char="F0E0"/>
-      </w:r>
-      <w:r>
-        <w:rPr>
-          <w:lang w:val="en-IN"/>
-        </w:rPr>
-        <w:t xml:space="preserve"> They let us access the array from the end like </w:t>
-      </w:r>
-    </w:p>
-    <w:p>
-      <w:pPr>
-        <w:rPr>
-          <w:lang w:val="en-IN"/>
-        </w:rPr>
-      </w:pPr>
-      <w:r>
-        <w:rPr>
-          <w:lang w:val="en-IN"/>
-        </w:rPr>
-        <w:t>char[] vowels = new char[] {'a','e','</w:t>
-      </w:r>
-      <w:proofErr w:type="spellStart"/>
-      <w:r>
-        <w:rPr>
-          <w:lang w:val="en-IN"/>
-        </w:rPr>
-        <w:t>i</w:t>
-      </w:r>
-      <w:proofErr w:type="spellEnd"/>
-      <w:r>
-        <w:rPr>
-          <w:lang w:val="en-IN"/>
-        </w:rPr>
-        <w:t>','</w:t>
-      </w:r>
-      <w:proofErr w:type="spellStart"/>
-      <w:r>
-        <w:rPr>
-          <w:lang w:val="en-IN"/>
-        </w:rPr>
-        <w:t>o','u</w:t>
-      </w:r>
-      <w:proofErr w:type="spellEnd"/>
-      <w:r>
-        <w:rPr>
-          <w:lang w:val="en-IN"/>
-        </w:rPr>
-        <w:t>'};</w:t>
-      </w:r>
-    </w:p>
-    <w:p>
-      <w:pPr>
-        <w:rPr>
-          <w:lang w:val="en-IN"/>
-        </w:rPr>
-      </w:pPr>
-      <w:r>
-        <w:rPr>
-          <w:lang w:val="en-IN"/>
-        </w:rPr>
-        <w:t xml:space="preserve">char </w:t>
-      </w:r>
-      <w:proofErr w:type="spellStart"/>
-      <w:r>
-        <w:rPr>
-          <w:lang w:val="en-IN"/>
-        </w:rPr>
-        <w:t>lastElement</w:t>
-      </w:r>
-      <w:proofErr w:type="spellEnd"/>
-      <w:r>
-        <w:rPr>
-          <w:lang w:val="en-IN"/>
-        </w:rPr>
-        <w:t xml:space="preserve"> = vowels [</w:t>
-      </w:r>
-      <w:r>
-        <w:rPr>
-          <w:b/>
-          <w:bCs/>
-          <w:lang w:val="en-IN"/>
-        </w:rPr>
-        <w:t>^1</w:t>
-      </w:r>
-      <w:r>
-        <w:rPr>
-          <w:lang w:val="en-IN"/>
-        </w:rPr>
-        <w:t>]; // 'u'</w:t>
-      </w:r>
-    </w:p>
-    <w:p>
-      <w:pPr>
-        <w:rPr>
-          <w:lang w:val="en-IN"/>
-        </w:rPr>
-      </w:pPr>
-      <w:r>
-        <w:rPr>
-          <w:lang w:val="en-IN"/>
-        </w:rPr>
-        <w:t xml:space="preserve">char </w:t>
-      </w:r>
-      <w:proofErr w:type="spellStart"/>
-      <w:r>
-        <w:rPr>
-          <w:lang w:val="en-IN"/>
-        </w:rPr>
-        <w:t>secondToLast</w:t>
-      </w:r>
-      <w:proofErr w:type="spellEnd"/>
-      <w:r>
-        <w:rPr>
-          <w:lang w:val="en-IN"/>
-        </w:rPr>
-        <w:t xml:space="preserve"> = vowels [</w:t>
-      </w:r>
-      <w:r>
-        <w:rPr>
-          <w:b/>
-          <w:bCs/>
-          <w:lang w:val="en-IN"/>
-        </w:rPr>
-        <w:t>^2</w:t>
-      </w:r>
-      <w:r>
-        <w:rPr>
-          <w:lang w:val="en-IN"/>
-        </w:rPr>
-        <w:t>]; // 'o'</w:t>
-      </w:r>
-    </w:p>
-    <w:p>
-      <w:pPr>
-        <w:rPr>
-          <w:lang w:val="en-IN"/>
-        </w:rPr>
-      </w:pPr>
-      <w:r>
-        <w:rPr>
-          <w:lang w:val="en-IN"/>
-        </w:rPr>
-        <w:t>^0 equals the length of the array so vowels</w:t>
-      </w:r>
-      <w:r>
-        <w:rPr>
-          <w:lang w:val="en-IN"/>
-        </w:rPr>
-        <w:t>[^0] throws error.</w:t>
-      </w:r>
-    </w:p>
-    <w:p>
-      <w:pPr>
-        <w:rPr>
-          <w:lang w:val="en-IN"/>
-        </w:rPr>
-      </w:pPr>
-      <w:r>
-        <w:rPr>
-          <w:b/>
-          <w:bCs/>
-          <w:lang w:val="en-IN"/>
-        </w:rPr>
-        <w:t>Rectangular arrays</w:t>
-      </w:r>
-      <w:r>
-        <w:rPr>
-          <w:lang w:val="en-IN"/>
-        </w:rPr>
-        <w:t xml:space="preserve"> are declared using commas to separate each dimension. The</w:t>
-      </w:r>
-    </w:p>
-    <w:p>
-      <w:pPr>
-        <w:rPr>
-          <w:lang w:val="en-IN"/>
-        </w:rPr>
-      </w:pPr>
-      <w:r>
-        <w:rPr>
-          <w:lang w:val="en-IN"/>
-        </w:rPr>
-        <w:t>following declares a rectangular two-dimensional array for which the dimensions</w:t>
-      </w:r>
-    </w:p>
-    <w:p>
-      <w:pPr>
-        <w:rPr>
-          <w:lang w:val="en-IN"/>
-        </w:rPr>
-      </w:pPr>
-      <w:r>
-        <w:rPr>
-          <w:lang w:val="en-IN"/>
-        </w:rPr>
-        <w:t>are 3 by 3:</w:t>
-      </w:r>
-    </w:p>
-    <w:p>
-      <w:pPr>
-        <w:rPr>
-          <w:lang w:val="en-IN"/>
-        </w:rPr>
-      </w:pPr>
-      <w:r>
-        <w:rPr>
-          <w:lang w:val="en-IN"/>
-        </w:rPr>
-        <w:t>int[,] matrix = new int[3,3];</w:t>
-      </w:r>
-    </w:p>
-    <w:p>
-      <w:pPr>
-        <w:rPr>
-          <w:lang w:val="en-IN"/>
-        </w:rPr>
-      </w:pPr>
-      <w:r>
-        <w:rPr>
-          <w:b/>
-          <w:bCs/>
-          <w:lang w:val="en-IN"/>
-        </w:rPr>
         <w:t>Passing arguments by value</w:t>
       </w:r>
       <w:r>
@@ -2530,35 +6655,7 @@
         <w:rPr>
           <w:lang w:val="en-IN"/>
         </w:rPr>
-        <w:t xml:space="preserve">In the below code, the value of </w:t>
-      </w:r>
-      <w:proofErr w:type="spellStart"/>
-      <w:r>
-        <w:rPr>
-          <w:lang w:val="en-IN"/>
-        </w:rPr>
-        <w:t>sb</w:t>
-      </w:r>
-      <w:proofErr w:type="spellEnd"/>
-      <w:r>
-        <w:rPr>
-          <w:lang w:val="en-IN"/>
-        </w:rPr>
-        <w:t xml:space="preserve"> will be “test” because “</w:t>
-      </w:r>
-      <w:proofErr w:type="spellStart"/>
-      <w:r>
-        <w:rPr>
-          <w:lang w:val="en-IN"/>
-        </w:rPr>
-        <w:t>sb</w:t>
-      </w:r>
-      <w:proofErr w:type="spellEnd"/>
-      <w:r>
-        <w:rPr>
-          <w:lang w:val="en-IN"/>
-        </w:rPr>
-        <w:t xml:space="preserve">” will be sent as a copy to ‘Foo’ method. </w:t>
+        <w:t xml:space="preserve">In the below code, the value of sb will be “test” because “sb” will be sent as a copy to ‘Foo’ method. </w:t>
       </w:r>
     </w:p>
     <w:p>
@@ -2588,7 +6685,7 @@
                     <pic:cNvPicPr/>
                   </pic:nvPicPr>
                   <pic:blipFill>
-                    <a:blip r:embed="rId16"/>
+                    <a:blip r:embed="rId69"/>
                     <a:stretch>
                       <a:fillRect/>
                     </a:stretch>
@@ -2631,7 +6728,7 @@
                     </pic:cNvPicPr>
                   </pic:nvPicPr>
                   <pic:blipFill>
-                    <a:blip r:embed="rId17" cstate="print">
+                    <a:blip r:embed="rId70" cstate="print">
                       <a:extLst>
                         <a:ext uri="{28A0092B-C50C-407E-A947-70E740481C1C}">
                           <a14:useLocalDpi xmlns:a14="http://schemas.microsoft.com/office/drawing/2010/main" val="0"/>
@@ -2673,63 +6770,7 @@
         <w:rPr>
           <w:lang w:val="en-IN"/>
         </w:rPr>
-        <w:t>Inside the method the reference ‘</w:t>
-      </w:r>
-      <w:proofErr w:type="spellStart"/>
-      <w:r>
-        <w:rPr>
-          <w:lang w:val="en-IN"/>
-        </w:rPr>
-        <w:t>fooSB</w:t>
-      </w:r>
-      <w:proofErr w:type="spellEnd"/>
-      <w:r>
-        <w:rPr>
-          <w:lang w:val="en-IN"/>
-        </w:rPr>
-        <w:t>’ points to the same object pointed by ‘</w:t>
-      </w:r>
-      <w:proofErr w:type="spellStart"/>
-      <w:r>
-        <w:rPr>
-          <w:lang w:val="en-IN"/>
-        </w:rPr>
-        <w:t>sb</w:t>
-      </w:r>
-      <w:proofErr w:type="spellEnd"/>
-      <w:r>
-        <w:rPr>
-          <w:lang w:val="en-IN"/>
-        </w:rPr>
-        <w:t>’. So, ‘</w:t>
-      </w:r>
-      <w:proofErr w:type="spellStart"/>
-      <w:r>
-        <w:rPr>
-          <w:lang w:val="en-IN"/>
-        </w:rPr>
-        <w:t>fooSB</w:t>
-      </w:r>
-      <w:proofErr w:type="spellEnd"/>
-      <w:r>
-        <w:rPr>
-          <w:lang w:val="en-IN"/>
-        </w:rPr>
-        <w:t>’ updates the object with “test” and “</w:t>
-      </w:r>
-      <w:proofErr w:type="spellStart"/>
-      <w:r>
-        <w:rPr>
-          <w:lang w:val="en-IN"/>
-        </w:rPr>
-        <w:t>sb</w:t>
-      </w:r>
-      <w:proofErr w:type="spellEnd"/>
-      <w:r>
-        <w:rPr>
-          <w:lang w:val="en-IN"/>
-        </w:rPr>
-        <w:t>” will be “test”.</w:t>
+        <w:t>Inside the method the reference ‘fooSB’ points to the same object pointed by ‘sb’. So, ‘fooSB’ updates the object with “test” and “sb” will be “test”.</w:t>
       </w:r>
     </w:p>
     <w:p>
@@ -2794,7 +6835,7 @@
                     <pic:cNvPicPr/>
                   </pic:nvPicPr>
                   <pic:blipFill>
-                    <a:blip r:embed="rId18"/>
+                    <a:blip r:embed="rId71"/>
                     <a:stretch>
                       <a:fillRect/>
                     </a:stretch>
@@ -3167,7 +7208,6 @@
           <w:bCs/>
           <w:lang w:val="en-IN"/>
         </w:rPr>
-        <w:lastRenderedPageBreak/>
         <w:t xml:space="preserve">“In” modifier: </w:t>
       </w:r>
       <w:r>
@@ -3260,7 +7300,7 @@
                     <pic:cNvPicPr/>
                   </pic:nvPicPr>
                   <pic:blipFill>
-                    <a:blip r:embed="rId19"/>
+                    <a:blip r:embed="rId72"/>
                     <a:stretch>
                       <a:fillRect/>
                     </a:stretch>
@@ -3314,6 +7354,7 @@
           <w:bCs/>
           <w:lang w:val="en-IN"/>
         </w:rPr>
+        <w:lastRenderedPageBreak/>
         <w:t>Named Arguments</w:t>
       </w:r>
       <w:r>
@@ -3416,7 +7457,7 @@
                     <pic:cNvPicPr/>
                   </pic:nvPicPr>
                   <pic:blipFill>
-                    <a:blip r:embed="rId20"/>
+                    <a:blip r:embed="rId73"/>
                     <a:stretch>
                       <a:fillRect/>
                     </a:stretch>
@@ -3484,7 +7525,7 @@
                     <pic:cNvPicPr/>
                   </pic:nvPicPr>
                   <pic:blipFill>
-                    <a:blip r:embed="rId21"/>
+                    <a:blip r:embed="rId74"/>
                     <a:stretch>
                       <a:fillRect/>
                     </a:stretch>
@@ -3852,25 +7893,7 @@
           <w:bCs/>
           <w:lang w:val="en-IN"/>
         </w:rPr>
-        <w:t xml:space="preserve">bool </w:t>
-      </w:r>
-      <w:proofErr w:type="spellStart"/>
-      <w:r>
-        <w:rPr>
-          <w:b/>
-          <w:bCs/>
-          <w:lang w:val="en-IN"/>
-        </w:rPr>
-        <w:t>isEqual</w:t>
-      </w:r>
-      <w:proofErr w:type="spellEnd"/>
-      <w:r>
-        <w:rPr>
-          <w:b/>
-          <w:bCs/>
-          <w:lang w:val="en-IN"/>
-        </w:rPr>
-        <w:t xml:space="preserve"> = (5 == 3);  // false</w:t>
+        <w:t>bool isEqual = (5 == 3);  // false</w:t>
       </w:r>
     </w:p>
     <w:p>
@@ -3891,7 +7914,6 @@
           <w:bCs/>
           <w:lang w:val="en-IN"/>
         </w:rPr>
-        <w:lastRenderedPageBreak/>
         <w:t>Not equal to (!=)</w:t>
       </w:r>
       <w:r>
@@ -3906,25 +7928,7 @@
           <w:bCs/>
           <w:lang w:val="en-IN"/>
         </w:rPr>
-        <w:t xml:space="preserve">bool </w:t>
-      </w:r>
-      <w:proofErr w:type="spellStart"/>
-      <w:r>
-        <w:rPr>
-          <w:b/>
-          <w:bCs/>
-          <w:lang w:val="en-IN"/>
-        </w:rPr>
-        <w:t>isNotEqual</w:t>
-      </w:r>
-      <w:proofErr w:type="spellEnd"/>
-      <w:r>
-        <w:rPr>
-          <w:b/>
-          <w:bCs/>
-          <w:lang w:val="en-IN"/>
-        </w:rPr>
-        <w:t xml:space="preserve"> = (5 != 3);  // true</w:t>
+        <w:t>bool isNotEqual = (5 != 3);  // true</w:t>
       </w:r>
     </w:p>
     <w:p>
@@ -3963,25 +7967,7 @@
           <w:bCs/>
           <w:lang w:val="en-IN"/>
         </w:rPr>
-        <w:t xml:space="preserve">bool </w:t>
-      </w:r>
-      <w:proofErr w:type="spellStart"/>
-      <w:r>
-        <w:rPr>
-          <w:b/>
-          <w:bCs/>
-          <w:lang w:val="en-IN"/>
-        </w:rPr>
-        <w:t>isGreater</w:t>
-      </w:r>
-      <w:proofErr w:type="spellEnd"/>
-      <w:r>
-        <w:rPr>
-          <w:b/>
-          <w:bCs/>
-          <w:lang w:val="en-IN"/>
-        </w:rPr>
-        <w:t xml:space="preserve"> = (5 &gt; 3);  // true</w:t>
+        <w:t>bool isGreater = (5 &gt; 3);  // true</w:t>
       </w:r>
     </w:p>
     <w:p>
@@ -4020,25 +8006,7 @@
           <w:bCs/>
           <w:lang w:val="en-IN"/>
         </w:rPr>
-        <w:t xml:space="preserve">bool </w:t>
-      </w:r>
-      <w:proofErr w:type="spellStart"/>
-      <w:r>
-        <w:rPr>
-          <w:b/>
-          <w:bCs/>
-          <w:lang w:val="en-IN"/>
-        </w:rPr>
-        <w:t>isLess</w:t>
-      </w:r>
-      <w:proofErr w:type="spellEnd"/>
-      <w:r>
-        <w:rPr>
-          <w:b/>
-          <w:bCs/>
-          <w:lang w:val="en-IN"/>
-        </w:rPr>
-        <w:t xml:space="preserve"> = (5 &lt; 3);  // false</w:t>
+        <w:t>bool isLess = (5 &lt; 3);  // false</w:t>
       </w:r>
     </w:p>
     <w:p>
@@ -4071,25 +8039,7 @@
           <w:bCs/>
           <w:lang w:val="en-IN"/>
         </w:rPr>
-        <w:t xml:space="preserve">. bool </w:t>
-      </w:r>
-      <w:proofErr w:type="spellStart"/>
-      <w:r>
-        <w:rPr>
-          <w:b/>
-          <w:bCs/>
-          <w:lang w:val="en-IN"/>
-        </w:rPr>
-        <w:t>isGreaterOrEqual</w:t>
-      </w:r>
-      <w:proofErr w:type="spellEnd"/>
-      <w:r>
-        <w:rPr>
-          <w:b/>
-          <w:bCs/>
-          <w:lang w:val="en-IN"/>
-        </w:rPr>
-        <w:t xml:space="preserve"> = (5 &gt;= 3);  // true</w:t>
+        <w:t>. bool isGreaterOrEqual = (5 &gt;= 3);  // true</w:t>
       </w:r>
     </w:p>
     <w:p>
@@ -4128,25 +8078,7 @@
           <w:bCs/>
           <w:lang w:val="en-IN"/>
         </w:rPr>
-        <w:t xml:space="preserve">bool </w:t>
-      </w:r>
-      <w:proofErr w:type="spellStart"/>
-      <w:r>
-        <w:rPr>
-          <w:b/>
-          <w:bCs/>
-          <w:lang w:val="en-IN"/>
-        </w:rPr>
-        <w:t>isLessOrEqual</w:t>
-      </w:r>
-      <w:proofErr w:type="spellEnd"/>
-      <w:r>
-        <w:rPr>
-          <w:b/>
-          <w:bCs/>
-          <w:lang w:val="en-IN"/>
-        </w:rPr>
-        <w:t xml:space="preserve"> = (5 &lt;= 3);  // false</w:t>
+        <w:t>bool isLessOrEqual = (5 &lt;= 3);  // false</w:t>
       </w:r>
     </w:p>
     <w:p>
@@ -4176,21 +8108,7 @@
         <w:rPr>
           <w:lang w:val="en-IN"/>
         </w:rPr>
-        <w:t xml:space="preserve">These operators are used for combining </w:t>
-      </w:r>
-      <w:proofErr w:type="spellStart"/>
-      <w:r>
-        <w:rPr>
-          <w:lang w:val="en-IN"/>
-        </w:rPr>
-        <w:t>boolean</w:t>
-      </w:r>
-      <w:proofErr w:type="spellEnd"/>
-      <w:r>
-        <w:rPr>
-          <w:lang w:val="en-IN"/>
-        </w:rPr>
-        <w:t xml:space="preserve"> expressions:</w:t>
+        <w:t>These operators are used for combining boolean expressions:</w:t>
       </w:r>
     </w:p>
     <w:p>
@@ -4252,6 +8170,7 @@
           <w:bCs/>
           <w:lang w:val="en-IN"/>
         </w:rPr>
+        <w:lastRenderedPageBreak/>
         <w:t>Logical OR (||)</w:t>
       </w:r>
       <w:r>
@@ -4336,21 +8255,7 @@
         <w:rPr>
           <w:lang w:val="en-IN"/>
         </w:rPr>
-        <w:t xml:space="preserve">: Negates the </w:t>
-      </w:r>
-      <w:proofErr w:type="spellStart"/>
-      <w:r>
-        <w:rPr>
-          <w:lang w:val="en-IN"/>
-        </w:rPr>
-        <w:t>boolean</w:t>
-      </w:r>
-      <w:proofErr w:type="spellEnd"/>
-      <w:r>
-        <w:rPr>
-          <w:lang w:val="en-IN"/>
-        </w:rPr>
-        <w:t xml:space="preserve"> value of the operand.</w:t>
+        <w:t>: Negates the boolean value of the operand.</w:t>
       </w:r>
       <w:r>
         <w:rPr>
@@ -4752,7 +8657,7 @@
                     <pic:cNvPicPr/>
                   </pic:nvPicPr>
                   <pic:blipFill>
-                    <a:blip r:embed="rId22"/>
+                    <a:blip r:embed="rId75"/>
                     <a:stretch>
                       <a:fillRect/>
                     </a:stretch>
@@ -4866,7 +8771,7 @@
                     <pic:cNvPicPr/>
                   </pic:nvPicPr>
                   <pic:blipFill>
-                    <a:blip r:embed="rId23"/>
+                    <a:blip r:embed="rId76"/>
                     <a:stretch>
                       <a:fillRect/>
                     </a:stretch>
@@ -5003,33 +8908,11 @@
         </w:rPr>
         <w:t xml:space="preserve">  </w:t>
       </w:r>
-      <w:proofErr w:type="spellStart"/>
-      <w:r>
-        <w:rPr>
-          <w:lang w:val="en-IN"/>
-        </w:rPr>
-        <w:t>myVariable</w:t>
-      </w:r>
-      <w:proofErr w:type="spellEnd"/>
-      <w:r>
-        <w:rPr>
-          <w:lang w:val="en-IN"/>
-        </w:rPr>
-        <w:t xml:space="preserve"> ??= </w:t>
-      </w:r>
-      <w:proofErr w:type="spellStart"/>
-      <w:r>
-        <w:rPr>
-          <w:lang w:val="en-IN"/>
-        </w:rPr>
-        <w:t>someDefault</w:t>
-      </w:r>
-      <w:proofErr w:type="spellEnd"/>
-      <w:r>
-        <w:rPr>
-          <w:lang w:val="en-IN"/>
-        </w:rPr>
-        <w:t>;</w:t>
+      <w:r>
+        <w:rPr>
+          <w:lang w:val="en-IN"/>
+        </w:rPr>
+        <w:t>myVariable ??= someDefault;</w:t>
       </w:r>
       <w:r>
         <w:rPr>
@@ -5055,67 +8938,86 @@
           <w:iCs/>
           <w:lang w:val="en-IN"/>
         </w:rPr>
-        <w:t>if (</w:t>
-      </w:r>
-      <w:proofErr w:type="spellStart"/>
+        <w:t>if (myVariable == null) myVariable = someDefault;</w:t>
+      </w:r>
+      <w:r>
+        <w:rPr>
+          <w:lang w:val="en-IN"/>
+        </w:rPr>
+        <w:t xml:space="preserve"> This operator is useful in implementing lazy loading. </w:t>
+      </w:r>
+    </w:p>
+    <w:p>
+      <w:pPr>
+        <w:rPr>
+          <w:lang w:val="en-IN"/>
+        </w:rPr>
+      </w:pPr>
+      <w:r>
+        <w:rPr>
+          <w:b/>
+          <w:bCs/>
+          <w:lang w:val="en-IN"/>
+        </w:rPr>
+        <w:t>Null Conditional Operator</w:t>
+      </w:r>
+      <w:r>
+        <w:rPr>
+          <w:b/>
+          <w:bCs/>
+          <w:lang w:val="en-IN"/>
+        </w:rPr>
+        <w:t xml:space="preserve">: </w:t>
+      </w:r>
+      <w:r>
+        <w:rPr>
+          <w:lang w:val="en-IN"/>
+        </w:rPr>
+        <w:t xml:space="preserve">The ?. operator is the </w:t>
+      </w:r>
       <w:r>
         <w:rPr>
           <w:i/>
           <w:iCs/>
           <w:lang w:val="en-IN"/>
         </w:rPr>
-        <w:t>myVariable</w:t>
-      </w:r>
-      <w:proofErr w:type="spellEnd"/>
-      <w:r>
-        <w:rPr>
-          <w:i/>
-          <w:iCs/>
-          <w:lang w:val="en-IN"/>
-        </w:rPr>
-        <w:t xml:space="preserve"> == null) </w:t>
-      </w:r>
-      <w:proofErr w:type="spellStart"/>
-      <w:r>
-        <w:rPr>
-          <w:i/>
-          <w:iCs/>
-          <w:lang w:val="en-IN"/>
-        </w:rPr>
-        <w:t>myVariable</w:t>
-      </w:r>
-      <w:proofErr w:type="spellEnd"/>
-      <w:r>
-        <w:rPr>
-          <w:i/>
-          <w:iCs/>
-          <w:lang w:val="en-IN"/>
-        </w:rPr>
-        <w:t xml:space="preserve"> = </w:t>
-      </w:r>
-      <w:proofErr w:type="spellStart"/>
-      <w:r>
-        <w:rPr>
-          <w:i/>
-          <w:iCs/>
-          <w:lang w:val="en-IN"/>
-        </w:rPr>
-        <w:t>someDefault</w:t>
-      </w:r>
-      <w:proofErr w:type="spellEnd"/>
-      <w:r>
-        <w:rPr>
-          <w:i/>
-          <w:iCs/>
-          <w:lang w:val="en-IN"/>
-        </w:rPr>
-        <w:t>;</w:t>
-      </w:r>
-      <w:r>
-        <w:rPr>
-          <w:lang w:val="en-IN"/>
-        </w:rPr>
-        <w:t xml:space="preserve"> This operator is useful in implementing lazy loading. </w:t>
+        <w:t>null-conditional</w:t>
+      </w:r>
+      <w:r>
+        <w:rPr>
+          <w:lang w:val="en-IN"/>
+        </w:rPr>
+        <w:t xml:space="preserve"> or Elvis operator. </w:t>
+      </w:r>
+      <w:r>
+        <w:rPr>
+          <w:lang w:val="en-IN"/>
+        </w:rPr>
+        <w:t>It allows you to call methods and access members just like the standard dot operator</w:t>
+      </w:r>
+      <w:r>
+        <w:rPr>
+          <w:lang w:val="en-IN"/>
+        </w:rPr>
+        <w:t xml:space="preserve"> </w:t>
+      </w:r>
+      <w:r>
+        <w:rPr>
+          <w:lang w:val="en-IN"/>
+        </w:rPr>
+        <w:t>except that if the operand on the left is null, the expression evaluates to null instea</w:t>
+      </w:r>
+      <w:r>
+        <w:rPr>
+          <w:lang w:val="en-IN"/>
+        </w:rPr>
+        <w:t xml:space="preserve">d </w:t>
+      </w:r>
+      <w:r>
+        <w:rPr>
+          <w:lang w:val="en-IN"/>
+        </w:rPr>
+        <w:t>of throwing a NullReferenceException</w:t>
       </w:r>
     </w:p>
     <w:p>
@@ -5131,87 +9033,6 @@
           <w:lang w:val="en-IN"/>
         </w:rPr>
         <w:lastRenderedPageBreak/>
-        <w:t>Null Conditional Operator</w:t>
-      </w:r>
-      <w:r>
-        <w:rPr>
-          <w:b/>
-          <w:bCs/>
-          <w:lang w:val="en-IN"/>
-        </w:rPr>
-        <w:t xml:space="preserve">: </w:t>
-      </w:r>
-      <w:r>
-        <w:rPr>
-          <w:lang w:val="en-IN"/>
-        </w:rPr>
-        <w:t xml:space="preserve">The ?. operator is the </w:t>
-      </w:r>
-      <w:r>
-        <w:rPr>
-          <w:i/>
-          <w:iCs/>
-          <w:lang w:val="en-IN"/>
-        </w:rPr>
-        <w:t>null-conditional</w:t>
-      </w:r>
-      <w:r>
-        <w:rPr>
-          <w:lang w:val="en-IN"/>
-        </w:rPr>
-        <w:t xml:space="preserve"> or Elvis operator. </w:t>
-      </w:r>
-      <w:r>
-        <w:rPr>
-          <w:lang w:val="en-IN"/>
-        </w:rPr>
-        <w:t>It allows you to call methods and access members just like the standard dot operator</w:t>
-      </w:r>
-      <w:r>
-        <w:rPr>
-          <w:lang w:val="en-IN"/>
-        </w:rPr>
-        <w:t xml:space="preserve"> </w:t>
-      </w:r>
-      <w:r>
-        <w:rPr>
-          <w:lang w:val="en-IN"/>
-        </w:rPr>
-        <w:t>except that if the operand on the left is null, the expression evaluates to null instea</w:t>
-      </w:r>
-      <w:r>
-        <w:rPr>
-          <w:lang w:val="en-IN"/>
-        </w:rPr>
-        <w:t xml:space="preserve">d </w:t>
-      </w:r>
-      <w:r>
-        <w:rPr>
-          <w:lang w:val="en-IN"/>
-        </w:rPr>
-        <w:t xml:space="preserve">of throwing a </w:t>
-      </w:r>
-      <w:proofErr w:type="spellStart"/>
-      <w:r>
-        <w:rPr>
-          <w:lang w:val="en-IN"/>
-        </w:rPr>
-        <w:t>NullReferenceException</w:t>
-      </w:r>
-      <w:proofErr w:type="spellEnd"/>
-    </w:p>
-    <w:p>
-      <w:pPr>
-        <w:rPr>
-          <w:lang w:val="en-IN"/>
-        </w:rPr>
-      </w:pPr>
-      <w:r>
-        <w:rPr>
-          <w:b/>
-          <w:bCs/>
-          <w:lang w:val="en-IN"/>
-        </w:rPr>
         <w:t>Switch Expression</w:t>
       </w:r>
       <w:r>
@@ -5245,7 +9066,7 @@
                     <pic:cNvPicPr/>
                   </pic:nvPicPr>
                   <pic:blipFill>
-                    <a:blip r:embed="rId24"/>
+                    <a:blip r:embed="rId77"/>
                     <a:stretch>
                       <a:fillRect/>
                     </a:stretch>
@@ -5294,7 +9115,7 @@
                     <pic:cNvPicPr/>
                   </pic:nvPicPr>
                   <pic:blipFill>
-                    <a:blip r:embed="rId25"/>
+                    <a:blip r:embed="rId78"/>
                     <a:stretch>
                       <a:fillRect/>
                     </a:stretch>
@@ -5376,7 +9197,7 @@
                     <pic:cNvPicPr/>
                   </pic:nvPicPr>
                   <pic:blipFill>
-                    <a:blip r:embed="rId26"/>
+                    <a:blip r:embed="rId79"/>
                     <a:stretch>
                       <a:fillRect/>
                     </a:stretch>
@@ -5422,7 +9243,7 @@
                     <pic:cNvPicPr/>
                   </pic:nvPicPr>
                   <pic:blipFill>
-                    <a:blip r:embed="rId27"/>
+                    <a:blip r:embed="rId80"/>
                     <a:stretch>
                       <a:fillRect/>
                     </a:stretch>
@@ -5577,15 +9398,7 @@
         <w:ind w:left="1440"/>
       </w:pPr>
       <w:r>
-        <w:t xml:space="preserve">Transformer </w:t>
-      </w:r>
-      <w:proofErr w:type="spellStart"/>
-      <w:r>
-        <w:t>objDelegate</w:t>
-      </w:r>
-      <w:proofErr w:type="spellEnd"/>
-      <w:r>
-        <w:t xml:space="preserve"> = square ;</w:t>
+        <w:t>Transformer objDelegate = square ;</w:t>
       </w:r>
       <w:r>
         <w:t xml:space="preserve"> // assigning a method to delegate variable creates delegate instance</w:t>
@@ -5596,13 +9409,8 @@
         <w:pStyle w:val="ListParagraph"/>
         <w:ind w:left="1440"/>
       </w:pPr>
-      <w:proofErr w:type="spellStart"/>
-      <w:r>
-        <w:t>objDelegate</w:t>
-      </w:r>
-      <w:proofErr w:type="spellEnd"/>
-      <w:r>
-        <w:t>(3);</w:t>
+      <w:r>
+        <w:t>objDelegate(3);</w:t>
       </w:r>
       <w:r>
         <w:t xml:space="preserve"> // invokes the instance.</w:t>
@@ -5649,7 +9457,7 @@
                     <pic:cNvPicPr/>
                   </pic:nvPicPr>
                   <pic:blipFill>
-                    <a:blip r:embed="rId28"/>
+                    <a:blip r:embed="rId81"/>
                     <a:stretch>
                       <a:fillRect/>
                     </a:stretch>
@@ -5689,7 +9497,7 @@
                     <pic:cNvPicPr/>
                   </pic:nvPicPr>
                   <pic:blipFill>
-                    <a:blip r:embed="rId29"/>
+                    <a:blip r:embed="rId82"/>
                     <a:stretch>
                       <a:fillRect/>
                     </a:stretch>
@@ -5736,15 +9544,7 @@
         <w:t xml:space="preserve"> as argument than asked for to the parameters of the method. </w:t>
       </w:r>
       <w:r>
-        <w:t xml:space="preserve">A delegate can have more specific parameter types than </w:t>
-      </w:r>
-      <w:proofErr w:type="spellStart"/>
-      <w:r>
-        <w:t>it’s</w:t>
-      </w:r>
-      <w:proofErr w:type="spellEnd"/>
-      <w:r>
-        <w:t xml:space="preserve"> target method. </w:t>
+        <w:t xml:space="preserve">A delegate can have more specific parameter types than it’s target method. </w:t>
       </w:r>
       <w:r>
         <w:rPr>
@@ -5766,7 +9566,7 @@
                     <pic:cNvPicPr/>
                   </pic:nvPicPr>
                   <pic:blipFill>
-                    <a:blip r:embed="rId30"/>
+                    <a:blip r:embed="rId83"/>
                     <a:stretch>
                       <a:fillRect/>
                     </a:stretch>
@@ -5828,7 +9628,7 @@
                     <pic:cNvPicPr/>
                   </pic:nvPicPr>
                   <pic:blipFill>
-                    <a:blip r:embed="rId31"/>
+                    <a:blip r:embed="rId84"/>
                     <a:stretch>
                       <a:fillRect/>
                     </a:stretch>
@@ -5885,7 +9685,7 @@
                     <pic:cNvPicPr/>
                   </pic:nvPicPr>
                   <pic:blipFill>
-                    <a:blip r:embed="rId32"/>
+                    <a:blip r:embed="rId85"/>
                     <a:stretch>
                       <a:fillRect/>
                     </a:stretch>
@@ -5935,7 +9735,7 @@
                     <pic:cNvPicPr/>
                   </pic:nvPicPr>
                   <pic:blipFill>
-                    <a:blip r:embed="rId33"/>
+                    <a:blip r:embed="rId86"/>
                     <a:stretch>
                       <a:fillRect/>
                     </a:stretch>
@@ -5978,15 +9778,7 @@
         </w:numPr>
       </w:pPr>
       <w:r>
-        <w:t>Replace other subscribers by reassigning the ‘</w:t>
-      </w:r>
-      <w:proofErr w:type="spellStart"/>
-      <w:r>
-        <w:t>objDelegate</w:t>
-      </w:r>
-      <w:proofErr w:type="spellEnd"/>
-      <w:r>
-        <w:t>’</w:t>
+        <w:t>Replace other subscribers by reassigning the ‘objDelegate’</w:t>
       </w:r>
     </w:p>
     <w:p>
@@ -5998,15 +9790,7 @@
         </w:numPr>
       </w:pPr>
       <w:r>
-        <w:t xml:space="preserve">Clear all subscribers by assigning </w:t>
-      </w:r>
-      <w:proofErr w:type="spellStart"/>
-      <w:r>
-        <w:t>objDelegate</w:t>
-      </w:r>
-      <w:proofErr w:type="spellEnd"/>
-      <w:r>
-        <w:t xml:space="preserve"> to null</w:t>
+        <w:t>Clear all subscribers by assigning objDelegate to null</w:t>
       </w:r>
     </w:p>
     <w:p>
@@ -6108,7 +9892,7 @@
                     <pic:cNvPicPr/>
                   </pic:nvPicPr>
                   <pic:blipFill>
-                    <a:blip r:embed="rId34"/>
+                    <a:blip r:embed="rId87"/>
                     <a:stretch>
                       <a:fillRect/>
                     </a:stretch>
@@ -6147,13 +9931,8 @@
           <w:numId w:val="4"/>
         </w:numPr>
       </w:pPr>
-      <w:proofErr w:type="spellStart"/>
-      <w:r>
-        <w:t>System.EventArgs</w:t>
-      </w:r>
-      <w:proofErr w:type="spellEnd"/>
-      <w:r>
-        <w:t xml:space="preserve"> </w:t>
+      <w:r>
+        <w:t xml:space="preserve">System.EventArgs </w:t>
       </w:r>
       <w:r>
         <w:sym w:font="Wingdings" w:char="F0E0"/>
@@ -6208,7 +9987,7 @@
                     <pic:cNvPicPr/>
                   </pic:nvPicPr>
                   <pic:blipFill>
-                    <a:blip r:embed="rId35"/>
+                    <a:blip r:embed="rId88"/>
                     <a:stretch>
                       <a:fillRect/>
                     </a:stretch>
@@ -6283,7 +10062,7 @@
                     <pic:cNvPicPr/>
                   </pic:nvPicPr>
                   <pic:blipFill>
-                    <a:blip r:embed="rId36"/>
+                    <a:blip r:embed="rId89"/>
                     <a:stretch>
                       <a:fillRect/>
                     </a:stretch>
@@ -6332,7 +10111,7 @@
                     <pic:cNvPicPr/>
                   </pic:nvPicPr>
                   <pic:blipFill>
-                    <a:blip r:embed="rId37"/>
+                    <a:blip r:embed="rId90"/>
                     <a:stretch>
                       <a:fillRect/>
                     </a:stretch>
@@ -6357,21 +10136,12 @@
       <w:pPr>
         <w:pStyle w:val="ListParagraph"/>
       </w:pPr>
-      <w:proofErr w:type="spellStart"/>
-      <w:r>
-        <w:rPr>
-          <w:b/>
-          <w:bCs/>
-        </w:rPr>
-        <w:t>ExceptionFilters</w:t>
-      </w:r>
-      <w:proofErr w:type="spellEnd"/>
-      <w:r>
-        <w:rPr>
-          <w:b/>
-          <w:bCs/>
-        </w:rPr>
-        <w:t xml:space="preserve"> </w:t>
+      <w:r>
+        <w:rPr>
+          <w:b/>
+          <w:bCs/>
+        </w:rPr>
+        <w:t xml:space="preserve">ExceptionFilters </w:t>
       </w:r>
       <w:r>
         <w:rPr>
@@ -6410,7 +10180,7 @@
                     <pic:cNvPicPr/>
                   </pic:nvPicPr>
                   <pic:blipFill>
-                    <a:blip r:embed="rId38"/>
+                    <a:blip r:embed="rId91"/>
                     <a:stretch>
                       <a:fillRect/>
                     </a:stretch>
@@ -6436,23 +10206,7 @@
         <w:pStyle w:val="ListParagraph"/>
       </w:pPr>
       <w:r>
-        <w:t xml:space="preserve">This means that when </w:t>
-      </w:r>
-      <w:proofErr w:type="spellStart"/>
-      <w:r>
-        <w:t>WebException</w:t>
-      </w:r>
-      <w:proofErr w:type="spellEnd"/>
-      <w:r>
-        <w:t xml:space="preserve"> is thrown and if the status of the exception is ‘timeout’ only then </w:t>
-      </w:r>
-      <w:proofErr w:type="spellStart"/>
-      <w:r>
-        <w:t>webexception</w:t>
-      </w:r>
-      <w:proofErr w:type="spellEnd"/>
-      <w:r>
-        <w:t xml:space="preserve"> will be caught.</w:t>
+        <w:t>This means that when WebException is thrown and if the status of the exception is ‘timeout’ only then webexception will be caught.</w:t>
       </w:r>
     </w:p>
     <w:p>
@@ -6506,7 +10260,7 @@
                     <pic:cNvPicPr/>
                   </pic:nvPicPr>
                   <pic:blipFill>
-                    <a:blip r:embed="rId39"/>
+                    <a:blip r:embed="rId92"/>
                     <a:stretch>
                       <a:fillRect/>
                     </a:stretch>
@@ -6681,15 +10435,7 @@
         <w:t>Nullable value type</w:t>
       </w:r>
       <w:r>
-        <w:t xml:space="preserve">s work particularly well with ?? operator. This is called ‘Null Coalescing operator’, it will return the first </w:t>
-      </w:r>
-      <w:proofErr w:type="spellStart"/>
-      <w:r>
-        <w:t>non null</w:t>
-      </w:r>
-      <w:proofErr w:type="spellEnd"/>
-      <w:r>
-        <w:t xml:space="preserve"> value.</w:t>
+        <w:t>s work particularly well with ?? operator. This is called ‘Null Coalescing operator’, it will return the first non null value.</w:t>
       </w:r>
     </w:p>
     <w:p>
@@ -6716,15 +10462,7 @@
         </w:numPr>
       </w:pPr>
       <w:r>
-        <w:t xml:space="preserve">The Nullable reference types enforce non-nullability with the purpose of avoiding </w:t>
-      </w:r>
-      <w:proofErr w:type="spellStart"/>
-      <w:r>
-        <w:t>NullReferenceException</w:t>
-      </w:r>
-      <w:proofErr w:type="spellEnd"/>
-      <w:r>
-        <w:t xml:space="preserve">. </w:t>
+        <w:t xml:space="preserve">The Nullable reference types enforce non-nullability with the purpose of avoiding NullReferenceException. </w:t>
       </w:r>
     </w:p>
     <w:p>
@@ -6752,7 +10490,7 @@
                     <pic:cNvPicPr/>
                   </pic:nvPicPr>
                   <pic:blipFill>
-                    <a:blip r:embed="rId40"/>
+                    <a:blip r:embed="rId93"/>
                     <a:stretch>
                       <a:fillRect/>
                     </a:stretch>
@@ -6792,7 +10530,7 @@
                     <pic:cNvPicPr/>
                   </pic:nvPicPr>
                   <pic:blipFill>
-                    <a:blip r:embed="rId41"/>
+                    <a:blip r:embed="rId94"/>
                     <a:stretch>
                       <a:fillRect/>
                     </a:stretch>
@@ -6897,15 +10635,7 @@
         </w:rPr>
       </w:pPr>
       <w:r>
-        <w:t xml:space="preserve">If two extension methods have same signature then any extension method could </w:t>
-      </w:r>
-      <w:proofErr w:type="spellStart"/>
-      <w:r>
-        <w:t>used</w:t>
-      </w:r>
-      <w:proofErr w:type="spellEnd"/>
-      <w:r>
-        <w:t xml:space="preserve"> as an ordinary static method to avoid ambiguity.</w:t>
+        <w:t>If two extension methods have same signature then any extension method could used as an ordinary static method to avoid ambiguity.</w:t>
       </w:r>
     </w:p>
     <w:p>
@@ -6945,15 +10675,7 @@
         <w:t xml:space="preserve"> </w:t>
       </w:r>
       <w:r>
-        <w:t xml:space="preserve">var </w:t>
-      </w:r>
-      <w:proofErr w:type="spellStart"/>
-      <w:r>
-        <w:t>sometype</w:t>
-      </w:r>
-      <w:proofErr w:type="spellEnd"/>
-      <w:r>
-        <w:t xml:space="preserve"> = new { Name=”Rajesh” , Age = 39 }, when the compiler sees this line it automatically generates below code : </w:t>
+        <w:t xml:space="preserve">var sometype = new { Name=”Rajesh” , Age = 39 }, when the compiler sees this line it automatically generates below code : </w:t>
       </w:r>
     </w:p>
     <w:p>
@@ -6963,15 +10685,7 @@
         </w:tabs>
       </w:pPr>
       <w:r>
-        <w:t xml:space="preserve">                                      internal class </w:t>
-      </w:r>
-      <w:proofErr w:type="spellStart"/>
-      <w:r>
-        <w:t>AnonymouslyGeneratedTypeName</w:t>
-      </w:r>
-      <w:proofErr w:type="spellEnd"/>
-      <w:r>
-        <w:t xml:space="preserve"> </w:t>
+        <w:t xml:space="preserve">                                      internal class AnonymouslyGeneratedTypeName </w:t>
       </w:r>
     </w:p>
     <w:p>
@@ -7014,15 +10728,7 @@
         </w:tabs>
       </w:pPr>
       <w:r>
-        <w:t xml:space="preserve">                                         public </w:t>
-      </w:r>
-      <w:proofErr w:type="spellStart"/>
-      <w:r>
-        <w:t>AnonymousGeneratedTypeName</w:t>
-      </w:r>
-      <w:proofErr w:type="spellEnd"/>
-      <w:r>
-        <w:t xml:space="preserve"> (string name, int age)</w:t>
+        <w:t xml:space="preserve">                                         public AnonymousGeneratedTypeName (string name, int age)</w:t>
       </w:r>
     </w:p>
     <w:p>
@@ -7042,15 +10748,7 @@
         </w:tabs>
       </w:pPr>
       <w:r>
-        <w:t xml:space="preserve">                                              this.name = name; </w:t>
-      </w:r>
-      <w:proofErr w:type="spellStart"/>
-      <w:r>
-        <w:t>this.age</w:t>
-      </w:r>
-      <w:proofErr w:type="spellEnd"/>
-      <w:r>
-        <w:t xml:space="preserve"> = age;</w:t>
+        <w:t xml:space="preserve">                                              this.name = name; this.age = age;</w:t>
       </w:r>
     </w:p>
     <w:p>
@@ -7133,21 +10831,7 @@
         <w:rPr>
           <w:lang w:val="en-IN"/>
         </w:rPr>
-        <w:t xml:space="preserve">// The Equals and </w:t>
-      </w:r>
-      <w:proofErr w:type="spellStart"/>
-      <w:r>
-        <w:rPr>
-          <w:lang w:val="en-IN"/>
-        </w:rPr>
-        <w:t>GetHashCode</w:t>
-      </w:r>
-      <w:proofErr w:type="spellEnd"/>
-      <w:r>
-        <w:rPr>
-          <w:lang w:val="en-IN"/>
-        </w:rPr>
-        <w:t xml:space="preserve"> methods are overridden (see Chapter 6).</w:t>
+        <w:t>// The Equals and GetHashCode methods are overridden (see Chapter 6).</w:t>
       </w:r>
     </w:p>
     <w:p>
@@ -7161,21 +10845,7 @@
         <w:rPr>
           <w:lang w:val="en-IN"/>
         </w:rPr>
-        <w:t xml:space="preserve">// The </w:t>
-      </w:r>
-      <w:proofErr w:type="spellStart"/>
-      <w:r>
-        <w:rPr>
-          <w:lang w:val="en-IN"/>
-        </w:rPr>
-        <w:t>ToString</w:t>
-      </w:r>
-      <w:proofErr w:type="spellEnd"/>
-      <w:r>
-        <w:rPr>
-          <w:lang w:val="en-IN"/>
-        </w:rPr>
-        <w:t xml:space="preserve"> method is also overridden.</w:t>
+        <w:t>// The ToString method is also overridden.</w:t>
       </w:r>
     </w:p>
     <w:p>
@@ -7290,15 +10960,7 @@
         </w:rPr>
       </w:pPr>
       <w:r>
-        <w:t xml:space="preserve">If an object is immutable then it means that </w:t>
-      </w:r>
-      <w:proofErr w:type="spellStart"/>
-      <w:r>
-        <w:t>it’s</w:t>
-      </w:r>
-      <w:proofErr w:type="spellEnd"/>
-      <w:r>
-        <w:t xml:space="preserve"> identity cannot change and such types can implement structural equality than referential equality. </w:t>
+        <w:t xml:space="preserve">If an object is immutable then it means that it’s identity cannot change and such types can implement structural equality than referential equality. </w:t>
       </w:r>
     </w:p>
     <w:p>
@@ -7321,15 +10983,7 @@
         <w:t xml:space="preserve">Non Destructive Mutation: </w:t>
       </w:r>
       <w:r>
-        <w:t xml:space="preserve">The most important step that compiler does is write a copy constructor and a hidden clone method. This enabled </w:t>
-      </w:r>
-      <w:proofErr w:type="spellStart"/>
-      <w:r>
-        <w:t>non destructive</w:t>
-      </w:r>
-      <w:proofErr w:type="spellEnd"/>
-      <w:r>
-        <w:t xml:space="preserve"> mutation via the </w:t>
+        <w:t xml:space="preserve">The most important step that compiler does is write a copy constructor and a hidden clone method. This enabled non destructive mutation via the </w:t>
       </w:r>
       <w:r>
         <w:rPr>
@@ -7378,7 +11032,7 @@
                     <pic:cNvPicPr/>
                   </pic:nvPicPr>
                   <pic:blipFill>
-                    <a:blip r:embed="rId42"/>
+                    <a:blip r:embed="rId95"/>
                     <a:stretch>
                       <a:fillRect/>
                     </a:stretch>
@@ -7433,7 +11087,7 @@
                     <pic:cNvPicPr/>
                   </pic:nvPicPr>
                   <pic:blipFill>
-                    <a:blip r:embed="rId43"/>
+                    <a:blip r:embed="rId96"/>
                     <a:stretch>
                       <a:fillRect/>
                     </a:stretch>
@@ -7491,7 +11145,7 @@
                     <pic:cNvPicPr/>
                   </pic:nvPicPr>
                   <pic:blipFill>
-                    <a:blip r:embed="rId44"/>
+                    <a:blip r:embed="rId97"/>
                     <a:stretch>
                       <a:fillRect/>
                     </a:stretch>
@@ -7528,15 +11182,7 @@
         <w:tab/>
       </w:r>
       <w:r>
-        <w:t xml:space="preserve">Here the copy constructor clones the record and new variables are assigned with </w:t>
-      </w:r>
-      <w:proofErr w:type="spellStart"/>
-      <w:r>
-        <w:t>init</w:t>
-      </w:r>
-      <w:proofErr w:type="spellEnd"/>
-      <w:r>
-        <w:t xml:space="preserve"> accessors. </w:t>
+        <w:t xml:space="preserve">Here the copy constructor clones the record and new variables are assigned with init accessors. </w:t>
       </w:r>
     </w:p>
     <w:p>
@@ -7570,13 +11216,8 @@
           <w:numId w:val="4"/>
         </w:numPr>
       </w:pPr>
-      <w:proofErr w:type="spellStart"/>
-      <w:r>
-        <w:t>IEnumerator</w:t>
-      </w:r>
-      <w:proofErr w:type="spellEnd"/>
-      <w:r>
-        <w:t xml:space="preserve"> </w:t>
+      <w:r>
+        <w:t xml:space="preserve">IEnumerator </w:t>
       </w:r>
       <w:r>
         <w:sym w:font="Wingdings" w:char="F0E0"/>
@@ -7609,7 +11250,7 @@
                     <pic:cNvPicPr/>
                   </pic:nvPicPr>
                   <pic:blipFill>
-                    <a:blip r:embed="rId45"/>
+                    <a:blip r:embed="rId98"/>
                     <a:stretch>
                       <a:fillRect/>
                     </a:stretch>
@@ -7644,13 +11285,8 @@
           <w:numId w:val="9"/>
         </w:numPr>
       </w:pPr>
-      <w:proofErr w:type="spellStart"/>
-      <w:r>
-        <w:t>MoveNext</w:t>
-      </w:r>
-      <w:proofErr w:type="spellEnd"/>
-      <w:r>
-        <w:t xml:space="preserve">() </w:t>
+      <w:r>
+        <w:t xml:space="preserve">MoveNext() </w:t>
       </w:r>
       <w:r>
         <w:sym w:font="Wingdings" w:char="F0E0"/>
@@ -7702,22 +11338,9 @@
       </w:pPr>
     </w:p>
     <w:p>
-      <w:proofErr w:type="spellStart"/>
       <w:r>
         <w:lastRenderedPageBreak/>
-        <w:t>IEnumberable</w:t>
-      </w:r>
-      <w:proofErr w:type="spellEnd"/>
-      <w:r>
-        <w:t xml:space="preserve">&lt;T&gt; derives from </w:t>
-      </w:r>
-      <w:proofErr w:type="spellStart"/>
-      <w:r>
-        <w:t>IDisposable</w:t>
-      </w:r>
-      <w:proofErr w:type="spellEnd"/>
-      <w:r>
-        <w:t xml:space="preserve"> which means that enumerators hold references to resources such as database connections and ensure that resources are released when enumeration is complete.</w:t>
+        <w:t>IEnumberable&lt;T&gt; derives from IDisposable which means that enumerators hold references to resources such as database connections and ensure that resources are released when enumeration is complete.</w:t>
       </w:r>
     </w:p>
     <w:p>
@@ -7741,7 +11364,7 @@
                     <pic:cNvPicPr/>
                   </pic:nvPicPr>
                   <pic:blipFill>
-                    <a:blip r:embed="rId46"/>
+                    <a:blip r:embed="rId99"/>
                     <a:stretch>
                       <a:fillRect/>
                     </a:stretch>
@@ -7838,7 +11461,7 @@
                     <pic:cNvPicPr/>
                   </pic:nvPicPr>
                   <pic:blipFill>
-                    <a:blip r:embed="rId47"/>
+                    <a:blip r:embed="rId100"/>
                     <a:stretch>
                       <a:fillRect/>
                     </a:stretch>
@@ -7864,39 +11487,15 @@
         <w:pStyle w:val="ListParagraph"/>
       </w:pPr>
       <w:r>
-        <w:t xml:space="preserve">The method </w:t>
-      </w:r>
-      <w:proofErr w:type="spellStart"/>
-      <w:r>
-        <w:t>GetNumbers</w:t>
-      </w:r>
-      <w:proofErr w:type="spellEnd"/>
-      <w:r>
-        <w:t>() returns 1,2 and 3 one at a time.</w:t>
-      </w:r>
-    </w:p>
-    <w:p>
-      <w:pPr>
-        <w:pStyle w:val="ListParagraph"/>
-      </w:pPr>
-      <w:r>
-        <w:t xml:space="preserve">When </w:t>
-      </w:r>
-      <w:proofErr w:type="spellStart"/>
-      <w:r>
-        <w:t>GetNumbers</w:t>
-      </w:r>
-      <w:proofErr w:type="spellEnd"/>
-      <w:r>
-        <w:t xml:space="preserve">() method is called in foreach loop, it returns an </w:t>
-      </w:r>
-      <w:proofErr w:type="spellStart"/>
-      <w:r>
-        <w:t>IEnumerable</w:t>
-      </w:r>
-      <w:proofErr w:type="spellEnd"/>
-      <w:r>
-        <w:t>&lt;int&gt;.</w:t>
+        <w:t>The method GetNumbers() returns 1,2 and 3 one at a time.</w:t>
+      </w:r>
+    </w:p>
+    <w:p>
+      <w:pPr>
+        <w:pStyle w:val="ListParagraph"/>
+      </w:pPr>
+      <w:r>
+        <w:t>When GetNumbers() method is called in foreach loop, it returns an IEnumerable&lt;int&gt;.</w:t>
       </w:r>
     </w:p>
     <w:p>
@@ -7916,7 +11515,6 @@
           <w:iCs/>
         </w:rPr>
       </w:pPr>
-      <w:proofErr w:type="spellStart"/>
       <w:r>
         <w:rPr>
           <w:b/>
@@ -7935,7 +11533,6 @@
         </w:rPr>
         <w:t>s</w:t>
       </w:r>
-      <w:proofErr w:type="spellEnd"/>
       <w:r>
         <w:rPr>
           <w:b/>
@@ -7943,9 +11540,8 @@
           <w:i/>
           <w:iCs/>
         </w:rPr>
-        <w:t xml:space="preserve"> and </w:t>
-      </w:r>
-      <w:proofErr w:type="spellStart"/>
+        <w:t xml:space="preserve"> and IList</w:t>
+      </w:r>
       <w:r>
         <w:rPr>
           <w:b/>
@@ -7953,16 +11549,6 @@
           <w:i/>
           <w:iCs/>
         </w:rPr>
-        <w:t>IList</w:t>
-      </w:r>
-      <w:proofErr w:type="spellEnd"/>
-      <w:r>
-        <w:rPr>
-          <w:b/>
-          <w:bCs/>
-          <w:i/>
-          <w:iCs/>
-        </w:rPr>
         <w:t>:</w:t>
       </w:r>
     </w:p>
@@ -7974,37 +11560,8 @@
           <w:numId w:val="10"/>
         </w:numPr>
       </w:pPr>
-      <w:proofErr w:type="spellStart"/>
-      <w:r>
-        <w:t>IEnumerable</w:t>
-      </w:r>
-      <w:proofErr w:type="spellEnd"/>
-      <w:r>
-        <w:t xml:space="preserve"> only provides forward only iteration but doesn’t provide getting size of collection, search or modify the collection , access a member by index. These will be provided by </w:t>
-      </w:r>
-      <w:proofErr w:type="spellStart"/>
-      <w:r>
-        <w:t>ICollection</w:t>
-      </w:r>
-      <w:proofErr w:type="spellEnd"/>
-      <w:r>
-        <w:t xml:space="preserve">, </w:t>
-      </w:r>
-      <w:proofErr w:type="spellStart"/>
-      <w:r>
-        <w:t>IList</w:t>
-      </w:r>
-      <w:proofErr w:type="spellEnd"/>
-      <w:r>
-        <w:t xml:space="preserve"> or </w:t>
-      </w:r>
-      <w:proofErr w:type="spellStart"/>
-      <w:r>
-        <w:t>IDictionary</w:t>
-      </w:r>
-      <w:proofErr w:type="spellEnd"/>
-      <w:r>
-        <w:t>.</w:t>
+      <w:r>
+        <w:t>IEnumerable only provides forward only iteration but doesn’t provide getting size of collection, search or modify the collection , access a member by index. These will be provided by ICollection, IList or IDictionary.</w:t>
       </w:r>
     </w:p>
     <w:p>
@@ -8035,7 +11592,7 @@
                     <pic:cNvPicPr/>
                   </pic:nvPicPr>
                   <pic:blipFill>
-                    <a:blip r:embed="rId48"/>
+                    <a:blip r:embed="rId101"/>
                     <a:stretch>
                       <a:fillRect/>
                     </a:stretch>
@@ -8081,7 +11638,7 @@
                     <pic:cNvPicPr/>
                   </pic:nvPicPr>
                   <pic:blipFill>
-                    <a:blip r:embed="rId49"/>
+                    <a:blip r:embed="rId102"/>
                     <a:stretch>
                       <a:fillRect/>
                     </a:stretch>
@@ -8124,7 +11681,7 @@
                     <pic:cNvPicPr/>
                   </pic:nvPicPr>
                   <pic:blipFill>
-                    <a:blip r:embed="rId50"/>
+                    <a:blip r:embed="rId103"/>
                     <a:stretch>
                       <a:fillRect/>
                     </a:stretch>
@@ -8166,7 +11723,7 @@
                     <pic:cNvPicPr/>
                   </pic:nvPicPr>
                   <pic:blipFill>
-                    <a:blip r:embed="rId51"/>
+                    <a:blip r:embed="rId104"/>
                     <a:stretch>
                       <a:fillRect/>
                     </a:stretch>
@@ -8274,7 +11831,7 @@
                     <pic:cNvPicPr/>
                   </pic:nvPicPr>
                   <pic:blipFill>
-                    <a:blip r:embed="rId52"/>
+                    <a:blip r:embed="rId105"/>
                     <a:stretch>
                       <a:fillRect/>
                     </a:stretch>
@@ -8540,7 +12097,7 @@
                     <pic:cNvPicPr/>
                   </pic:nvPicPr>
                   <pic:blipFill>
-                    <a:blip r:embed="rId53"/>
+                    <a:blip r:embed="rId106"/>
                     <a:stretch>
                       <a:fillRect/>
                     </a:stretch>
@@ -8637,7 +12194,7 @@
                     <pic:cNvPicPr/>
                   </pic:nvPicPr>
                   <pic:blipFill>
-                    <a:blip r:embed="rId54"/>
+                    <a:blip r:embed="rId107"/>
                     <a:stretch>
                       <a:fillRect/>
                     </a:stretch>
@@ -8710,7 +12267,7 @@
                     <pic:cNvPicPr/>
                   </pic:nvPicPr>
                   <pic:blipFill>
-                    <a:blip r:embed="rId55"/>
+                    <a:blip r:embed="rId108"/>
                     <a:stretch>
                       <a:fillRect/>
                     </a:stretch>
@@ -8739,21 +12296,12 @@
           <w:numId w:val="4"/>
         </w:numPr>
       </w:pPr>
-      <w:proofErr w:type="spellStart"/>
-      <w:r>
-        <w:rPr>
-          <w:b/>
-          <w:bCs/>
-        </w:rPr>
-        <w:t>BackGround</w:t>
-      </w:r>
-      <w:proofErr w:type="spellEnd"/>
-      <w:r>
-        <w:rPr>
-          <w:b/>
-          <w:bCs/>
-        </w:rPr>
-        <w:t xml:space="preserve"> threads</w:t>
+      <w:r>
+        <w:rPr>
+          <w:b/>
+          <w:bCs/>
+        </w:rPr>
+        <w:t>BackGround threads</w:t>
       </w:r>
       <w:r>
         <w:t xml:space="preserve">: </w:t>
@@ -8870,7 +12418,7 @@
                     <pic:cNvPicPr/>
                   </pic:nvPicPr>
                   <pic:blipFill>
-                    <a:blip r:embed="rId56"/>
+                    <a:blip r:embed="rId109"/>
                     <a:stretch>
                       <a:fillRect/>
                     </a:stretch>
@@ -8915,7 +12463,7 @@
                     <pic:cNvPicPr/>
                   </pic:nvPicPr>
                   <pic:blipFill>
-                    <a:blip r:embed="rId57"/>
+                    <a:blip r:embed="rId110"/>
                     <a:stretch>
                       <a:fillRect/>
                     </a:stretch>
@@ -8968,7 +12516,7 @@
                     <pic:cNvPicPr/>
                   </pic:nvPicPr>
                   <pic:blipFill>
-                    <a:blip r:embed="rId58"/>
+                    <a:blip r:embed="rId111"/>
                     <a:stretch>
                       <a:fillRect/>
                     </a:stretch>
@@ -8989,31 +12537,7 @@
         </w:drawing>
       </w:r>
       <w:r>
-        <w:t xml:space="preserve"> Here ‘X’ will be printed first followed by ‘Y’ because when </w:t>
-      </w:r>
-      <w:proofErr w:type="spellStart"/>
-      <w:r>
-        <w:t>secondThread</w:t>
-      </w:r>
-      <w:proofErr w:type="spellEnd"/>
-      <w:r>
-        <w:t xml:space="preserve"> goes into PrintY() method it is asked to wait for the completion of the </w:t>
-      </w:r>
-      <w:proofErr w:type="spellStart"/>
-      <w:r>
-        <w:t>firstThread</w:t>
-      </w:r>
-      <w:proofErr w:type="spellEnd"/>
-      <w:r>
-        <w:t xml:space="preserve"> and then join it till then </w:t>
-      </w:r>
-      <w:proofErr w:type="spellStart"/>
-      <w:r>
-        <w:t>secondThread</w:t>
-      </w:r>
-      <w:proofErr w:type="spellEnd"/>
-      <w:r>
-        <w:t xml:space="preserve"> goes to blocked state</w:t>
+        <w:t xml:space="preserve"> Here ‘X’ will be printed first followed by ‘Y’ because when secondThread goes into PrintY() method it is asked to wait for the completion of the firstThread and then join it till then secondThread goes to blocked state</w:t>
       </w:r>
     </w:p>
     <w:p>
@@ -9031,31 +12555,7 @@
         <w:sym w:font="Wingdings" w:char="F0E0"/>
       </w:r>
       <w:r>
-        <w:t xml:space="preserve"> </w:t>
-      </w:r>
-      <w:proofErr w:type="spellStart"/>
-      <w:r>
-        <w:t>Thread.Sleep</w:t>
-      </w:r>
-      <w:proofErr w:type="spellEnd"/>
-      <w:r>
-        <w:t xml:space="preserve"> blocks the thread for the time mentioned. </w:t>
-      </w:r>
-      <w:proofErr w:type="spellStart"/>
-      <w:r>
-        <w:t>Thread.Sleep</w:t>
-      </w:r>
-      <w:proofErr w:type="spellEnd"/>
-      <w:r>
-        <w:t xml:space="preserve">(0) relinquishes the current time slice immediately voluntarily handling over the CPU to other thread. </w:t>
-      </w:r>
-      <w:proofErr w:type="spellStart"/>
-      <w:r>
-        <w:t>Thread.Yield</w:t>
-      </w:r>
-      <w:proofErr w:type="spellEnd"/>
-      <w:r>
-        <w:t xml:space="preserve">() does the same but it is relinquishes only to the threads on the same processor. </w:t>
+        <w:t xml:space="preserve"> Thread.Sleep blocks the thread for the time mentioned. Thread.Sleep(0) relinquishes the current time slice immediately voluntarily handling over the CPU to other thread. Thread.Yield() does the same but it is relinquishes only to the threads on the same processor. </w:t>
       </w:r>
     </w:p>
     <w:p>
@@ -9165,7 +12665,6 @@
           <w:bCs/>
         </w:rPr>
       </w:pPr>
-      <w:proofErr w:type="spellStart"/>
       <w:r>
         <w:rPr>
           <w:i/>
@@ -9173,7 +12672,6 @@
         </w:rPr>
         <w:t>Thread.CurrentThread.IsThreadPoolThread</w:t>
       </w:r>
-      <w:proofErr w:type="spellEnd"/>
       <w:r>
         <w:t xml:space="preserve"> informs where the current thread is pooled or not. </w:t>
       </w:r>
@@ -9197,15 +12695,7 @@
         <w:sym w:font="Wingdings" w:char="F0E0"/>
       </w:r>
       <w:r>
-        <w:t xml:space="preserve"> </w:t>
-      </w:r>
-      <w:proofErr w:type="spellStart"/>
-      <w:r>
-        <w:t>Task.Run</w:t>
-      </w:r>
-      <w:proofErr w:type="spellEnd"/>
-      <w:r>
-        <w:t xml:space="preserve"> </w:t>
+        <w:t xml:space="preserve"> Task.Run </w:t>
       </w:r>
     </w:p>
     <w:p>
@@ -9214,23 +12704,7 @@
         <w:ind w:left="1992"/>
       </w:pPr>
       <w:r>
-        <w:t xml:space="preserve">Example : </w:t>
-      </w:r>
-      <w:proofErr w:type="spellStart"/>
-      <w:r>
-        <w:t>Task.Run</w:t>
-      </w:r>
-      <w:proofErr w:type="spellEnd"/>
-      <w:r>
-        <w:t xml:space="preserve">(() =&gt; </w:t>
-      </w:r>
-      <w:proofErr w:type="spellStart"/>
-      <w:r>
-        <w:t>Console.WriteLine</w:t>
-      </w:r>
-      <w:proofErr w:type="spellEnd"/>
-      <w:r>
-        <w:t>(“Task is running”);</w:t>
+        <w:t>Example : Task.Run(() =&gt; Console.WriteLine(“Task is running”);</w:t>
       </w:r>
     </w:p>
     <w:p>
@@ -9247,29 +12721,8 @@
         <w:pStyle w:val="ListParagraph"/>
         <w:ind w:left="1992"/>
       </w:pPr>
-      <w:proofErr w:type="spellStart"/>
-      <w:r>
-        <w:t>ThreadPool.QueueUserWorkItem</w:t>
-      </w:r>
-      <w:proofErr w:type="spellEnd"/>
-      <w:r>
-        <w:t>(</w:t>
-      </w:r>
-      <w:proofErr w:type="spellStart"/>
-      <w:r>
-        <w:t>notused</w:t>
-      </w:r>
-      <w:proofErr w:type="spellEnd"/>
-      <w:r>
-        <w:t xml:space="preserve"> =&gt; </w:t>
-      </w:r>
-      <w:proofErr w:type="spellStart"/>
-      <w:r>
-        <w:t>Console.WriteLine</w:t>
-      </w:r>
-      <w:proofErr w:type="spellEnd"/>
-      <w:r>
-        <w:t>(“Hello World”));</w:t>
+      <w:r>
+        <w:t>ThreadPool.QueueUserWorkItem(notused =&gt; Console.WriteLine(“Hello World”));</w:t>
       </w:r>
     </w:p>
     <w:p>
@@ -9319,15 +12772,7 @@
         <w:sym w:font="Wingdings" w:char="F0E0"/>
       </w:r>
       <w:r>
-        <w:t xml:space="preserve"> Join(), Sleep() , </w:t>
-      </w:r>
-      <w:proofErr w:type="spellStart"/>
-      <w:r>
-        <w:t>Task.Wait</w:t>
-      </w:r>
-      <w:proofErr w:type="spellEnd"/>
-      <w:r>
-        <w:t>() are methods that ensure that a thread gets blocked for specified period of time.</w:t>
+        <w:t xml:space="preserve"> Join(), Sleep() , Task.Wait() are methods that ensure that a thread gets blocked for specified period of time.</w:t>
       </w:r>
     </w:p>
     <w:p>
@@ -9363,31 +12808,7 @@
         <w:sym w:font="Wingdings" w:char="F0E0"/>
       </w:r>
       <w:r>
-        <w:t xml:space="preserve"> Here only one thread can access the resources at a given period of time. Lock(</w:t>
-      </w:r>
-      <w:proofErr w:type="spellStart"/>
-      <w:r>
-        <w:t>Monitor.Enter</w:t>
-      </w:r>
-      <w:proofErr w:type="spellEnd"/>
-      <w:r>
-        <w:t>/</w:t>
-      </w:r>
-      <w:proofErr w:type="spellStart"/>
-      <w:r>
-        <w:t>Monitor.Exit</w:t>
-      </w:r>
-      <w:proofErr w:type="spellEnd"/>
-      <w:r>
-        <w:t xml:space="preserve">), Mutex, </w:t>
-      </w:r>
-      <w:proofErr w:type="spellStart"/>
-      <w:r>
-        <w:t>SpinLock</w:t>
-      </w:r>
-      <w:proofErr w:type="spellEnd"/>
-      <w:r>
-        <w:t xml:space="preserve"> are used to implement this.</w:t>
+        <w:t xml:space="preserve"> Here only one thread can access the resources at a given period of time. Lock(Monitor.Enter/Monitor.Exit), Mutex, SpinLock are used to implement this.</w:t>
       </w:r>
     </w:p>
     <w:p>
@@ -9405,15 +12826,7 @@
         <w:sym w:font="Wingdings" w:char="F0E0"/>
       </w:r>
       <w:r>
-        <w:t xml:space="preserve"> Here some specific set of threads enter the lock. Semaphores, </w:t>
-      </w:r>
-      <w:proofErr w:type="spellStart"/>
-      <w:r>
-        <w:t>SemaphoresSlim</w:t>
-      </w:r>
-      <w:proofErr w:type="spellEnd"/>
-      <w:r>
-        <w:t xml:space="preserve"> are used for this.</w:t>
+        <w:t xml:space="preserve"> Here some specific set of threads enter the lock. Semaphores, SemaphoresSlim are used for this.</w:t>
       </w:r>
     </w:p>
     <w:p>
@@ -9440,23 +12853,7 @@
         <w:t xml:space="preserve">. </w:t>
       </w:r>
       <w:r>
-        <w:t xml:space="preserve"> We have </w:t>
-      </w:r>
-      <w:proofErr w:type="spellStart"/>
-      <w:r>
-        <w:t>ManualResetEvent</w:t>
-      </w:r>
-      <w:proofErr w:type="spellEnd"/>
-      <w:r>
-        <w:t xml:space="preserve">, </w:t>
-      </w:r>
-      <w:proofErr w:type="spellStart"/>
-      <w:r>
-        <w:t>AutoResetEvent</w:t>
-      </w:r>
-      <w:proofErr w:type="spellEnd"/>
-      <w:r>
-        <w:t xml:space="preserve"> </w:t>
+        <w:t xml:space="preserve"> We have ManualResetEvent, AutoResetEvent </w:t>
       </w:r>
     </w:p>
     <w:p>
@@ -9467,13 +12864,8 @@
           <w:numId w:val="30"/>
         </w:numPr>
       </w:pPr>
-      <w:proofErr w:type="spellStart"/>
-      <w:r>
-        <w:t>ManualResetEvent</w:t>
-      </w:r>
-      <w:proofErr w:type="spellEnd"/>
-      <w:r>
-        <w:t xml:space="preserve"> </w:t>
+      <w:r>
+        <w:t xml:space="preserve">ManualResetEvent </w:t>
       </w:r>
       <w:r>
         <w:sym w:font="Wingdings" w:char="F0E0"/>
@@ -9490,13 +12882,8 @@
           <w:numId w:val="30"/>
         </w:numPr>
       </w:pPr>
-      <w:proofErr w:type="spellStart"/>
-      <w:r>
-        <w:t>AutoResetEvent</w:t>
-      </w:r>
-      <w:proofErr w:type="spellEnd"/>
-      <w:r>
-        <w:t xml:space="preserve"> </w:t>
+      <w:r>
+        <w:t xml:space="preserve">AutoResetEvent </w:t>
       </w:r>
       <w:r>
         <w:sym w:font="Wingdings" w:char="F0E0"/>
@@ -9530,7 +12917,6 @@
       <w:r>
         <w:t xml:space="preserve">call </w:t>
       </w:r>
-      <w:proofErr w:type="spellStart"/>
       <w:r>
         <w:rPr>
           <w:i/>
@@ -9538,7 +12924,6 @@
         </w:rPr>
         <w:t>BeginInvoke</w:t>
       </w:r>
-      <w:proofErr w:type="spellEnd"/>
       <w:r>
         <w:t xml:space="preserve"> or </w:t>
       </w:r>
@@ -9583,15 +12968,7 @@
         <w:t xml:space="preserve"> </w:t>
       </w:r>
       <w:r>
-        <w:t xml:space="preserve">In the </w:t>
-      </w:r>
-      <w:proofErr w:type="spellStart"/>
-      <w:r>
-        <w:t>System.ComponentModel</w:t>
-      </w:r>
-      <w:proofErr w:type="spellEnd"/>
-      <w:r>
-        <w:t xml:space="preserve"> namespace, ther</w:t>
+        <w:t>In the System.ComponentModel namespace, ther</w:t>
       </w:r>
       <w:r>
         <w:t>e i</w:t>
@@ -9614,29 +12991,13 @@
         <w:t xml:space="preserve"> </w:t>
       </w:r>
       <w:r>
-        <w:t xml:space="preserve">each define and instantiate </w:t>
-      </w:r>
-      <w:proofErr w:type="spellStart"/>
-      <w:r>
-        <w:t>SynchronizationContext</w:t>
-      </w:r>
-      <w:proofErr w:type="spellEnd"/>
-      <w:r>
-        <w:t xml:space="preserve"> subclasses, which you can</w:t>
+        <w:t>each define and instantiate SynchronizationContext subclasses, which you can</w:t>
       </w:r>
       <w:r>
         <w:t xml:space="preserve"> </w:t>
       </w:r>
       <w:r>
-        <w:t xml:space="preserve">obtain via the static property </w:t>
-      </w:r>
-      <w:proofErr w:type="spellStart"/>
-      <w:r>
-        <w:t>SynchronizationContext.Current</w:t>
-      </w:r>
-      <w:proofErr w:type="spellEnd"/>
-      <w:r>
-        <w:t xml:space="preserve"> (while running o</w:t>
+        <w:t>obtain via the static property SynchronizationContext.Current (while running o</w:t>
       </w:r>
       <w:r>
         <w:t xml:space="preserve">n </w:t>
@@ -9706,7 +13067,7 @@
                     <pic:cNvPicPr/>
                   </pic:nvPicPr>
                   <pic:blipFill>
-                    <a:blip r:embed="rId59"/>
+                    <a:blip r:embed="rId112"/>
                     <a:stretch>
                       <a:fillRect/>
                     </a:stretch>
@@ -9730,23 +13091,7 @@
     <w:p/>
     <w:p>
       <w:r>
-        <w:t xml:space="preserve">‘lock’ is equivalent to </w:t>
-      </w:r>
-      <w:proofErr w:type="spellStart"/>
-      <w:r>
-        <w:t>Monitor.Enter</w:t>
-      </w:r>
-      <w:proofErr w:type="spellEnd"/>
-      <w:r>
-        <w:t xml:space="preserve"> &amp; </w:t>
-      </w:r>
-      <w:proofErr w:type="spellStart"/>
-      <w:r>
-        <w:t>Monitor.Exit</w:t>
-      </w:r>
-      <w:proofErr w:type="spellEnd"/>
-      <w:r>
-        <w:t>. Here the synchronizing object is ‘_locker’ and it should be any reference type. It usually should be private as it helps in encapsulating</w:t>
+        <w:t>‘lock’ is equivalent to Monitor.Enter &amp; Monitor.Exit. Here the synchronizing object is ‘_locker’ and it should be any reference type. It usually should be private as it helps in encapsulating</w:t>
       </w:r>
       <w:r>
         <w:t xml:space="preserve"> the locking logic. </w:t>
@@ -9910,7 +13255,6 @@
       <w:r>
         <w:t xml:space="preserve">They can use Thread pool to lessen start up latency and with </w:t>
       </w:r>
-      <w:proofErr w:type="spellStart"/>
       <w:r>
         <w:rPr>
           <w:i/>
@@ -9918,7 +13262,6 @@
         </w:rPr>
         <w:t>TaskCompletionSource</w:t>
       </w:r>
-      <w:proofErr w:type="spellEnd"/>
       <w:r>
         <w:rPr>
           <w:i/>
@@ -10032,7 +13375,7 @@
                     <pic:cNvPicPr/>
                   </pic:nvPicPr>
                   <pic:blipFill>
-                    <a:blip r:embed="rId60"/>
+                    <a:blip r:embed="rId113"/>
                     <a:stretch>
                       <a:fillRect/>
                     </a:stretch>
@@ -10058,15 +13401,7 @@
         <w:pStyle w:val="ListParagraph"/>
       </w:pPr>
       <w:r>
-        <w:t>So next match is ‘</w:t>
-      </w:r>
-      <w:proofErr w:type="spellStart"/>
-      <w:r>
-        <w:t>colours</w:t>
-      </w:r>
-      <w:proofErr w:type="spellEnd"/>
-      <w:r>
-        <w:t>’ after the word ‘two’</w:t>
+        <w:t>So next match is ‘colours’ after the word ‘two’</w:t>
       </w:r>
     </w:p>
     <w:p>
@@ -10137,7 +13472,7 @@
                     <pic:cNvPicPr/>
                   </pic:nvPicPr>
                   <pic:blipFill>
-                    <a:blip r:embed="rId61"/>
+                    <a:blip r:embed="rId114"/>
                     <a:stretch>
                       <a:fillRect/>
                     </a:stretch>
@@ -10166,11 +13501,9 @@
           <w:numId w:val="24"/>
         </w:numPr>
       </w:pPr>
-      <w:proofErr w:type="spellStart"/>
       <w:r>
         <w:t>RegexOptions.Compiled</w:t>
       </w:r>
-      <w:proofErr w:type="spellEnd"/>
       <w:r>
         <w:t xml:space="preserve"> </w:t>
       </w:r>
@@ -10195,16 +13528,8 @@
         <w:rPr>
           <w:lang w:val="en-IN"/>
         </w:rPr>
-        <w:t xml:space="preserve">When Not to Use </w:t>
-      </w:r>
-      <w:proofErr w:type="spellStart"/>
-      <w:r>
-        <w:rPr>
-          <w:lang w:val="en-IN"/>
-        </w:rPr>
-        <w:t>RegexOptions.Compiled</w:t>
-      </w:r>
-      <w:proofErr w:type="spellEnd"/>
+        <w:t>When Not to Use RegexOptions.Compiled</w:t>
+      </w:r>
     </w:p>
     <w:p>
       <w:pPr>
@@ -10237,21 +13562,7 @@
         <w:rPr>
           <w:lang w:val="en-IN"/>
         </w:rPr>
-        <w:t xml:space="preserve">: For regular expressions that will only be used once or a few times, </w:t>
-      </w:r>
-      <w:proofErr w:type="spellStart"/>
-      <w:r>
-        <w:rPr>
-          <w:lang w:val="en-IN"/>
-        </w:rPr>
-        <w:t>RegexOptions.Compiled</w:t>
-      </w:r>
-      <w:proofErr w:type="spellEnd"/>
-      <w:r>
-        <w:rPr>
-          <w:lang w:val="en-IN"/>
-        </w:rPr>
-        <w:t xml:space="preserve"> can actually slow down performance because of the initial compilation overhead.</w:t>
+        <w:t>: For regular expressions that will only be used once or a few times, RegexOptions.Compiled can actually slow down performance because of the initial compilation overhead.</w:t>
       </w:r>
     </w:p>
     <w:p>
@@ -10288,27 +13599,14 @@
           <w:numId w:val="26"/>
         </w:numPr>
       </w:pPr>
-      <w:proofErr w:type="spellStart"/>
-      <w:r>
-        <w:t>RegexOptions</w:t>
-      </w:r>
-      <w:proofErr w:type="spellEnd"/>
-      <w:r>
-        <w:t xml:space="preserve"> </w:t>
+      <w:r>
+        <w:t xml:space="preserve">RegexOptions </w:t>
       </w:r>
       <w:r>
         <w:sym w:font="Wingdings" w:char="F0E0"/>
       </w:r>
       <w:r>
-        <w:t xml:space="preserve"> This </w:t>
-      </w:r>
-      <w:proofErr w:type="spellStart"/>
-      <w:r>
-        <w:t>enum</w:t>
-      </w:r>
-      <w:proofErr w:type="spellEnd"/>
-      <w:r>
-        <w:t xml:space="preserve"> enables us to tweak the matching behavior. </w:t>
+        <w:t xml:space="preserve"> This enum enables us to tweak the matching behavior. </w:t>
       </w:r>
       <w:r>
         <w:rPr>
@@ -10330,7 +13628,7 @@
                     <pic:cNvPicPr/>
                   </pic:nvPicPr>
                   <pic:blipFill>
-                    <a:blip r:embed="rId62"/>
+                    <a:blip r:embed="rId115"/>
                     <a:stretch>
                       <a:fillRect/>
                     </a:stretch>
@@ -10380,7 +13678,7 @@
                     <pic:cNvPicPr/>
                   </pic:nvPicPr>
                   <pic:blipFill>
-                    <a:blip r:embed="rId63"/>
+                    <a:blip r:embed="rId116"/>
                     <a:stretch>
                       <a:fillRect/>
                     </a:stretch>
@@ -10454,21 +13752,13 @@
         </w:numPr>
       </w:pPr>
       <w:r>
-        <w:t xml:space="preserve">Regex’s Escape and </w:t>
-      </w:r>
-      <w:proofErr w:type="spellStart"/>
-      <w:r>
-        <w:t>Un</w:t>
+        <w:t>Regex’s Escape and Un</w:t>
       </w:r>
       <w:r>
         <w:t>e</w:t>
       </w:r>
       <w:r>
-        <w:t>scape</w:t>
-      </w:r>
-      <w:proofErr w:type="spellEnd"/>
-      <w:r>
-        <w:t xml:space="preserve"> </w:t>
+        <w:t xml:space="preserve">scape </w:t>
       </w:r>
       <w:r>
         <w:t xml:space="preserve">methods convert string containing </w:t>
@@ -10514,7 +13804,7 @@
                     <pic:cNvPicPr/>
                   </pic:nvPicPr>
                   <pic:blipFill>
-                    <a:blip r:embed="rId64"/>
+                    <a:blip r:embed="rId117"/>
                     <a:stretch>
                       <a:fillRect/>
                     </a:stretch>
@@ -10572,7 +13862,7 @@
                     <pic:cNvPicPr/>
                   </pic:nvPicPr>
                   <pic:blipFill>
-                    <a:blip r:embed="rId65"/>
+                    <a:blip r:embed="rId118"/>
                     <a:stretch>
                       <a:fillRect/>
                     </a:stretch>
@@ -10633,7 +13923,7 @@
                     <pic:cNvPicPr/>
                   </pic:nvPicPr>
                   <pic:blipFill>
-                    <a:blip r:embed="rId66"/>
+                    <a:blip r:embed="rId119"/>
                     <a:stretch>
                       <a:fillRect/>
                     </a:stretch>
@@ -10659,45 +13949,13 @@
         <w:pStyle w:val="ListParagraph"/>
       </w:pPr>
       <w:r>
-        <w:t>&lt;</w:t>
-      </w:r>
-      <w:proofErr w:type="spellStart"/>
-      <w:r>
-        <w:t>i</w:t>
-      </w:r>
-      <w:proofErr w:type="spellEnd"/>
-      <w:r>
-        <w:t>&gt;.*&lt;/</w:t>
-      </w:r>
-      <w:proofErr w:type="spellStart"/>
-      <w:r>
-        <w:t>i</w:t>
-      </w:r>
-      <w:proofErr w:type="spellEnd"/>
-      <w:r>
-        <w:t xml:space="preserve">&gt; </w:t>
+        <w:t xml:space="preserve">&lt;i&gt;.*&lt;/i&gt; </w:t>
       </w:r>
       <w:r>
         <w:sym w:font="Wingdings" w:char="F0E0"/>
       </w:r>
       <w:r>
-        <w:t xml:space="preserve"> refers to &lt;</w:t>
-      </w:r>
-      <w:proofErr w:type="spellStart"/>
-      <w:r>
-        <w:t>i</w:t>
-      </w:r>
-      <w:proofErr w:type="spellEnd"/>
-      <w:r>
-        <w:t>&gt; and characters in between &lt;/</w:t>
-      </w:r>
-      <w:proofErr w:type="spellStart"/>
-      <w:r>
-        <w:t>i</w:t>
-      </w:r>
-      <w:proofErr w:type="spellEnd"/>
-      <w:r>
-        <w:t>&gt;</w:t>
+        <w:t xml:space="preserve"> refers to &lt;i&gt; and characters in between &lt;/i&gt;</w:t>
       </w:r>
     </w:p>
     <w:p>
@@ -10982,7 +14240,7 @@
                     <pic:cNvPicPr/>
                   </pic:nvPicPr>
                   <pic:blipFill>
-                    <a:blip r:embed="rId67"/>
+                    <a:blip r:embed="rId120"/>
                     <a:stretch>
                       <a:fillRect/>
                     </a:stretch>
@@ -11071,7 +14329,7 @@
                     <pic:cNvPicPr/>
                   </pic:nvPicPr>
                   <pic:blipFill>
-                    <a:blip r:embed="rId68"/>
+                    <a:blip r:embed="rId121"/>
                     <a:stretch>
                       <a:fillRect/>
                     </a:stretch>
@@ -11119,7 +14377,7 @@
                     <pic:cNvPicPr/>
                   </pic:nvPicPr>
                   <pic:blipFill>
-                    <a:blip r:embed="rId69"/>
+                    <a:blip r:embed="rId122"/>
                     <a:stretch>
                       <a:fillRect/>
                     </a:stretch>
@@ -11266,7 +14524,7 @@
                     <pic:cNvPicPr/>
                   </pic:nvPicPr>
                   <pic:blipFill>
-                    <a:blip r:embed="rId70"/>
+                    <a:blip r:embed="rId123"/>
                     <a:stretch>
                       <a:fillRect/>
                     </a:stretch>
@@ -11322,7 +14580,7 @@
                     <pic:cNvPicPr/>
                   </pic:nvPicPr>
                   <pic:blipFill>
-                    <a:blip r:embed="rId71"/>
+                    <a:blip r:embed="rId124"/>
                     <a:stretch>
                       <a:fillRect/>
                     </a:stretch>
@@ -11673,7 +14931,7 @@
                     <pic:cNvPicPr/>
                   </pic:nvPicPr>
                   <pic:blipFill>
-                    <a:blip r:embed="rId72"/>
+                    <a:blip r:embed="rId125"/>
                     <a:stretch>
                       <a:fillRect/>
                     </a:stretch>
@@ -11701,7 +14959,6 @@
           <w:szCs w:val="26"/>
         </w:rPr>
       </w:pPr>
-      <w:proofErr w:type="spellStart"/>
       <w:r>
         <w:rPr>
           <w:b/>
@@ -11711,7 +14968,6 @@
         </w:rPr>
         <w:t>HttpClient</w:t>
       </w:r>
-      <w:proofErr w:type="spellEnd"/>
       <w:r>
         <w:rPr>
           <w:sz w:val="26"/>
@@ -11731,55 +14987,73 @@
           <w:sz w:val="26"/>
           <w:szCs w:val="26"/>
         </w:rPr>
-        <w:t xml:space="preserve"> It is used to make API calls to HTTP APIs, REST services replacing the old </w:t>
-      </w:r>
-      <w:proofErr w:type="spellStart"/>
-      <w:r>
+        <w:t xml:space="preserve"> It is used to make API calls to HTTP APIs, REST services replacing the old WebClient, WebRequest/WebResponse. </w:t>
+      </w:r>
+    </w:p>
+    <w:p>
+      <w:pPr>
+        <w:pStyle w:val="ListParagraph"/>
+        <w:numPr>
+          <w:ilvl w:val="0"/>
+          <w:numId w:val="26"/>
+        </w:numPr>
         <w:rPr>
           <w:sz w:val="26"/>
           <w:szCs w:val="26"/>
-        </w:rPr>
-        <w:t>WebClient</w:t>
-      </w:r>
-      <w:proofErr w:type="spellEnd"/>
+          <w:lang w:val="en-IN"/>
+        </w:rPr>
+      </w:pPr>
       <w:r>
         <w:rPr>
           <w:sz w:val="26"/>
           <w:szCs w:val="26"/>
-        </w:rPr>
-        <w:t xml:space="preserve">, </w:t>
-      </w:r>
-      <w:proofErr w:type="spellStart"/>
-      <w:r>
+          <w:lang w:val="en-IN"/>
+        </w:rPr>
+        <w:t>It has Timeout property that indicates the time span to wait before request times out.</w:t>
+      </w:r>
+    </w:p>
+    <w:p>
+      <w:pPr>
+        <w:pStyle w:val="ListParagraph"/>
+        <w:numPr>
+          <w:ilvl w:val="0"/>
+          <w:numId w:val="26"/>
+        </w:numPr>
         <w:rPr>
           <w:sz w:val="26"/>
           <w:szCs w:val="26"/>
-        </w:rPr>
-        <w:t>WebRequest</w:t>
-      </w:r>
-      <w:proofErr w:type="spellEnd"/>
+          <w:lang w:val="en-IN"/>
+        </w:rPr>
+      </w:pPr>
       <w:r>
         <w:rPr>
           <w:sz w:val="26"/>
           <w:szCs w:val="26"/>
-        </w:rPr>
-        <w:t>/</w:t>
-      </w:r>
-      <w:proofErr w:type="spellStart"/>
-      <w:r>
+          <w:lang w:val="en-IN"/>
+        </w:rPr>
+        <w:t>It has baseAddress that prefixes the address</w:t>
+      </w:r>
+    </w:p>
+    <w:p>
+      <w:pPr>
+        <w:pStyle w:val="ListParagraph"/>
+        <w:numPr>
+          <w:ilvl w:val="0"/>
+          <w:numId w:val="26"/>
+        </w:numPr>
         <w:rPr>
           <w:sz w:val="26"/>
           <w:szCs w:val="26"/>
-        </w:rPr>
-        <w:t>WebResponse</w:t>
-      </w:r>
-      <w:proofErr w:type="spellEnd"/>
+          <w:lang w:val="en-IN"/>
+        </w:rPr>
+      </w:pPr>
       <w:r>
         <w:rPr>
           <w:sz w:val="26"/>
           <w:szCs w:val="26"/>
-        </w:rPr>
-        <w:t xml:space="preserve">. </w:t>
+          <w:lang w:val="en-IN"/>
+        </w:rPr>
+        <w:t>It is asynchronous and by using IHTTPClientFactory we can make sure that it uses connection pooling instead of creating new httpclient objects per request.</w:t>
       </w:r>
     </w:p>
     <w:p>
@@ -11801,7 +15075,7 @@
           <w:szCs w:val="26"/>
           <w:lang w:val="en-IN"/>
         </w:rPr>
-        <w:t>It has Timeout property that indicates the time span to wait before request times out.</w:t>
+        <w:t>Supports HTTP/2, cookies, and proxy settings.</w:t>
       </w:r>
     </w:p>
     <w:p>
@@ -11823,25 +15097,29 @@
           <w:szCs w:val="26"/>
           <w:lang w:val="en-IN"/>
         </w:rPr>
-        <w:t xml:space="preserve">It has </w:t>
-      </w:r>
-      <w:proofErr w:type="spellStart"/>
-      <w:r>
+        <w:t>Built for asynchronous programming (async/await).</w:t>
+      </w:r>
+    </w:p>
+    <w:p>
+      <w:pPr>
+        <w:pStyle w:val="ListParagraph"/>
+        <w:numPr>
+          <w:ilvl w:val="0"/>
+          <w:numId w:val="26"/>
+        </w:numPr>
         <w:rPr>
           <w:sz w:val="26"/>
           <w:szCs w:val="26"/>
           <w:lang w:val="en-IN"/>
         </w:rPr>
-        <w:t>baseAddress</w:t>
-      </w:r>
-      <w:proofErr w:type="spellEnd"/>
+      </w:pPr>
       <w:r>
         <w:rPr>
           <w:sz w:val="26"/>
           <w:szCs w:val="26"/>
           <w:lang w:val="en-IN"/>
         </w:rPr>
-        <w:t xml:space="preserve"> that prefixes the address</w:t>
+        <w:t>Extensible with message handlers and HttpMessageHandler pipeline.</w:t>
       </w:r>
     </w:p>
     <w:p>
@@ -11863,43 +15141,51 @@
           <w:szCs w:val="26"/>
           <w:lang w:val="en-IN"/>
         </w:rPr>
-        <w:t xml:space="preserve">It is asynchronous and by using </w:t>
-      </w:r>
-      <w:proofErr w:type="spellStart"/>
-      <w:r>
+        <w:t>More control over headers, timeouts, and connection settings.</w:t>
+      </w:r>
+    </w:p>
+    <w:p>
+      <w:pPr>
+        <w:pStyle w:val="ListParagraph"/>
+        <w:numPr>
+          <w:ilvl w:val="0"/>
+          <w:numId w:val="26"/>
+        </w:numPr>
         <w:rPr>
           <w:sz w:val="26"/>
           <w:szCs w:val="26"/>
           <w:lang w:val="en-IN"/>
         </w:rPr>
-        <w:t>IHTTPClientFactory</w:t>
-      </w:r>
-      <w:proofErr w:type="spellEnd"/>
+      </w:pPr>
       <w:r>
         <w:rPr>
           <w:sz w:val="26"/>
           <w:szCs w:val="26"/>
           <w:lang w:val="en-IN"/>
         </w:rPr>
-        <w:t xml:space="preserve"> we can make sure that it uses connection pooling instead of creating new </w:t>
-      </w:r>
-      <w:proofErr w:type="spellStart"/>
-      <w:r>
+        <w:t>Supports efficient reuse of connections with a single instance.</w:t>
+      </w:r>
+    </w:p>
+    <w:p>
+      <w:pPr>
+        <w:pStyle w:val="ListParagraph"/>
+        <w:numPr>
+          <w:ilvl w:val="0"/>
+          <w:numId w:val="26"/>
+        </w:numPr>
         <w:rPr>
           <w:sz w:val="26"/>
           <w:szCs w:val="26"/>
           <w:lang w:val="en-IN"/>
         </w:rPr>
-        <w:t>httpclient</w:t>
-      </w:r>
-      <w:proofErr w:type="spellEnd"/>
+      </w:pPr>
       <w:r>
         <w:rPr>
           <w:sz w:val="26"/>
           <w:szCs w:val="26"/>
           <w:lang w:val="en-IN"/>
         </w:rPr>
-        <w:t xml:space="preserve"> objects per request.</w:t>
+        <w:t>GetStringAsync, GetByteArrayAsync, GetStreamAsync are all short cut methods for GetAsync method.</w:t>
       </w:r>
     </w:p>
     <w:p>
@@ -11921,7 +15207,7 @@
           <w:szCs w:val="26"/>
           <w:lang w:val="en-IN"/>
         </w:rPr>
-        <w:t>Supports HTTP/2, cookies, and proxy settings.</w:t>
+        <w:t>GetAsync,PostAsync,PutAsync &amp; DeleteAsync are all short cut methods for SendAsync method.</w:t>
       </w:r>
     </w:p>
     <w:p>
@@ -11943,91 +15229,80 @@
           <w:szCs w:val="26"/>
           <w:lang w:val="en-IN"/>
         </w:rPr>
-        <w:t>Built for asynchronous programming (async/await).</w:t>
-      </w:r>
-    </w:p>
-    <w:p>
-      <w:pPr>
-        <w:pStyle w:val="ListParagraph"/>
-        <w:numPr>
-          <w:ilvl w:val="0"/>
-          <w:numId w:val="26"/>
-        </w:numPr>
+        <w:t xml:space="preserve">Services.AddHttpClient() </w:t>
+      </w:r>
+      <w:r>
         <w:rPr>
           <w:sz w:val="26"/>
           <w:szCs w:val="26"/>
           <w:lang w:val="en-IN"/>
         </w:rPr>
-      </w:pPr>
+        <w:sym w:font="Wingdings" w:char="F0E0"/>
+      </w:r>
       <w:r>
         <w:rPr>
           <w:sz w:val="26"/>
           <w:szCs w:val="26"/>
           <w:lang w:val="en-IN"/>
         </w:rPr>
-        <w:t xml:space="preserve">Extensible with message handlers and </w:t>
-      </w:r>
-      <w:proofErr w:type="spellStart"/>
-      <w:r>
+        <w:t xml:space="preserve"> Configures a IHTTPClientFactory that would help us create a HttpClient object.</w:t>
+      </w:r>
+    </w:p>
+    <w:p>
+      <w:pPr>
         <w:rPr>
           <w:sz w:val="26"/>
           <w:szCs w:val="26"/>
           <w:lang w:val="en-IN"/>
         </w:rPr>
-        <w:t>HttpMessageHandler</w:t>
-      </w:r>
-      <w:proofErr w:type="spellEnd"/>
-      <w:r>
-        <w:rPr>
+      </w:pPr>
+      <w:r>
+        <w:rPr>
+          <w:b/>
+          <w:bCs/>
           <w:sz w:val="26"/>
           <w:szCs w:val="26"/>
           <w:lang w:val="en-IN"/>
         </w:rPr>
-        <w:t xml:space="preserve"> pipeline.</w:t>
-      </w:r>
-    </w:p>
-    <w:p>
-      <w:pPr>
-        <w:pStyle w:val="ListParagraph"/>
-        <w:numPr>
-          <w:ilvl w:val="0"/>
-          <w:numId w:val="26"/>
-        </w:numPr>
-        <w:rPr>
+        <w:t>HttpClientHandler</w:t>
+      </w:r>
+      <w:r>
+        <w:rPr>
+          <w:b/>
+          <w:bCs/>
           <w:sz w:val="26"/>
           <w:szCs w:val="26"/>
           <w:lang w:val="en-IN"/>
         </w:rPr>
-      </w:pPr>
-      <w:r>
-        <w:rPr>
+        <w:t xml:space="preserve"> </w:t>
+      </w:r>
+      <w:r>
+        <w:rPr>
+          <w:b/>
+          <w:bCs/>
           <w:sz w:val="26"/>
           <w:szCs w:val="26"/>
           <w:lang w:val="en-IN"/>
         </w:rPr>
-        <w:t>More control over headers, timeouts, and connection settings.</w:t>
-      </w:r>
-    </w:p>
-    <w:p>
-      <w:pPr>
-        <w:pStyle w:val="ListParagraph"/>
-        <w:numPr>
-          <w:ilvl w:val="0"/>
-          <w:numId w:val="26"/>
-        </w:numPr>
-        <w:rPr>
+        <w:sym w:font="Wingdings" w:char="F0E0"/>
+      </w:r>
+      <w:r>
+        <w:rPr>
+          <w:b/>
+          <w:bCs/>
           <w:sz w:val="26"/>
           <w:szCs w:val="26"/>
           <w:lang w:val="en-IN"/>
         </w:rPr>
-      </w:pPr>
+        <w:t xml:space="preserve"> </w:t>
+      </w:r>
       <w:r>
         <w:rPr>
           <w:sz w:val="26"/>
           <w:szCs w:val="26"/>
           <w:lang w:val="en-IN"/>
         </w:rPr>
-        <w:t>Supports efficient reuse of connections with a single instance.</w:t>
+        <w:t>This is used in below scenarios:</w:t>
       </w:r>
     </w:p>
     <w:p>
@@ -12035,7 +15310,7 @@
         <w:pStyle w:val="ListParagraph"/>
         <w:numPr>
           <w:ilvl w:val="0"/>
-          <w:numId w:val="26"/>
+          <w:numId w:val="29"/>
         </w:numPr>
         <w:rPr>
           <w:sz w:val="26"/>
@@ -12043,431 +15318,96 @@
           <w:lang w:val="en-IN"/>
         </w:rPr>
       </w:pPr>
-      <w:proofErr w:type="spellStart"/>
       <w:r>
         <w:rPr>
           <w:sz w:val="26"/>
           <w:szCs w:val="26"/>
           <w:lang w:val="en-IN"/>
         </w:rPr>
-        <w:t>GetStringAsync</w:t>
-      </w:r>
-      <w:proofErr w:type="spellEnd"/>
-      <w:r>
+        <w:t xml:space="preserve">To configure low-level settings like proxies, cookies and automatic redirection behaviour. </w:t>
+      </w:r>
+    </w:p>
+    <w:p>
+      <w:pPr>
+        <w:pStyle w:val="ListParagraph"/>
+        <w:numPr>
+          <w:ilvl w:val="0"/>
+          <w:numId w:val="29"/>
+        </w:numPr>
         <w:rPr>
           <w:sz w:val="26"/>
           <w:szCs w:val="26"/>
           <w:lang w:val="en-IN"/>
         </w:rPr>
-        <w:t xml:space="preserve">, </w:t>
-      </w:r>
-      <w:proofErr w:type="spellStart"/>
+      </w:pPr>
       <w:r>
         <w:rPr>
           <w:sz w:val="26"/>
           <w:szCs w:val="26"/>
           <w:lang w:val="en-IN"/>
         </w:rPr>
-        <w:t>GetByteArrayAsync</w:t>
-      </w:r>
-      <w:proofErr w:type="spellEnd"/>
-      <w:r>
+        <w:lastRenderedPageBreak/>
+        <w:t>Use ‘CookieContainer’ to control cookies , configuring server certificate validation, client certificate authentication, automatic redirection, configuring request headers etc.,</w:t>
+      </w:r>
+    </w:p>
+    <w:p>
+      <w:pPr>
+        <w:pStyle w:val="ListParagraph"/>
+        <w:numPr>
+          <w:ilvl w:val="0"/>
+          <w:numId w:val="29"/>
+        </w:numPr>
         <w:rPr>
           <w:sz w:val="26"/>
           <w:szCs w:val="26"/>
           <w:lang w:val="en-IN"/>
         </w:rPr>
-        <w:t xml:space="preserve">, </w:t>
-      </w:r>
-      <w:proofErr w:type="spellStart"/>
+      </w:pPr>
       <w:r>
         <w:rPr>
           <w:sz w:val="26"/>
           <w:szCs w:val="26"/>
           <w:lang w:val="en-IN"/>
         </w:rPr>
-        <w:t>GetStreamAsync</w:t>
-      </w:r>
-      <w:proofErr w:type="spellEnd"/>
+        <w:t xml:space="preserve">It can be wrapped inside a custom handler that implements ‘DelegatingHandler’ class </w:t>
+      </w:r>
       <w:r>
         <w:rPr>
           <w:sz w:val="26"/>
           <w:szCs w:val="26"/>
           <w:lang w:val="en-IN"/>
         </w:rPr>
-        <w:t xml:space="preserve"> are all short cut methods for </w:t>
-      </w:r>
-      <w:proofErr w:type="spellStart"/>
-      <w:r>
+        <w:t>that allows to build middleware like pipelines for custom logging, retry policies etc.,</w:t>
+      </w:r>
+    </w:p>
+    <w:p>
+      <w:pPr>
+        <w:pStyle w:val="ListParagraph"/>
+        <w:numPr>
+          <w:ilvl w:val="0"/>
+          <w:numId w:val="29"/>
+        </w:numPr>
         <w:rPr>
           <w:sz w:val="26"/>
           <w:szCs w:val="26"/>
           <w:lang w:val="en-IN"/>
         </w:rPr>
-        <w:t>GetAsync</w:t>
-      </w:r>
-      <w:proofErr w:type="spellEnd"/>
+      </w:pPr>
       <w:r>
         <w:rPr>
           <w:sz w:val="26"/>
           <w:szCs w:val="26"/>
           <w:lang w:val="en-IN"/>
         </w:rPr>
-        <w:t xml:space="preserve"> method.</w:t>
-      </w:r>
-    </w:p>
-    <w:p>
-      <w:pPr>
-        <w:pStyle w:val="ListParagraph"/>
-        <w:numPr>
-          <w:ilvl w:val="0"/>
-          <w:numId w:val="26"/>
-        </w:numPr>
+        <w:t>When we want to have custom certificate validation then we can use ‘</w:t>
+      </w:r>
+      <w:r>
         <w:rPr>
           <w:sz w:val="26"/>
           <w:szCs w:val="26"/>
-          <w:lang w:val="en-IN"/>
-        </w:rPr>
-      </w:pPr>
-      <w:proofErr w:type="spellStart"/>
-      <w:r>
-        <w:rPr>
-          <w:sz w:val="26"/>
-          <w:szCs w:val="26"/>
-          <w:lang w:val="en-IN"/>
-        </w:rPr>
-        <w:t>GetAsync,PostAsync,PutAsync</w:t>
-      </w:r>
-      <w:proofErr w:type="spellEnd"/>
-      <w:r>
-        <w:rPr>
-          <w:sz w:val="26"/>
-          <w:szCs w:val="26"/>
-          <w:lang w:val="en-IN"/>
-        </w:rPr>
-        <w:t xml:space="preserve"> &amp; </w:t>
-      </w:r>
-      <w:proofErr w:type="spellStart"/>
-      <w:r>
-        <w:rPr>
-          <w:sz w:val="26"/>
-          <w:szCs w:val="26"/>
-          <w:lang w:val="en-IN"/>
-        </w:rPr>
-        <w:t>DeleteAsync</w:t>
-      </w:r>
-      <w:proofErr w:type="spellEnd"/>
-      <w:r>
-        <w:rPr>
-          <w:sz w:val="26"/>
-          <w:szCs w:val="26"/>
-          <w:lang w:val="en-IN"/>
-        </w:rPr>
-        <w:t xml:space="preserve"> are all short cut methods for </w:t>
-      </w:r>
-      <w:proofErr w:type="spellStart"/>
-      <w:r>
-        <w:rPr>
-          <w:sz w:val="26"/>
-          <w:szCs w:val="26"/>
-          <w:lang w:val="en-IN"/>
-        </w:rPr>
-        <w:t>SendAsync</w:t>
-      </w:r>
-      <w:proofErr w:type="spellEnd"/>
-      <w:r>
-        <w:rPr>
-          <w:sz w:val="26"/>
-          <w:szCs w:val="26"/>
-          <w:lang w:val="en-IN"/>
-        </w:rPr>
-        <w:t xml:space="preserve"> method.</w:t>
-      </w:r>
-    </w:p>
-    <w:p>
-      <w:pPr>
-        <w:pStyle w:val="ListParagraph"/>
-        <w:numPr>
-          <w:ilvl w:val="0"/>
-          <w:numId w:val="26"/>
-        </w:numPr>
-        <w:rPr>
-          <w:sz w:val="26"/>
-          <w:szCs w:val="26"/>
-          <w:lang w:val="en-IN"/>
-        </w:rPr>
-      </w:pPr>
-      <w:proofErr w:type="spellStart"/>
-      <w:r>
-        <w:rPr>
-          <w:sz w:val="26"/>
-          <w:szCs w:val="26"/>
-          <w:lang w:val="en-IN"/>
-        </w:rPr>
-        <w:t>Services.AddHttpClient</w:t>
-      </w:r>
-      <w:proofErr w:type="spellEnd"/>
-      <w:r>
-        <w:rPr>
-          <w:sz w:val="26"/>
-          <w:szCs w:val="26"/>
-          <w:lang w:val="en-IN"/>
-        </w:rPr>
-        <w:t xml:space="preserve">() </w:t>
-      </w:r>
-      <w:r>
-        <w:rPr>
-          <w:sz w:val="26"/>
-          <w:szCs w:val="26"/>
-          <w:lang w:val="en-IN"/>
-        </w:rPr>
-        <w:sym w:font="Wingdings" w:char="F0E0"/>
-      </w:r>
-      <w:r>
-        <w:rPr>
-          <w:sz w:val="26"/>
-          <w:szCs w:val="26"/>
-          <w:lang w:val="en-IN"/>
-        </w:rPr>
-        <w:t xml:space="preserve"> Configures a </w:t>
-      </w:r>
-      <w:proofErr w:type="spellStart"/>
-      <w:r>
-        <w:rPr>
-          <w:sz w:val="26"/>
-          <w:szCs w:val="26"/>
-          <w:lang w:val="en-IN"/>
-        </w:rPr>
-        <w:t>IHTTPClientFactory</w:t>
-      </w:r>
-      <w:proofErr w:type="spellEnd"/>
-      <w:r>
-        <w:rPr>
-          <w:sz w:val="26"/>
-          <w:szCs w:val="26"/>
-          <w:lang w:val="en-IN"/>
-        </w:rPr>
-        <w:t xml:space="preserve"> that would help us create a </w:t>
-      </w:r>
-      <w:proofErr w:type="spellStart"/>
-      <w:r>
-        <w:rPr>
-          <w:sz w:val="26"/>
-          <w:szCs w:val="26"/>
-          <w:lang w:val="en-IN"/>
-        </w:rPr>
-        <w:t>HttpClient</w:t>
-      </w:r>
-      <w:proofErr w:type="spellEnd"/>
-      <w:r>
-        <w:rPr>
-          <w:sz w:val="26"/>
-          <w:szCs w:val="26"/>
-          <w:lang w:val="en-IN"/>
-        </w:rPr>
-        <w:t xml:space="preserve"> object.</w:t>
-      </w:r>
-    </w:p>
-    <w:p>
-      <w:pPr>
-        <w:rPr>
-          <w:sz w:val="26"/>
-          <w:szCs w:val="26"/>
-          <w:lang w:val="en-IN"/>
-        </w:rPr>
-      </w:pPr>
-      <w:proofErr w:type="spellStart"/>
-      <w:r>
-        <w:rPr>
-          <w:b/>
-          <w:bCs/>
-          <w:sz w:val="26"/>
-          <w:szCs w:val="26"/>
-          <w:lang w:val="en-IN"/>
-        </w:rPr>
-        <w:t>HttpClientHandler</w:t>
-      </w:r>
-      <w:proofErr w:type="spellEnd"/>
-      <w:r>
-        <w:rPr>
-          <w:b/>
-          <w:bCs/>
-          <w:sz w:val="26"/>
-          <w:szCs w:val="26"/>
-          <w:lang w:val="en-IN"/>
-        </w:rPr>
-        <w:t xml:space="preserve"> </w:t>
-      </w:r>
-      <w:r>
-        <w:rPr>
-          <w:b/>
-          <w:bCs/>
-          <w:sz w:val="26"/>
-          <w:szCs w:val="26"/>
-          <w:lang w:val="en-IN"/>
-        </w:rPr>
-        <w:sym w:font="Wingdings" w:char="F0E0"/>
-      </w:r>
-      <w:r>
-        <w:rPr>
-          <w:b/>
-          <w:bCs/>
-          <w:sz w:val="26"/>
-          <w:szCs w:val="26"/>
-          <w:lang w:val="en-IN"/>
-        </w:rPr>
-        <w:t xml:space="preserve"> </w:t>
-      </w:r>
-      <w:r>
-        <w:rPr>
-          <w:sz w:val="26"/>
-          <w:szCs w:val="26"/>
-          <w:lang w:val="en-IN"/>
-        </w:rPr>
-        <w:t>This is used in below scenarios:</w:t>
-      </w:r>
-    </w:p>
-    <w:p>
-      <w:pPr>
-        <w:pStyle w:val="ListParagraph"/>
-        <w:numPr>
-          <w:ilvl w:val="0"/>
-          <w:numId w:val="29"/>
-        </w:numPr>
-        <w:rPr>
-          <w:sz w:val="26"/>
-          <w:szCs w:val="26"/>
-          <w:lang w:val="en-IN"/>
-        </w:rPr>
-      </w:pPr>
-      <w:r>
-        <w:rPr>
-          <w:sz w:val="26"/>
-          <w:szCs w:val="26"/>
-          <w:lang w:val="en-IN"/>
-        </w:rPr>
-        <w:t xml:space="preserve">To configure low-level settings like proxies, cookies and automatic redirection behaviour. </w:t>
-      </w:r>
-    </w:p>
-    <w:p>
-      <w:pPr>
-        <w:pStyle w:val="ListParagraph"/>
-        <w:numPr>
-          <w:ilvl w:val="0"/>
-          <w:numId w:val="29"/>
-        </w:numPr>
-        <w:rPr>
-          <w:sz w:val="26"/>
-          <w:szCs w:val="26"/>
-          <w:lang w:val="en-IN"/>
-        </w:rPr>
-      </w:pPr>
-      <w:r>
-        <w:rPr>
-          <w:sz w:val="26"/>
-          <w:szCs w:val="26"/>
-          <w:lang w:val="en-IN"/>
-        </w:rPr>
-        <w:lastRenderedPageBreak/>
-        <w:t>Use ‘</w:t>
-      </w:r>
-      <w:proofErr w:type="spellStart"/>
-      <w:r>
-        <w:rPr>
-          <w:sz w:val="26"/>
-          <w:szCs w:val="26"/>
-          <w:lang w:val="en-IN"/>
-        </w:rPr>
-        <w:t>CookieContainer</w:t>
-      </w:r>
-      <w:proofErr w:type="spellEnd"/>
-      <w:r>
-        <w:rPr>
-          <w:sz w:val="26"/>
-          <w:szCs w:val="26"/>
-          <w:lang w:val="en-IN"/>
-        </w:rPr>
-        <w:t>’ to control cookies , configuring server certificate validation, client certificate authentication, automatic redirection, configuring request headers etc.,</w:t>
-      </w:r>
-    </w:p>
-    <w:p>
-      <w:pPr>
-        <w:pStyle w:val="ListParagraph"/>
-        <w:numPr>
-          <w:ilvl w:val="0"/>
-          <w:numId w:val="29"/>
-        </w:numPr>
-        <w:rPr>
-          <w:sz w:val="26"/>
-          <w:szCs w:val="26"/>
-          <w:lang w:val="en-IN"/>
-        </w:rPr>
-      </w:pPr>
-      <w:r>
-        <w:rPr>
-          <w:sz w:val="26"/>
-          <w:szCs w:val="26"/>
-          <w:lang w:val="en-IN"/>
-        </w:rPr>
-        <w:t>It can be wrapped inside a custom handler that implements ‘</w:t>
-      </w:r>
-      <w:proofErr w:type="spellStart"/>
-      <w:r>
-        <w:rPr>
-          <w:sz w:val="26"/>
-          <w:szCs w:val="26"/>
-          <w:lang w:val="en-IN"/>
-        </w:rPr>
-        <w:t>DelegatingHandler</w:t>
-      </w:r>
-      <w:proofErr w:type="spellEnd"/>
-      <w:r>
-        <w:rPr>
-          <w:sz w:val="26"/>
-          <w:szCs w:val="26"/>
-          <w:lang w:val="en-IN"/>
-        </w:rPr>
-        <w:t xml:space="preserve">’ class </w:t>
-      </w:r>
-      <w:r>
-        <w:rPr>
-          <w:sz w:val="26"/>
-          <w:szCs w:val="26"/>
-          <w:lang w:val="en-IN"/>
-        </w:rPr>
-        <w:t>that allows to build middleware like pipelines for custom logging, retry policies etc.,</w:t>
-      </w:r>
-    </w:p>
-    <w:p>
-      <w:pPr>
-        <w:pStyle w:val="ListParagraph"/>
-        <w:numPr>
-          <w:ilvl w:val="0"/>
-          <w:numId w:val="29"/>
-        </w:numPr>
-        <w:rPr>
-          <w:sz w:val="26"/>
-          <w:szCs w:val="26"/>
-          <w:lang w:val="en-IN"/>
-        </w:rPr>
-      </w:pPr>
-      <w:r>
-        <w:rPr>
-          <w:sz w:val="26"/>
-          <w:szCs w:val="26"/>
-          <w:lang w:val="en-IN"/>
-        </w:rPr>
-        <w:t>When we want to have custom certificate validation then we can use ‘</w:t>
-      </w:r>
-      <w:proofErr w:type="spellStart"/>
-      <w:r>
-        <w:rPr>
-          <w:sz w:val="26"/>
-          <w:szCs w:val="26"/>
         </w:rPr>
         <w:t>ServerCertificateCustomValidationCallback</w:t>
       </w:r>
-      <w:proofErr w:type="spellEnd"/>
       <w:r>
         <w:rPr>
           <w:sz w:val="26"/>
@@ -12508,6 +15448,92 @@
 <file path=word/numbering.xml><?xml version="1.0" encoding="utf-8"?>
 <w:numbering xmlns:wpc="http://schemas.microsoft.com/office/word/2010/wordprocessingCanvas" xmlns:cx="http://schemas.microsoft.com/office/drawing/2014/chartex" xmlns:cx1="http://schemas.microsoft.com/office/drawing/2015/9/8/chartex" xmlns:cx2="http://schemas.microsoft.com/office/drawing/2015/10/21/chartex" xmlns:cx3="http://schemas.microsoft.com/office/drawing/2016/5/9/chartex" xmlns:cx4="http://schemas.microsoft.com/office/drawing/2016/5/10/chartex" xmlns:cx5="http://schemas.microsoft.com/office/drawing/2016/5/11/chartex" xmlns:cx6="http://schemas.microsoft.com/office/drawing/2016/5/12/chartex" xmlns:cx7="http://schemas.microsoft.com/office/drawing/2016/5/13/chartex" xmlns:cx8="http://schemas.microsoft.com/office/drawing/2016/5/14/chartex" xmlns:mc="http://schemas.openxmlformats.org/markup-compatibility/2006" xmlns:aink="http://schemas.microsoft.com/office/drawing/2016/ink" xmlns:am3d="http://schemas.microsoft.com/office/drawing/2017/model3d" xmlns:o="urn:schemas-microsoft-com:office:office" xmlns:oel="http://schemas.microsoft.com/office/2019/extlst" xmlns:r="http://schemas.openxmlformats.org/officeDocument/2006/relationships" xmlns:m="http://schemas.openxmlformats.org/officeDocument/2006/math" xmlns:v="urn:schemas-microsoft-com:vml" xmlns:wp14="http://schemas.microsoft.com/office/word/2010/wordprocessingDrawing" xmlns:wp="http://schemas.openxmlformats.org/drawingml/2006/wordprocessingDrawing" xmlns:w10="urn:schemas-microsoft-com:office:word" xmlns:w="http://schemas.openxmlformats.org/wordprocessingml/2006/main" xmlns:w14="http://schemas.microsoft.com/office/word/2010/wordml" xmlns:w15="http://schemas.microsoft.com/office/word/2012/wordml" xmlns:w16cex="http://schemas.microsoft.com/office/word/2018/wordml/cex" xmlns:w16cid="http://schemas.microsoft.com/office/word/2016/wordml/cid" xmlns:w16="http://schemas.microsoft.com/office/word/2018/wordml" xmlns:w16du="http://schemas.microsoft.com/office/word/2023/wordml/word16du" xmlns:w16sdtdh="http://schemas.microsoft.com/office/word/2020/wordml/sdtdatahash" xmlns:w16sdtfl="http://schemas.microsoft.com/office/word/2024/wordml/sdtformatlock" xmlns:w16se="http://schemas.microsoft.com/office/word/2015/wordml/symex" xmlns:wpg="http://schemas.microsoft.com/office/word/2010/wordprocessingGroup" xmlns:wpi="http://schemas.microsoft.com/office/word/2010/wordprocessingInk" xmlns:wne="http://schemas.microsoft.com/office/word/2006/wordml" xmlns:wps="http://schemas.microsoft.com/office/word/2010/wordprocessingShape" mc:Ignorable="w14 w15 w16se w16cid w16 w16cex w16sdtdh w16sdtfl w16du wp14">
   <w:abstractNum w:abstractNumId="0" w15:restartNumberingAfterBreak="0">
+    <w:nsid w:val="021D2F6F"/>
+    <w:multiLevelType w:val="hybridMultilevel"/>
+    <w:tmpl w:val="C2DE5A5C"/>
+    <w:lvl w:ilvl="0" w:tplc="0409000F">
+      <w:start w:val="1"/>
+      <w:numFmt w:val="decimal"/>
+      <w:lvlText w:val="%1."/>
+      <w:lvlJc w:val="left"/>
+      <w:pPr>
+        <w:ind w:left="1440" w:hanging="360"/>
+      </w:pPr>
+    </w:lvl>
+    <w:lvl w:ilvl="1" w:tplc="04090019">
+      <w:start w:val="1"/>
+      <w:numFmt w:val="lowerLetter"/>
+      <w:lvlText w:val="%2."/>
+      <w:lvlJc w:val="left"/>
+      <w:pPr>
+        <w:ind w:left="2160" w:hanging="360"/>
+      </w:pPr>
+    </w:lvl>
+    <w:lvl w:ilvl="2" w:tplc="0409001B" w:tentative="1">
+      <w:start w:val="1"/>
+      <w:numFmt w:val="lowerRoman"/>
+      <w:lvlText w:val="%3."/>
+      <w:lvlJc w:val="right"/>
+      <w:pPr>
+        <w:ind w:left="2880" w:hanging="180"/>
+      </w:pPr>
+    </w:lvl>
+    <w:lvl w:ilvl="3" w:tplc="0409000F" w:tentative="1">
+      <w:start w:val="1"/>
+      <w:numFmt w:val="decimal"/>
+      <w:lvlText w:val="%4."/>
+      <w:lvlJc w:val="left"/>
+      <w:pPr>
+        <w:ind w:left="3600" w:hanging="360"/>
+      </w:pPr>
+    </w:lvl>
+    <w:lvl w:ilvl="4" w:tplc="04090019" w:tentative="1">
+      <w:start w:val="1"/>
+      <w:numFmt w:val="lowerLetter"/>
+      <w:lvlText w:val="%5."/>
+      <w:lvlJc w:val="left"/>
+      <w:pPr>
+        <w:ind w:left="4320" w:hanging="360"/>
+      </w:pPr>
+    </w:lvl>
+    <w:lvl w:ilvl="5" w:tplc="0409001B" w:tentative="1">
+      <w:start w:val="1"/>
+      <w:numFmt w:val="lowerRoman"/>
+      <w:lvlText w:val="%6."/>
+      <w:lvlJc w:val="right"/>
+      <w:pPr>
+        <w:ind w:left="5040" w:hanging="180"/>
+      </w:pPr>
+    </w:lvl>
+    <w:lvl w:ilvl="6" w:tplc="0409000F" w:tentative="1">
+      <w:start w:val="1"/>
+      <w:numFmt w:val="decimal"/>
+      <w:lvlText w:val="%7."/>
+      <w:lvlJc w:val="left"/>
+      <w:pPr>
+        <w:ind w:left="5760" w:hanging="360"/>
+      </w:pPr>
+    </w:lvl>
+    <w:lvl w:ilvl="7" w:tplc="04090019" w:tentative="1">
+      <w:start w:val="1"/>
+      <w:numFmt w:val="lowerLetter"/>
+      <w:lvlText w:val="%8."/>
+      <w:lvlJc w:val="left"/>
+      <w:pPr>
+        <w:ind w:left="6480" w:hanging="360"/>
+      </w:pPr>
+    </w:lvl>
+    <w:lvl w:ilvl="8" w:tplc="0409001B" w:tentative="1">
+      <w:start w:val="1"/>
+      <w:numFmt w:val="lowerRoman"/>
+      <w:lvlText w:val="%9."/>
+      <w:lvlJc w:val="right"/>
+      <w:pPr>
+        <w:ind w:left="7200" w:hanging="180"/>
+      </w:pPr>
+    </w:lvl>
+  </w:abstractNum>
+  <w:abstractNum w:abstractNumId="1" w15:restartNumberingAfterBreak="0">
     <w:nsid w:val="035863FA"/>
     <w:multiLevelType w:val="multilevel"/>
     <w:tmpl w:val="4E987B3C"/>
@@ -12656,7 +15682,7 @@
       </w:rPr>
     </w:lvl>
   </w:abstractNum>
-  <w:abstractNum w:abstractNumId="1" w15:restartNumberingAfterBreak="0">
+  <w:abstractNum w:abstractNumId="2" w15:restartNumberingAfterBreak="0">
     <w:nsid w:val="080727EA"/>
     <w:multiLevelType w:val="hybridMultilevel"/>
     <w:tmpl w:val="C71AB390"/>
@@ -12769,7 +15795,7 @@
       </w:rPr>
     </w:lvl>
   </w:abstractNum>
-  <w:abstractNum w:abstractNumId="2" w15:restartNumberingAfterBreak="0">
+  <w:abstractNum w:abstractNumId="3" w15:restartNumberingAfterBreak="0">
     <w:nsid w:val="093E420C"/>
     <w:multiLevelType w:val="hybridMultilevel"/>
     <w:tmpl w:val="1F2AE366"/>
@@ -12882,7 +15908,7 @@
       </w:rPr>
     </w:lvl>
   </w:abstractNum>
-  <w:abstractNum w:abstractNumId="3" w15:restartNumberingAfterBreak="0">
+  <w:abstractNum w:abstractNumId="4" w15:restartNumberingAfterBreak="0">
     <w:nsid w:val="0DD27268"/>
     <w:multiLevelType w:val="hybridMultilevel"/>
     <w:tmpl w:val="C89448C0"/>
@@ -12995,7 +16021,7 @@
       </w:rPr>
     </w:lvl>
   </w:abstractNum>
-  <w:abstractNum w:abstractNumId="4" w15:restartNumberingAfterBreak="0">
+  <w:abstractNum w:abstractNumId="5" w15:restartNumberingAfterBreak="0">
     <w:nsid w:val="0E6565F6"/>
     <w:multiLevelType w:val="hybridMultilevel"/>
     <w:tmpl w:val="B3E61F12"/>
@@ -13108,7 +16134,7 @@
       </w:rPr>
     </w:lvl>
   </w:abstractNum>
-  <w:abstractNum w:abstractNumId="5" w15:restartNumberingAfterBreak="0">
+  <w:abstractNum w:abstractNumId="6" w15:restartNumberingAfterBreak="0">
     <w:nsid w:val="120F7807"/>
     <w:multiLevelType w:val="hybridMultilevel"/>
     <w:tmpl w:val="F4C01070"/>
@@ -13221,7 +16247,96 @@
       </w:rPr>
     </w:lvl>
   </w:abstractNum>
-  <w:abstractNum w:abstractNumId="6" w15:restartNumberingAfterBreak="0">
+  <w:abstractNum w:abstractNumId="7" w15:restartNumberingAfterBreak="0">
+    <w:nsid w:val="17AA7AD0"/>
+    <w:multiLevelType w:val="hybridMultilevel"/>
+    <w:tmpl w:val="011ABA18"/>
+    <w:lvl w:ilvl="0" w:tplc="CE6EFE6C">
+      <w:start w:val="1"/>
+      <w:numFmt w:val="decimal"/>
+      <w:lvlText w:val="%1.)"/>
+      <w:lvlJc w:val="left"/>
+      <w:pPr>
+        <w:ind w:left="1800" w:hanging="360"/>
+      </w:pPr>
+      <w:rPr>
+        <w:rFonts w:hint="default"/>
+      </w:rPr>
+    </w:lvl>
+    <w:lvl w:ilvl="1" w:tplc="04090019" w:tentative="1">
+      <w:start w:val="1"/>
+      <w:numFmt w:val="lowerLetter"/>
+      <w:lvlText w:val="%2."/>
+      <w:lvlJc w:val="left"/>
+      <w:pPr>
+        <w:ind w:left="2520" w:hanging="360"/>
+      </w:pPr>
+    </w:lvl>
+    <w:lvl w:ilvl="2" w:tplc="0409001B" w:tentative="1">
+      <w:start w:val="1"/>
+      <w:numFmt w:val="lowerRoman"/>
+      <w:lvlText w:val="%3."/>
+      <w:lvlJc w:val="right"/>
+      <w:pPr>
+        <w:ind w:left="3240" w:hanging="180"/>
+      </w:pPr>
+    </w:lvl>
+    <w:lvl w:ilvl="3" w:tplc="0409000F" w:tentative="1">
+      <w:start w:val="1"/>
+      <w:numFmt w:val="decimal"/>
+      <w:lvlText w:val="%4."/>
+      <w:lvlJc w:val="left"/>
+      <w:pPr>
+        <w:ind w:left="3960" w:hanging="360"/>
+      </w:pPr>
+    </w:lvl>
+    <w:lvl w:ilvl="4" w:tplc="04090019" w:tentative="1">
+      <w:start w:val="1"/>
+      <w:numFmt w:val="lowerLetter"/>
+      <w:lvlText w:val="%5."/>
+      <w:lvlJc w:val="left"/>
+      <w:pPr>
+        <w:ind w:left="4680" w:hanging="360"/>
+      </w:pPr>
+    </w:lvl>
+    <w:lvl w:ilvl="5" w:tplc="0409001B" w:tentative="1">
+      <w:start w:val="1"/>
+      <w:numFmt w:val="lowerRoman"/>
+      <w:lvlText w:val="%6."/>
+      <w:lvlJc w:val="right"/>
+      <w:pPr>
+        <w:ind w:left="5400" w:hanging="180"/>
+      </w:pPr>
+    </w:lvl>
+    <w:lvl w:ilvl="6" w:tplc="0409000F" w:tentative="1">
+      <w:start w:val="1"/>
+      <w:numFmt w:val="decimal"/>
+      <w:lvlText w:val="%7."/>
+      <w:lvlJc w:val="left"/>
+      <w:pPr>
+        <w:ind w:left="6120" w:hanging="360"/>
+      </w:pPr>
+    </w:lvl>
+    <w:lvl w:ilvl="7" w:tplc="04090019" w:tentative="1">
+      <w:start w:val="1"/>
+      <w:numFmt w:val="lowerLetter"/>
+      <w:lvlText w:val="%8."/>
+      <w:lvlJc w:val="left"/>
+      <w:pPr>
+        <w:ind w:left="6840" w:hanging="360"/>
+      </w:pPr>
+    </w:lvl>
+    <w:lvl w:ilvl="8" w:tplc="0409001B" w:tentative="1">
+      <w:start w:val="1"/>
+      <w:numFmt w:val="lowerRoman"/>
+      <w:lvlText w:val="%9."/>
+      <w:lvlJc w:val="right"/>
+      <w:pPr>
+        <w:ind w:left="7560" w:hanging="180"/>
+      </w:pPr>
+    </w:lvl>
+  </w:abstractNum>
+  <w:abstractNum w:abstractNumId="8" w15:restartNumberingAfterBreak="0">
     <w:nsid w:val="1AB66474"/>
     <w:multiLevelType w:val="hybridMultilevel"/>
     <w:tmpl w:val="1A080C42"/>
@@ -13334,7 +16449,7 @@
       </w:rPr>
     </w:lvl>
   </w:abstractNum>
-  <w:abstractNum w:abstractNumId="7" w15:restartNumberingAfterBreak="0">
+  <w:abstractNum w:abstractNumId="9" w15:restartNumberingAfterBreak="0">
     <w:nsid w:val="1B622D1A"/>
     <w:multiLevelType w:val="hybridMultilevel"/>
     <w:tmpl w:val="F578804E"/>
@@ -13447,7 +16562,7 @@
       </w:rPr>
     </w:lvl>
   </w:abstractNum>
-  <w:abstractNum w:abstractNumId="8" w15:restartNumberingAfterBreak="0">
+  <w:abstractNum w:abstractNumId="10" w15:restartNumberingAfterBreak="0">
     <w:nsid w:val="1E044972"/>
     <w:multiLevelType w:val="multilevel"/>
     <w:tmpl w:val="C180CEAC"/>
@@ -13596,7 +16711,7 @@
       </w:rPr>
     </w:lvl>
   </w:abstractNum>
-  <w:abstractNum w:abstractNumId="9" w15:restartNumberingAfterBreak="0">
+  <w:abstractNum w:abstractNumId="11" w15:restartNumberingAfterBreak="0">
     <w:nsid w:val="201E46EC"/>
     <w:multiLevelType w:val="hybridMultilevel"/>
     <w:tmpl w:val="42F2A918"/>
@@ -13709,7 +16824,96 @@
       </w:rPr>
     </w:lvl>
   </w:abstractNum>
-  <w:abstractNum w:abstractNumId="10" w15:restartNumberingAfterBreak="0">
+  <w:abstractNum w:abstractNumId="12" w15:restartNumberingAfterBreak="0">
+    <w:nsid w:val="23DA2A09"/>
+    <w:multiLevelType w:val="hybridMultilevel"/>
+    <w:tmpl w:val="5E44E9D0"/>
+    <w:lvl w:ilvl="0" w:tplc="7620285A">
+      <w:start w:val="1"/>
+      <w:numFmt w:val="decimal"/>
+      <w:lvlText w:val="%1.)"/>
+      <w:lvlJc w:val="left"/>
+      <w:pPr>
+        <w:ind w:left="1800" w:hanging="360"/>
+      </w:pPr>
+      <w:rPr>
+        <w:rFonts w:hint="default"/>
+      </w:rPr>
+    </w:lvl>
+    <w:lvl w:ilvl="1" w:tplc="04090019" w:tentative="1">
+      <w:start w:val="1"/>
+      <w:numFmt w:val="lowerLetter"/>
+      <w:lvlText w:val="%2."/>
+      <w:lvlJc w:val="left"/>
+      <w:pPr>
+        <w:ind w:left="2520" w:hanging="360"/>
+      </w:pPr>
+    </w:lvl>
+    <w:lvl w:ilvl="2" w:tplc="0409001B" w:tentative="1">
+      <w:start w:val="1"/>
+      <w:numFmt w:val="lowerRoman"/>
+      <w:lvlText w:val="%3."/>
+      <w:lvlJc w:val="right"/>
+      <w:pPr>
+        <w:ind w:left="3240" w:hanging="180"/>
+      </w:pPr>
+    </w:lvl>
+    <w:lvl w:ilvl="3" w:tplc="0409000F" w:tentative="1">
+      <w:start w:val="1"/>
+      <w:numFmt w:val="decimal"/>
+      <w:lvlText w:val="%4."/>
+      <w:lvlJc w:val="left"/>
+      <w:pPr>
+        <w:ind w:left="3960" w:hanging="360"/>
+      </w:pPr>
+    </w:lvl>
+    <w:lvl w:ilvl="4" w:tplc="04090019" w:tentative="1">
+      <w:start w:val="1"/>
+      <w:numFmt w:val="lowerLetter"/>
+      <w:lvlText w:val="%5."/>
+      <w:lvlJc w:val="left"/>
+      <w:pPr>
+        <w:ind w:left="4680" w:hanging="360"/>
+      </w:pPr>
+    </w:lvl>
+    <w:lvl w:ilvl="5" w:tplc="0409001B" w:tentative="1">
+      <w:start w:val="1"/>
+      <w:numFmt w:val="lowerRoman"/>
+      <w:lvlText w:val="%6."/>
+      <w:lvlJc w:val="right"/>
+      <w:pPr>
+        <w:ind w:left="5400" w:hanging="180"/>
+      </w:pPr>
+    </w:lvl>
+    <w:lvl w:ilvl="6" w:tplc="0409000F" w:tentative="1">
+      <w:start w:val="1"/>
+      <w:numFmt w:val="decimal"/>
+      <w:lvlText w:val="%7."/>
+      <w:lvlJc w:val="left"/>
+      <w:pPr>
+        <w:ind w:left="6120" w:hanging="360"/>
+      </w:pPr>
+    </w:lvl>
+    <w:lvl w:ilvl="7" w:tplc="04090019" w:tentative="1">
+      <w:start w:val="1"/>
+      <w:numFmt w:val="lowerLetter"/>
+      <w:lvlText w:val="%8."/>
+      <w:lvlJc w:val="left"/>
+      <w:pPr>
+        <w:ind w:left="6840" w:hanging="360"/>
+      </w:pPr>
+    </w:lvl>
+    <w:lvl w:ilvl="8" w:tplc="0409001B" w:tentative="1">
+      <w:start w:val="1"/>
+      <w:numFmt w:val="lowerRoman"/>
+      <w:lvlText w:val="%9."/>
+      <w:lvlJc w:val="right"/>
+      <w:pPr>
+        <w:ind w:left="7560" w:hanging="180"/>
+      </w:pPr>
+    </w:lvl>
+  </w:abstractNum>
+  <w:abstractNum w:abstractNumId="13" w15:restartNumberingAfterBreak="0">
     <w:nsid w:val="27E40A0B"/>
     <w:multiLevelType w:val="hybridMultilevel"/>
     <w:tmpl w:val="FAEE173E"/>
@@ -13822,7 +17026,7 @@
       </w:rPr>
     </w:lvl>
   </w:abstractNum>
-  <w:abstractNum w:abstractNumId="11" w15:restartNumberingAfterBreak="0">
+  <w:abstractNum w:abstractNumId="14" w15:restartNumberingAfterBreak="0">
     <w:nsid w:val="2BEF3D78"/>
     <w:multiLevelType w:val="multilevel"/>
     <w:tmpl w:val="AC2C97B4"/>
@@ -13971,7 +17175,7 @@
       </w:rPr>
     </w:lvl>
   </w:abstractNum>
-  <w:abstractNum w:abstractNumId="12" w15:restartNumberingAfterBreak="0">
+  <w:abstractNum w:abstractNumId="15" w15:restartNumberingAfterBreak="0">
     <w:nsid w:val="2D696286"/>
     <w:multiLevelType w:val="hybridMultilevel"/>
     <w:tmpl w:val="A718CD48"/>
@@ -14084,7 +17288,7 @@
       </w:rPr>
     </w:lvl>
   </w:abstractNum>
-  <w:abstractNum w:abstractNumId="13" w15:restartNumberingAfterBreak="0">
+  <w:abstractNum w:abstractNumId="16" w15:restartNumberingAfterBreak="0">
     <w:nsid w:val="2F9A64EC"/>
     <w:multiLevelType w:val="hybridMultilevel"/>
     <w:tmpl w:val="F0C08B6A"/>
@@ -14197,7 +17401,7 @@
       </w:rPr>
     </w:lvl>
   </w:abstractNum>
-  <w:abstractNum w:abstractNumId="14" w15:restartNumberingAfterBreak="0">
+  <w:abstractNum w:abstractNumId="17" w15:restartNumberingAfterBreak="0">
     <w:nsid w:val="3258138C"/>
     <w:multiLevelType w:val="multilevel"/>
     <w:tmpl w:val="369A3BD4"/>
@@ -14314,7 +17518,7 @@
       </w:pPr>
     </w:lvl>
   </w:abstractNum>
-  <w:abstractNum w:abstractNumId="15" w15:restartNumberingAfterBreak="0">
+  <w:abstractNum w:abstractNumId="18" w15:restartNumberingAfterBreak="0">
     <w:nsid w:val="36994E16"/>
     <w:multiLevelType w:val="multilevel"/>
     <w:tmpl w:val="B4F0034E"/>
@@ -14463,7 +17667,7 @@
       </w:rPr>
     </w:lvl>
   </w:abstractNum>
-  <w:abstractNum w:abstractNumId="16" w15:restartNumberingAfterBreak="0">
+  <w:abstractNum w:abstractNumId="19" w15:restartNumberingAfterBreak="0">
     <w:nsid w:val="375749E8"/>
     <w:multiLevelType w:val="hybridMultilevel"/>
     <w:tmpl w:val="3CA86016"/>
@@ -14549,7 +17753,274 @@
       </w:pPr>
     </w:lvl>
   </w:abstractNum>
-  <w:abstractNum w:abstractNumId="17" w15:restartNumberingAfterBreak="0">
+  <w:abstractNum w:abstractNumId="20" w15:restartNumberingAfterBreak="0">
+    <w:nsid w:val="3CD86326"/>
+    <w:multiLevelType w:val="hybridMultilevel"/>
+    <w:tmpl w:val="360259F2"/>
+    <w:lvl w:ilvl="0" w:tplc="FA9CD94E">
+      <w:start w:val="1"/>
+      <w:numFmt w:val="decimal"/>
+      <w:lvlText w:val="%1.)"/>
+      <w:lvlJc w:val="left"/>
+      <w:pPr>
+        <w:ind w:left="1800" w:hanging="360"/>
+      </w:pPr>
+      <w:rPr>
+        <w:rFonts w:hint="default"/>
+      </w:rPr>
+    </w:lvl>
+    <w:lvl w:ilvl="1" w:tplc="04090019" w:tentative="1">
+      <w:start w:val="1"/>
+      <w:numFmt w:val="lowerLetter"/>
+      <w:lvlText w:val="%2."/>
+      <w:lvlJc w:val="left"/>
+      <w:pPr>
+        <w:ind w:left="2520" w:hanging="360"/>
+      </w:pPr>
+    </w:lvl>
+    <w:lvl w:ilvl="2" w:tplc="0409001B" w:tentative="1">
+      <w:start w:val="1"/>
+      <w:numFmt w:val="lowerRoman"/>
+      <w:lvlText w:val="%3."/>
+      <w:lvlJc w:val="right"/>
+      <w:pPr>
+        <w:ind w:left="3240" w:hanging="180"/>
+      </w:pPr>
+    </w:lvl>
+    <w:lvl w:ilvl="3" w:tplc="0409000F" w:tentative="1">
+      <w:start w:val="1"/>
+      <w:numFmt w:val="decimal"/>
+      <w:lvlText w:val="%4."/>
+      <w:lvlJc w:val="left"/>
+      <w:pPr>
+        <w:ind w:left="3960" w:hanging="360"/>
+      </w:pPr>
+    </w:lvl>
+    <w:lvl w:ilvl="4" w:tplc="04090019" w:tentative="1">
+      <w:start w:val="1"/>
+      <w:numFmt w:val="lowerLetter"/>
+      <w:lvlText w:val="%5."/>
+      <w:lvlJc w:val="left"/>
+      <w:pPr>
+        <w:ind w:left="4680" w:hanging="360"/>
+      </w:pPr>
+    </w:lvl>
+    <w:lvl w:ilvl="5" w:tplc="0409001B" w:tentative="1">
+      <w:start w:val="1"/>
+      <w:numFmt w:val="lowerRoman"/>
+      <w:lvlText w:val="%6."/>
+      <w:lvlJc w:val="right"/>
+      <w:pPr>
+        <w:ind w:left="5400" w:hanging="180"/>
+      </w:pPr>
+    </w:lvl>
+    <w:lvl w:ilvl="6" w:tplc="0409000F" w:tentative="1">
+      <w:start w:val="1"/>
+      <w:numFmt w:val="decimal"/>
+      <w:lvlText w:val="%7."/>
+      <w:lvlJc w:val="left"/>
+      <w:pPr>
+        <w:ind w:left="6120" w:hanging="360"/>
+      </w:pPr>
+    </w:lvl>
+    <w:lvl w:ilvl="7" w:tplc="04090019" w:tentative="1">
+      <w:start w:val="1"/>
+      <w:numFmt w:val="lowerLetter"/>
+      <w:lvlText w:val="%8."/>
+      <w:lvlJc w:val="left"/>
+      <w:pPr>
+        <w:ind w:left="6840" w:hanging="360"/>
+      </w:pPr>
+    </w:lvl>
+    <w:lvl w:ilvl="8" w:tplc="0409001B" w:tentative="1">
+      <w:start w:val="1"/>
+      <w:numFmt w:val="lowerRoman"/>
+      <w:lvlText w:val="%9."/>
+      <w:lvlJc w:val="right"/>
+      <w:pPr>
+        <w:ind w:left="7560" w:hanging="180"/>
+      </w:pPr>
+    </w:lvl>
+  </w:abstractNum>
+  <w:abstractNum w:abstractNumId="21" w15:restartNumberingAfterBreak="0">
+    <w:nsid w:val="44925D48"/>
+    <w:multiLevelType w:val="hybridMultilevel"/>
+    <w:tmpl w:val="2A045766"/>
+    <w:lvl w:ilvl="0" w:tplc="5D6E9FCE">
+      <w:start w:val="1"/>
+      <w:numFmt w:val="decimal"/>
+      <w:lvlText w:val="%1.)"/>
+      <w:lvlJc w:val="left"/>
+      <w:pPr>
+        <w:ind w:left="1800" w:hanging="360"/>
+      </w:pPr>
+      <w:rPr>
+        <w:rFonts w:hint="default"/>
+      </w:rPr>
+    </w:lvl>
+    <w:lvl w:ilvl="1" w:tplc="04090019" w:tentative="1">
+      <w:start w:val="1"/>
+      <w:numFmt w:val="lowerLetter"/>
+      <w:lvlText w:val="%2."/>
+      <w:lvlJc w:val="left"/>
+      <w:pPr>
+        <w:ind w:left="2520" w:hanging="360"/>
+      </w:pPr>
+    </w:lvl>
+    <w:lvl w:ilvl="2" w:tplc="0409001B" w:tentative="1">
+      <w:start w:val="1"/>
+      <w:numFmt w:val="lowerRoman"/>
+      <w:lvlText w:val="%3."/>
+      <w:lvlJc w:val="right"/>
+      <w:pPr>
+        <w:ind w:left="3240" w:hanging="180"/>
+      </w:pPr>
+    </w:lvl>
+    <w:lvl w:ilvl="3" w:tplc="0409000F" w:tentative="1">
+      <w:start w:val="1"/>
+      <w:numFmt w:val="decimal"/>
+      <w:lvlText w:val="%4."/>
+      <w:lvlJc w:val="left"/>
+      <w:pPr>
+        <w:ind w:left="3960" w:hanging="360"/>
+      </w:pPr>
+    </w:lvl>
+    <w:lvl w:ilvl="4" w:tplc="04090019" w:tentative="1">
+      <w:start w:val="1"/>
+      <w:numFmt w:val="lowerLetter"/>
+      <w:lvlText w:val="%5."/>
+      <w:lvlJc w:val="left"/>
+      <w:pPr>
+        <w:ind w:left="4680" w:hanging="360"/>
+      </w:pPr>
+    </w:lvl>
+    <w:lvl w:ilvl="5" w:tplc="0409001B" w:tentative="1">
+      <w:start w:val="1"/>
+      <w:numFmt w:val="lowerRoman"/>
+      <w:lvlText w:val="%6."/>
+      <w:lvlJc w:val="right"/>
+      <w:pPr>
+        <w:ind w:left="5400" w:hanging="180"/>
+      </w:pPr>
+    </w:lvl>
+    <w:lvl w:ilvl="6" w:tplc="0409000F" w:tentative="1">
+      <w:start w:val="1"/>
+      <w:numFmt w:val="decimal"/>
+      <w:lvlText w:val="%7."/>
+      <w:lvlJc w:val="left"/>
+      <w:pPr>
+        <w:ind w:left="6120" w:hanging="360"/>
+      </w:pPr>
+    </w:lvl>
+    <w:lvl w:ilvl="7" w:tplc="04090019" w:tentative="1">
+      <w:start w:val="1"/>
+      <w:numFmt w:val="lowerLetter"/>
+      <w:lvlText w:val="%8."/>
+      <w:lvlJc w:val="left"/>
+      <w:pPr>
+        <w:ind w:left="6840" w:hanging="360"/>
+      </w:pPr>
+    </w:lvl>
+    <w:lvl w:ilvl="8" w:tplc="0409001B" w:tentative="1">
+      <w:start w:val="1"/>
+      <w:numFmt w:val="lowerRoman"/>
+      <w:lvlText w:val="%9."/>
+      <w:lvlJc w:val="right"/>
+      <w:pPr>
+        <w:ind w:left="7560" w:hanging="180"/>
+      </w:pPr>
+    </w:lvl>
+  </w:abstractNum>
+  <w:abstractNum w:abstractNumId="22" w15:restartNumberingAfterBreak="0">
+    <w:nsid w:val="45C430B1"/>
+    <w:multiLevelType w:val="hybridMultilevel"/>
+    <w:tmpl w:val="F16A2878"/>
+    <w:lvl w:ilvl="0" w:tplc="6D42EC32">
+      <w:start w:val="1"/>
+      <w:numFmt w:val="decimal"/>
+      <w:lvlText w:val="%1."/>
+      <w:lvlJc w:val="left"/>
+      <w:pPr>
+        <w:ind w:left="1428" w:hanging="360"/>
+      </w:pPr>
+      <w:rPr>
+        <w:rFonts w:hint="default"/>
+      </w:rPr>
+    </w:lvl>
+    <w:lvl w:ilvl="1" w:tplc="04090019" w:tentative="1">
+      <w:start w:val="1"/>
+      <w:numFmt w:val="lowerLetter"/>
+      <w:lvlText w:val="%2."/>
+      <w:lvlJc w:val="left"/>
+      <w:pPr>
+        <w:ind w:left="2148" w:hanging="360"/>
+      </w:pPr>
+    </w:lvl>
+    <w:lvl w:ilvl="2" w:tplc="0409001B" w:tentative="1">
+      <w:start w:val="1"/>
+      <w:numFmt w:val="lowerRoman"/>
+      <w:lvlText w:val="%3."/>
+      <w:lvlJc w:val="right"/>
+      <w:pPr>
+        <w:ind w:left="2868" w:hanging="180"/>
+      </w:pPr>
+    </w:lvl>
+    <w:lvl w:ilvl="3" w:tplc="0409000F" w:tentative="1">
+      <w:start w:val="1"/>
+      <w:numFmt w:val="decimal"/>
+      <w:lvlText w:val="%4."/>
+      <w:lvlJc w:val="left"/>
+      <w:pPr>
+        <w:ind w:left="3588" w:hanging="360"/>
+      </w:pPr>
+    </w:lvl>
+    <w:lvl w:ilvl="4" w:tplc="04090019" w:tentative="1">
+      <w:start w:val="1"/>
+      <w:numFmt w:val="lowerLetter"/>
+      <w:lvlText w:val="%5."/>
+      <w:lvlJc w:val="left"/>
+      <w:pPr>
+        <w:ind w:left="4308" w:hanging="360"/>
+      </w:pPr>
+    </w:lvl>
+    <w:lvl w:ilvl="5" w:tplc="0409001B" w:tentative="1">
+      <w:start w:val="1"/>
+      <w:numFmt w:val="lowerRoman"/>
+      <w:lvlText w:val="%6."/>
+      <w:lvlJc w:val="right"/>
+      <w:pPr>
+        <w:ind w:left="5028" w:hanging="180"/>
+      </w:pPr>
+    </w:lvl>
+    <w:lvl w:ilvl="6" w:tplc="0409000F" w:tentative="1">
+      <w:start w:val="1"/>
+      <w:numFmt w:val="decimal"/>
+      <w:lvlText w:val="%7."/>
+      <w:lvlJc w:val="left"/>
+      <w:pPr>
+        <w:ind w:left="5748" w:hanging="360"/>
+      </w:pPr>
+    </w:lvl>
+    <w:lvl w:ilvl="7" w:tplc="04090019" w:tentative="1">
+      <w:start w:val="1"/>
+      <w:numFmt w:val="lowerLetter"/>
+      <w:lvlText w:val="%8."/>
+      <w:lvlJc w:val="left"/>
+      <w:pPr>
+        <w:ind w:left="6468" w:hanging="360"/>
+      </w:pPr>
+    </w:lvl>
+    <w:lvl w:ilvl="8" w:tplc="0409001B" w:tentative="1">
+      <w:start w:val="1"/>
+      <w:numFmt w:val="lowerRoman"/>
+      <w:lvlText w:val="%9."/>
+      <w:lvlJc w:val="right"/>
+      <w:pPr>
+        <w:ind w:left="7188" w:hanging="180"/>
+      </w:pPr>
+    </w:lvl>
+  </w:abstractNum>
+  <w:abstractNum w:abstractNumId="23" w15:restartNumberingAfterBreak="0">
     <w:nsid w:val="47B10E7B"/>
     <w:multiLevelType w:val="hybridMultilevel"/>
     <w:tmpl w:val="757A690A"/>
@@ -14662,7 +18133,7 @@
       </w:rPr>
     </w:lvl>
   </w:abstractNum>
-  <w:abstractNum w:abstractNumId="18" w15:restartNumberingAfterBreak="0">
+  <w:abstractNum w:abstractNumId="24" w15:restartNumberingAfterBreak="0">
     <w:nsid w:val="47B6552A"/>
     <w:multiLevelType w:val="hybridMultilevel"/>
     <w:tmpl w:val="E54AF820"/>
@@ -14775,7 +18246,7 @@
       </w:rPr>
     </w:lvl>
   </w:abstractNum>
-  <w:abstractNum w:abstractNumId="19" w15:restartNumberingAfterBreak="0">
+  <w:abstractNum w:abstractNumId="25" w15:restartNumberingAfterBreak="0">
     <w:nsid w:val="4C5A619B"/>
     <w:multiLevelType w:val="multilevel"/>
     <w:tmpl w:val="9BC44DC4"/>
@@ -14892,7 +18363,7 @@
       </w:pPr>
     </w:lvl>
   </w:abstractNum>
-  <w:abstractNum w:abstractNumId="20" w15:restartNumberingAfterBreak="0">
+  <w:abstractNum w:abstractNumId="26" w15:restartNumberingAfterBreak="0">
     <w:nsid w:val="4CE77ECE"/>
     <w:multiLevelType w:val="hybridMultilevel"/>
     <w:tmpl w:val="18EA2E6E"/>
@@ -15005,7 +18476,7 @@
       </w:rPr>
     </w:lvl>
   </w:abstractNum>
-  <w:abstractNum w:abstractNumId="21" w15:restartNumberingAfterBreak="0">
+  <w:abstractNum w:abstractNumId="27" w15:restartNumberingAfterBreak="0">
     <w:nsid w:val="4E874949"/>
     <w:multiLevelType w:val="hybridMultilevel"/>
     <w:tmpl w:val="A6A21F66"/>
@@ -15118,7 +18589,7 @@
       </w:rPr>
     </w:lvl>
   </w:abstractNum>
-  <w:abstractNum w:abstractNumId="22" w15:restartNumberingAfterBreak="0">
+  <w:abstractNum w:abstractNumId="28" w15:restartNumberingAfterBreak="0">
     <w:nsid w:val="5A331F61"/>
     <w:multiLevelType w:val="hybridMultilevel"/>
     <w:tmpl w:val="CC243912"/>
@@ -15231,7 +18702,7 @@
       </w:rPr>
     </w:lvl>
   </w:abstractNum>
-  <w:abstractNum w:abstractNumId="23" w15:restartNumberingAfterBreak="0">
+  <w:abstractNum w:abstractNumId="29" w15:restartNumberingAfterBreak="0">
     <w:nsid w:val="5E4374DC"/>
     <w:multiLevelType w:val="hybridMultilevel"/>
     <w:tmpl w:val="F3406AF6"/>
@@ -15344,7 +18815,7 @@
       </w:rPr>
     </w:lvl>
   </w:abstractNum>
-  <w:abstractNum w:abstractNumId="24" w15:restartNumberingAfterBreak="0">
+  <w:abstractNum w:abstractNumId="30" w15:restartNumberingAfterBreak="0">
     <w:nsid w:val="602C34A7"/>
     <w:multiLevelType w:val="multilevel"/>
     <w:tmpl w:val="6096F2E8"/>
@@ -15493,7 +18964,96 @@
       </w:rPr>
     </w:lvl>
   </w:abstractNum>
-  <w:abstractNum w:abstractNumId="25" w15:restartNumberingAfterBreak="0">
+  <w:abstractNum w:abstractNumId="31" w15:restartNumberingAfterBreak="0">
+    <w:nsid w:val="637E1718"/>
+    <w:multiLevelType w:val="hybridMultilevel"/>
+    <w:tmpl w:val="F3C2107A"/>
+    <w:lvl w:ilvl="0" w:tplc="B358B040">
+      <w:start w:val="1"/>
+      <w:numFmt w:val="decimal"/>
+      <w:lvlText w:val="%1.)"/>
+      <w:lvlJc w:val="left"/>
+      <w:pPr>
+        <w:ind w:left="1800" w:hanging="360"/>
+      </w:pPr>
+      <w:rPr>
+        <w:rFonts w:hint="default"/>
+      </w:rPr>
+    </w:lvl>
+    <w:lvl w:ilvl="1" w:tplc="04090019" w:tentative="1">
+      <w:start w:val="1"/>
+      <w:numFmt w:val="lowerLetter"/>
+      <w:lvlText w:val="%2."/>
+      <w:lvlJc w:val="left"/>
+      <w:pPr>
+        <w:ind w:left="2520" w:hanging="360"/>
+      </w:pPr>
+    </w:lvl>
+    <w:lvl w:ilvl="2" w:tplc="0409001B" w:tentative="1">
+      <w:start w:val="1"/>
+      <w:numFmt w:val="lowerRoman"/>
+      <w:lvlText w:val="%3."/>
+      <w:lvlJc w:val="right"/>
+      <w:pPr>
+        <w:ind w:left="3240" w:hanging="180"/>
+      </w:pPr>
+    </w:lvl>
+    <w:lvl w:ilvl="3" w:tplc="0409000F" w:tentative="1">
+      <w:start w:val="1"/>
+      <w:numFmt w:val="decimal"/>
+      <w:lvlText w:val="%4."/>
+      <w:lvlJc w:val="left"/>
+      <w:pPr>
+        <w:ind w:left="3960" w:hanging="360"/>
+      </w:pPr>
+    </w:lvl>
+    <w:lvl w:ilvl="4" w:tplc="04090019" w:tentative="1">
+      <w:start w:val="1"/>
+      <w:numFmt w:val="lowerLetter"/>
+      <w:lvlText w:val="%5."/>
+      <w:lvlJc w:val="left"/>
+      <w:pPr>
+        <w:ind w:left="4680" w:hanging="360"/>
+      </w:pPr>
+    </w:lvl>
+    <w:lvl w:ilvl="5" w:tplc="0409001B" w:tentative="1">
+      <w:start w:val="1"/>
+      <w:numFmt w:val="lowerRoman"/>
+      <w:lvlText w:val="%6."/>
+      <w:lvlJc w:val="right"/>
+      <w:pPr>
+        <w:ind w:left="5400" w:hanging="180"/>
+      </w:pPr>
+    </w:lvl>
+    <w:lvl w:ilvl="6" w:tplc="0409000F" w:tentative="1">
+      <w:start w:val="1"/>
+      <w:numFmt w:val="decimal"/>
+      <w:lvlText w:val="%7."/>
+      <w:lvlJc w:val="left"/>
+      <w:pPr>
+        <w:ind w:left="6120" w:hanging="360"/>
+      </w:pPr>
+    </w:lvl>
+    <w:lvl w:ilvl="7" w:tplc="04090019" w:tentative="1">
+      <w:start w:val="1"/>
+      <w:numFmt w:val="lowerLetter"/>
+      <w:lvlText w:val="%8."/>
+      <w:lvlJc w:val="left"/>
+      <w:pPr>
+        <w:ind w:left="6840" w:hanging="360"/>
+      </w:pPr>
+    </w:lvl>
+    <w:lvl w:ilvl="8" w:tplc="0409001B" w:tentative="1">
+      <w:start w:val="1"/>
+      <w:numFmt w:val="lowerRoman"/>
+      <w:lvlText w:val="%9."/>
+      <w:lvlJc w:val="right"/>
+      <w:pPr>
+        <w:ind w:left="7560" w:hanging="180"/>
+      </w:pPr>
+    </w:lvl>
+  </w:abstractNum>
+  <w:abstractNum w:abstractNumId="32" w15:restartNumberingAfterBreak="0">
     <w:nsid w:val="63B60E40"/>
     <w:multiLevelType w:val="hybridMultilevel"/>
     <w:tmpl w:val="C088D482"/>
@@ -15606,7 +19166,7 @@
       </w:rPr>
     </w:lvl>
   </w:abstractNum>
-  <w:abstractNum w:abstractNumId="26" w15:restartNumberingAfterBreak="0">
+  <w:abstractNum w:abstractNumId="33" w15:restartNumberingAfterBreak="0">
     <w:nsid w:val="65972C37"/>
     <w:multiLevelType w:val="multilevel"/>
     <w:tmpl w:val="E85EF488"/>
@@ -15755,7 +19315,7 @@
       </w:rPr>
     </w:lvl>
   </w:abstractNum>
-  <w:abstractNum w:abstractNumId="27" w15:restartNumberingAfterBreak="0">
+  <w:abstractNum w:abstractNumId="34" w15:restartNumberingAfterBreak="0">
     <w:nsid w:val="65DB4FE5"/>
     <w:multiLevelType w:val="hybridMultilevel"/>
     <w:tmpl w:val="0F3CB0F4"/>
@@ -15868,7 +19428,7 @@
       </w:rPr>
     </w:lvl>
   </w:abstractNum>
-  <w:abstractNum w:abstractNumId="28" w15:restartNumberingAfterBreak="0">
+  <w:abstractNum w:abstractNumId="35" w15:restartNumberingAfterBreak="0">
     <w:nsid w:val="699B1DB4"/>
     <w:multiLevelType w:val="hybridMultilevel"/>
     <w:tmpl w:val="6C406526"/>
@@ -15981,7 +19541,7 @@
       </w:rPr>
     </w:lvl>
   </w:abstractNum>
-  <w:abstractNum w:abstractNumId="29" w15:restartNumberingAfterBreak="0">
+  <w:abstractNum w:abstractNumId="36" w15:restartNumberingAfterBreak="0">
     <w:nsid w:val="78687DE9"/>
     <w:multiLevelType w:val="multilevel"/>
     <w:tmpl w:val="3F784FC0"/>
@@ -16131,94 +19691,115 @@
     </w:lvl>
   </w:abstractNum>
   <w:num w:numId="1" w16cid:durableId="341708035">
+    <w:abstractNumId w:val="32"/>
+  </w:num>
+  <w:num w:numId="2" w16cid:durableId="325136919">
+    <w:abstractNumId w:val="27"/>
+  </w:num>
+  <w:num w:numId="3" w16cid:durableId="1621110573">
+    <w:abstractNumId w:val="8"/>
+  </w:num>
+  <w:num w:numId="4" w16cid:durableId="1384520622">
+    <w:abstractNumId w:val="4"/>
+  </w:num>
+  <w:num w:numId="5" w16cid:durableId="755512671">
+    <w:abstractNumId w:val="24"/>
+  </w:num>
+  <w:num w:numId="6" w16cid:durableId="1187328650">
+    <w:abstractNumId w:val="11"/>
+  </w:num>
+  <w:num w:numId="7" w16cid:durableId="116223448">
+    <w:abstractNumId w:val="23"/>
+  </w:num>
+  <w:num w:numId="8" w16cid:durableId="219559931">
+    <w:abstractNumId w:val="34"/>
+  </w:num>
+  <w:num w:numId="9" w16cid:durableId="1004436227">
+    <w:abstractNumId w:val="35"/>
+  </w:num>
+  <w:num w:numId="10" w16cid:durableId="2141796529">
+    <w:abstractNumId w:val="9"/>
+  </w:num>
+  <w:num w:numId="11" w16cid:durableId="1478376439">
+    <w:abstractNumId w:val="16"/>
+  </w:num>
+  <w:num w:numId="12" w16cid:durableId="1202355922">
+    <w:abstractNumId w:val="6"/>
+  </w:num>
+  <w:num w:numId="13" w16cid:durableId="777650254">
+    <w:abstractNumId w:val="29"/>
+  </w:num>
+  <w:num w:numId="14" w16cid:durableId="870385230">
+    <w:abstractNumId w:val="5"/>
+  </w:num>
+  <w:num w:numId="15" w16cid:durableId="1208646555">
+    <w:abstractNumId w:val="15"/>
+  </w:num>
+  <w:num w:numId="16" w16cid:durableId="367341474">
+    <w:abstractNumId w:val="13"/>
+  </w:num>
+  <w:num w:numId="17" w16cid:durableId="2013412439">
     <w:abstractNumId w:val="25"/>
   </w:num>
-  <w:num w:numId="2" w16cid:durableId="325136919">
+  <w:num w:numId="18" w16cid:durableId="1282420529">
+    <w:abstractNumId w:val="17"/>
+  </w:num>
+  <w:num w:numId="19" w16cid:durableId="300430726">
+    <w:abstractNumId w:val="18"/>
+  </w:num>
+  <w:num w:numId="20" w16cid:durableId="182133528">
+    <w:abstractNumId w:val="10"/>
+  </w:num>
+  <w:num w:numId="21" w16cid:durableId="1470435405">
+    <w:abstractNumId w:val="33"/>
+  </w:num>
+  <w:num w:numId="22" w16cid:durableId="993141061">
+    <w:abstractNumId w:val="30"/>
+  </w:num>
+  <w:num w:numId="23" w16cid:durableId="827212604">
+    <w:abstractNumId w:val="14"/>
+  </w:num>
+  <w:num w:numId="24" w16cid:durableId="795804289">
+    <w:abstractNumId w:val="26"/>
+  </w:num>
+  <w:num w:numId="25" w16cid:durableId="1878202868">
+    <w:abstractNumId w:val="36"/>
+  </w:num>
+  <w:num w:numId="26" w16cid:durableId="1527251389">
+    <w:abstractNumId w:val="28"/>
+  </w:num>
+  <w:num w:numId="27" w16cid:durableId="117839629">
+    <w:abstractNumId w:val="1"/>
+  </w:num>
+  <w:num w:numId="28" w16cid:durableId="1031110267">
+    <w:abstractNumId w:val="2"/>
+  </w:num>
+  <w:num w:numId="29" w16cid:durableId="1091850742">
+    <w:abstractNumId w:val="3"/>
+  </w:num>
+  <w:num w:numId="30" w16cid:durableId="1815638031">
+    <w:abstractNumId w:val="19"/>
+  </w:num>
+  <w:num w:numId="31" w16cid:durableId="1974364853">
+    <w:abstractNumId w:val="0"/>
+  </w:num>
+  <w:num w:numId="32" w16cid:durableId="1298681722">
+    <w:abstractNumId w:val="22"/>
+  </w:num>
+  <w:num w:numId="33" w16cid:durableId="2118214761">
+    <w:abstractNumId w:val="31"/>
+  </w:num>
+  <w:num w:numId="34" w16cid:durableId="1476215733">
     <w:abstractNumId w:val="21"/>
   </w:num>
-  <w:num w:numId="3" w16cid:durableId="1621110573">
-    <w:abstractNumId w:val="6"/>
+  <w:num w:numId="35" w16cid:durableId="1449550210">
+    <w:abstractNumId w:val="20"/>
   </w:num>
-  <w:num w:numId="4" w16cid:durableId="1384520622">
-    <w:abstractNumId w:val="3"/>
-  </w:num>
-  <w:num w:numId="5" w16cid:durableId="755512671">
-    <w:abstractNumId w:val="18"/>
-  </w:num>
-  <w:num w:numId="6" w16cid:durableId="1187328650">
-    <w:abstractNumId w:val="9"/>
-  </w:num>
-  <w:num w:numId="7" w16cid:durableId="116223448">
-    <w:abstractNumId w:val="17"/>
-  </w:num>
-  <w:num w:numId="8" w16cid:durableId="219559931">
-    <w:abstractNumId w:val="27"/>
-  </w:num>
-  <w:num w:numId="9" w16cid:durableId="1004436227">
-    <w:abstractNumId w:val="28"/>
-  </w:num>
-  <w:num w:numId="10" w16cid:durableId="2141796529">
+  <w:num w:numId="36" w16cid:durableId="1214150372">
     <w:abstractNumId w:val="7"/>
   </w:num>
-  <w:num w:numId="11" w16cid:durableId="1478376439">
-    <w:abstractNumId w:val="13"/>
-  </w:num>
-  <w:num w:numId="12" w16cid:durableId="1202355922">
-    <w:abstractNumId w:val="5"/>
-  </w:num>
-  <w:num w:numId="13" w16cid:durableId="777650254">
-    <w:abstractNumId w:val="23"/>
-  </w:num>
-  <w:num w:numId="14" w16cid:durableId="870385230">
-    <w:abstractNumId w:val="4"/>
-  </w:num>
-  <w:num w:numId="15" w16cid:durableId="1208646555">
+  <w:num w:numId="37" w16cid:durableId="1311665891">
     <w:abstractNumId w:val="12"/>
-  </w:num>
-  <w:num w:numId="16" w16cid:durableId="367341474">
-    <w:abstractNumId w:val="10"/>
-  </w:num>
-  <w:num w:numId="17" w16cid:durableId="2013412439">
-    <w:abstractNumId w:val="19"/>
-  </w:num>
-  <w:num w:numId="18" w16cid:durableId="1282420529">
-    <w:abstractNumId w:val="14"/>
-  </w:num>
-  <w:num w:numId="19" w16cid:durableId="300430726">
-    <w:abstractNumId w:val="15"/>
-  </w:num>
-  <w:num w:numId="20" w16cid:durableId="182133528">
-    <w:abstractNumId w:val="8"/>
-  </w:num>
-  <w:num w:numId="21" w16cid:durableId="1470435405">
-    <w:abstractNumId w:val="26"/>
-  </w:num>
-  <w:num w:numId="22" w16cid:durableId="993141061">
-    <w:abstractNumId w:val="24"/>
-  </w:num>
-  <w:num w:numId="23" w16cid:durableId="827212604">
-    <w:abstractNumId w:val="11"/>
-  </w:num>
-  <w:num w:numId="24" w16cid:durableId="795804289">
-    <w:abstractNumId w:val="20"/>
-  </w:num>
-  <w:num w:numId="25" w16cid:durableId="1878202868">
-    <w:abstractNumId w:val="29"/>
-  </w:num>
-  <w:num w:numId="26" w16cid:durableId="1527251389">
-    <w:abstractNumId w:val="22"/>
-  </w:num>
-  <w:num w:numId="27" w16cid:durableId="117839629">
-    <w:abstractNumId w:val="0"/>
-  </w:num>
-  <w:num w:numId="28" w16cid:durableId="1031110267">
-    <w:abstractNumId w:val="1"/>
-  </w:num>
-  <w:num w:numId="29" w16cid:durableId="1091850742">
-    <w:abstractNumId w:val="2"/>
-  </w:num>
-  <w:num w:numId="30" w16cid:durableId="1815638031">
-    <w:abstractNumId w:val="16"/>
   </w:num>
 </w:numbering>
 </file>
@@ -16627,7 +20208,6 @@
   <w:style w:type="character" w:default="1" w:styleId="DefaultParagraphFont">
     <w:name w:val="Default Paragraph Font"/>
     <w:uiPriority w:val="1"/>
-    <w:semiHidden/>
     <w:unhideWhenUsed/>
   </w:style>
   <w:style w:type="table" w:default="1" w:styleId="TableNormal">

--- a/C#/Notes.docx
+++ b/C#/Notes.docx
@@ -678,6 +678,9 @@
     <w:p>
       <w:r>
         <w:t>Point P1 = new Point();</w:t>
+      </w:r>
+      <w:r>
+        <w:t xml:space="preserve"> </w:t>
       </w:r>
     </w:p>
     <w:p>
@@ -1006,6 +1009,7 @@
       </w:pPr>
       <w:r>
         <w:rPr>
+          <w:noProof/>
           <w:lang w:val="en-IN"/>
         </w:rPr>
         <w:drawing>
@@ -1081,6 +1085,7 @@
       </w:pPr>
       <w:r>
         <w:rPr>
+          <w:noProof/>
           <w:lang w:val="en-IN"/>
         </w:rPr>
         <w:drawing>
@@ -1148,6 +1153,7 @@
       </w:pPr>
       <w:r>
         <w:rPr>
+          <w:noProof/>
           <w:lang w:val="en-IN"/>
         </w:rPr>
         <w:drawing>
@@ -1228,6 +1234,7 @@
       </w:r>
       <w:r>
         <w:rPr>
+          <w:noProof/>
           <w:lang w:val="en-IN"/>
         </w:rPr>
         <w:drawing>
@@ -1295,6 +1302,7 @@
       </w:pPr>
       <w:r>
         <w:rPr>
+          <w:noProof/>
           <w:lang w:val="en-IN"/>
         </w:rPr>
         <w:drawing>
@@ -1363,6 +1371,7 @@
       </w:pPr>
       <w:r>
         <w:rPr>
+          <w:noProof/>
           <w:lang w:val="en-IN"/>
         </w:rPr>
         <w:drawing>
@@ -1429,6 +1438,7 @@
       </w:pPr>
       <w:r>
         <w:rPr>
+          <w:noProof/>
           <w:lang w:val="en-IN"/>
         </w:rPr>
         <w:drawing>
@@ -1496,6 +1506,7 @@
       </w:pPr>
       <w:r>
         <w:rPr>
+          <w:noProof/>
           <w:lang w:val="en-IN"/>
         </w:rPr>
         <w:drawing>
@@ -1656,6 +1667,7 @@
       </w:r>
       <w:r>
         <w:rPr>
+          <w:noProof/>
           <w:lang w:val="en-IN"/>
         </w:rPr>
         <w:drawing>
@@ -1711,6 +1723,7 @@
       </w:r>
       <w:r>
         <w:rPr>
+          <w:noProof/>
           <w:lang w:val="en-IN"/>
         </w:rPr>
         <w:drawing>
@@ -1800,6 +1813,7 @@
         <w:rPr>
           <w:b/>
           <w:bCs/>
+          <w:noProof/>
           <w:lang w:val="en-IN"/>
         </w:rPr>
         <w:drawing>
@@ -1868,6 +1882,7 @@
       </w:pPr>
       <w:r>
         <w:rPr>
+          <w:noProof/>
           <w:lang w:val="en-IN"/>
         </w:rPr>
         <w:drawing>
@@ -1935,6 +1950,7 @@
       </w:pPr>
       <w:r>
         <w:rPr>
+          <w:noProof/>
           <w:lang w:val="en-IN"/>
         </w:rPr>
         <w:drawing>
@@ -2050,6 +2066,7 @@
       </w:pPr>
       <w:r>
         <w:rPr>
+          <w:noProof/>
           <w:lang w:val="en-IN"/>
         </w:rPr>
         <w:drawing>
@@ -2135,6 +2152,7 @@
       </w:pPr>
       <w:r>
         <w:rPr>
+          <w:noProof/>
           <w:lang w:val="en-IN"/>
         </w:rPr>
         <w:drawing>
@@ -2217,6 +2235,7 @@
       </w:pPr>
       <w:r>
         <w:rPr>
+          <w:noProof/>
           <w:lang w:val="en-IN"/>
         </w:rPr>
         <w:drawing>
@@ -2331,6 +2350,7 @@
       </w:pPr>
       <w:r>
         <w:rPr>
+          <w:noProof/>
           <w:lang w:val="en-IN"/>
         </w:rPr>
         <w:drawing>
@@ -2398,6 +2418,7 @@
       </w:pPr>
       <w:r>
         <w:rPr>
+          <w:noProof/>
           <w:lang w:val="en-IN"/>
         </w:rPr>
         <w:drawing>
@@ -2465,6 +2486,7 @@
       </w:pPr>
       <w:r>
         <w:rPr>
+          <w:noProof/>
           <w:lang w:val="en-IN"/>
         </w:rPr>
         <w:drawing>
@@ -2532,6 +2554,7 @@
       </w:pPr>
       <w:r>
         <w:rPr>
+          <w:noProof/>
           <w:lang w:val="en-IN"/>
         </w:rPr>
         <w:drawing>
@@ -2572,6 +2595,7 @@
       </w:r>
       <w:r>
         <w:rPr>
+          <w:noProof/>
           <w:lang w:val="en-IN"/>
         </w:rPr>
         <w:drawing>
@@ -2639,6 +2663,7 @@
       </w:pPr>
       <w:r>
         <w:rPr>
+          <w:noProof/>
           <w:lang w:val="en-IN"/>
         </w:rPr>
         <w:drawing>
@@ -2724,6 +2749,7 @@
       </w:pPr>
       <w:r>
         <w:rPr>
+          <w:noProof/>
           <w:lang w:val="en-IN"/>
         </w:rPr>
         <w:drawing>
@@ -2836,6 +2862,7 @@
       </w:pPr>
       <w:r>
         <w:rPr>
+          <w:noProof/>
           <w:lang w:val="en-IN"/>
         </w:rPr>
         <w:drawing>
@@ -2927,6 +2954,7 @@
       </w:r>
       <w:r>
         <w:rPr>
+          <w:noProof/>
           <w:lang w:val="en-IN"/>
         </w:rPr>
         <w:drawing>
@@ -3007,6 +3035,7 @@
       </w:pPr>
       <w:r>
         <w:rPr>
+          <w:noProof/>
           <w:lang w:val="en-IN"/>
         </w:rPr>
         <w:drawing>
@@ -3098,6 +3127,7 @@
       </w:pPr>
       <w:r>
         <w:rPr>
+          <w:noProof/>
           <w:lang w:val="en-IN"/>
         </w:rPr>
         <w:drawing>
@@ -3174,6 +3204,7 @@
       </w:r>
       <w:r>
         <w:rPr>
+          <w:noProof/>
           <w:lang w:val="en-IN"/>
         </w:rPr>
         <w:drawing>
@@ -3270,6 +3301,7 @@
       </w:pPr>
       <w:r>
         <w:rPr>
+          <w:noProof/>
           <w:lang w:val="en-IN"/>
         </w:rPr>
         <w:drawing>
@@ -3337,6 +3369,7 @@
       </w:pPr>
       <w:r>
         <w:rPr>
+          <w:noProof/>
           <w:lang w:val="en-IN"/>
         </w:rPr>
         <w:drawing>
@@ -3419,6 +3452,7 @@
       </w:pPr>
       <w:r>
         <w:rPr>
+          <w:noProof/>
           <w:lang w:val="en-IN"/>
         </w:rPr>
         <w:drawing>
@@ -3498,6 +3532,7 @@
       </w:pPr>
       <w:r>
         <w:rPr>
+          <w:noProof/>
           <w:lang w:val="en-IN"/>
         </w:rPr>
         <w:drawing>
@@ -3565,6 +3600,7 @@
       </w:pPr>
       <w:r>
         <w:rPr>
+          <w:noProof/>
           <w:lang w:val="en-IN"/>
         </w:rPr>
         <w:drawing>
@@ -3631,6 +3667,7 @@
       </w:r>
       <w:r>
         <w:rPr>
+          <w:noProof/>
           <w:lang w:val="en-IN"/>
         </w:rPr>
         <w:drawing>
@@ -3717,6 +3754,7 @@
       </w:r>
       <w:r>
         <w:rPr>
+          <w:noProof/>
           <w:lang w:val="en-IN"/>
         </w:rPr>
         <w:drawing>
@@ -3784,6 +3822,7 @@
       </w:pPr>
       <w:r>
         <w:rPr>
+          <w:noProof/>
           <w:lang w:val="en-IN"/>
         </w:rPr>
         <w:drawing>
@@ -3869,6 +3908,7 @@
       </w:pPr>
       <w:r>
         <w:rPr>
+          <w:noProof/>
           <w:lang w:val="en-IN"/>
         </w:rPr>
         <w:drawing>
@@ -3935,6 +3975,7 @@
       </w:pPr>
       <w:r>
         <w:rPr>
+          <w:noProof/>
           <w:lang w:val="en-IN"/>
         </w:rPr>
         <w:drawing>
@@ -4027,6 +4068,7 @@
       </w:pPr>
       <w:r>
         <w:rPr>
+          <w:noProof/>
           <w:lang w:val="en-IN"/>
         </w:rPr>
         <w:drawing>
@@ -4109,6 +4151,7 @@
       </w:r>
       <w:r>
         <w:rPr>
+          <w:noProof/>
           <w:lang w:val="en-IN"/>
         </w:rPr>
         <w:drawing>
@@ -4187,6 +4230,7 @@
       </w:pPr>
       <w:r>
         <w:rPr>
+          <w:noProof/>
           <w:lang w:val="en-IN"/>
         </w:rPr>
         <w:drawing>
@@ -4281,6 +4325,7 @@
       </w:r>
       <w:r>
         <w:rPr>
+          <w:noProof/>
           <w:lang w:val="en-IN"/>
         </w:rPr>
         <w:drawing>
@@ -4351,6 +4396,7 @@
       </w:r>
       <w:r>
         <w:rPr>
+          <w:noProof/>
           <w:lang w:val="en-IN"/>
         </w:rPr>
         <w:drawing>
@@ -4442,6 +4488,7 @@
       </w:r>
       <w:r>
         <w:rPr>
+          <w:noProof/>
           <w:lang w:val="en-IN"/>
         </w:rPr>
         <w:drawing>
@@ -4497,6 +4544,7 @@
       </w:r>
       <w:r>
         <w:rPr>
+          <w:noProof/>
           <w:lang w:val="en-IN"/>
         </w:rPr>
         <w:drawing>
@@ -4546,6 +4594,7 @@
       </w:pPr>
       <w:r>
         <w:rPr>
+          <w:noProof/>
           <w:lang w:val="en-IN"/>
         </w:rPr>
         <w:drawing>
@@ -4604,6 +4653,7 @@
       </w:r>
       <w:r>
         <w:rPr>
+          <w:noProof/>
           <w:lang w:val="en-IN"/>
         </w:rPr>
         <w:drawing>
@@ -4662,6 +4712,7 @@
       </w:r>
       <w:r>
         <w:rPr>
+          <w:noProof/>
           <w:lang w:val="en-IN"/>
         </w:rPr>
         <w:drawing>
@@ -4769,6 +4820,7 @@
       </w:r>
       <w:r>
         <w:rPr>
+          <w:noProof/>
           <w:lang w:val="en-IN"/>
         </w:rPr>
         <w:drawing>
@@ -4836,6 +4888,7 @@
       </w:pPr>
       <w:r>
         <w:rPr>
+          <w:noProof/>
           <w:lang w:val="en-IN"/>
         </w:rPr>
         <w:drawing>
@@ -4921,6 +4974,7 @@
       </w:r>
       <w:r>
         <w:rPr>
+          <w:noProof/>
           <w:lang w:val="en-IN"/>
         </w:rPr>
         <w:drawing>
@@ -4988,6 +5042,7 @@
       </w:r>
       <w:r>
         <w:rPr>
+          <w:noProof/>
           <w:lang w:val="en-IN"/>
         </w:rPr>
         <w:drawing>
@@ -5097,12 +5152,13 @@
       </w:r>
       <w:r>
         <w:rPr>
+          <w:noProof/>
           <w:lang w:val="en-IN"/>
         </w:rPr>
         <w:drawing>
-          <wp:inline distT="0" distB="0" distL="0" distR="0" wp14:anchorId="3A8A262B" wp14:editId="02892BB5">
-            <wp:extent cx="5143500" cy="2074523"/>
-            <wp:effectExtent l="0" t="0" r="0" b="2540"/>
+          <wp:inline distT="0" distB="0" distL="0" distR="0" wp14:anchorId="3A8A262B" wp14:editId="4D2C3A0C">
+            <wp:extent cx="4396740" cy="1773333"/>
+            <wp:effectExtent l="0" t="0" r="3810" b="0"/>
             <wp:docPr id="1213794034" name="Picture 1"/>
             <wp:cNvGraphicFramePr>
               <a:graphicFrameLocks xmlns:a="http://schemas.openxmlformats.org/drawingml/2006/main" noChangeAspect="1"/>
@@ -5123,7 +5179,7 @@
                   <pic:spPr>
                     <a:xfrm>
                       <a:off x="0" y="0"/>
-                      <a:ext cx="5152644" cy="2078211"/>
+                      <a:ext cx="4410831" cy="1779016"/>
                     </a:xfrm>
                     <a:prstGeom prst="rect">
                       <a:avLst/>
@@ -5139,7 +5195,225 @@
     <w:p>
       <w:pPr>
         <w:pStyle w:val="ListParagraph"/>
-        <w:ind w:left="2160"/>
+        <w:numPr>
+          <w:ilvl w:val="0"/>
+          <w:numId w:val="37"/>
+        </w:numPr>
+        <w:autoSpaceDE w:val="0"/>
+        <w:autoSpaceDN w:val="0"/>
+        <w:adjustRightInd w:val="0"/>
+        <w:spacing w:after="0" w:line="240" w:lineRule="auto"/>
+        <w:rPr>
+          <w:lang w:val="en-IN"/>
+        </w:rPr>
+      </w:pPr>
+      <w:r>
+        <w:rPr>
+          <w:lang w:val="en-IN"/>
+        </w:rPr>
+        <w:t xml:space="preserve">Anonymous streams </w:t>
+      </w:r>
+      <w:r>
+        <w:rPr>
+          <w:lang w:val="en-IN"/>
+        </w:rPr>
+        <w:sym w:font="Wingdings" w:char="F0E0"/>
+      </w:r>
+      <w:r>
+        <w:rPr>
+          <w:lang w:val="en-IN"/>
+        </w:rPr>
+        <w:t xml:space="preserve"> Prior to C# 8, you could use yield return to write an iterator, or await to write</w:t>
+      </w:r>
+    </w:p>
+    <w:p>
+      <w:pPr>
+        <w:autoSpaceDE w:val="0"/>
+        <w:autoSpaceDN w:val="0"/>
+        <w:adjustRightInd w:val="0"/>
+        <w:spacing w:after="0" w:line="240" w:lineRule="auto"/>
+        <w:ind w:left="3600"/>
+        <w:rPr>
+          <w:lang w:val="en-IN"/>
+        </w:rPr>
+      </w:pPr>
+      <w:r>
+        <w:rPr>
+          <w:lang w:val="en-IN"/>
+        </w:rPr>
+        <w:t xml:space="preserve">      </w:t>
+      </w:r>
+      <w:r>
+        <w:rPr>
+          <w:lang w:val="en-IN"/>
+        </w:rPr>
+        <w:t>an asynchronous function. But you couldn</w:t>
+      </w:r>
+      <w:r>
+        <w:rPr>
+          <w:lang w:val="en-IN"/>
+        </w:rPr>
+        <w:t>’</w:t>
+      </w:r>
+      <w:r>
+        <w:rPr>
+          <w:lang w:val="en-IN"/>
+        </w:rPr>
+        <w:t>t do both and write an iterator that</w:t>
+      </w:r>
+      <w:r>
+        <w:rPr>
+          <w:lang w:val="en-IN"/>
+        </w:rPr>
+        <w:t xml:space="preserve">  </w:t>
+      </w:r>
+      <w:r>
+        <w:rPr>
+          <w:lang w:val="en-IN"/>
+        </w:rPr>
+        <w:t xml:space="preserve">awaits, </w:t>
+      </w:r>
+      <w:r>
+        <w:rPr>
+          <w:lang w:val="en-IN"/>
+        </w:rPr>
+        <w:t xml:space="preserve">         </w:t>
+      </w:r>
+      <w:r>
+        <w:rPr>
+          <w:lang w:val="en-IN"/>
+        </w:rPr>
+        <w:t>yielding elements asynchronously.</w:t>
+      </w:r>
+    </w:p>
+    <w:p>
+      <w:pPr>
+        <w:rPr>
+          <w:lang w:val="en-IN"/>
+        </w:rPr>
+      </w:pPr>
+      <w:r>
+        <w:rPr>
+          <w:lang w:val="en-IN"/>
+        </w:rPr>
+        <w:t xml:space="preserve">                                                           </w:t>
+      </w:r>
+      <w:r>
+        <w:rPr>
+          <w:noProof/>
+          <w:lang w:val="en-IN"/>
+        </w:rPr>
+        <w:drawing>
+          <wp:inline distT="0" distB="0" distL="0" distR="0" wp14:anchorId="01EAD9E3" wp14:editId="29B58CA4">
+            <wp:extent cx="3596952" cy="1341236"/>
+            <wp:effectExtent l="0" t="0" r="3810" b="0"/>
+            <wp:docPr id="241503921" name="Picture 1"/>
+            <wp:cNvGraphicFramePr>
+              <a:graphicFrameLocks xmlns:a="http://schemas.openxmlformats.org/drawingml/2006/main" noChangeAspect="1"/>
+            </wp:cNvGraphicFramePr>
+            <a:graphic xmlns:a="http://schemas.openxmlformats.org/drawingml/2006/main">
+              <a:graphicData uri="http://schemas.openxmlformats.org/drawingml/2006/picture">
+                <pic:pic xmlns:pic="http://schemas.openxmlformats.org/drawingml/2006/picture">
+                  <pic:nvPicPr>
+                    <pic:cNvPr id="241503921" name=""/>
+                    <pic:cNvPicPr/>
+                  </pic:nvPicPr>
+                  <pic:blipFill>
+                    <a:blip r:embed="rId65"/>
+                    <a:stretch>
+                      <a:fillRect/>
+                    </a:stretch>
+                  </pic:blipFill>
+                  <pic:spPr>
+                    <a:xfrm>
+                      <a:off x="0" y="0"/>
+                      <a:ext cx="3596952" cy="1341236"/>
+                    </a:xfrm>
+                    <a:prstGeom prst="rect">
+                      <a:avLst/>
+                    </a:prstGeom>
+                  </pic:spPr>
+                </pic:pic>
+              </a:graphicData>
+            </a:graphic>
+          </wp:inline>
+        </w:drawing>
+      </w:r>
+    </w:p>
+    <w:p>
+      <w:pPr>
+        <w:rPr>
+          <w:b/>
+          <w:bCs/>
+          <w:lang w:val="en-IN"/>
+        </w:rPr>
+      </w:pPr>
+      <w:r>
+        <w:rPr>
+          <w:b/>
+          <w:bCs/>
+          <w:lang w:val="en-IN"/>
+        </w:rPr>
+        <w:lastRenderedPageBreak/>
+        <w:t xml:space="preserve">C# 7 </w:t>
+      </w:r>
+    </w:p>
+    <w:p>
+      <w:pPr>
+        <w:rPr>
+          <w:lang w:val="en-IN"/>
+        </w:rPr>
+      </w:pPr>
+      <w:r>
+        <w:rPr>
+          <w:lang w:val="en-IN"/>
+        </w:rPr>
+        <w:t xml:space="preserve">Tuple : </w:t>
+      </w:r>
+      <w:r>
+        <w:rPr>
+          <w:noProof/>
+          <w:lang w:val="en-IN"/>
+        </w:rPr>
+        <w:drawing>
+          <wp:inline distT="0" distB="0" distL="0" distR="0" wp14:anchorId="6C6EBAEA" wp14:editId="4BC82A89">
+            <wp:extent cx="5280660" cy="1511565"/>
+            <wp:effectExtent l="0" t="0" r="0" b="0"/>
+            <wp:docPr id="1658009080" name="Picture 1"/>
+            <wp:cNvGraphicFramePr>
+              <a:graphicFrameLocks xmlns:a="http://schemas.openxmlformats.org/drawingml/2006/main" noChangeAspect="1"/>
+            </wp:cNvGraphicFramePr>
+            <a:graphic xmlns:a="http://schemas.openxmlformats.org/drawingml/2006/main">
+              <a:graphicData uri="http://schemas.openxmlformats.org/drawingml/2006/picture">
+                <pic:pic xmlns:pic="http://schemas.openxmlformats.org/drawingml/2006/picture">
+                  <pic:nvPicPr>
+                    <pic:cNvPr id="1658009080" name=""/>
+                    <pic:cNvPicPr/>
+                  </pic:nvPicPr>
+                  <pic:blipFill>
+                    <a:blip r:embed="rId66"/>
+                    <a:stretch>
+                      <a:fillRect/>
+                    </a:stretch>
+                  </pic:blipFill>
+                  <pic:spPr>
+                    <a:xfrm>
+                      <a:off x="0" y="0"/>
+                      <a:ext cx="5289231" cy="1514018"/>
+                    </a:xfrm>
+                    <a:prstGeom prst="rect">
+                      <a:avLst/>
+                    </a:prstGeom>
+                  </pic:spPr>
+                </pic:pic>
+              </a:graphicData>
+            </a:graphic>
+          </wp:inline>
+        </w:drawing>
+      </w:r>
+    </w:p>
+    <w:p>
+      <w:pPr>
         <w:rPr>
           <w:lang w:val="en-IN"/>
         </w:rPr>
@@ -5209,7 +5483,6 @@
         <w:rPr>
           <w:lang w:val="en-IN"/>
         </w:rPr>
-        <w:lastRenderedPageBreak/>
         <w:t>Here’s a step-by-step explanation:</w:t>
       </w:r>
     </w:p>
@@ -5602,6 +5875,7 @@
           <w:bCs/>
           <w:lang w:val="en-IN"/>
         </w:rPr>
+        <w:lastRenderedPageBreak/>
         <w:t>Object Overhead</w:t>
       </w:r>
       <w:r>
@@ -5807,7 +6081,6 @@
         <w:rPr>
           <w:lang w:val="en-IN"/>
         </w:rPr>
-        <w:lastRenderedPageBreak/>
         <w:t>Total memory required for fields:</w:t>
       </w:r>
     </w:p>
@@ -6038,7 +6311,7 @@
                     <pic:cNvPicPr/>
                   </pic:nvPicPr>
                   <pic:blipFill>
-                    <a:blip r:embed="rId65"/>
+                    <a:blip r:embed="rId67"/>
                     <a:stretch>
                       <a:fillRect/>
                     </a:stretch>
@@ -6091,7 +6364,7 @@
                     <pic:cNvPicPr/>
                   </pic:nvPicPr>
                   <pic:blipFill>
-                    <a:blip r:embed="rId66"/>
+                    <a:blip r:embed="rId68"/>
                     <a:stretch>
                       <a:fillRect/>
                     </a:stretch>
@@ -6128,27 +6401,6 @@
     <w:p>
       <w:pPr>
         <w:rPr>
-          <w:lang w:val="en-IN"/>
-        </w:rPr>
-      </w:pPr>
-    </w:p>
-    <w:p>
-      <w:pPr>
-        <w:rPr>
-          <w:lang w:val="en-IN"/>
-        </w:rPr>
-      </w:pPr>
-    </w:p>
-    <w:p>
-      <w:pPr>
-        <w:rPr>
-          <w:lang w:val="en-IN"/>
-        </w:rPr>
-      </w:pPr>
-    </w:p>
-    <w:p>
-      <w:pPr>
-        <w:rPr>
           <w:b/>
           <w:bCs/>
           <w:lang w:val="en-IN"/>
@@ -6296,6 +6548,7 @@
         <w:rPr>
           <w:lang w:val="en-IN"/>
         </w:rPr>
+        <w:lastRenderedPageBreak/>
         <w:t xml:space="preserve">Value Type </w:t>
       </w:r>
       <w:r>
@@ -6322,7 +6575,6 @@
           <w:noProof/>
           <w:lang w:val="en-IN"/>
         </w:rPr>
-        <w:lastRenderedPageBreak/>
         <w:drawing>
           <wp:inline distT="0" distB="0" distL="0" distR="0" wp14:anchorId="28F13F19" wp14:editId="33297D93">
             <wp:extent cx="5425440" cy="2701825"/>
@@ -6341,7 +6593,7 @@
                     </pic:cNvPicPr>
                   </pic:nvPicPr>
                   <pic:blipFill>
-                    <a:blip r:embed="rId67">
+                    <a:blip r:embed="rId69">
                       <a:extLst>
                         <a:ext uri="{28A0092B-C50C-407E-A947-70E740481C1C}">
                           <a14:useLocalDpi xmlns:a14="http://schemas.microsoft.com/office/drawing/2010/main" val="0"/>
@@ -6427,7 +6679,7 @@
                     </pic:cNvPicPr>
                   </pic:nvPicPr>
                   <pic:blipFill>
-                    <a:blip r:embed="rId68">
+                    <a:blip r:embed="rId70">
                       <a:extLst>
                         <a:ext uri="{28A0092B-C50C-407E-A947-70E740481C1C}">
                           <a14:useLocalDpi xmlns:a14="http://schemas.microsoft.com/office/drawing/2010/main" val="0"/>
@@ -6627,6 +6879,7 @@
         <w:rPr>
           <w:lang w:val="en-IN"/>
         </w:rPr>
+        <w:lastRenderedPageBreak/>
         <w:t>int[,] matrix = new int[3,3];</w:t>
       </w:r>
     </w:p>
@@ -6642,7 +6895,6 @@
           <w:bCs/>
           <w:lang w:val="en-IN"/>
         </w:rPr>
-        <w:lastRenderedPageBreak/>
         <w:t>Passing arguments by value</w:t>
       </w:r>
       <w:r>
@@ -6685,7 +6937,7 @@
                     <pic:cNvPicPr/>
                   </pic:nvPicPr>
                   <pic:blipFill>
-                    <a:blip r:embed="rId69"/>
+                    <a:blip r:embed="rId71"/>
                     <a:stretch>
                       <a:fillRect/>
                     </a:stretch>
@@ -6728,7 +6980,7 @@
                     </pic:cNvPicPr>
                   </pic:nvPicPr>
                   <pic:blipFill>
-                    <a:blip r:embed="rId70" cstate="print">
+                    <a:blip r:embed="rId72" cstate="print">
                       <a:extLst>
                         <a:ext uri="{28A0092B-C50C-407E-A947-70E740481C1C}">
                           <a14:useLocalDpi xmlns:a14="http://schemas.microsoft.com/office/drawing/2010/main" val="0"/>
@@ -6835,7 +7087,7 @@
                     <pic:cNvPicPr/>
                   </pic:nvPicPr>
                   <pic:blipFill>
-                    <a:blip r:embed="rId71"/>
+                    <a:blip r:embed="rId73"/>
                     <a:stretch>
                       <a:fillRect/>
                     </a:stretch>
@@ -6859,17 +7111,806 @@
     <w:p>
       <w:pPr>
         <w:rPr>
-          <w:b/>
-          <w:bCs/>
-          <w:lang w:val="en-IN"/>
-        </w:rPr>
-      </w:pPr>
-      <w:r>
-        <w:rPr>
-          <w:b/>
-          <w:bCs/>
-          <w:lang w:val="en-IN"/>
-        </w:rPr>
+          <w:lang w:val="en-IN"/>
+        </w:rPr>
+      </w:pPr>
+      <w:r>
+        <w:rPr>
+          <w:lang w:val="en-IN"/>
+        </w:rPr>
+        <w:t>When a method gets called the runtime creates a stack frame that holds local variables, method parameters, return address, temporary calculations.</w:t>
+      </w:r>
+    </w:p>
+    <w:p>
+      <w:pPr>
+        <w:rPr>
+          <w:lang w:val="en-IN"/>
+        </w:rPr>
+      </w:pPr>
+      <w:r>
+        <w:rPr>
+          <w:lang w:val="en-IN"/>
+        </w:rPr>
+        <w:t xml:space="preserve">Consider the following code : </w:t>
+      </w:r>
+      <w:r>
+        <w:rPr>
+          <w:lang w:val="en-IN"/>
+        </w:rPr>
+        <w:t xml:space="preserve"> </w:t>
+      </w:r>
+    </w:p>
+    <w:p>
+      <w:pPr>
+        <w:rPr>
+          <w:lang w:val="en-IN"/>
+        </w:rPr>
+      </w:pPr>
+      <w:r>
+        <w:rPr>
+          <w:noProof/>
+          <w:lang w:val="en-IN"/>
+        </w:rPr>
+        <w:drawing>
+          <wp:inline distT="0" distB="0" distL="0" distR="0" wp14:anchorId="2AC647DB" wp14:editId="13BF73EE">
+            <wp:extent cx="1729890" cy="3162574"/>
+            <wp:effectExtent l="0" t="0" r="3810" b="0"/>
+            <wp:docPr id="1111840753" name="Picture 1"/>
+            <wp:cNvGraphicFramePr>
+              <a:graphicFrameLocks xmlns:a="http://schemas.openxmlformats.org/drawingml/2006/main" noChangeAspect="1"/>
+            </wp:cNvGraphicFramePr>
+            <a:graphic xmlns:a="http://schemas.openxmlformats.org/drawingml/2006/main">
+              <a:graphicData uri="http://schemas.openxmlformats.org/drawingml/2006/picture">
+                <pic:pic xmlns:pic="http://schemas.openxmlformats.org/drawingml/2006/picture">
+                  <pic:nvPicPr>
+                    <pic:cNvPr id="1111840753" name=""/>
+                    <pic:cNvPicPr/>
+                  </pic:nvPicPr>
+                  <pic:blipFill>
+                    <a:blip r:embed="rId74"/>
+                    <a:stretch>
+                      <a:fillRect/>
+                    </a:stretch>
+                  </pic:blipFill>
+                  <pic:spPr>
+                    <a:xfrm>
+                      <a:off x="0" y="0"/>
+                      <a:ext cx="1729890" cy="3162574"/>
+                    </a:xfrm>
+                    <a:prstGeom prst="rect">
+                      <a:avLst/>
+                    </a:prstGeom>
+                  </pic:spPr>
+                </pic:pic>
+              </a:graphicData>
+            </a:graphic>
+          </wp:inline>
+        </w:drawing>
+      </w:r>
+    </w:p>
+    <w:p/>
+    <w:p>
+      <w:r>
+        <w:lastRenderedPageBreak/>
+        <w:t>Step-by-step stack behavior</w:t>
+      </w:r>
+    </w:p>
+    <w:p>
+      <w:pPr>
+        <w:pStyle w:val="ListParagraph"/>
+        <w:numPr>
+          <w:ilvl w:val="0"/>
+          <w:numId w:val="39"/>
+        </w:numPr>
+        <w:rPr>
+          <w:lang w:val="en-IN"/>
+        </w:rPr>
+      </w:pPr>
+      <w:r>
+        <w:rPr>
+          <w:lang w:val="en-IN"/>
+        </w:rPr>
+        <w:t xml:space="preserve">STACK: </w:t>
+      </w:r>
+    </w:p>
+    <w:p>
+      <w:pPr>
+        <w:pStyle w:val="ListParagraph"/>
+        <w:rPr>
+          <w:lang w:val="en-IN"/>
+        </w:rPr>
+      </w:pPr>
+      <w:r>
+        <w:rPr>
+          <w:lang w:val="en-IN"/>
+        </w:rPr>
+        <w:t>----------</w:t>
+      </w:r>
+    </w:p>
+    <w:p>
+      <w:pPr>
+        <w:pStyle w:val="ListParagraph"/>
+        <w:rPr>
+          <w:lang w:val="en-IN"/>
+        </w:rPr>
+      </w:pPr>
+      <w:r>
+        <w:rPr>
+          <w:lang w:val="en-IN"/>
+        </w:rPr>
+        <w:t xml:space="preserve">Main method stack frame </w:t>
+      </w:r>
+    </w:p>
+    <w:p>
+      <w:pPr>
+        <w:pStyle w:val="ListParagraph"/>
+        <w:numPr>
+          <w:ilvl w:val="0"/>
+          <w:numId w:val="39"/>
+        </w:numPr>
+        <w:rPr>
+          <w:lang w:val="en-IN"/>
+        </w:rPr>
+      </w:pPr>
+      <w:r>
+        <w:rPr>
+          <w:lang w:val="en-IN"/>
+        </w:rPr>
+        <w:t xml:space="preserve">Method1() is called: </w:t>
+      </w:r>
+    </w:p>
+    <w:p>
+      <w:pPr>
+        <w:spacing w:after="0" w:line="300" w:lineRule="atLeast"/>
+        <w:ind w:left="360"/>
+        <w:rPr>
+          <w:rFonts w:ascii="Segoe UI" w:eastAsia="Times New Roman" w:hAnsi="Segoe UI" w:cs="Segoe UI"/>
+          <w:kern w:val="0"/>
+          <w:sz w:val="21"/>
+          <w:szCs w:val="21"/>
+          <w14:ligatures w14:val="none"/>
+        </w:rPr>
+      </w:pPr>
+      <w:r>
+        <w:rPr>
+          <w:rFonts w:ascii="Segoe UI" w:eastAsia="Times New Roman" w:hAnsi="Segoe UI" w:cs="Segoe UI"/>
+          <w:kern w:val="0"/>
+          <w:sz w:val="21"/>
+          <w:szCs w:val="21"/>
+          <w14:ligatures w14:val="none"/>
+        </w:rPr>
+        <w:t xml:space="preserve">       </w:t>
+      </w:r>
+      <w:r>
+        <w:rPr>
+          <w:rFonts w:ascii="Segoe UI" w:eastAsia="Times New Roman" w:hAnsi="Segoe UI" w:cs="Segoe UI"/>
+          <w:kern w:val="0"/>
+          <w:sz w:val="21"/>
+          <w:szCs w:val="21"/>
+          <w14:ligatures w14:val="none"/>
+        </w:rPr>
+        <w:t xml:space="preserve">STACK: </w:t>
+      </w:r>
+    </w:p>
+    <w:p>
+      <w:pPr>
+        <w:spacing w:after="0" w:line="300" w:lineRule="atLeast"/>
+        <w:ind w:left="360" w:firstLine="360"/>
+        <w:rPr>
+          <w:rFonts w:ascii="Segoe UI" w:eastAsia="Times New Roman" w:hAnsi="Segoe UI" w:cs="Segoe UI"/>
+          <w:kern w:val="0"/>
+          <w:sz w:val="21"/>
+          <w:szCs w:val="21"/>
+          <w14:ligatures w14:val="none"/>
+        </w:rPr>
+      </w:pPr>
+      <w:r>
+        <w:rPr>
+          <w:rFonts w:ascii="Segoe UI" w:eastAsia="Times New Roman" w:hAnsi="Segoe UI" w:cs="Segoe UI"/>
+          <w:kern w:val="0"/>
+          <w:sz w:val="21"/>
+          <w:szCs w:val="21"/>
+          <w14:ligatures w14:val="none"/>
+        </w:rPr>
+        <w:t xml:space="preserve">------- </w:t>
+      </w:r>
+    </w:p>
+    <w:p>
+      <w:pPr>
+        <w:spacing w:after="0" w:line="300" w:lineRule="atLeast"/>
+        <w:ind w:left="360" w:firstLine="360"/>
+        <w:rPr>
+          <w:rFonts w:ascii="Segoe UI" w:eastAsia="Times New Roman" w:hAnsi="Segoe UI" w:cs="Segoe UI"/>
+          <w:kern w:val="0"/>
+          <w:sz w:val="21"/>
+          <w:szCs w:val="21"/>
+          <w14:ligatures w14:val="none"/>
+        </w:rPr>
+      </w:pPr>
+      <w:r>
+        <w:rPr>
+          <w:rFonts w:ascii="Segoe UI" w:eastAsia="Times New Roman" w:hAnsi="Segoe UI" w:cs="Segoe UI"/>
+          <w:kern w:val="0"/>
+          <w:sz w:val="21"/>
+          <w:szCs w:val="21"/>
+          <w14:ligatures w14:val="none"/>
+        </w:rPr>
+        <w:t xml:space="preserve">Method1 frame (a = 10) </w:t>
+      </w:r>
+    </w:p>
+    <w:p>
+      <w:pPr>
+        <w:spacing w:after="0" w:line="300" w:lineRule="atLeast"/>
+        <w:ind w:left="360" w:firstLine="360"/>
+        <w:rPr>
+          <w:rFonts w:ascii="Segoe UI" w:eastAsia="Times New Roman" w:hAnsi="Segoe UI" w:cs="Segoe UI"/>
+          <w:kern w:val="0"/>
+          <w:sz w:val="21"/>
+          <w:szCs w:val="21"/>
+          <w14:ligatures w14:val="none"/>
+        </w:rPr>
+      </w:pPr>
+      <w:r>
+        <w:rPr>
+          <w:rFonts w:ascii="Segoe UI" w:eastAsia="Times New Roman" w:hAnsi="Segoe UI" w:cs="Segoe UI"/>
+          <w:kern w:val="0"/>
+          <w:sz w:val="21"/>
+          <w:szCs w:val="21"/>
+          <w14:ligatures w14:val="none"/>
+        </w:rPr>
+        <w:t>Main frame</w:t>
+      </w:r>
+    </w:p>
+    <w:p>
+      <w:pPr>
+        <w:pStyle w:val="ListParagraph"/>
+        <w:numPr>
+          <w:ilvl w:val="0"/>
+          <w:numId w:val="39"/>
+        </w:numPr>
+        <w:rPr>
+          <w:lang w:val="en-IN"/>
+        </w:rPr>
+      </w:pPr>
+      <w:r>
+        <w:rPr>
+          <w:lang w:val="en-IN"/>
+        </w:rPr>
+        <w:t xml:space="preserve">Method2() is called </w:t>
+      </w:r>
+    </w:p>
+    <w:p>
+      <w:pPr>
+        <w:pStyle w:val="ListParagraph"/>
+        <w:spacing w:after="0" w:line="300" w:lineRule="atLeast"/>
+        <w:rPr>
+          <w:rFonts w:ascii="Segoe UI" w:eastAsia="Times New Roman" w:hAnsi="Segoe UI" w:cs="Segoe UI"/>
+          <w:kern w:val="0"/>
+          <w:sz w:val="21"/>
+          <w:szCs w:val="21"/>
+          <w14:ligatures w14:val="none"/>
+        </w:rPr>
+      </w:pPr>
+      <w:r>
+        <w:rPr>
+          <w:rFonts w:ascii="Segoe UI" w:eastAsia="Times New Roman" w:hAnsi="Segoe UI" w:cs="Segoe UI"/>
+          <w:kern w:val="0"/>
+          <w:sz w:val="21"/>
+          <w:szCs w:val="21"/>
+          <w14:ligatures w14:val="none"/>
+        </w:rPr>
+        <w:t>STACK:</w:t>
+      </w:r>
+    </w:p>
+    <w:p>
+      <w:pPr>
+        <w:pStyle w:val="ListParagraph"/>
+        <w:spacing w:after="0" w:line="300" w:lineRule="atLeast"/>
+        <w:rPr>
+          <w:rFonts w:ascii="Segoe UI" w:eastAsia="Times New Roman" w:hAnsi="Segoe UI" w:cs="Segoe UI"/>
+          <w:kern w:val="0"/>
+          <w:sz w:val="21"/>
+          <w:szCs w:val="21"/>
+          <w14:ligatures w14:val="none"/>
+        </w:rPr>
+      </w:pPr>
+      <w:r>
+        <w:rPr>
+          <w:rFonts w:ascii="Segoe UI" w:eastAsia="Times New Roman" w:hAnsi="Segoe UI" w:cs="Segoe UI"/>
+          <w:kern w:val="0"/>
+          <w:sz w:val="21"/>
+          <w:szCs w:val="21"/>
+          <w14:ligatures w14:val="none"/>
+        </w:rPr>
+        <w:t xml:space="preserve"> ------- </w:t>
+      </w:r>
+    </w:p>
+    <w:p>
+      <w:pPr>
+        <w:pStyle w:val="ListParagraph"/>
+        <w:spacing w:after="0" w:line="300" w:lineRule="atLeast"/>
+        <w:rPr>
+          <w:rFonts w:ascii="Segoe UI" w:eastAsia="Times New Roman" w:hAnsi="Segoe UI" w:cs="Segoe UI"/>
+          <w:kern w:val="0"/>
+          <w:sz w:val="21"/>
+          <w:szCs w:val="21"/>
+          <w14:ligatures w14:val="none"/>
+        </w:rPr>
+      </w:pPr>
+      <w:r>
+        <w:rPr>
+          <w:rFonts w:ascii="Segoe UI" w:eastAsia="Times New Roman" w:hAnsi="Segoe UI" w:cs="Segoe UI"/>
+          <w:kern w:val="0"/>
+          <w:sz w:val="21"/>
+          <w:szCs w:val="21"/>
+          <w14:ligatures w14:val="none"/>
+        </w:rPr>
+        <w:t xml:space="preserve">Method2 frame (b = 20) </w:t>
+      </w:r>
+    </w:p>
+    <w:p>
+      <w:pPr>
+        <w:pStyle w:val="ListParagraph"/>
+        <w:spacing w:after="0" w:line="300" w:lineRule="atLeast"/>
+        <w:rPr>
+          <w:rFonts w:ascii="Segoe UI" w:eastAsia="Times New Roman" w:hAnsi="Segoe UI" w:cs="Segoe UI"/>
+          <w:kern w:val="0"/>
+          <w:sz w:val="21"/>
+          <w:szCs w:val="21"/>
+          <w14:ligatures w14:val="none"/>
+        </w:rPr>
+      </w:pPr>
+      <w:r>
+        <w:rPr>
+          <w:rFonts w:ascii="Segoe UI" w:eastAsia="Times New Roman" w:hAnsi="Segoe UI" w:cs="Segoe UI"/>
+          <w:kern w:val="0"/>
+          <w:sz w:val="21"/>
+          <w:szCs w:val="21"/>
+          <w14:ligatures w14:val="none"/>
+        </w:rPr>
+        <w:t xml:space="preserve">Method1 frame (a = 10) </w:t>
+      </w:r>
+    </w:p>
+    <w:p>
+      <w:pPr>
+        <w:pStyle w:val="ListParagraph"/>
+        <w:spacing w:after="0" w:line="300" w:lineRule="atLeast"/>
+        <w:rPr>
+          <w:rFonts w:ascii="Segoe UI" w:eastAsia="Times New Roman" w:hAnsi="Segoe UI" w:cs="Segoe UI"/>
+          <w:kern w:val="0"/>
+          <w:sz w:val="21"/>
+          <w:szCs w:val="21"/>
+          <w14:ligatures w14:val="none"/>
+        </w:rPr>
+      </w:pPr>
+      <w:r>
+        <w:rPr>
+          <w:rFonts w:ascii="Segoe UI" w:eastAsia="Times New Roman" w:hAnsi="Segoe UI" w:cs="Segoe UI"/>
+          <w:kern w:val="0"/>
+          <w:sz w:val="21"/>
+          <w:szCs w:val="21"/>
+          <w14:ligatures w14:val="none"/>
+        </w:rPr>
+        <w:t>Main frame</w:t>
+      </w:r>
+    </w:p>
+    <w:p>
+      <w:pPr>
+        <w:pStyle w:val="ListParagraph"/>
+        <w:numPr>
+          <w:ilvl w:val="0"/>
+          <w:numId w:val="39"/>
+        </w:numPr>
+        <w:rPr>
+          <w:lang w:val="en-IN"/>
+        </w:rPr>
+      </w:pPr>
+      <w:r>
+        <w:rPr>
+          <w:lang w:val="en-IN"/>
+        </w:rPr>
+        <w:t>Method2() finishes</w:t>
+      </w:r>
+    </w:p>
+    <w:p>
+      <w:pPr>
+        <w:pStyle w:val="ListParagraph"/>
+        <w:spacing w:after="0" w:line="300" w:lineRule="atLeast"/>
+        <w:rPr>
+          <w:rFonts w:ascii="Segoe UI" w:eastAsia="Times New Roman" w:hAnsi="Segoe UI" w:cs="Segoe UI"/>
+          <w:kern w:val="0"/>
+          <w:sz w:val="21"/>
+          <w:szCs w:val="21"/>
+          <w14:ligatures w14:val="none"/>
+        </w:rPr>
+      </w:pPr>
+      <w:r>
+        <w:rPr>
+          <w:rFonts w:ascii="Segoe UI" w:eastAsia="Times New Roman" w:hAnsi="Segoe UI" w:cs="Segoe UI"/>
+          <w:kern w:val="0"/>
+          <w:sz w:val="21"/>
+          <w:szCs w:val="21"/>
+          <w14:ligatures w14:val="none"/>
+        </w:rPr>
+        <w:t xml:space="preserve">STACK: </w:t>
+      </w:r>
+    </w:p>
+    <w:p>
+      <w:pPr>
+        <w:pStyle w:val="ListParagraph"/>
+        <w:spacing w:after="0" w:line="300" w:lineRule="atLeast"/>
+        <w:rPr>
+          <w:rFonts w:ascii="Segoe UI" w:eastAsia="Times New Roman" w:hAnsi="Segoe UI" w:cs="Segoe UI"/>
+          <w:kern w:val="0"/>
+          <w:sz w:val="21"/>
+          <w:szCs w:val="21"/>
+          <w14:ligatures w14:val="none"/>
+        </w:rPr>
+      </w:pPr>
+      <w:r>
+        <w:rPr>
+          <w:rFonts w:ascii="Segoe UI" w:eastAsia="Times New Roman" w:hAnsi="Segoe UI" w:cs="Segoe UI"/>
+          <w:kern w:val="0"/>
+          <w:sz w:val="21"/>
+          <w:szCs w:val="21"/>
+          <w14:ligatures w14:val="none"/>
+        </w:rPr>
+        <w:t xml:space="preserve">------- </w:t>
+      </w:r>
+    </w:p>
+    <w:p>
+      <w:pPr>
+        <w:pStyle w:val="ListParagraph"/>
+        <w:spacing w:after="0" w:line="300" w:lineRule="atLeast"/>
+        <w:rPr>
+          <w:rFonts w:ascii="Segoe UI" w:eastAsia="Times New Roman" w:hAnsi="Segoe UI" w:cs="Segoe UI"/>
+          <w:kern w:val="0"/>
+          <w:sz w:val="21"/>
+          <w:szCs w:val="21"/>
+          <w14:ligatures w14:val="none"/>
+        </w:rPr>
+      </w:pPr>
+      <w:r>
+        <w:rPr>
+          <w:rFonts w:ascii="Segoe UI" w:eastAsia="Times New Roman" w:hAnsi="Segoe UI" w:cs="Segoe UI"/>
+          <w:kern w:val="0"/>
+          <w:sz w:val="21"/>
+          <w:szCs w:val="21"/>
+          <w14:ligatures w14:val="none"/>
+        </w:rPr>
+        <w:t xml:space="preserve">Method1 frame (a = 10) </w:t>
+      </w:r>
+    </w:p>
+    <w:p>
+      <w:pPr>
+        <w:pStyle w:val="ListParagraph"/>
+        <w:spacing w:after="0" w:line="300" w:lineRule="atLeast"/>
+        <w:rPr>
+          <w:rFonts w:ascii="Segoe UI" w:eastAsia="Times New Roman" w:hAnsi="Segoe UI" w:cs="Segoe UI"/>
+          <w:kern w:val="0"/>
+          <w:sz w:val="21"/>
+          <w:szCs w:val="21"/>
+          <w14:ligatures w14:val="none"/>
+        </w:rPr>
+      </w:pPr>
+      <w:r>
+        <w:rPr>
+          <w:rFonts w:ascii="Segoe UI" w:eastAsia="Times New Roman" w:hAnsi="Segoe UI" w:cs="Segoe UI"/>
+          <w:kern w:val="0"/>
+          <w:sz w:val="21"/>
+          <w:szCs w:val="21"/>
+          <w14:ligatures w14:val="none"/>
+        </w:rPr>
+        <w:t>Main frame</w:t>
+      </w:r>
+    </w:p>
+    <w:p>
+      <w:pPr>
+        <w:pStyle w:val="ListParagraph"/>
+        <w:rPr>
+          <w:lang w:val="en-IN"/>
+        </w:rPr>
+      </w:pPr>
+      <w:r>
+        <w:rPr>
+          <w:lang w:val="en-IN"/>
+        </w:rPr>
+        <w:t>Variable b is gone immediately</w:t>
+      </w:r>
+    </w:p>
+    <w:p>
+      <w:pPr>
+        <w:pStyle w:val="ListParagraph"/>
+        <w:numPr>
+          <w:ilvl w:val="0"/>
+          <w:numId w:val="39"/>
+        </w:numPr>
+        <w:rPr>
+          <w:lang w:val="en-IN"/>
+        </w:rPr>
+      </w:pPr>
+      <w:r>
+        <w:rPr>
+          <w:lang w:val="en-IN"/>
+        </w:rPr>
+        <w:t>Method1() finishes</w:t>
+      </w:r>
+    </w:p>
+    <w:p>
+      <w:pPr>
+        <w:pStyle w:val="ListParagraph"/>
+        <w:spacing w:after="0" w:line="300" w:lineRule="atLeast"/>
+        <w:rPr>
+          <w:rFonts w:ascii="Segoe UI" w:eastAsia="Times New Roman" w:hAnsi="Segoe UI" w:cs="Segoe UI"/>
+          <w:kern w:val="0"/>
+          <w:sz w:val="21"/>
+          <w:szCs w:val="21"/>
+          <w14:ligatures w14:val="none"/>
+        </w:rPr>
+      </w:pPr>
+      <w:r>
+        <w:rPr>
+          <w:rFonts w:ascii="Segoe UI" w:eastAsia="Times New Roman" w:hAnsi="Segoe UI" w:cs="Segoe UI"/>
+          <w:kern w:val="0"/>
+          <w:sz w:val="21"/>
+          <w:szCs w:val="21"/>
+          <w14:ligatures w14:val="none"/>
+        </w:rPr>
+        <w:t xml:space="preserve">STACK: </w:t>
+      </w:r>
+    </w:p>
+    <w:p>
+      <w:pPr>
+        <w:pStyle w:val="ListParagraph"/>
+        <w:spacing w:after="0" w:line="300" w:lineRule="atLeast"/>
+        <w:rPr>
+          <w:rFonts w:ascii="Segoe UI" w:eastAsia="Times New Roman" w:hAnsi="Segoe UI" w:cs="Segoe UI"/>
+          <w:kern w:val="0"/>
+          <w:sz w:val="21"/>
+          <w:szCs w:val="21"/>
+          <w14:ligatures w14:val="none"/>
+        </w:rPr>
+      </w:pPr>
+      <w:r>
+        <w:rPr>
+          <w:rFonts w:ascii="Segoe UI" w:eastAsia="Times New Roman" w:hAnsi="Segoe UI" w:cs="Segoe UI"/>
+          <w:kern w:val="0"/>
+          <w:sz w:val="21"/>
+          <w:szCs w:val="21"/>
+          <w14:ligatures w14:val="none"/>
+        </w:rPr>
+        <w:t xml:space="preserve">------- </w:t>
+      </w:r>
+    </w:p>
+    <w:p>
+      <w:pPr>
+        <w:pStyle w:val="ListParagraph"/>
+        <w:spacing w:after="0" w:line="300" w:lineRule="atLeast"/>
+        <w:rPr>
+          <w:rFonts w:ascii="Segoe UI" w:eastAsia="Times New Roman" w:hAnsi="Segoe UI" w:cs="Segoe UI"/>
+          <w:kern w:val="0"/>
+          <w:sz w:val="21"/>
+          <w:szCs w:val="21"/>
+          <w14:ligatures w14:val="none"/>
+        </w:rPr>
+      </w:pPr>
+      <w:r>
+        <w:rPr>
+          <w:rFonts w:ascii="Segoe UI" w:eastAsia="Times New Roman" w:hAnsi="Segoe UI" w:cs="Segoe UI"/>
+          <w:kern w:val="0"/>
+          <w:sz w:val="21"/>
+          <w:szCs w:val="21"/>
+          <w14:ligatures w14:val="none"/>
+        </w:rPr>
+        <w:t>Main frame</w:t>
+      </w:r>
+    </w:p>
+    <w:p>
+      <w:pPr>
+        <w:pStyle w:val="ListParagraph"/>
+        <w:spacing w:after="0" w:line="300" w:lineRule="atLeast"/>
+        <w:rPr>
+          <w:rFonts w:ascii="Segoe UI" w:eastAsia="Times New Roman" w:hAnsi="Segoe UI" w:cs="Segoe UI"/>
+          <w:kern w:val="0"/>
+          <w:sz w:val="21"/>
+          <w:szCs w:val="21"/>
+          <w14:ligatures w14:val="none"/>
+        </w:rPr>
+      </w:pPr>
+      <w:r>
+        <w:rPr>
+          <w:rFonts w:ascii="Segoe UI" w:eastAsia="Times New Roman" w:hAnsi="Segoe UI" w:cs="Segoe UI"/>
+          <w:kern w:val="0"/>
+          <w:sz w:val="21"/>
+          <w:szCs w:val="21"/>
+          <w14:ligatures w14:val="none"/>
+        </w:rPr>
+        <w:t>Variable a is gone</w:t>
+      </w:r>
+    </w:p>
+    <w:p>
+      <w:pPr>
+        <w:pStyle w:val="ListParagraph"/>
+        <w:numPr>
+          <w:ilvl w:val="0"/>
+          <w:numId w:val="39"/>
+        </w:numPr>
+        <w:spacing w:after="0" w:line="300" w:lineRule="atLeast"/>
+        <w:rPr>
+          <w:rFonts w:ascii="Segoe UI" w:eastAsia="Times New Roman" w:hAnsi="Segoe UI" w:cs="Segoe UI"/>
+          <w:kern w:val="0"/>
+          <w:sz w:val="21"/>
+          <w:szCs w:val="21"/>
+          <w14:ligatures w14:val="none"/>
+        </w:rPr>
+      </w:pPr>
+      <w:r>
+        <w:rPr>
+          <w:rFonts w:ascii="Segoe UI" w:eastAsia="Times New Roman" w:hAnsi="Segoe UI" w:cs="Segoe UI"/>
+          <w:kern w:val="0"/>
+          <w:sz w:val="21"/>
+          <w:szCs w:val="21"/>
+          <w14:ligatures w14:val="none"/>
+        </w:rPr>
+        <w:t>Main() finishes:</w:t>
+      </w:r>
+    </w:p>
+    <w:p>
+      <w:pPr>
+        <w:pStyle w:val="ListParagraph"/>
+        <w:spacing w:after="0" w:line="300" w:lineRule="atLeast"/>
+        <w:rPr>
+          <w:rFonts w:ascii="Segoe UI" w:eastAsia="Times New Roman" w:hAnsi="Segoe UI" w:cs="Segoe UI"/>
+          <w:kern w:val="0"/>
+          <w:sz w:val="21"/>
+          <w:szCs w:val="21"/>
+          <w14:ligatures w14:val="none"/>
+        </w:rPr>
+      </w:pPr>
+      <w:r>
+        <w:rPr>
+          <w:rFonts w:ascii="Segoe UI" w:eastAsia="Times New Roman" w:hAnsi="Segoe UI" w:cs="Segoe UI"/>
+          <w:kern w:val="0"/>
+          <w:sz w:val="21"/>
+          <w:szCs w:val="21"/>
+          <w14:ligatures w14:val="none"/>
+        </w:rPr>
+        <w:t xml:space="preserve">STACK: </w:t>
+      </w:r>
+    </w:p>
+    <w:p>
+      <w:pPr>
+        <w:pStyle w:val="ListParagraph"/>
+        <w:spacing w:after="0" w:line="300" w:lineRule="atLeast"/>
+        <w:rPr>
+          <w:rFonts w:ascii="Segoe UI" w:eastAsia="Times New Roman" w:hAnsi="Segoe UI" w:cs="Segoe UI"/>
+          <w:kern w:val="0"/>
+          <w:sz w:val="21"/>
+          <w:szCs w:val="21"/>
+          <w14:ligatures w14:val="none"/>
+        </w:rPr>
+      </w:pPr>
+      <w:r>
+        <w:rPr>
+          <w:rFonts w:ascii="Segoe UI" w:eastAsia="Times New Roman" w:hAnsi="Segoe UI" w:cs="Segoe UI"/>
+          <w:kern w:val="0"/>
+          <w:sz w:val="21"/>
+          <w:szCs w:val="21"/>
+          <w14:ligatures w14:val="none"/>
+        </w:rPr>
+        <w:t>(empty)</w:t>
+      </w:r>
+    </w:p>
+    <w:p>
+      <w:pPr>
+        <w:rPr>
+          <w:lang w:val="en-IN"/>
+        </w:rPr>
+      </w:pPr>
+      <w:r>
+        <w:rPr>
+          <w:noProof/>
+          <w:lang w:val="en-IN"/>
+        </w:rPr>
+        <w:drawing>
+          <wp:inline distT="0" distB="0" distL="0" distR="0" wp14:anchorId="72E3F256" wp14:editId="754C4ACF">
+            <wp:extent cx="3938720" cy="2034540"/>
+            <wp:effectExtent l="0" t="0" r="5080" b="3810"/>
+            <wp:docPr id="1937115797" name="Picture 1"/>
+            <wp:cNvGraphicFramePr>
+              <a:graphicFrameLocks xmlns:a="http://schemas.openxmlformats.org/drawingml/2006/main" noChangeAspect="1"/>
+            </wp:cNvGraphicFramePr>
+            <a:graphic xmlns:a="http://schemas.openxmlformats.org/drawingml/2006/main">
+              <a:graphicData uri="http://schemas.openxmlformats.org/drawingml/2006/picture">
+                <pic:pic xmlns:pic="http://schemas.openxmlformats.org/drawingml/2006/picture">
+                  <pic:nvPicPr>
+                    <pic:cNvPr id="1937115797" name=""/>
+                    <pic:cNvPicPr/>
+                  </pic:nvPicPr>
+                  <pic:blipFill>
+                    <a:blip r:embed="rId75"/>
+                    <a:stretch>
+                      <a:fillRect/>
+                    </a:stretch>
+                  </pic:blipFill>
+                  <pic:spPr>
+                    <a:xfrm>
+                      <a:off x="0" y="0"/>
+                      <a:ext cx="3943486" cy="2037002"/>
+                    </a:xfrm>
+                    <a:prstGeom prst="rect">
+                      <a:avLst/>
+                    </a:prstGeom>
+                  </pic:spPr>
+                </pic:pic>
+              </a:graphicData>
+            </a:graphic>
+          </wp:inline>
+        </w:drawing>
+      </w:r>
+      <w:r>
+        <w:rPr>
+          <w:lang w:val="en-IN"/>
+        </w:rPr>
+        <w:t xml:space="preserve">  </w:t>
+      </w:r>
+      <w:r>
+        <w:rPr>
+          <w:noProof/>
+          <w:lang w:val="en-IN"/>
+        </w:rPr>
+        <w:drawing>
+          <wp:inline distT="0" distB="0" distL="0" distR="0" wp14:anchorId="047C727D" wp14:editId="651FCD7F">
+            <wp:extent cx="3985260" cy="2020922"/>
+            <wp:effectExtent l="0" t="0" r="0" b="0"/>
+            <wp:docPr id="659282767" name="Picture 1"/>
+            <wp:cNvGraphicFramePr>
+              <a:graphicFrameLocks xmlns:a="http://schemas.openxmlformats.org/drawingml/2006/main" noChangeAspect="1"/>
+            </wp:cNvGraphicFramePr>
+            <a:graphic xmlns:a="http://schemas.openxmlformats.org/drawingml/2006/main">
+              <a:graphicData uri="http://schemas.openxmlformats.org/drawingml/2006/picture">
+                <pic:pic xmlns:pic="http://schemas.openxmlformats.org/drawingml/2006/picture">
+                  <pic:nvPicPr>
+                    <pic:cNvPr id="659282767" name=""/>
+                    <pic:cNvPicPr/>
+                  </pic:nvPicPr>
+                  <pic:blipFill>
+                    <a:blip r:embed="rId76"/>
+                    <a:stretch>
+                      <a:fillRect/>
+                    </a:stretch>
+                  </pic:blipFill>
+                  <pic:spPr>
+                    <a:xfrm>
+                      <a:off x="0" y="0"/>
+                      <a:ext cx="3997327" cy="2027041"/>
+                    </a:xfrm>
+                    <a:prstGeom prst="rect">
+                      <a:avLst/>
+                    </a:prstGeom>
+                  </pic:spPr>
+                </pic:pic>
+              </a:graphicData>
+            </a:graphic>
+          </wp:inline>
+        </w:drawing>
+      </w:r>
+    </w:p>
+    <w:p>
+      <w:pPr>
+        <w:rPr>
+          <w:b/>
+          <w:bCs/>
+          <w:lang w:val="en-IN"/>
+        </w:rPr>
+      </w:pPr>
+      <w:r>
+        <w:rPr>
+          <w:b/>
+          <w:bCs/>
+          <w:lang w:val="en-IN"/>
+        </w:rPr>
+        <w:lastRenderedPageBreak/>
         <w:t>“</w:t>
       </w:r>
       <w:r>
@@ -7300,7 +8341,7 @@
                     <pic:cNvPicPr/>
                   </pic:nvPicPr>
                   <pic:blipFill>
-                    <a:blip r:embed="rId72"/>
+                    <a:blip r:embed="rId77"/>
                     <a:stretch>
                       <a:fillRect/>
                     </a:stretch>
@@ -7354,7 +8395,6 @@
           <w:bCs/>
           <w:lang w:val="en-IN"/>
         </w:rPr>
-        <w:lastRenderedPageBreak/>
         <w:t>Named Arguments</w:t>
       </w:r>
       <w:r>
@@ -7457,7 +8497,7 @@
                     <pic:cNvPicPr/>
                   </pic:nvPicPr>
                   <pic:blipFill>
-                    <a:blip r:embed="rId73"/>
+                    <a:blip r:embed="rId78"/>
                     <a:stretch>
                       <a:fillRect/>
                     </a:stretch>
@@ -7525,7 +8565,7 @@
                     <pic:cNvPicPr/>
                   </pic:nvPicPr>
                   <pic:blipFill>
-                    <a:blip r:embed="rId74"/>
+                    <a:blip r:embed="rId79"/>
                     <a:stretch>
                       <a:fillRect/>
                     </a:stretch>
@@ -7683,6 +8723,7 @@
           <w:bCs/>
           <w:lang w:val="en-IN"/>
         </w:rPr>
+        <w:lastRenderedPageBreak/>
         <w:t>Subtraction (-)</w:t>
       </w:r>
       <w:r>
@@ -8170,7 +9211,6 @@
           <w:bCs/>
           <w:lang w:val="en-IN"/>
         </w:rPr>
-        <w:lastRenderedPageBreak/>
         <w:t>Logical OR (||)</w:t>
       </w:r>
       <w:r>
@@ -8657,7 +9697,7 @@
                     <pic:cNvPicPr/>
                   </pic:nvPicPr>
                   <pic:blipFill>
-                    <a:blip r:embed="rId75"/>
+                    <a:blip r:embed="rId80"/>
                     <a:stretch>
                       <a:fillRect/>
                     </a:stretch>
@@ -8755,6 +9795,7 @@
           <w:noProof/>
           <w:lang w:val="en-IN"/>
         </w:rPr>
+        <w:lastRenderedPageBreak/>
         <w:drawing>
           <wp:inline distT="0" distB="0" distL="0" distR="0" wp14:anchorId="30EE8A11" wp14:editId="4A336C84">
             <wp:extent cx="5387807" cy="472481"/>
@@ -8771,7 +9812,7 @@
                     <pic:cNvPicPr/>
                   </pic:nvPicPr>
                   <pic:blipFill>
-                    <a:blip r:embed="rId76"/>
+                    <a:blip r:embed="rId81"/>
                     <a:stretch>
                       <a:fillRect/>
                     </a:stretch>
@@ -9032,7 +10073,6 @@
           <w:bCs/>
           <w:lang w:val="en-IN"/>
         </w:rPr>
-        <w:lastRenderedPageBreak/>
         <w:t>Switch Expression</w:t>
       </w:r>
       <w:r>
@@ -9066,7 +10106,7 @@
                     <pic:cNvPicPr/>
                   </pic:nvPicPr>
                   <pic:blipFill>
-                    <a:blip r:embed="rId77"/>
+                    <a:blip r:embed="rId82"/>
                     <a:stretch>
                       <a:fillRect/>
                     </a:stretch>
@@ -9115,7 +10155,7 @@
                     <pic:cNvPicPr/>
                   </pic:nvPicPr>
                   <pic:blipFill>
-                    <a:blip r:embed="rId78"/>
+                    <a:blip r:embed="rId83"/>
                     <a:stretch>
                       <a:fillRect/>
                     </a:stretch>
@@ -9197,7 +10237,7 @@
                     <pic:cNvPicPr/>
                   </pic:nvPicPr>
                   <pic:blipFill>
-                    <a:blip r:embed="rId79"/>
+                    <a:blip r:embed="rId84"/>
                     <a:stretch>
                       <a:fillRect/>
                     </a:stretch>
@@ -9243,7 +10283,7 @@
                     <pic:cNvPicPr/>
                   </pic:nvPicPr>
                   <pic:blipFill>
-                    <a:blip r:embed="rId80"/>
+                    <a:blip r:embed="rId85"/>
                     <a:stretch>
                       <a:fillRect/>
                     </a:stretch>
@@ -9267,6 +10307,1433 @@
     <w:p>
       <w:pPr>
         <w:rPr>
+          <w:lang w:val="en-IN"/>
+        </w:rPr>
+      </w:pPr>
+      <w:r>
+        <w:rPr>
+          <w:b/>
+          <w:bCs/>
+          <w:sz w:val="28"/>
+          <w:szCs w:val="28"/>
+        </w:rPr>
+        <w:t xml:space="preserve">Class Modifiers: </w:t>
+      </w:r>
+      <w:r>
+        <w:rPr>
+          <w:lang w:val="en-IN"/>
+        </w:rPr>
+        <w:t>They define</w:t>
+      </w:r>
+      <w:r>
+        <w:rPr>
+          <w:lang w:val="en-IN"/>
+        </w:rPr>
+        <w:t xml:space="preserve"> who can access the class , whether it can inherited and how it behaves.</w:t>
+      </w:r>
+    </w:p>
+    <w:p>
+      <w:pPr>
+        <w:pStyle w:val="ListParagraph"/>
+        <w:numPr>
+          <w:ilvl w:val="0"/>
+          <w:numId w:val="40"/>
+        </w:numPr>
+        <w:rPr>
+          <w:b/>
+          <w:bCs/>
+          <w:lang w:val="en-IN"/>
+        </w:rPr>
+      </w:pPr>
+      <w:r>
+        <w:rPr>
+          <w:b/>
+          <w:bCs/>
+          <w:lang w:val="en-IN"/>
+        </w:rPr>
+        <w:t>Public</w:t>
+      </w:r>
+      <w:r>
+        <w:rPr>
+          <w:b/>
+          <w:bCs/>
+          <w:lang w:val="en-IN"/>
+        </w:rPr>
+        <w:t xml:space="preserve"> : </w:t>
+      </w:r>
+      <w:r>
+        <w:rPr>
+          <w:lang w:val="en-IN"/>
+        </w:rPr>
+        <w:t>This class can be accessed by any one. It’s better to use when we want our class to be accessible across multiple applications.</w:t>
+      </w:r>
+    </w:p>
+    <w:p>
+      <w:pPr>
+        <w:pStyle w:val="ListParagraph"/>
+        <w:numPr>
+          <w:ilvl w:val="0"/>
+          <w:numId w:val="40"/>
+        </w:numPr>
+        <w:rPr>
+          <w:b/>
+          <w:bCs/>
+          <w:lang w:val="en-IN"/>
+        </w:rPr>
+      </w:pPr>
+      <w:r>
+        <w:rPr>
+          <w:b/>
+          <w:bCs/>
+          <w:lang w:val="en-IN"/>
+        </w:rPr>
+        <w:t xml:space="preserve">Internal: </w:t>
+      </w:r>
+      <w:r>
+        <w:rPr>
+          <w:lang w:val="en-IN"/>
+        </w:rPr>
+        <w:t>This class can be accessed by anyone in the assembly</w:t>
+      </w:r>
+      <w:r>
+        <w:rPr>
+          <w:lang w:val="en-IN"/>
+        </w:rPr>
+        <w:t xml:space="preserve"> (within the project).</w:t>
+      </w:r>
+    </w:p>
+    <w:p>
+      <w:pPr>
+        <w:pStyle w:val="ListParagraph"/>
+        <w:numPr>
+          <w:ilvl w:val="0"/>
+          <w:numId w:val="40"/>
+        </w:numPr>
+        <w:rPr>
+          <w:b/>
+          <w:bCs/>
+          <w:lang w:val="en-IN"/>
+        </w:rPr>
+      </w:pPr>
+      <w:r>
+        <w:rPr>
+          <w:b/>
+          <w:bCs/>
+          <w:lang w:val="en-IN"/>
+        </w:rPr>
+        <w:t xml:space="preserve">Private: </w:t>
+      </w:r>
+      <w:r>
+        <w:rPr>
+          <w:lang w:val="en-IN"/>
+        </w:rPr>
+        <w:t xml:space="preserve">This class be accessed only in the containing class. We can’t define private class inside a namespace else we will get this compile error </w:t>
+      </w:r>
+      <w:r>
+        <w:rPr>
+          <w:noProof/>
+          <w:lang w:val="en-IN"/>
+        </w:rPr>
+        <w:drawing>
+          <wp:inline distT="0" distB="0" distL="0" distR="0" wp14:anchorId="6C8B76F5" wp14:editId="3D5F7523">
+            <wp:extent cx="6973273" cy="571580"/>
+            <wp:effectExtent l="0" t="0" r="0" b="0"/>
+            <wp:docPr id="1845992012" name="Picture 1"/>
+            <wp:cNvGraphicFramePr>
+              <a:graphicFrameLocks xmlns:a="http://schemas.openxmlformats.org/drawingml/2006/main" noChangeAspect="1"/>
+            </wp:cNvGraphicFramePr>
+            <a:graphic xmlns:a="http://schemas.openxmlformats.org/drawingml/2006/main">
+              <a:graphicData uri="http://schemas.openxmlformats.org/drawingml/2006/picture">
+                <pic:pic xmlns:pic="http://schemas.openxmlformats.org/drawingml/2006/picture">
+                  <pic:nvPicPr>
+                    <pic:cNvPr id="1845992012" name=""/>
+                    <pic:cNvPicPr/>
+                  </pic:nvPicPr>
+                  <pic:blipFill>
+                    <a:blip r:embed="rId86"/>
+                    <a:stretch>
+                      <a:fillRect/>
+                    </a:stretch>
+                  </pic:blipFill>
+                  <pic:spPr>
+                    <a:xfrm>
+                      <a:off x="0" y="0"/>
+                      <a:ext cx="6973273" cy="571580"/>
+                    </a:xfrm>
+                    <a:prstGeom prst="rect">
+                      <a:avLst/>
+                    </a:prstGeom>
+                  </pic:spPr>
+                </pic:pic>
+              </a:graphicData>
+            </a:graphic>
+          </wp:inline>
+        </w:drawing>
+      </w:r>
+    </w:p>
+    <w:p>
+      <w:pPr>
+        <w:pStyle w:val="ListParagraph"/>
+        <w:numPr>
+          <w:ilvl w:val="0"/>
+          <w:numId w:val="40"/>
+        </w:numPr>
+        <w:rPr>
+          <w:b/>
+          <w:bCs/>
+          <w:lang w:val="en-IN"/>
+        </w:rPr>
+      </w:pPr>
+      <w:r>
+        <w:rPr>
+          <w:b/>
+          <w:bCs/>
+          <w:lang w:val="en-IN"/>
+        </w:rPr>
+        <w:t xml:space="preserve">Protected: </w:t>
+      </w:r>
+      <w:r>
+        <w:rPr>
+          <w:lang w:val="en-IN"/>
+        </w:rPr>
+        <w:t>It allows access only in the class and in all the derived classes of this class.</w:t>
+      </w:r>
+    </w:p>
+    <w:p>
+      <w:pPr>
+        <w:pStyle w:val="ListParagraph"/>
+        <w:rPr>
+          <w:lang w:val="en-IN"/>
+        </w:rPr>
+      </w:pPr>
+      <w:r>
+        <w:rPr>
+          <w:lang w:val="en-IN"/>
+        </w:rPr>
+        <w:t>As you can see ‘SavingsBankAccount’ is a protected class and only ‘Child’ class can access it because it inherits/derives from ‘Parent’ class.</w:t>
+      </w:r>
+    </w:p>
+    <w:p>
+      <w:pPr>
+        <w:pStyle w:val="ListParagraph"/>
+        <w:rPr>
+          <w:b/>
+          <w:bCs/>
+          <w:lang w:val="en-IN"/>
+        </w:rPr>
+      </w:pPr>
+      <w:r>
+        <w:rPr>
+          <w:b/>
+          <w:bCs/>
+          <w:noProof/>
+          <w:lang w:val="en-IN"/>
+        </w:rPr>
+        <w:lastRenderedPageBreak/>
+        <w:drawing>
+          <wp:inline distT="0" distB="0" distL="0" distR="0" wp14:anchorId="47C76143" wp14:editId="46EB1C89">
+            <wp:extent cx="3520745" cy="3261643"/>
+            <wp:effectExtent l="0" t="0" r="3810" b="0"/>
+            <wp:docPr id="2121810302" name="Picture 1"/>
+            <wp:cNvGraphicFramePr>
+              <a:graphicFrameLocks xmlns:a="http://schemas.openxmlformats.org/drawingml/2006/main" noChangeAspect="1"/>
+            </wp:cNvGraphicFramePr>
+            <a:graphic xmlns:a="http://schemas.openxmlformats.org/drawingml/2006/main">
+              <a:graphicData uri="http://schemas.openxmlformats.org/drawingml/2006/picture">
+                <pic:pic xmlns:pic="http://schemas.openxmlformats.org/drawingml/2006/picture">
+                  <pic:nvPicPr>
+                    <pic:cNvPr id="2121810302" name=""/>
+                    <pic:cNvPicPr/>
+                  </pic:nvPicPr>
+                  <pic:blipFill>
+                    <a:blip r:embed="rId87"/>
+                    <a:stretch>
+                      <a:fillRect/>
+                    </a:stretch>
+                  </pic:blipFill>
+                  <pic:spPr>
+                    <a:xfrm>
+                      <a:off x="0" y="0"/>
+                      <a:ext cx="3520745" cy="3261643"/>
+                    </a:xfrm>
+                    <a:prstGeom prst="rect">
+                      <a:avLst/>
+                    </a:prstGeom>
+                  </pic:spPr>
+                </pic:pic>
+              </a:graphicData>
+            </a:graphic>
+          </wp:inline>
+        </w:drawing>
+      </w:r>
+    </w:p>
+    <w:p>
+      <w:pPr>
+        <w:pStyle w:val="ListParagraph"/>
+        <w:numPr>
+          <w:ilvl w:val="0"/>
+          <w:numId w:val="40"/>
+        </w:numPr>
+        <w:rPr>
+          <w:b/>
+          <w:bCs/>
+          <w:lang w:val="en-IN"/>
+        </w:rPr>
+      </w:pPr>
+      <w:r>
+        <w:rPr>
+          <w:b/>
+          <w:bCs/>
+          <w:lang w:val="en-IN"/>
+        </w:rPr>
+        <w:t xml:space="preserve">Sealed : </w:t>
+      </w:r>
+      <w:r>
+        <w:rPr>
+          <w:lang w:val="en-IN"/>
+        </w:rPr>
+        <w:t>This prevents other classes to inherit this class</w:t>
+      </w:r>
+    </w:p>
+    <w:p>
+      <w:pPr>
+        <w:pStyle w:val="ListParagraph"/>
+        <w:numPr>
+          <w:ilvl w:val="0"/>
+          <w:numId w:val="40"/>
+        </w:numPr>
+        <w:rPr>
+          <w:b/>
+          <w:bCs/>
+          <w:lang w:val="en-IN"/>
+        </w:rPr>
+      </w:pPr>
+      <w:r>
+        <w:rPr>
+          <w:b/>
+          <w:bCs/>
+          <w:lang w:val="en-IN"/>
+        </w:rPr>
+        <w:t xml:space="preserve">Static: </w:t>
+      </w:r>
+      <w:r>
+        <w:rPr>
+          <w:lang w:val="en-IN"/>
+        </w:rPr>
+        <w:t>This class cannot be instantiated and all it’s members must be static.</w:t>
+      </w:r>
+    </w:p>
+    <w:p>
+      <w:pPr>
+        <w:pStyle w:val="ListParagraph"/>
+        <w:numPr>
+          <w:ilvl w:val="0"/>
+          <w:numId w:val="40"/>
+        </w:numPr>
+        <w:rPr>
+          <w:b/>
+          <w:bCs/>
+          <w:lang w:val="en-IN"/>
+        </w:rPr>
+      </w:pPr>
+      <w:r>
+        <w:rPr>
+          <w:b/>
+          <w:bCs/>
+          <w:lang w:val="en-IN"/>
+        </w:rPr>
+        <w:t xml:space="preserve">Abstract: </w:t>
+      </w:r>
+      <w:r>
+        <w:rPr>
+          <w:lang w:val="en-IN"/>
+        </w:rPr>
+        <w:t xml:space="preserve">This means an incomplete class and it cannot be instantiated. This defines only a base template. </w:t>
+      </w:r>
+    </w:p>
+    <w:p>
+      <w:pPr>
+        <w:pStyle w:val="ListParagraph"/>
+        <w:numPr>
+          <w:ilvl w:val="0"/>
+          <w:numId w:val="40"/>
+        </w:numPr>
+        <w:rPr>
+          <w:b/>
+          <w:bCs/>
+          <w:lang w:val="en-IN"/>
+        </w:rPr>
+      </w:pPr>
+      <w:r>
+        <w:rPr>
+          <w:b/>
+          <w:bCs/>
+          <w:lang w:val="en-IN"/>
+        </w:rPr>
+        <w:t xml:space="preserve">Partial: </w:t>
+      </w:r>
+      <w:r>
+        <w:rPr>
+          <w:lang w:val="en-IN"/>
+        </w:rPr>
+        <w:t xml:space="preserve">This means this class is split across multiple files. </w:t>
+      </w:r>
+    </w:p>
+    <w:p>
+      <w:pPr>
+        <w:pStyle w:val="ListParagraph"/>
+        <w:numPr>
+          <w:ilvl w:val="0"/>
+          <w:numId w:val="40"/>
+        </w:numPr>
+        <w:rPr>
+          <w:b/>
+          <w:bCs/>
+          <w:lang w:val="en-IN"/>
+        </w:rPr>
+      </w:pPr>
+      <w:r>
+        <w:rPr>
+          <w:b/>
+          <w:bCs/>
+          <w:lang w:val="en-IN"/>
+        </w:rPr>
+        <w:t>readonly struct:</w:t>
+      </w:r>
+      <w:r>
+        <w:rPr>
+          <w:b/>
+          <w:bCs/>
+          <w:lang w:val="en-IN"/>
+        </w:rPr>
+        <w:t xml:space="preserve"> </w:t>
+      </w:r>
+      <w:r>
+        <w:rPr>
+          <w:lang w:val="en-IN"/>
+        </w:rPr>
+        <w:t xml:space="preserve">This means this struct will NEVER MODIFY after it’s creation. As you can see in below code property inside ‘NormalPoint’ struct can be modified but where as property inside ‘ReadOnlyPoint’ can’t be modified. We will use readonly struct only when mutation is not needed. </w:t>
+      </w:r>
+    </w:p>
+    <w:p>
+      <w:pPr>
+        <w:pStyle w:val="ListParagraph"/>
+        <w:rPr>
+          <w:b/>
+          <w:bCs/>
+          <w:lang w:val="en-IN"/>
+        </w:rPr>
+      </w:pPr>
+      <w:r>
+        <w:rPr>
+          <w:b/>
+          <w:bCs/>
+          <w:noProof/>
+          <w:lang w:val="en-IN"/>
+        </w:rPr>
+        <w:drawing>
+          <wp:inline distT="0" distB="0" distL="0" distR="0" wp14:anchorId="1626C0A9" wp14:editId="67B9C106">
+            <wp:extent cx="2362405" cy="4435224"/>
+            <wp:effectExtent l="0" t="0" r="0" b="3810"/>
+            <wp:docPr id="2103377210" name="Picture 1"/>
+            <wp:cNvGraphicFramePr>
+              <a:graphicFrameLocks xmlns:a="http://schemas.openxmlformats.org/drawingml/2006/main" noChangeAspect="1"/>
+            </wp:cNvGraphicFramePr>
+            <a:graphic xmlns:a="http://schemas.openxmlformats.org/drawingml/2006/main">
+              <a:graphicData uri="http://schemas.openxmlformats.org/drawingml/2006/picture">
+                <pic:pic xmlns:pic="http://schemas.openxmlformats.org/drawingml/2006/picture">
+                  <pic:nvPicPr>
+                    <pic:cNvPr id="2103377210" name=""/>
+                    <pic:cNvPicPr/>
+                  </pic:nvPicPr>
+                  <pic:blipFill>
+                    <a:blip r:embed="rId88"/>
+                    <a:stretch>
+                      <a:fillRect/>
+                    </a:stretch>
+                  </pic:blipFill>
+                  <pic:spPr>
+                    <a:xfrm>
+                      <a:off x="0" y="0"/>
+                      <a:ext cx="2362405" cy="4435224"/>
+                    </a:xfrm>
+                    <a:prstGeom prst="rect">
+                      <a:avLst/>
+                    </a:prstGeom>
+                  </pic:spPr>
+                </pic:pic>
+              </a:graphicData>
+            </a:graphic>
+          </wp:inline>
+        </w:drawing>
+      </w:r>
+    </w:p>
+    <w:p>
+      <w:pPr>
+        <w:rPr>
+          <w:b/>
+          <w:bCs/>
+          <w:sz w:val="28"/>
+          <w:szCs w:val="28"/>
+        </w:rPr>
+      </w:pPr>
+    </w:p>
+    <w:p>
+      <w:pPr>
+        <w:rPr>
+          <w:b/>
+          <w:bCs/>
+          <w:sz w:val="28"/>
+          <w:szCs w:val="28"/>
+        </w:rPr>
+      </w:pPr>
+    </w:p>
+    <w:p>
+      <w:pPr>
+        <w:rPr>
+          <w:b/>
+          <w:bCs/>
+          <w:sz w:val="28"/>
+          <w:szCs w:val="28"/>
+        </w:rPr>
+      </w:pPr>
+      <w:r>
+        <w:rPr>
+          <w:b/>
+          <w:bCs/>
+          <w:sz w:val="28"/>
+          <w:szCs w:val="28"/>
+        </w:rPr>
+        <w:lastRenderedPageBreak/>
+        <w:t>Differences between Struct and Class</w:t>
+      </w:r>
+      <w:r>
+        <w:rPr>
+          <w:b/>
+          <w:bCs/>
+          <w:sz w:val="28"/>
+          <w:szCs w:val="28"/>
+        </w:rPr>
+        <w:t>:</w:t>
+      </w:r>
+    </w:p>
+    <w:tbl>
+      <w:tblPr>
+        <w:tblStyle w:val="TableGrid"/>
+        <w:tblW w:w="0" w:type="auto"/>
+        <w:tblLook w:val="04A0" w:firstRow="1" w:lastRow="0" w:firstColumn="1" w:lastColumn="0" w:noHBand="0" w:noVBand="1"/>
+      </w:tblPr>
+      <w:tblGrid>
+        <w:gridCol w:w="5971"/>
+        <w:gridCol w:w="5971"/>
+      </w:tblGrid>
+      <w:tr>
+        <w:tc>
+          <w:tcPr>
+            <w:tcW w:w="5971" w:type="dxa"/>
+          </w:tcPr>
+          <w:p>
+            <w:pPr>
+              <w:rPr>
+                <w:lang w:val="en-IN"/>
+              </w:rPr>
+            </w:pPr>
+            <w:r>
+              <w:rPr>
+                <w:lang w:val="en-IN"/>
+              </w:rPr>
+              <w:t>Class is reference type</w:t>
+            </w:r>
+            <w:r>
+              <w:rPr>
+                <w:lang w:val="en-IN"/>
+              </w:rPr>
+              <w:t xml:space="preserve"> and as it is reference type when we try copy it’s object only reference is created in stack and actual object exists in heap</w:t>
+            </w:r>
+          </w:p>
+        </w:tc>
+        <w:tc>
+          <w:tcPr>
+            <w:tcW w:w="5971" w:type="dxa"/>
+          </w:tcPr>
+          <w:p>
+            <w:pPr>
+              <w:rPr>
+                <w:lang w:val="en-IN"/>
+              </w:rPr>
+            </w:pPr>
+            <w:r>
+              <w:rPr>
+                <w:lang w:val="en-IN"/>
+              </w:rPr>
+              <w:t>Struct is value type and it is a value type when we try to copy it’s object entire object (independent copy) gets created in the stack.</w:t>
+            </w:r>
+          </w:p>
+        </w:tc>
+      </w:tr>
+      <w:tr>
+        <w:tc>
+          <w:tcPr>
+            <w:tcW w:w="5971" w:type="dxa"/>
+          </w:tcPr>
+          <w:p>
+            <w:pPr>
+              <w:rPr>
+                <w:lang w:val="en-IN"/>
+              </w:rPr>
+            </w:pPr>
+            <w:r>
+              <w:rPr>
+                <w:lang w:val="en-IN"/>
+              </w:rPr>
+              <w:t xml:space="preserve">Class objects can be assigned to null </w:t>
+            </w:r>
+          </w:p>
+        </w:tc>
+        <w:tc>
+          <w:tcPr>
+            <w:tcW w:w="5971" w:type="dxa"/>
+          </w:tcPr>
+          <w:p>
+            <w:pPr>
+              <w:rPr>
+                <w:lang w:val="en-IN"/>
+              </w:rPr>
+            </w:pPr>
+            <w:r>
+              <w:rPr>
+                <w:lang w:val="en-IN"/>
+              </w:rPr>
+              <w:t>Struct object can’t be assigned to null because struct is a value type not reference type</w:t>
+            </w:r>
+          </w:p>
+        </w:tc>
+      </w:tr>
+      <w:tr>
+        <w:tc>
+          <w:tcPr>
+            <w:tcW w:w="5971" w:type="dxa"/>
+          </w:tcPr>
+          <w:p>
+            <w:pPr>
+              <w:rPr>
+                <w:lang w:val="en-IN"/>
+              </w:rPr>
+            </w:pPr>
+            <w:r>
+              <w:rPr>
+                <w:lang w:val="en-IN"/>
+              </w:rPr>
+              <w:t>Classes can implement interfaces and also can derive other classes</w:t>
+            </w:r>
+          </w:p>
+        </w:tc>
+        <w:tc>
+          <w:tcPr>
+            <w:tcW w:w="5971" w:type="dxa"/>
+          </w:tcPr>
+          <w:p>
+            <w:pPr>
+              <w:rPr>
+                <w:lang w:val="en-IN"/>
+              </w:rPr>
+            </w:pPr>
+            <w:r>
+              <w:rPr>
+                <w:lang w:val="en-IN"/>
+              </w:rPr>
+              <w:t>Structs can’t derive from other classes but can implement interfaces.</w:t>
+            </w:r>
+          </w:p>
+        </w:tc>
+      </w:tr>
+      <w:tr>
+        <w:tc>
+          <w:tcPr>
+            <w:tcW w:w="5971" w:type="dxa"/>
+          </w:tcPr>
+          <w:p>
+            <w:pPr>
+              <w:rPr>
+                <w:lang w:val="en-IN"/>
+              </w:rPr>
+            </w:pPr>
+            <w:r>
+              <w:rPr>
+                <w:lang w:val="en-IN"/>
+              </w:rPr>
+              <w:t>Classes are better for larger objects because heap allocation happens with GC overhead</w:t>
+            </w:r>
+          </w:p>
+        </w:tc>
+        <w:tc>
+          <w:tcPr>
+            <w:tcW w:w="5971" w:type="dxa"/>
+          </w:tcPr>
+          <w:p>
+            <w:pPr>
+              <w:rPr>
+                <w:lang w:val="en-IN"/>
+              </w:rPr>
+            </w:pPr>
+            <w:r>
+              <w:rPr>
+                <w:lang w:val="en-IN"/>
+              </w:rPr>
+              <w:t>Faster for smaller data but very expensive for large because copying happens</w:t>
+            </w:r>
+            <w:r>
+              <w:rPr>
+                <w:lang w:val="en-IN"/>
+              </w:rPr>
+              <w:t>. Usually better if size is less than 16KB.</w:t>
+            </w:r>
+          </w:p>
+        </w:tc>
+      </w:tr>
+      <w:tr>
+        <w:tc>
+          <w:tcPr>
+            <w:tcW w:w="5971" w:type="dxa"/>
+          </w:tcPr>
+          <w:p>
+            <w:pPr>
+              <w:rPr>
+                <w:lang w:val="en-IN"/>
+              </w:rPr>
+            </w:pPr>
+            <w:r>
+              <w:rPr>
+                <w:lang w:val="en-IN"/>
+              </w:rPr>
+              <w:t>Classes don’t have issue with Boxing</w:t>
+            </w:r>
+          </w:p>
+        </w:tc>
+        <w:tc>
+          <w:tcPr>
+            <w:tcW w:w="5971" w:type="dxa"/>
+          </w:tcPr>
+          <w:p>
+            <w:pPr>
+              <w:rPr>
+                <w:lang w:val="en-IN"/>
+              </w:rPr>
+            </w:pPr>
+            <w:r>
+              <w:rPr>
+                <w:lang w:val="en-IN"/>
+              </w:rPr>
+              <w:t>Structs have issue with Boxing</w:t>
+            </w:r>
+          </w:p>
+        </w:tc>
+      </w:tr>
+      <w:tr>
+        <w:tc>
+          <w:tcPr>
+            <w:tcW w:w="5971" w:type="dxa"/>
+          </w:tcPr>
+          <w:p>
+            <w:pPr>
+              <w:rPr>
+                <w:lang w:val="en-IN"/>
+              </w:rPr>
+            </w:pPr>
+            <w:r>
+              <w:rPr>
+                <w:lang w:val="en-IN"/>
+              </w:rPr>
+              <w:t>Class objects are passed by reference when passed as method parameters so original object can be get modified inside the method.</w:t>
+            </w:r>
+          </w:p>
+        </w:tc>
+        <w:tc>
+          <w:tcPr>
+            <w:tcW w:w="5971" w:type="dxa"/>
+          </w:tcPr>
+          <w:p>
+            <w:pPr>
+              <w:rPr>
+                <w:lang w:val="en-IN"/>
+              </w:rPr>
+            </w:pPr>
+            <w:r>
+              <w:rPr>
+                <w:lang w:val="en-IN"/>
+              </w:rPr>
+              <w:t>Struct</w:t>
+            </w:r>
+            <w:r>
+              <w:rPr>
+                <w:lang w:val="en-IN"/>
+              </w:rPr>
+              <w:t xml:space="preserve"> objects are passed by </w:t>
+            </w:r>
+            <w:r>
+              <w:rPr>
+                <w:lang w:val="en-IN"/>
+              </w:rPr>
+              <w:t>value</w:t>
+            </w:r>
+            <w:r>
+              <w:rPr>
+                <w:lang w:val="en-IN"/>
+              </w:rPr>
+              <w:t xml:space="preserve"> when passed as method parameters so original object </w:t>
+            </w:r>
+            <w:r>
+              <w:rPr>
+                <w:lang w:val="en-IN"/>
+              </w:rPr>
+              <w:t>doesn’t get</w:t>
+            </w:r>
+            <w:r>
+              <w:rPr>
+                <w:lang w:val="en-IN"/>
+              </w:rPr>
+              <w:t xml:space="preserve"> modified inside the method.</w:t>
+            </w:r>
+          </w:p>
+        </w:tc>
+      </w:tr>
+    </w:tbl>
+    <w:p>
+      <w:pPr>
+        <w:rPr>
+          <w:lang w:val="en-IN"/>
+        </w:rPr>
+      </w:pPr>
+    </w:p>
+    <w:p>
+      <w:pPr>
+        <w:rPr>
+          <w:b/>
+          <w:bCs/>
+          <w:sz w:val="28"/>
+          <w:szCs w:val="28"/>
+        </w:rPr>
+      </w:pPr>
+      <w:r>
+        <w:rPr>
+          <w:b/>
+          <w:bCs/>
+          <w:sz w:val="28"/>
+          <w:szCs w:val="28"/>
+        </w:rPr>
+        <w:t>Abstract, Virtual, New, Override:</w:t>
+      </w:r>
+    </w:p>
+    <w:p>
+      <w:pPr>
+        <w:rPr>
+          <w:lang w:val="en-IN"/>
+        </w:rPr>
+      </w:pPr>
+      <w:r>
+        <w:rPr>
+          <w:lang w:val="en-IN"/>
+        </w:rPr>
+        <w:t xml:space="preserve">Virtual </w:t>
+      </w:r>
+      <w:r>
+        <w:rPr>
+          <w:lang w:val="en-IN"/>
+        </w:rPr>
+        <w:sym w:font="Wingdings" w:char="F0E0"/>
+      </w:r>
+      <w:r>
+        <w:rPr>
+          <w:lang w:val="en-IN"/>
+        </w:rPr>
+        <w:t xml:space="preserve"> </w:t>
+      </w:r>
+      <w:r>
+        <w:rPr>
+          <w:lang w:val="en-IN"/>
+        </w:rPr>
+        <w:t>I have answered it but you can answer in your own way by override it.</w:t>
+      </w:r>
+    </w:p>
+    <w:p>
+      <w:pPr>
+        <w:rPr>
+          <w:lang w:val="en-IN"/>
+        </w:rPr>
+      </w:pPr>
+      <w:r>
+        <w:rPr>
+          <w:lang w:val="en-IN"/>
+        </w:rPr>
+        <w:t xml:space="preserve">Abstract </w:t>
+      </w:r>
+      <w:r>
+        <w:rPr>
+          <w:lang w:val="en-IN"/>
+        </w:rPr>
+        <w:sym w:font="Wingdings" w:char="F0E0"/>
+      </w:r>
+      <w:r>
+        <w:rPr>
+          <w:lang w:val="en-IN"/>
+        </w:rPr>
+        <w:t xml:space="preserve"> You must answer this question</w:t>
+      </w:r>
+    </w:p>
+    <w:p>
+      <w:pPr>
+        <w:rPr>
+          <w:lang w:val="en-IN"/>
+        </w:rPr>
+      </w:pPr>
+      <w:r>
+        <w:rPr>
+          <w:lang w:val="en-IN"/>
+        </w:rPr>
+        <w:t xml:space="preserve">New </w:t>
+      </w:r>
+      <w:r>
+        <w:rPr>
+          <w:lang w:val="en-IN"/>
+        </w:rPr>
+        <w:sym w:font="Wingdings" w:char="F0E0"/>
+      </w:r>
+      <w:r>
+        <w:rPr>
+          <w:lang w:val="en-IN"/>
+        </w:rPr>
+        <w:t xml:space="preserve"> I will answer in my own way.</w:t>
+      </w:r>
+    </w:p>
+    <w:p>
+      <w:pPr>
+        <w:rPr>
+          <w:b/>
+          <w:bCs/>
+          <w:sz w:val="28"/>
+          <w:szCs w:val="28"/>
+        </w:rPr>
+      </w:pPr>
+      <w:r>
+        <w:rPr>
+          <w:b/>
+          <w:bCs/>
+          <w:sz w:val="28"/>
+          <w:szCs w:val="28"/>
+        </w:rPr>
+        <w:drawing>
+          <wp:inline distT="0" distB="0" distL="0" distR="0" wp14:anchorId="11A405DF" wp14:editId="6EEDEE58">
+            <wp:extent cx="6682740" cy="5773336"/>
+            <wp:effectExtent l="0" t="0" r="3810" b="0"/>
+            <wp:docPr id="1224270970" name="Picture 1"/>
+            <wp:cNvGraphicFramePr>
+              <a:graphicFrameLocks xmlns:a="http://schemas.openxmlformats.org/drawingml/2006/main" noChangeAspect="1"/>
+            </wp:cNvGraphicFramePr>
+            <a:graphic xmlns:a="http://schemas.openxmlformats.org/drawingml/2006/main">
+              <a:graphicData uri="http://schemas.openxmlformats.org/drawingml/2006/picture">
+                <pic:pic xmlns:pic="http://schemas.openxmlformats.org/drawingml/2006/picture">
+                  <pic:nvPicPr>
+                    <pic:cNvPr id="1224270970" name=""/>
+                    <pic:cNvPicPr/>
+                  </pic:nvPicPr>
+                  <pic:blipFill>
+                    <a:blip r:embed="rId89"/>
+                    <a:stretch>
+                      <a:fillRect/>
+                    </a:stretch>
+                  </pic:blipFill>
+                  <pic:spPr>
+                    <a:xfrm>
+                      <a:off x="0" y="0"/>
+                      <a:ext cx="6689278" cy="5778985"/>
+                    </a:xfrm>
+                    <a:prstGeom prst="rect">
+                      <a:avLst/>
+                    </a:prstGeom>
+                  </pic:spPr>
+                </pic:pic>
+              </a:graphicData>
+            </a:graphic>
+          </wp:inline>
+        </w:drawing>
+      </w:r>
+    </w:p>
+    <w:p>
+      <w:pPr>
+        <w:rPr>
+          <w:b/>
+          <w:bCs/>
+          <w:sz w:val="28"/>
+          <w:szCs w:val="28"/>
+        </w:rPr>
+      </w:pPr>
+      <w:r>
+        <w:rPr>
+          <w:b/>
+          <w:bCs/>
+          <w:sz w:val="28"/>
+          <w:szCs w:val="28"/>
+        </w:rPr>
+        <w:lastRenderedPageBreak/>
+        <w:drawing>
+          <wp:inline distT="0" distB="0" distL="0" distR="0" wp14:anchorId="201C1DAA" wp14:editId="71AAB5B5">
+            <wp:extent cx="5799323" cy="3520745"/>
+            <wp:effectExtent l="0" t="0" r="0" b="3810"/>
+            <wp:docPr id="1246714393" name="Picture 1"/>
+            <wp:cNvGraphicFramePr>
+              <a:graphicFrameLocks xmlns:a="http://schemas.openxmlformats.org/drawingml/2006/main" noChangeAspect="1"/>
+            </wp:cNvGraphicFramePr>
+            <a:graphic xmlns:a="http://schemas.openxmlformats.org/drawingml/2006/main">
+              <a:graphicData uri="http://schemas.openxmlformats.org/drawingml/2006/picture">
+                <pic:pic xmlns:pic="http://schemas.openxmlformats.org/drawingml/2006/picture">
+                  <pic:nvPicPr>
+                    <pic:cNvPr id="1246714393" name=""/>
+                    <pic:cNvPicPr/>
+                  </pic:nvPicPr>
+                  <pic:blipFill>
+                    <a:blip r:embed="rId90"/>
+                    <a:stretch>
+                      <a:fillRect/>
+                    </a:stretch>
+                  </pic:blipFill>
+                  <pic:spPr>
+                    <a:xfrm>
+                      <a:off x="0" y="0"/>
+                      <a:ext cx="5799323" cy="3520745"/>
+                    </a:xfrm>
+                    <a:prstGeom prst="rect">
+                      <a:avLst/>
+                    </a:prstGeom>
+                  </pic:spPr>
+                </pic:pic>
+              </a:graphicData>
+            </a:graphic>
+          </wp:inline>
+        </w:drawing>
+      </w:r>
+    </w:p>
+    <w:p>
+      <w:pPr>
+        <w:rPr>
+          <w:b/>
+          <w:bCs/>
+          <w:sz w:val="28"/>
+          <w:szCs w:val="28"/>
+        </w:rPr>
+      </w:pPr>
+      <w:r>
+        <w:rPr>
+          <w:sz w:val="28"/>
+          <w:szCs w:val="28"/>
+        </w:rPr>
+        <w:t>Output</w:t>
+      </w:r>
+      <w:r>
+        <w:rPr>
+          <w:b/>
+          <w:bCs/>
+          <w:sz w:val="28"/>
+          <w:szCs w:val="28"/>
+        </w:rPr>
+        <w:t>:</w:t>
+      </w:r>
+    </w:p>
+    <w:p>
+      <w:pPr>
+        <w:rPr>
+          <w:b/>
+          <w:bCs/>
+          <w:sz w:val="28"/>
+          <w:szCs w:val="28"/>
+        </w:rPr>
+      </w:pPr>
+      <w:r>
+        <w:rPr>
+          <w:b/>
+          <w:bCs/>
+          <w:sz w:val="28"/>
+          <w:szCs w:val="28"/>
+        </w:rPr>
+        <w:drawing>
+          <wp:inline distT="0" distB="0" distL="0" distR="0" wp14:anchorId="3A137E7D" wp14:editId="18E84F7D">
+            <wp:extent cx="7521592" cy="2095682"/>
+            <wp:effectExtent l="0" t="0" r="3175" b="0"/>
+            <wp:docPr id="793695248" name="Picture 1"/>
+            <wp:cNvGraphicFramePr>
+              <a:graphicFrameLocks xmlns:a="http://schemas.openxmlformats.org/drawingml/2006/main" noChangeAspect="1"/>
+            </wp:cNvGraphicFramePr>
+            <a:graphic xmlns:a="http://schemas.openxmlformats.org/drawingml/2006/main">
+              <a:graphicData uri="http://schemas.openxmlformats.org/drawingml/2006/picture">
+                <pic:pic xmlns:pic="http://schemas.openxmlformats.org/drawingml/2006/picture">
+                  <pic:nvPicPr>
+                    <pic:cNvPr id="793695248" name=""/>
+                    <pic:cNvPicPr/>
+                  </pic:nvPicPr>
+                  <pic:blipFill>
+                    <a:blip r:embed="rId91"/>
+                    <a:stretch>
+                      <a:fillRect/>
+                    </a:stretch>
+                  </pic:blipFill>
+                  <pic:spPr>
+                    <a:xfrm>
+                      <a:off x="0" y="0"/>
+                      <a:ext cx="7521592" cy="2095682"/>
+                    </a:xfrm>
+                    <a:prstGeom prst="rect">
+                      <a:avLst/>
+                    </a:prstGeom>
+                  </pic:spPr>
+                </pic:pic>
+              </a:graphicData>
+            </a:graphic>
+          </wp:inline>
+        </w:drawing>
+      </w:r>
+    </w:p>
+    <w:p>
+      <w:pPr>
+        <w:rPr>
+          <w:b/>
+          <w:bCs/>
+          <w:sz w:val="28"/>
+          <w:szCs w:val="28"/>
+        </w:rPr>
+      </w:pPr>
+    </w:p>
+    <w:p>
+      <w:pPr>
+        <w:rPr>
+          <w:b/>
+          <w:bCs/>
+          <w:sz w:val="28"/>
+          <w:szCs w:val="28"/>
+        </w:rPr>
+      </w:pPr>
+    </w:p>
+    <w:p>
+      <w:pPr>
+        <w:rPr>
+          <w:b/>
+          <w:bCs/>
+          <w:sz w:val="28"/>
+          <w:szCs w:val="28"/>
+        </w:rPr>
+      </w:pPr>
+    </w:p>
+    <w:p>
+      <w:pPr>
+        <w:rPr>
+          <w:b/>
+          <w:bCs/>
+          <w:sz w:val="28"/>
+          <w:szCs w:val="28"/>
+        </w:rPr>
+      </w:pPr>
+    </w:p>
+    <w:p>
+      <w:pPr>
+        <w:rPr>
+          <w:b/>
+          <w:bCs/>
+          <w:sz w:val="28"/>
+          <w:szCs w:val="28"/>
+        </w:rPr>
+      </w:pPr>
+    </w:p>
+    <w:p>
+      <w:pPr>
+        <w:rPr>
+          <w:b/>
+          <w:bCs/>
+          <w:sz w:val="28"/>
+          <w:szCs w:val="28"/>
+        </w:rPr>
+      </w:pPr>
+    </w:p>
+    <w:p>
+      <w:pPr>
+        <w:rPr>
+          <w:b/>
+          <w:bCs/>
+          <w:sz w:val="28"/>
+          <w:szCs w:val="28"/>
+        </w:rPr>
+      </w:pPr>
+    </w:p>
+    <w:p>
+      <w:pPr>
+        <w:rPr>
+          <w:b/>
+          <w:bCs/>
+          <w:sz w:val="28"/>
+          <w:szCs w:val="28"/>
+        </w:rPr>
+      </w:pPr>
+    </w:p>
+    <w:p>
+      <w:pPr>
+        <w:rPr>
+          <w:b/>
+          <w:bCs/>
+          <w:sz w:val="28"/>
+          <w:szCs w:val="28"/>
+        </w:rPr>
+      </w:pPr>
+    </w:p>
+    <w:p>
+      <w:pPr>
+        <w:rPr>
+          <w:b/>
+          <w:bCs/>
+          <w:sz w:val="28"/>
+          <w:szCs w:val="28"/>
+        </w:rPr>
+      </w:pPr>
+    </w:p>
+    <w:p>
+      <w:pPr>
+        <w:rPr>
+          <w:b/>
+          <w:bCs/>
+          <w:sz w:val="28"/>
+          <w:szCs w:val="28"/>
+        </w:rPr>
+      </w:pPr>
+    </w:p>
+    <w:p>
+      <w:pPr>
+        <w:rPr>
+          <w:b/>
+          <w:bCs/>
+          <w:sz w:val="28"/>
+          <w:szCs w:val="28"/>
+        </w:rPr>
+      </w:pPr>
+    </w:p>
+    <w:p>
+      <w:pPr>
+        <w:rPr>
+          <w:b/>
+          <w:bCs/>
+          <w:sz w:val="28"/>
+          <w:szCs w:val="28"/>
+        </w:rPr>
+      </w:pPr>
+    </w:p>
+    <w:p>
+      <w:pPr>
+        <w:rPr>
+          <w:b/>
+          <w:bCs/>
+          <w:sz w:val="28"/>
+          <w:szCs w:val="28"/>
+        </w:rPr>
+      </w:pPr>
+    </w:p>
+    <w:p>
+      <w:pPr>
+        <w:rPr>
+          <w:b/>
+          <w:bCs/>
+          <w:sz w:val="28"/>
+          <w:szCs w:val="28"/>
+        </w:rPr>
+      </w:pPr>
+    </w:p>
+    <w:p>
+      <w:pPr>
+        <w:rPr>
+          <w:b/>
+          <w:bCs/>
+          <w:sz w:val="28"/>
+          <w:szCs w:val="28"/>
+        </w:rPr>
+      </w:pPr>
+    </w:p>
+    <w:p>
+      <w:pPr>
+        <w:rPr>
+          <w:b/>
+          <w:bCs/>
+          <w:sz w:val="28"/>
+          <w:szCs w:val="28"/>
+        </w:rPr>
+      </w:pPr>
+    </w:p>
+    <w:p>
+      <w:pPr>
+        <w:rPr>
+          <w:b/>
+          <w:bCs/>
+          <w:sz w:val="28"/>
+          <w:szCs w:val="28"/>
+        </w:rPr>
+      </w:pPr>
+    </w:p>
+    <w:p>
+      <w:pPr>
+        <w:rPr>
+          <w:b/>
+          <w:bCs/>
+          <w:sz w:val="28"/>
+          <w:szCs w:val="28"/>
+        </w:rPr>
+      </w:pPr>
+    </w:p>
+    <w:p>
+      <w:pPr>
+        <w:rPr>
+          <w:b/>
+          <w:bCs/>
+          <w:sz w:val="28"/>
+          <w:szCs w:val="28"/>
+        </w:rPr>
+      </w:pPr>
+    </w:p>
+    <w:p>
+      <w:pPr>
+        <w:rPr>
+          <w:b/>
+          <w:bCs/>
+          <w:sz w:val="28"/>
+          <w:szCs w:val="28"/>
+        </w:rPr>
+      </w:pPr>
+    </w:p>
+    <w:p>
+      <w:pPr>
+        <w:rPr>
+          <w:b/>
+          <w:bCs/>
+          <w:sz w:val="28"/>
+          <w:szCs w:val="28"/>
+        </w:rPr>
+      </w:pPr>
+    </w:p>
+    <w:p>
+      <w:pPr>
+        <w:rPr>
+          <w:b/>
+          <w:bCs/>
+          <w:sz w:val="28"/>
+          <w:szCs w:val="28"/>
+        </w:rPr>
+      </w:pPr>
+    </w:p>
+    <w:p>
+      <w:pPr>
+        <w:rPr>
+          <w:b/>
+          <w:bCs/>
+          <w:sz w:val="28"/>
+          <w:szCs w:val="28"/>
+        </w:rPr>
+      </w:pPr>
+    </w:p>
+    <w:p>
+      <w:pPr>
+        <w:rPr>
+          <w:b/>
+          <w:bCs/>
+          <w:sz w:val="28"/>
+          <w:szCs w:val="28"/>
+        </w:rPr>
+      </w:pPr>
+    </w:p>
+    <w:p>
+      <w:pPr>
+        <w:rPr>
+          <w:b/>
+          <w:bCs/>
+          <w:sz w:val="28"/>
+          <w:szCs w:val="28"/>
+        </w:rPr>
+      </w:pPr>
+    </w:p>
+    <w:p>
+      <w:pPr>
+        <w:rPr>
+          <w:b/>
+          <w:bCs/>
+          <w:sz w:val="28"/>
+          <w:szCs w:val="28"/>
+        </w:rPr>
+      </w:pPr>
+    </w:p>
+    <w:p>
+      <w:pPr>
+        <w:rPr>
+          <w:b/>
+          <w:bCs/>
+          <w:sz w:val="28"/>
+          <w:szCs w:val="28"/>
+        </w:rPr>
+      </w:pPr>
+    </w:p>
+    <w:p>
+      <w:pPr>
+        <w:rPr>
+          <w:b/>
+          <w:bCs/>
+          <w:sz w:val="28"/>
+          <w:szCs w:val="28"/>
+        </w:rPr>
+      </w:pPr>
+    </w:p>
+    <w:p>
+      <w:pPr>
+        <w:rPr>
+          <w:b/>
+          <w:bCs/>
+          <w:sz w:val="28"/>
+          <w:szCs w:val="28"/>
+        </w:rPr>
+      </w:pPr>
+    </w:p>
+    <w:p>
+      <w:pPr>
+        <w:rPr>
+          <w:b/>
+          <w:bCs/>
+          <w:sz w:val="28"/>
+          <w:szCs w:val="28"/>
+        </w:rPr>
+      </w:pPr>
+    </w:p>
+    <w:p>
+      <w:pPr>
+        <w:rPr>
+          <w:b/>
+          <w:bCs/>
+          <w:sz w:val="28"/>
+          <w:szCs w:val="28"/>
+        </w:rPr>
+      </w:pPr>
+    </w:p>
+    <w:p>
+      <w:pPr>
+        <w:rPr>
+          <w:b/>
+          <w:bCs/>
+          <w:sz w:val="28"/>
+          <w:szCs w:val="28"/>
+        </w:rPr>
+      </w:pPr>
+    </w:p>
+    <w:p>
+      <w:pPr>
+        <w:rPr>
+          <w:b/>
+          <w:bCs/>
+          <w:sz w:val="28"/>
+          <w:szCs w:val="28"/>
+        </w:rPr>
+      </w:pPr>
+    </w:p>
+    <w:p>
+      <w:pPr>
+        <w:rPr>
           <w:b/>
           <w:bCs/>
           <w:sz w:val="28"/>
@@ -9389,6 +11856,7 @@
         <w:ind w:left="1440"/>
       </w:pPr>
       <w:r>
+        <w:lastRenderedPageBreak/>
         <w:t xml:space="preserve"> int square (int x) =&gt; x * x;</w:t>
       </w:r>
     </w:p>
@@ -9457,7 +11925,7 @@
                     <pic:cNvPicPr/>
                   </pic:nvPicPr>
                   <pic:blipFill>
-                    <a:blip r:embed="rId81"/>
+                    <a:blip r:embed="rId92"/>
                     <a:stretch>
                       <a:fillRect/>
                     </a:stretch>
@@ -9497,7 +11965,7 @@
                     <pic:cNvPicPr/>
                   </pic:nvPicPr>
                   <pic:blipFill>
-                    <a:blip r:embed="rId82"/>
+                    <a:blip r:embed="rId93"/>
                     <a:stretch>
                       <a:fillRect/>
                     </a:stretch>
@@ -9531,7 +11999,6 @@
           <w:i/>
           <w:iCs/>
         </w:rPr>
-        <w:lastRenderedPageBreak/>
         <w:t>Contravariance</w:t>
       </w:r>
       <w:r>
@@ -9566,7 +12033,7 @@
                     <pic:cNvPicPr/>
                   </pic:nvPicPr>
                   <pic:blipFill>
-                    <a:blip r:embed="rId83"/>
+                    <a:blip r:embed="rId94"/>
                     <a:stretch>
                       <a:fillRect/>
                     </a:stretch>
@@ -9628,7 +12095,7 @@
                     <pic:cNvPicPr/>
                   </pic:nvPicPr>
                   <pic:blipFill>
-                    <a:blip r:embed="rId84"/>
+                    <a:blip r:embed="rId95"/>
                     <a:stretch>
                       <a:fillRect/>
                     </a:stretch>
@@ -9685,7 +12152,7 @@
                     <pic:cNvPicPr/>
                   </pic:nvPicPr>
                   <pic:blipFill>
-                    <a:blip r:embed="rId85"/>
+                    <a:blip r:embed="rId96"/>
                     <a:stretch>
                       <a:fillRect/>
                     </a:stretch>
@@ -9719,6 +12186,7 @@
         <w:rPr>
           <w:noProof/>
         </w:rPr>
+        <w:lastRenderedPageBreak/>
         <w:drawing>
           <wp:inline distT="0" distB="0" distL="0" distR="0" wp14:anchorId="455B8531" wp14:editId="415A9106">
             <wp:extent cx="5943600" cy="3308350"/>
@@ -9735,7 +12203,7 @@
                     <pic:cNvPicPr/>
                   </pic:nvPicPr>
                   <pic:blipFill>
-                    <a:blip r:embed="rId86"/>
+                    <a:blip r:embed="rId97"/>
                     <a:stretch>
                       <a:fillRect/>
                     </a:stretch>
@@ -9850,7 +12318,6 @@
         </w:rPr>
       </w:pPr>
       <w:r>
-        <w:lastRenderedPageBreak/>
         <w:t>An event is a construct that exposes subset of delegate features</w:t>
       </w:r>
       <w:r>
@@ -9892,7 +12359,7 @@
                     <pic:cNvPicPr/>
                   </pic:nvPicPr>
                   <pic:blipFill>
-                    <a:blip r:embed="rId87"/>
+                    <a:blip r:embed="rId98"/>
                     <a:stretch>
                       <a:fillRect/>
                     </a:stretch>
@@ -9987,7 +12454,7 @@
                     <pic:cNvPicPr/>
                   </pic:nvPicPr>
                   <pic:blipFill>
-                    <a:blip r:embed="rId88"/>
+                    <a:blip r:embed="rId99"/>
                     <a:stretch>
                       <a:fillRect/>
                     </a:stretch>
@@ -10020,6 +12487,7 @@
           <w:b/>
           <w:bCs/>
         </w:rPr>
+        <w:lastRenderedPageBreak/>
         <w:t>Try/Catch/Finally</w:t>
       </w:r>
       <w:r>
@@ -10062,7 +12530,7 @@
                     <pic:cNvPicPr/>
                   </pic:nvPicPr>
                   <pic:blipFill>
-                    <a:blip r:embed="rId89"/>
+                    <a:blip r:embed="rId100"/>
                     <a:stretch>
                       <a:fillRect/>
                     </a:stretch>
@@ -10111,7 +12579,7 @@
                     <pic:cNvPicPr/>
                   </pic:nvPicPr>
                   <pic:blipFill>
-                    <a:blip r:embed="rId90"/>
+                    <a:blip r:embed="rId101"/>
                     <a:stretch>
                       <a:fillRect/>
                     </a:stretch>
@@ -10180,7 +12648,7 @@
                     <pic:cNvPicPr/>
                   </pic:nvPicPr>
                   <pic:blipFill>
-                    <a:blip r:embed="rId91"/>
+                    <a:blip r:embed="rId102"/>
                     <a:stretch>
                       <a:fillRect/>
                     </a:stretch>
@@ -10260,7 +12728,7 @@
                     <pic:cNvPicPr/>
                   </pic:nvPicPr>
                   <pic:blipFill>
-                    <a:blip r:embed="rId92"/>
+                    <a:blip r:embed="rId103"/>
                     <a:stretch>
                       <a:fillRect/>
                     </a:stretch>
@@ -10286,7 +12754,6 @@
         <w:pStyle w:val="ListParagraph"/>
       </w:pPr>
       <w:r>
-        <w:lastRenderedPageBreak/>
         <w:t xml:space="preserve">In this case the resource is disposed when the execution comes out the </w:t>
       </w:r>
       <w:r>
@@ -10490,7 +12957,7 @@
                     <pic:cNvPicPr/>
                   </pic:nvPicPr>
                   <pic:blipFill>
-                    <a:blip r:embed="rId93"/>
+                    <a:blip r:embed="rId104"/>
                     <a:stretch>
                       <a:fillRect/>
                     </a:stretch>
@@ -10530,7 +12997,7 @@
                     <pic:cNvPicPr/>
                   </pic:nvPicPr>
                   <pic:blipFill>
-                    <a:blip r:embed="rId94"/>
+                    <a:blip r:embed="rId105"/>
                     <a:stretch>
                       <a:fillRect/>
                     </a:stretch>
@@ -10665,6 +13132,7 @@
           <w:b/>
           <w:bCs/>
         </w:rPr>
+        <w:lastRenderedPageBreak/>
         <w:t xml:space="preserve">Anonymous Type: </w:t>
       </w:r>
       <w:r>
@@ -10885,7 +13353,6 @@
           <w:b/>
           <w:bCs/>
         </w:rPr>
-        <w:lastRenderedPageBreak/>
         <w:t>Records:</w:t>
       </w:r>
       <w:r>
@@ -11032,7 +13499,7 @@
                     <pic:cNvPicPr/>
                   </pic:nvPicPr>
                   <pic:blipFill>
-                    <a:blip r:embed="rId95"/>
+                    <a:blip r:embed="rId106"/>
                     <a:stretch>
                       <a:fillRect/>
                     </a:stretch>
@@ -11087,7 +13554,7 @@
                     <pic:cNvPicPr/>
                   </pic:nvPicPr>
                   <pic:blipFill>
-                    <a:blip r:embed="rId96"/>
+                    <a:blip r:embed="rId107"/>
                     <a:stretch>
                       <a:fillRect/>
                     </a:stretch>
@@ -11145,7 +13612,7 @@
                     <pic:cNvPicPr/>
                   </pic:nvPicPr>
                   <pic:blipFill>
-                    <a:blip r:embed="rId97"/>
+                    <a:blip r:embed="rId108"/>
                     <a:stretch>
                       <a:fillRect/>
                     </a:stretch>
@@ -11239,1174 +13706,6 @@
             <wp:extent cx="2333625" cy="1190625"/>
             <wp:effectExtent l="0" t="0" r="9525" b="9525"/>
             <wp:docPr id="10" name="Picture 10"/>
-            <wp:cNvGraphicFramePr>
-              <a:graphicFrameLocks xmlns:a="http://schemas.openxmlformats.org/drawingml/2006/main" noChangeAspect="1"/>
-            </wp:cNvGraphicFramePr>
-            <a:graphic xmlns:a="http://schemas.openxmlformats.org/drawingml/2006/main">
-              <a:graphicData uri="http://schemas.openxmlformats.org/drawingml/2006/picture">
-                <pic:pic xmlns:pic="http://schemas.openxmlformats.org/drawingml/2006/picture">
-                  <pic:nvPicPr>
-                    <pic:cNvPr id="1" name=""/>
-                    <pic:cNvPicPr/>
-                  </pic:nvPicPr>
-                  <pic:blipFill>
-                    <a:blip r:embed="rId98"/>
-                    <a:stretch>
-                      <a:fillRect/>
-                    </a:stretch>
-                  </pic:blipFill>
-                  <pic:spPr>
-                    <a:xfrm>
-                      <a:off x="0" y="0"/>
-                      <a:ext cx="2333625" cy="1190625"/>
-                    </a:xfrm>
-                    <a:prstGeom prst="rect">
-                      <a:avLst/>
-                    </a:prstGeom>
-                  </pic:spPr>
-                </pic:pic>
-              </a:graphicData>
-            </a:graphic>
-          </wp:inline>
-        </w:drawing>
-      </w:r>
-    </w:p>
-    <w:p>
-      <w:pPr>
-        <w:pStyle w:val="ListParagraph"/>
-        <w:ind w:left="2160"/>
-      </w:pPr>
-    </w:p>
-    <w:p>
-      <w:pPr>
-        <w:pStyle w:val="ListParagraph"/>
-        <w:numPr>
-          <w:ilvl w:val="0"/>
-          <w:numId w:val="9"/>
-        </w:numPr>
-      </w:pPr>
-      <w:r>
-        <w:t xml:space="preserve">MoveNext() </w:t>
-      </w:r>
-      <w:r>
-        <w:sym w:font="Wingdings" w:char="F0E0"/>
-      </w:r>
-      <w:r>
-        <w:t xml:space="preserve"> moves the cursor to the next element in the collection , it returns false if the collection is empty.</w:t>
-      </w:r>
-    </w:p>
-    <w:p>
-      <w:pPr>
-        <w:pStyle w:val="ListParagraph"/>
-        <w:numPr>
-          <w:ilvl w:val="0"/>
-          <w:numId w:val="9"/>
-        </w:numPr>
-      </w:pPr>
-      <w:r>
-        <w:t xml:space="preserve">Current </w:t>
-      </w:r>
-      <w:r>
-        <w:sym w:font="Wingdings" w:char="F0E0"/>
-      </w:r>
-      <w:r>
-        <w:t xml:space="preserve"> it returns the element at current position (usually cast from object to more specific type)</w:t>
-      </w:r>
-    </w:p>
-    <w:p>
-      <w:pPr>
-        <w:pStyle w:val="ListParagraph"/>
-        <w:numPr>
-          <w:ilvl w:val="0"/>
-          <w:numId w:val="9"/>
-        </w:numPr>
-      </w:pPr>
-      <w:r>
-        <w:t xml:space="preserve">Reset() </w:t>
-      </w:r>
-      <w:r>
-        <w:sym w:font="Wingdings" w:char="F0E0"/>
-      </w:r>
-      <w:r>
-        <w:t xml:space="preserve"> It moves the cursor to the initial position (start position) allowing the collection to be enumerated again.</w:t>
-      </w:r>
-    </w:p>
-    <w:p>
-      <w:pPr>
-        <w:pStyle w:val="ListParagraph"/>
-        <w:ind w:left="2160"/>
-      </w:pPr>
-    </w:p>
-    <w:p>
-      <w:r>
-        <w:lastRenderedPageBreak/>
-        <w:t>IEnumberable&lt;T&gt; derives from IDisposable which means that enumerators hold references to resources such as database connections and ensure that resources are released when enumeration is complete.</w:t>
-      </w:r>
-    </w:p>
-    <w:p>
-      <w:r>
-        <w:rPr>
-          <w:noProof/>
-        </w:rPr>
-        <w:drawing>
-          <wp:inline distT="0" distB="0" distL="0" distR="0" wp14:anchorId="2BF3E0D3" wp14:editId="4604B68C">
-            <wp:extent cx="4781550" cy="1847850"/>
-            <wp:effectExtent l="0" t="0" r="0" b="0"/>
-            <wp:docPr id="14" name="Picture 14"/>
-            <wp:cNvGraphicFramePr>
-              <a:graphicFrameLocks xmlns:a="http://schemas.openxmlformats.org/drawingml/2006/main" noChangeAspect="1"/>
-            </wp:cNvGraphicFramePr>
-            <a:graphic xmlns:a="http://schemas.openxmlformats.org/drawingml/2006/main">
-              <a:graphicData uri="http://schemas.openxmlformats.org/drawingml/2006/picture">
-                <pic:pic xmlns:pic="http://schemas.openxmlformats.org/drawingml/2006/picture">
-                  <pic:nvPicPr>
-                    <pic:cNvPr id="1" name=""/>
-                    <pic:cNvPicPr/>
-                  </pic:nvPicPr>
-                  <pic:blipFill>
-                    <a:blip r:embed="rId99"/>
-                    <a:stretch>
-                      <a:fillRect/>
-                    </a:stretch>
-                  </pic:blipFill>
-                  <pic:spPr>
-                    <a:xfrm>
-                      <a:off x="0" y="0"/>
-                      <a:ext cx="4781550" cy="1847850"/>
-                    </a:xfrm>
-                    <a:prstGeom prst="rect">
-                      <a:avLst/>
-                    </a:prstGeom>
-                  </pic:spPr>
-                </pic:pic>
-              </a:graphicData>
-            </a:graphic>
-          </wp:inline>
-        </w:drawing>
-      </w:r>
-    </w:p>
-    <w:p>
-      <w:r>
-        <w:t xml:space="preserve">Yield return </w:t>
-      </w:r>
-      <w:r>
-        <w:sym w:font="Wingdings" w:char="F0E0"/>
-      </w:r>
-      <w:r>
-        <w:t xml:space="preserve"> </w:t>
-      </w:r>
-    </w:p>
-    <w:p>
-      <w:pPr>
-        <w:pStyle w:val="ListParagraph"/>
-        <w:numPr>
-          <w:ilvl w:val="0"/>
-          <w:numId w:val="4"/>
-        </w:numPr>
-      </w:pPr>
-      <w:r>
-        <w:t xml:space="preserve">returns each element of a collection one at a time. </w:t>
-      </w:r>
-    </w:p>
-    <w:p>
-      <w:pPr>
-        <w:pStyle w:val="ListParagraph"/>
-        <w:numPr>
-          <w:ilvl w:val="0"/>
-          <w:numId w:val="4"/>
-        </w:numPr>
-      </w:pPr>
-      <w:r>
-        <w:t>When a method that contains ‘yield return’ is called it returns an iterator object without actually executing the body of the method.</w:t>
-      </w:r>
-    </w:p>
-    <w:p>
-      <w:pPr>
-        <w:pStyle w:val="ListParagraph"/>
-        <w:numPr>
-          <w:ilvl w:val="0"/>
-          <w:numId w:val="4"/>
-        </w:numPr>
-      </w:pPr>
-      <w:r>
-        <w:t>The execution of the method is paused when it encounters yield return statement and resumed the next time the iterator is called.</w:t>
-      </w:r>
-    </w:p>
-    <w:p>
-      <w:pPr>
-        <w:pStyle w:val="ListParagraph"/>
-      </w:pPr>
-    </w:p>
-    <w:p>
-      <w:pPr>
-        <w:pStyle w:val="ListParagraph"/>
-      </w:pPr>
-      <w:r>
-        <w:rPr>
-          <w:noProof/>
-        </w:rPr>
-        <w:drawing>
-          <wp:inline distT="0" distB="0" distL="0" distR="0" wp14:anchorId="0C4F3126" wp14:editId="551D3055">
-            <wp:extent cx="3705225" cy="1095375"/>
-            <wp:effectExtent l="0" t="0" r="9525" b="9525"/>
-            <wp:docPr id="1291372127" name="Picture 1"/>
-            <wp:cNvGraphicFramePr>
-              <a:graphicFrameLocks xmlns:a="http://schemas.openxmlformats.org/drawingml/2006/main" noChangeAspect="1"/>
-            </wp:cNvGraphicFramePr>
-            <a:graphic xmlns:a="http://schemas.openxmlformats.org/drawingml/2006/main">
-              <a:graphicData uri="http://schemas.openxmlformats.org/drawingml/2006/picture">
-                <pic:pic xmlns:pic="http://schemas.openxmlformats.org/drawingml/2006/picture">
-                  <pic:nvPicPr>
-                    <pic:cNvPr id="1291372127" name=""/>
-                    <pic:cNvPicPr/>
-                  </pic:nvPicPr>
-                  <pic:blipFill>
-                    <a:blip r:embed="rId100"/>
-                    <a:stretch>
-                      <a:fillRect/>
-                    </a:stretch>
-                  </pic:blipFill>
-                  <pic:spPr>
-                    <a:xfrm>
-                      <a:off x="0" y="0"/>
-                      <a:ext cx="3705225" cy="1095375"/>
-                    </a:xfrm>
-                    <a:prstGeom prst="rect">
-                      <a:avLst/>
-                    </a:prstGeom>
-                  </pic:spPr>
-                </pic:pic>
-              </a:graphicData>
-            </a:graphic>
-          </wp:inline>
-        </w:drawing>
-      </w:r>
-    </w:p>
-    <w:p>
-      <w:pPr>
-        <w:pStyle w:val="ListParagraph"/>
-      </w:pPr>
-      <w:r>
-        <w:t>The method GetNumbers() returns 1,2 and 3 one at a time.</w:t>
-      </w:r>
-    </w:p>
-    <w:p>
-      <w:pPr>
-        <w:pStyle w:val="ListParagraph"/>
-      </w:pPr>
-      <w:r>
-        <w:t>When GetNumbers() method is called in foreach loop, it returns an IEnumerable&lt;int&gt;.</w:t>
-      </w:r>
-    </w:p>
-    <w:p>
-      <w:pPr>
-        <w:pStyle w:val="ListParagraph"/>
-      </w:pPr>
-      <w:r>
-        <w:t xml:space="preserve">The foreach loop calls the iterator, which runs up to first ‘yield return 1’ and yields 1 to the loop. </w:t>
-      </w:r>
-    </w:p>
-    <w:p>
-      <w:pPr>
-        <w:rPr>
-          <w:b/>
-          <w:bCs/>
-          <w:i/>
-          <w:iCs/>
-        </w:rPr>
-      </w:pPr>
-      <w:r>
-        <w:rPr>
-          <w:b/>
-          <w:bCs/>
-          <w:i/>
-          <w:iCs/>
-        </w:rPr>
-        <w:t>ICollection</w:t>
-      </w:r>
-      <w:r>
-        <w:rPr>
-          <w:b/>
-          <w:bCs/>
-          <w:i/>
-          <w:iCs/>
-        </w:rPr>
-        <w:t>s</w:t>
-      </w:r>
-      <w:r>
-        <w:rPr>
-          <w:b/>
-          <w:bCs/>
-          <w:i/>
-          <w:iCs/>
-        </w:rPr>
-        <w:t xml:space="preserve"> and IList</w:t>
-      </w:r>
-      <w:r>
-        <w:rPr>
-          <w:b/>
-          <w:bCs/>
-          <w:i/>
-          <w:iCs/>
-        </w:rPr>
-        <w:t>:</w:t>
-      </w:r>
-    </w:p>
-    <w:p>
-      <w:pPr>
-        <w:pStyle w:val="ListParagraph"/>
-        <w:numPr>
-          <w:ilvl w:val="0"/>
-          <w:numId w:val="10"/>
-        </w:numPr>
-      </w:pPr>
-      <w:r>
-        <w:t>IEnumerable only provides forward only iteration but doesn’t provide getting size of collection, search or modify the collection , access a member by index. These will be provided by ICollection, IList or IDictionary.</w:t>
-      </w:r>
-    </w:p>
-    <w:p>
-      <w:pPr>
-        <w:pStyle w:val="ListParagraph"/>
-        <w:numPr>
-          <w:ilvl w:val="0"/>
-          <w:numId w:val="10"/>
-        </w:numPr>
-      </w:pPr>
-      <w:r>
-        <w:rPr>
-          <w:noProof/>
-        </w:rPr>
-        <w:drawing>
-          <wp:inline distT="0" distB="0" distL="0" distR="0" wp14:anchorId="69710075" wp14:editId="4828B27B">
-            <wp:extent cx="6217920" cy="1249447"/>
-            <wp:effectExtent l="0" t="0" r="0" b="8255"/>
-            <wp:docPr id="1915402074" name="Picture 1"/>
-            <wp:cNvGraphicFramePr>
-              <a:graphicFrameLocks xmlns:a="http://schemas.openxmlformats.org/drawingml/2006/main" noChangeAspect="1"/>
-            </wp:cNvGraphicFramePr>
-            <a:graphic xmlns:a="http://schemas.openxmlformats.org/drawingml/2006/main">
-              <a:graphicData uri="http://schemas.openxmlformats.org/drawingml/2006/picture">
-                <pic:pic xmlns:pic="http://schemas.openxmlformats.org/drawingml/2006/picture">
-                  <pic:nvPicPr>
-                    <pic:cNvPr id="1915402074" name=""/>
-                    <pic:cNvPicPr/>
-                  </pic:nvPicPr>
-                  <pic:blipFill>
-                    <a:blip r:embed="rId101"/>
-                    <a:stretch>
-                      <a:fillRect/>
-                    </a:stretch>
-                  </pic:blipFill>
-                  <pic:spPr>
-                    <a:xfrm>
-                      <a:off x="0" y="0"/>
-                      <a:ext cx="6280844" cy="1262091"/>
-                    </a:xfrm>
-                    <a:prstGeom prst="rect">
-                      <a:avLst/>
-                    </a:prstGeom>
-                  </pic:spPr>
-                </pic:pic>
-              </a:graphicData>
-            </a:graphic>
-          </wp:inline>
-        </w:drawing>
-      </w:r>
-      <w:r>
-        <w:rPr>
-          <w:noProof/>
-        </w:rPr>
-        <w:t xml:space="preserve"> </w:t>
-      </w:r>
-      <w:r>
-        <w:rPr>
-          <w:noProof/>
-        </w:rPr>
-        <w:drawing>
-          <wp:inline distT="0" distB="0" distL="0" distR="0" wp14:anchorId="6085EE83" wp14:editId="0D1BF1E2">
-            <wp:extent cx="5438775" cy="1390650"/>
-            <wp:effectExtent l="0" t="0" r="9525" b="0"/>
-            <wp:docPr id="148869940" name="Picture 1" descr="A screenshot of a computer code&#10;&#10;Description automatically generated"/>
-            <wp:cNvGraphicFramePr>
-              <a:graphicFrameLocks xmlns:a="http://schemas.openxmlformats.org/drawingml/2006/main" noChangeAspect="1"/>
-            </wp:cNvGraphicFramePr>
-            <a:graphic xmlns:a="http://schemas.openxmlformats.org/drawingml/2006/main">
-              <a:graphicData uri="http://schemas.openxmlformats.org/drawingml/2006/picture">
-                <pic:pic xmlns:pic="http://schemas.openxmlformats.org/drawingml/2006/picture">
-                  <pic:nvPicPr>
-                    <pic:cNvPr id="148869940" name="Picture 1" descr="A screenshot of a computer code&#10;&#10;Description automatically generated"/>
-                    <pic:cNvPicPr/>
-                  </pic:nvPicPr>
-                  <pic:blipFill>
-                    <a:blip r:embed="rId102"/>
-                    <a:stretch>
-                      <a:fillRect/>
-                    </a:stretch>
-                  </pic:blipFill>
-                  <pic:spPr>
-                    <a:xfrm>
-                      <a:off x="0" y="0"/>
-                      <a:ext cx="5438775" cy="1390650"/>
-                    </a:xfrm>
-                    <a:prstGeom prst="rect">
-                      <a:avLst/>
-                    </a:prstGeom>
-                  </pic:spPr>
-                </pic:pic>
-              </a:graphicData>
-            </a:graphic>
-          </wp:inline>
-        </w:drawing>
-      </w:r>
-    </w:p>
-    <w:p>
-      <w:r>
-        <w:rPr>
-          <w:noProof/>
-        </w:rPr>
-        <w:lastRenderedPageBreak/>
-        <w:drawing>
-          <wp:inline distT="0" distB="0" distL="0" distR="0" wp14:anchorId="735D55DC" wp14:editId="5EB3C245">
-            <wp:extent cx="5924550" cy="1828800"/>
-            <wp:effectExtent l="0" t="0" r="0" b="0"/>
-            <wp:docPr id="720754112" name="Picture 1" descr="A screen shot of a computer code&#10;&#10;Description automatically generated"/>
-            <wp:cNvGraphicFramePr>
-              <a:graphicFrameLocks xmlns:a="http://schemas.openxmlformats.org/drawingml/2006/main" noChangeAspect="1"/>
-            </wp:cNvGraphicFramePr>
-            <a:graphic xmlns:a="http://schemas.openxmlformats.org/drawingml/2006/main">
-              <a:graphicData uri="http://schemas.openxmlformats.org/drawingml/2006/picture">
-                <pic:pic xmlns:pic="http://schemas.openxmlformats.org/drawingml/2006/picture">
-                  <pic:nvPicPr>
-                    <pic:cNvPr id="720754112" name="Picture 1" descr="A screen shot of a computer code&#10;&#10;Description automatically generated"/>
-                    <pic:cNvPicPr/>
-                  </pic:nvPicPr>
-                  <pic:blipFill>
-                    <a:blip r:embed="rId103"/>
-                    <a:stretch>
-                      <a:fillRect/>
-                    </a:stretch>
-                  </pic:blipFill>
-                  <pic:spPr>
-                    <a:xfrm>
-                      <a:off x="0" y="0"/>
-                      <a:ext cx="5924550" cy="1828800"/>
-                    </a:xfrm>
-                    <a:prstGeom prst="rect">
-                      <a:avLst/>
-                    </a:prstGeom>
-                  </pic:spPr>
-                </pic:pic>
-              </a:graphicData>
-            </a:graphic>
-          </wp:inline>
-        </w:drawing>
-      </w:r>
-    </w:p>
-    <w:p>
-      <w:r>
-        <w:rPr>
-          <w:noProof/>
-        </w:rPr>
-        <w:drawing>
-          <wp:inline distT="0" distB="0" distL="0" distR="0" wp14:anchorId="3D36DD03" wp14:editId="21632149">
-            <wp:extent cx="6858000" cy="2364740"/>
-            <wp:effectExtent l="0" t="0" r="0" b="0"/>
-            <wp:docPr id="452434895" name="Picture 1"/>
-            <wp:cNvGraphicFramePr>
-              <a:graphicFrameLocks xmlns:a="http://schemas.openxmlformats.org/drawingml/2006/main" noChangeAspect="1"/>
-            </wp:cNvGraphicFramePr>
-            <a:graphic xmlns:a="http://schemas.openxmlformats.org/drawingml/2006/main">
-              <a:graphicData uri="http://schemas.openxmlformats.org/drawingml/2006/picture">
-                <pic:pic xmlns:pic="http://schemas.openxmlformats.org/drawingml/2006/picture">
-                  <pic:nvPicPr>
-                    <pic:cNvPr id="452434895" name=""/>
-                    <pic:cNvPicPr/>
-                  </pic:nvPicPr>
-                  <pic:blipFill>
-                    <a:blip r:embed="rId104"/>
-                    <a:stretch>
-                      <a:fillRect/>
-                    </a:stretch>
-                  </pic:blipFill>
-                  <pic:spPr>
-                    <a:xfrm>
-                      <a:off x="0" y="0"/>
-                      <a:ext cx="6858000" cy="2364740"/>
-                    </a:xfrm>
-                    <a:prstGeom prst="rect">
-                      <a:avLst/>
-                    </a:prstGeom>
-                  </pic:spPr>
-                </pic:pic>
-              </a:graphicData>
-            </a:graphic>
-          </wp:inline>
-        </w:drawing>
-      </w:r>
-    </w:p>
-    <w:p/>
-    <w:p>
-      <w:r>
-        <w:rPr>
-          <w:b/>
-          <w:bCs/>
-          <w:sz w:val="28"/>
-          <w:szCs w:val="28"/>
-        </w:rPr>
-        <w:t>Arrays</w:t>
-      </w:r>
-      <w:r>
-        <w:t>:</w:t>
-      </w:r>
-    </w:p>
-    <w:p>
-      <w:pPr>
-        <w:pStyle w:val="ListParagraph"/>
-        <w:numPr>
-          <w:ilvl w:val="0"/>
-          <w:numId w:val="11"/>
-        </w:numPr>
-      </w:pPr>
-      <w:r>
-        <w:t>It’s a fixed length collection i.e.. once created the size of the array cannot be changed.</w:t>
-      </w:r>
-    </w:p>
-    <w:p>
-      <w:pPr>
-        <w:pStyle w:val="ListParagraph"/>
-        <w:numPr>
-          <w:ilvl w:val="0"/>
-          <w:numId w:val="11"/>
-        </w:numPr>
-      </w:pPr>
-      <w:r>
-        <w:t>Arrays are generally more performant than lists because they provide direct access to elements via index.</w:t>
-      </w:r>
-    </w:p>
-    <w:p>
-      <w:pPr>
-        <w:pStyle w:val="ListParagraph"/>
-        <w:numPr>
-          <w:ilvl w:val="0"/>
-          <w:numId w:val="11"/>
-        </w:numPr>
-      </w:pPr>
-      <w:r>
-        <w:t>Arrays are memory-efficient since the memory for elements is allocated contiguously. This can lead to better performance.</w:t>
-      </w:r>
-    </w:p>
-    <w:p>
-      <w:pPr>
-        <w:pStyle w:val="ListParagraph"/>
-        <w:numPr>
-          <w:ilvl w:val="0"/>
-          <w:numId w:val="11"/>
-        </w:numPr>
-      </w:pPr>
-      <w:r>
-        <w:t>Arrays are strongly typed i.e.. the type of elements they store is defined at compile time.</w:t>
-      </w:r>
-    </w:p>
-    <w:p>
-      <w:pPr>
-        <w:pStyle w:val="ListParagraph"/>
-      </w:pPr>
-      <w:r>
-        <w:rPr>
-          <w:noProof/>
-        </w:rPr>
-        <w:drawing>
-          <wp:inline distT="0" distB="0" distL="0" distR="0" wp14:anchorId="7B439DB1" wp14:editId="2A1F9042">
-            <wp:extent cx="6316980" cy="1237075"/>
-            <wp:effectExtent l="0" t="0" r="7620" b="1270"/>
-            <wp:docPr id="1222620894" name="Picture 1"/>
-            <wp:cNvGraphicFramePr>
-              <a:graphicFrameLocks xmlns:a="http://schemas.openxmlformats.org/drawingml/2006/main" noChangeAspect="1"/>
-            </wp:cNvGraphicFramePr>
-            <a:graphic xmlns:a="http://schemas.openxmlformats.org/drawingml/2006/main">
-              <a:graphicData uri="http://schemas.openxmlformats.org/drawingml/2006/picture">
-                <pic:pic xmlns:pic="http://schemas.openxmlformats.org/drawingml/2006/picture">
-                  <pic:nvPicPr>
-                    <pic:cNvPr id="1222620894" name=""/>
-                    <pic:cNvPicPr/>
-                  </pic:nvPicPr>
-                  <pic:blipFill>
-                    <a:blip r:embed="rId105"/>
-                    <a:stretch>
-                      <a:fillRect/>
-                    </a:stretch>
-                  </pic:blipFill>
-                  <pic:spPr>
-                    <a:xfrm>
-                      <a:off x="0" y="0"/>
-                      <a:ext cx="6338250" cy="1241240"/>
-                    </a:xfrm>
-                    <a:prstGeom prst="rect">
-                      <a:avLst/>
-                    </a:prstGeom>
-                  </pic:spPr>
-                </pic:pic>
-              </a:graphicData>
-            </a:graphic>
-          </wp:inline>
-        </w:drawing>
-      </w:r>
-    </w:p>
-    <w:p>
-      <w:pPr>
-        <w:pStyle w:val="ListParagraph"/>
-        <w:numPr>
-          <w:ilvl w:val="0"/>
-          <w:numId w:val="11"/>
-        </w:numPr>
-      </w:pPr>
-    </w:p>
-    <w:p>
-      <w:pPr>
-        <w:pStyle w:val="ListParagraph"/>
-        <w:ind w:left="2160"/>
-      </w:pPr>
-      <w:r>
-        <w:t xml:space="preserve"> </w:t>
-      </w:r>
-    </w:p>
-    <w:p>
-      <w:pPr>
-        <w:pStyle w:val="ListParagraph"/>
-        <w:ind w:left="2160"/>
-      </w:pPr>
-    </w:p>
-    <w:p>
-      <w:pPr>
-        <w:pStyle w:val="ListParagraph"/>
-        <w:ind w:left="2160"/>
-      </w:pPr>
-    </w:p>
-    <w:p>
-      <w:pPr>
-        <w:pStyle w:val="ListParagraph"/>
-        <w:ind w:left="2160"/>
-      </w:pPr>
-    </w:p>
-    <w:p>
-      <w:pPr>
-        <w:pStyle w:val="ListParagraph"/>
-        <w:ind w:left="2160"/>
-      </w:pPr>
-    </w:p>
-    <w:p>
-      <w:pPr>
-        <w:pStyle w:val="ListParagraph"/>
-        <w:ind w:left="2160"/>
-      </w:pPr>
-    </w:p>
-    <w:p>
-      <w:pPr>
-        <w:pStyle w:val="ListParagraph"/>
-        <w:ind w:left="2160"/>
-      </w:pPr>
-    </w:p>
-    <w:p>
-      <w:pPr>
-        <w:pStyle w:val="ListParagraph"/>
-        <w:ind w:left="2160"/>
-      </w:pPr>
-    </w:p>
-    <w:p>
-      <w:pPr>
-        <w:pStyle w:val="ListParagraph"/>
-        <w:ind w:left="2160"/>
-      </w:pPr>
-    </w:p>
-    <w:p>
-      <w:pPr>
-        <w:pStyle w:val="ListParagraph"/>
-        <w:ind w:left="2160"/>
-      </w:pPr>
-    </w:p>
-    <w:p>
-      <w:pPr>
-        <w:pStyle w:val="ListParagraph"/>
-        <w:ind w:left="2160"/>
-      </w:pPr>
-    </w:p>
-    <w:p>
-      <w:pPr>
-        <w:pStyle w:val="ListParagraph"/>
-        <w:ind w:left="2160"/>
-      </w:pPr>
-    </w:p>
-    <w:p>
-      <w:pPr>
-        <w:pStyle w:val="ListParagraph"/>
-        <w:ind w:left="2160"/>
-      </w:pPr>
-    </w:p>
-    <w:p>
-      <w:pPr>
-        <w:pStyle w:val="ListParagraph"/>
-        <w:ind w:left="2160"/>
-      </w:pPr>
-    </w:p>
-    <w:p>
-      <w:pPr>
-        <w:rPr>
-          <w:b/>
-          <w:bCs/>
-          <w:sz w:val="28"/>
-          <w:szCs w:val="28"/>
-        </w:rPr>
-      </w:pPr>
-      <w:r>
-        <w:rPr>
-          <w:b/>
-          <w:bCs/>
-          <w:sz w:val="28"/>
-          <w:szCs w:val="28"/>
-        </w:rPr>
-        <w:lastRenderedPageBreak/>
-        <w:t>Disposal &amp; Garbage Collection</w:t>
-      </w:r>
-    </w:p>
-    <w:p>
-      <w:pPr>
-        <w:rPr>
-          <w:b/>
-          <w:bCs/>
-          <w:sz w:val="28"/>
-          <w:szCs w:val="28"/>
-        </w:rPr>
-      </w:pPr>
-    </w:p>
-    <w:p>
-      <w:pPr>
-        <w:pStyle w:val="ListParagraph"/>
-        <w:ind w:left="2160"/>
-      </w:pPr>
-    </w:p>
-    <w:p>
-      <w:pPr>
-        <w:pStyle w:val="ListParagraph"/>
-        <w:ind w:left="2160"/>
-      </w:pPr>
-    </w:p>
-    <w:p>
-      <w:pPr>
-        <w:pStyle w:val="ListParagraph"/>
-        <w:ind w:left="2160"/>
-      </w:pPr>
-    </w:p>
-    <w:p>
-      <w:pPr>
-        <w:pStyle w:val="ListParagraph"/>
-        <w:ind w:left="2160"/>
-      </w:pPr>
-    </w:p>
-    <w:p>
-      <w:pPr>
-        <w:pStyle w:val="ListParagraph"/>
-        <w:ind w:left="2160"/>
-      </w:pPr>
-    </w:p>
-    <w:p>
-      <w:pPr>
-        <w:pStyle w:val="ListParagraph"/>
-        <w:ind w:left="2160"/>
-      </w:pPr>
-    </w:p>
-    <w:p>
-      <w:pPr>
-        <w:pStyle w:val="ListParagraph"/>
-        <w:ind w:left="2160"/>
-      </w:pPr>
-    </w:p>
-    <w:p>
-      <w:pPr>
-        <w:pStyle w:val="ListParagraph"/>
-        <w:ind w:left="2160"/>
-      </w:pPr>
-    </w:p>
-    <w:p>
-      <w:r>
-        <w:rPr>
-          <w:b/>
-          <w:bCs/>
-          <w:sz w:val="28"/>
-          <w:szCs w:val="28"/>
-        </w:rPr>
-        <w:t>Concurrency</w:t>
-      </w:r>
-      <w:r>
-        <w:t>:</w:t>
-      </w:r>
-    </w:p>
-    <w:p>
-      <w:pPr>
-        <w:pStyle w:val="ListParagraph"/>
-        <w:ind w:left="2160"/>
-      </w:pPr>
-    </w:p>
-    <w:p>
-      <w:pPr>
-        <w:pStyle w:val="ListParagraph"/>
-        <w:numPr>
-          <w:ilvl w:val="0"/>
-          <w:numId w:val="4"/>
-        </w:numPr>
-      </w:pPr>
-      <w:r>
-        <w:t>A thread is an execution path that can proceed to work independently of others</w:t>
-      </w:r>
-      <w:r>
-        <w:t>.</w:t>
-      </w:r>
-    </w:p>
-    <w:p>
-      <w:pPr>
-        <w:pStyle w:val="ListParagraph"/>
-        <w:numPr>
-          <w:ilvl w:val="0"/>
-          <w:numId w:val="4"/>
-        </w:numPr>
-      </w:pPr>
-      <w:r>
-        <w:t>With single thread, just one thread runs in the process’s isolated environment where as in multithreaded environment multiple threads in the process sharing resources like memory.</w:t>
-      </w:r>
-    </w:p>
-    <w:p>
-      <w:pPr>
-        <w:pStyle w:val="ListParagraph"/>
-      </w:pPr>
-      <w:r>
-        <w:rPr>
-          <w:noProof/>
-        </w:rPr>
-        <w:drawing>
-          <wp:inline distT="0" distB="0" distL="0" distR="0" wp14:anchorId="7EBE744C" wp14:editId="678291C7">
-            <wp:extent cx="5943600" cy="2171065"/>
-            <wp:effectExtent l="0" t="0" r="0" b="635"/>
-            <wp:docPr id="7" name="Picture 7"/>
-            <wp:cNvGraphicFramePr>
-              <a:graphicFrameLocks xmlns:a="http://schemas.openxmlformats.org/drawingml/2006/main" noChangeAspect="1"/>
-            </wp:cNvGraphicFramePr>
-            <a:graphic xmlns:a="http://schemas.openxmlformats.org/drawingml/2006/main">
-              <a:graphicData uri="http://schemas.openxmlformats.org/drawingml/2006/picture">
-                <pic:pic xmlns:pic="http://schemas.openxmlformats.org/drawingml/2006/picture">
-                  <pic:nvPicPr>
-                    <pic:cNvPr id="1" name=""/>
-                    <pic:cNvPicPr/>
-                  </pic:nvPicPr>
-                  <pic:blipFill>
-                    <a:blip r:embed="rId106"/>
-                    <a:stretch>
-                      <a:fillRect/>
-                    </a:stretch>
-                  </pic:blipFill>
-                  <pic:spPr>
-                    <a:xfrm>
-                      <a:off x="0" y="0"/>
-                      <a:ext cx="5943600" cy="2171065"/>
-                    </a:xfrm>
-                    <a:prstGeom prst="rect">
-                      <a:avLst/>
-                    </a:prstGeom>
-                  </pic:spPr>
-                </pic:pic>
-              </a:graphicData>
-            </a:graphic>
-          </wp:inline>
-        </w:drawing>
-      </w:r>
-    </w:p>
-    <w:p>
-      <w:pPr>
-        <w:pStyle w:val="ListParagraph"/>
-        <w:numPr>
-          <w:ilvl w:val="0"/>
-          <w:numId w:val="4"/>
-        </w:numPr>
-      </w:pPr>
-      <w:r>
-        <w:t>Static fields can be shared between all the threads in the application domain.</w:t>
-      </w:r>
-    </w:p>
-    <w:p>
-      <w:pPr>
-        <w:pStyle w:val="ListParagraph"/>
-        <w:numPr>
-          <w:ilvl w:val="0"/>
-          <w:numId w:val="4"/>
-        </w:numPr>
-      </w:pPr>
-      <w:r>
-        <w:t>When threads share data it is possible to have either errors or no thread safety code.</w:t>
-      </w:r>
-    </w:p>
-    <w:p>
-      <w:pPr>
-        <w:pStyle w:val="ListParagraph"/>
-        <w:numPr>
-          <w:ilvl w:val="0"/>
-          <w:numId w:val="4"/>
-        </w:numPr>
-        <w:rPr>
-          <w:b/>
-          <w:bCs/>
-        </w:rPr>
-      </w:pPr>
-      <w:r>
-        <w:rPr>
-          <w:b/>
-          <w:bCs/>
-        </w:rPr>
-        <w:t>Locks</w:t>
-      </w:r>
-      <w:r>
-        <w:rPr>
-          <w:b/>
-          <w:bCs/>
-        </w:rPr>
-        <w:t xml:space="preserve">: </w:t>
-      </w:r>
-      <w:r>
-        <w:t xml:space="preserve">When more than one thread encounters the lock (which is a reference type object) , one thread waits or blocks until the lock becomes available. </w:t>
-      </w:r>
-      <w:r>
-        <w:t>“Done” will be printed only once as first thread enters and makes flag true meaning other thread can’t print “Done”.</w:t>
-      </w:r>
-      <w:r>
-        <w:rPr>
-          <w:noProof/>
-        </w:rPr>
-        <w:drawing>
-          <wp:inline distT="0" distB="0" distL="0" distR="0" wp14:anchorId="120F4ADB" wp14:editId="626F6806">
-            <wp:extent cx="2796540" cy="1933127"/>
-            <wp:effectExtent l="0" t="0" r="3810" b="0"/>
-            <wp:docPr id="8" name="Picture 8"/>
-            <wp:cNvGraphicFramePr>
-              <a:graphicFrameLocks xmlns:a="http://schemas.openxmlformats.org/drawingml/2006/main" noChangeAspect="1"/>
-            </wp:cNvGraphicFramePr>
-            <a:graphic xmlns:a="http://schemas.openxmlformats.org/drawingml/2006/main">
-              <a:graphicData uri="http://schemas.openxmlformats.org/drawingml/2006/picture">
-                <pic:pic xmlns:pic="http://schemas.openxmlformats.org/drawingml/2006/picture">
-                  <pic:nvPicPr>
-                    <pic:cNvPr id="1" name=""/>
-                    <pic:cNvPicPr/>
-                  </pic:nvPicPr>
-                  <pic:blipFill>
-                    <a:blip r:embed="rId107"/>
-                    <a:stretch>
-                      <a:fillRect/>
-                    </a:stretch>
-                  </pic:blipFill>
-                  <pic:spPr>
-                    <a:xfrm>
-                      <a:off x="0" y="0"/>
-                      <a:ext cx="2798596" cy="1934548"/>
-                    </a:xfrm>
-                    <a:prstGeom prst="rect">
-                      <a:avLst/>
-                    </a:prstGeom>
-                  </pic:spPr>
-                </pic:pic>
-              </a:graphicData>
-            </a:graphic>
-          </wp:inline>
-        </w:drawing>
-      </w:r>
-    </w:p>
-    <w:p>
-      <w:pPr>
-        <w:pStyle w:val="ListParagraph"/>
-      </w:pPr>
-      <w:r>
-        <w:rPr>
-          <w:b/>
-          <w:bCs/>
-        </w:rPr>
-        <w:t xml:space="preserve">Example: </w:t>
-      </w:r>
-      <w:r>
-        <w:t xml:space="preserve">A shared in-memory cache for frequently accessing database objects in an application is best &amp; safe place for using locks without any deadlock happening. </w:t>
-      </w:r>
-    </w:p>
-    <w:p>
-      <w:pPr>
-        <w:pStyle w:val="ListParagraph"/>
-      </w:pPr>
-    </w:p>
-    <w:p>
-      <w:pPr>
-        <w:pStyle w:val="ListParagraph"/>
-        <w:numPr>
-          <w:ilvl w:val="0"/>
-          <w:numId w:val="4"/>
-        </w:numPr>
-      </w:pPr>
-      <w:r>
-        <w:lastRenderedPageBreak/>
-        <w:t xml:space="preserve">Passing data to thread: </w:t>
-      </w:r>
-      <w:r>
-        <w:rPr>
-          <w:noProof/>
-        </w:rPr>
-        <w:drawing>
-          <wp:inline distT="0" distB="0" distL="0" distR="0" wp14:anchorId="15964D48" wp14:editId="298C8CAE">
-            <wp:extent cx="4364179" cy="1318260"/>
-            <wp:effectExtent l="0" t="0" r="0" b="0"/>
-            <wp:docPr id="9" name="Picture 9"/>
-            <wp:cNvGraphicFramePr>
-              <a:graphicFrameLocks xmlns:a="http://schemas.openxmlformats.org/drawingml/2006/main" noChangeAspect="1"/>
-            </wp:cNvGraphicFramePr>
-            <a:graphic xmlns:a="http://schemas.openxmlformats.org/drawingml/2006/main">
-              <a:graphicData uri="http://schemas.openxmlformats.org/drawingml/2006/picture">
-                <pic:pic xmlns:pic="http://schemas.openxmlformats.org/drawingml/2006/picture">
-                  <pic:nvPicPr>
-                    <pic:cNvPr id="1" name=""/>
-                    <pic:cNvPicPr/>
-                  </pic:nvPicPr>
-                  <pic:blipFill>
-                    <a:blip r:embed="rId108"/>
-                    <a:stretch>
-                      <a:fillRect/>
-                    </a:stretch>
-                  </pic:blipFill>
-                  <pic:spPr>
-                    <a:xfrm>
-                      <a:off x="0" y="0"/>
-                      <a:ext cx="4386233" cy="1324922"/>
-                    </a:xfrm>
-                    <a:prstGeom prst="rect">
-                      <a:avLst/>
-                    </a:prstGeom>
-                  </pic:spPr>
-                </pic:pic>
-              </a:graphicData>
-            </a:graphic>
-          </wp:inline>
-        </w:drawing>
-      </w:r>
-    </w:p>
-    <w:p>
-      <w:pPr>
-        <w:pStyle w:val="ListParagraph"/>
-        <w:numPr>
-          <w:ilvl w:val="0"/>
-          <w:numId w:val="4"/>
-        </w:numPr>
-      </w:pPr>
-      <w:r>
-        <w:rPr>
-          <w:b/>
-          <w:bCs/>
-        </w:rPr>
-        <w:t>BackGround threads</w:t>
-      </w:r>
-      <w:r>
-        <w:t xml:space="preserve">: </w:t>
-      </w:r>
-    </w:p>
-    <w:p>
-      <w:pPr>
-        <w:pStyle w:val="ListParagraph"/>
-        <w:numPr>
-          <w:ilvl w:val="1"/>
-          <w:numId w:val="4"/>
-        </w:numPr>
-      </w:pPr>
-      <w:r>
-        <w:t xml:space="preserve">By default threads are foreground threads. </w:t>
-      </w:r>
-    </w:p>
-    <w:p>
-      <w:pPr>
-        <w:pStyle w:val="ListParagraph"/>
-        <w:numPr>
-          <w:ilvl w:val="1"/>
-          <w:numId w:val="4"/>
-        </w:numPr>
-      </w:pPr>
-      <w:r>
-        <w:t xml:space="preserve">Foreground threads keep the application alive as long as anyone of them is running where as background threads do not. </w:t>
-      </w:r>
-    </w:p>
-    <w:p>
-      <w:pPr>
-        <w:pStyle w:val="ListParagraph"/>
-        <w:numPr>
-          <w:ilvl w:val="1"/>
-          <w:numId w:val="4"/>
-        </w:numPr>
-      </w:pPr>
-      <w:r>
-        <w:t xml:space="preserve">After all foreground threads completes, the application ends and any background threads will abruptly terminate. </w:t>
-      </w:r>
-    </w:p>
-    <w:p>
-      <w:pPr>
-        <w:pStyle w:val="ListParagraph"/>
-        <w:numPr>
-          <w:ilvl w:val="0"/>
-          <w:numId w:val="4"/>
-        </w:numPr>
-      </w:pPr>
-      <w:r>
-        <w:rPr>
-          <w:b/>
-          <w:bCs/>
-        </w:rPr>
-        <w:t>Joins</w:t>
-      </w:r>
-      <w:r>
-        <w:t xml:space="preserve"> : </w:t>
-      </w:r>
-    </w:p>
-    <w:p>
-      <w:pPr>
-        <w:pStyle w:val="ListParagraph"/>
-        <w:numPr>
-          <w:ilvl w:val="0"/>
-          <w:numId w:val="5"/>
-        </w:numPr>
-      </w:pPr>
-      <w:r>
-        <w:t xml:space="preserve">A thread can wait for another thread to end by calling it’s join method. </w:t>
-      </w:r>
-    </w:p>
-    <w:p>
-      <w:pPr>
-        <w:pStyle w:val="ListParagraph"/>
-        <w:numPr>
-          <w:ilvl w:val="0"/>
-          <w:numId w:val="5"/>
-        </w:numPr>
-      </w:pPr>
-      <w:r>
-        <w:t xml:space="preserve">Join is a synchronization method that blocks the calling thread (i.e.. the thread that calls the ‘join’ method for another thread) until the thread whose join method is called has been completed. </w:t>
-      </w:r>
-    </w:p>
-    <w:p>
-      <w:pPr>
-        <w:ind w:left="1800"/>
-      </w:pPr>
-      <w:r>
-        <w:t xml:space="preserve">Example: </w:t>
-      </w:r>
-    </w:p>
-    <w:p>
-      <w:pPr>
-        <w:ind w:left="1800"/>
-      </w:pPr>
-      <w:r>
-        <w:rPr>
-          <w:noProof/>
-        </w:rPr>
-        <w:drawing>
-          <wp:inline distT="0" distB="0" distL="0" distR="0" wp14:anchorId="234FCB43" wp14:editId="5DEF6A3E">
-            <wp:extent cx="1866900" cy="681038"/>
-            <wp:effectExtent l="0" t="0" r="0" b="5080"/>
-            <wp:docPr id="11" name="Picture 11"/>
             <wp:cNvGraphicFramePr>
               <a:graphicFrameLocks xmlns:a="http://schemas.openxmlformats.org/drawingml/2006/main" noChangeAspect="1"/>
             </wp:cNvGraphicFramePr>
@@ -12426,7 +13725,7 @@
                   <pic:spPr>
                     <a:xfrm>
                       <a:off x="0" y="0"/>
-                      <a:ext cx="1879252" cy="685544"/>
+                      <a:ext cx="2333625" cy="1190625"/>
                     </a:xfrm>
                     <a:prstGeom prst="rect">
                       <a:avLst/>
@@ -12441,17 +13740,85 @@
     </w:p>
     <w:p>
       <w:pPr>
-        <w:ind w:left="1800"/>
-      </w:pPr>
+        <w:pStyle w:val="ListParagraph"/>
+        <w:ind w:left="2160"/>
+      </w:pPr>
+    </w:p>
+    <w:p>
+      <w:pPr>
+        <w:pStyle w:val="ListParagraph"/>
+        <w:numPr>
+          <w:ilvl w:val="0"/>
+          <w:numId w:val="9"/>
+        </w:numPr>
+      </w:pPr>
+      <w:r>
+        <w:t xml:space="preserve">MoveNext() </w:t>
+      </w:r>
+      <w:r>
+        <w:sym w:font="Wingdings" w:char="F0E0"/>
+      </w:r>
+      <w:r>
+        <w:t xml:space="preserve"> moves the cursor to the next element in the collection , it returns false if the collection is empty.</w:t>
+      </w:r>
+    </w:p>
+    <w:p>
+      <w:pPr>
+        <w:pStyle w:val="ListParagraph"/>
+        <w:numPr>
+          <w:ilvl w:val="0"/>
+          <w:numId w:val="9"/>
+        </w:numPr>
+      </w:pPr>
+      <w:r>
+        <w:t xml:space="preserve">Current </w:t>
+      </w:r>
+      <w:r>
+        <w:sym w:font="Wingdings" w:char="F0E0"/>
+      </w:r>
+      <w:r>
+        <w:t xml:space="preserve"> it returns the element at current position (usually cast from object to more specific type)</w:t>
+      </w:r>
+    </w:p>
+    <w:p>
+      <w:pPr>
+        <w:pStyle w:val="ListParagraph"/>
+        <w:numPr>
+          <w:ilvl w:val="0"/>
+          <w:numId w:val="9"/>
+        </w:numPr>
+      </w:pPr>
+      <w:r>
+        <w:t xml:space="preserve">Reset() </w:t>
+      </w:r>
+      <w:r>
+        <w:sym w:font="Wingdings" w:char="F0E0"/>
+      </w:r>
+      <w:r>
+        <w:t xml:space="preserve"> It moves the cursor to the initial position (start position) allowing the collection to be enumerated again.</w:t>
+      </w:r>
+    </w:p>
+    <w:p>
+      <w:pPr>
+        <w:pStyle w:val="ListParagraph"/>
+        <w:ind w:left="2160"/>
+      </w:pPr>
+    </w:p>
+    <w:p>
+      <w:r>
+        <w:t>IEnumberable&lt;T&gt; derives from IDisposable which means that enumerators hold references to resources such as database connections and ensure that resources are released when enumeration is complete.</w:t>
+      </w:r>
+    </w:p>
+    <w:p>
       <w:r>
         <w:rPr>
           <w:noProof/>
         </w:rPr>
         <w:drawing>
-          <wp:inline distT="0" distB="0" distL="0" distR="0" wp14:anchorId="643519F5" wp14:editId="48DA104D">
-            <wp:extent cx="2308860" cy="1655485"/>
-            <wp:effectExtent l="0" t="0" r="0" b="1905"/>
-            <wp:docPr id="12" name="Picture 12"/>
+          <wp:inline distT="0" distB="0" distL="0" distR="0" wp14:anchorId="2BF3E0D3" wp14:editId="4604B68C">
+            <wp:extent cx="4781550" cy="1847850"/>
+            <wp:effectExtent l="0" t="0" r="0" b="0"/>
+            <wp:docPr id="14" name="Picture 14"/>
             <wp:cNvGraphicFramePr>
               <a:graphicFrameLocks xmlns:a="http://schemas.openxmlformats.org/drawingml/2006/main" noChangeAspect="1"/>
             </wp:cNvGraphicFramePr>
@@ -12471,6 +13838,1105 @@
                   <pic:spPr>
                     <a:xfrm>
                       <a:off x="0" y="0"/>
+                      <a:ext cx="4781550" cy="1847850"/>
+                    </a:xfrm>
+                    <a:prstGeom prst="rect">
+                      <a:avLst/>
+                    </a:prstGeom>
+                  </pic:spPr>
+                </pic:pic>
+              </a:graphicData>
+            </a:graphic>
+          </wp:inline>
+        </w:drawing>
+      </w:r>
+    </w:p>
+    <w:p>
+      <w:r>
+        <w:t xml:space="preserve">Yield return </w:t>
+      </w:r>
+      <w:r>
+        <w:sym w:font="Wingdings" w:char="F0E0"/>
+      </w:r>
+      <w:r>
+        <w:t xml:space="preserve"> </w:t>
+      </w:r>
+    </w:p>
+    <w:p>
+      <w:pPr>
+        <w:pStyle w:val="ListParagraph"/>
+        <w:numPr>
+          <w:ilvl w:val="0"/>
+          <w:numId w:val="4"/>
+        </w:numPr>
+      </w:pPr>
+      <w:r>
+        <w:t xml:space="preserve">returns each element of a collection one at a time. </w:t>
+      </w:r>
+    </w:p>
+    <w:p>
+      <w:pPr>
+        <w:pStyle w:val="ListParagraph"/>
+        <w:numPr>
+          <w:ilvl w:val="0"/>
+          <w:numId w:val="4"/>
+        </w:numPr>
+      </w:pPr>
+      <w:r>
+        <w:t>When a method that contains ‘yield return’ is called it returns an iterator object without actually executing the body of the method.</w:t>
+      </w:r>
+    </w:p>
+    <w:p>
+      <w:pPr>
+        <w:pStyle w:val="ListParagraph"/>
+        <w:numPr>
+          <w:ilvl w:val="0"/>
+          <w:numId w:val="4"/>
+        </w:numPr>
+      </w:pPr>
+      <w:r>
+        <w:t>The execution of the method is paused when it encounters yield return statement and resumed the next time the iterator is called.</w:t>
+      </w:r>
+    </w:p>
+    <w:p>
+      <w:pPr>
+        <w:pStyle w:val="ListParagraph"/>
+      </w:pPr>
+    </w:p>
+    <w:p>
+      <w:pPr>
+        <w:pStyle w:val="ListParagraph"/>
+      </w:pPr>
+      <w:r>
+        <w:rPr>
+          <w:noProof/>
+        </w:rPr>
+        <w:drawing>
+          <wp:inline distT="0" distB="0" distL="0" distR="0" wp14:anchorId="0C4F3126" wp14:editId="551D3055">
+            <wp:extent cx="3705225" cy="1095375"/>
+            <wp:effectExtent l="0" t="0" r="9525" b="9525"/>
+            <wp:docPr id="1291372127" name="Picture 1"/>
+            <wp:cNvGraphicFramePr>
+              <a:graphicFrameLocks xmlns:a="http://schemas.openxmlformats.org/drawingml/2006/main" noChangeAspect="1"/>
+            </wp:cNvGraphicFramePr>
+            <a:graphic xmlns:a="http://schemas.openxmlformats.org/drawingml/2006/main">
+              <a:graphicData uri="http://schemas.openxmlformats.org/drawingml/2006/picture">
+                <pic:pic xmlns:pic="http://schemas.openxmlformats.org/drawingml/2006/picture">
+                  <pic:nvPicPr>
+                    <pic:cNvPr id="1291372127" name=""/>
+                    <pic:cNvPicPr/>
+                  </pic:nvPicPr>
+                  <pic:blipFill>
+                    <a:blip r:embed="rId111"/>
+                    <a:stretch>
+                      <a:fillRect/>
+                    </a:stretch>
+                  </pic:blipFill>
+                  <pic:spPr>
+                    <a:xfrm>
+                      <a:off x="0" y="0"/>
+                      <a:ext cx="3705225" cy="1095375"/>
+                    </a:xfrm>
+                    <a:prstGeom prst="rect">
+                      <a:avLst/>
+                    </a:prstGeom>
+                  </pic:spPr>
+                </pic:pic>
+              </a:graphicData>
+            </a:graphic>
+          </wp:inline>
+        </w:drawing>
+      </w:r>
+    </w:p>
+    <w:p>
+      <w:pPr>
+        <w:pStyle w:val="ListParagraph"/>
+      </w:pPr>
+      <w:r>
+        <w:t>The method GetNumbers() returns 1,2 and 3 one at a time.</w:t>
+      </w:r>
+    </w:p>
+    <w:p>
+      <w:pPr>
+        <w:pStyle w:val="ListParagraph"/>
+      </w:pPr>
+      <w:r>
+        <w:lastRenderedPageBreak/>
+        <w:t>When GetNumbers() method is called in foreach loop, it returns an IEnumerable&lt;int&gt;.</w:t>
+      </w:r>
+    </w:p>
+    <w:p>
+      <w:pPr>
+        <w:pStyle w:val="ListParagraph"/>
+      </w:pPr>
+      <w:r>
+        <w:t xml:space="preserve">The foreach loop calls the iterator, which runs up to first ‘yield return 1’ and yields 1 to the loop. </w:t>
+      </w:r>
+    </w:p>
+    <w:p>
+      <w:pPr>
+        <w:rPr>
+          <w:b/>
+          <w:bCs/>
+          <w:i/>
+          <w:iCs/>
+        </w:rPr>
+      </w:pPr>
+      <w:r>
+        <w:rPr>
+          <w:b/>
+          <w:bCs/>
+          <w:i/>
+          <w:iCs/>
+        </w:rPr>
+        <w:t>ICollection</w:t>
+      </w:r>
+      <w:r>
+        <w:rPr>
+          <w:b/>
+          <w:bCs/>
+          <w:i/>
+          <w:iCs/>
+        </w:rPr>
+        <w:t>s</w:t>
+      </w:r>
+      <w:r>
+        <w:rPr>
+          <w:b/>
+          <w:bCs/>
+          <w:i/>
+          <w:iCs/>
+        </w:rPr>
+        <w:t xml:space="preserve"> and IList</w:t>
+      </w:r>
+      <w:r>
+        <w:rPr>
+          <w:b/>
+          <w:bCs/>
+          <w:i/>
+          <w:iCs/>
+        </w:rPr>
+        <w:t>:</w:t>
+      </w:r>
+    </w:p>
+    <w:p>
+      <w:pPr>
+        <w:pStyle w:val="ListParagraph"/>
+        <w:numPr>
+          <w:ilvl w:val="0"/>
+          <w:numId w:val="10"/>
+        </w:numPr>
+      </w:pPr>
+      <w:r>
+        <w:t>IEnumerable only provides forward only iteration but doesn’t provide getting size of collection, search or modify the collection , access a member by index. These will be provided by ICollection, IList or IDictionary.</w:t>
+      </w:r>
+    </w:p>
+    <w:p>
+      <w:pPr>
+        <w:pStyle w:val="ListParagraph"/>
+        <w:numPr>
+          <w:ilvl w:val="0"/>
+          <w:numId w:val="10"/>
+        </w:numPr>
+      </w:pPr>
+      <w:r>
+        <w:rPr>
+          <w:noProof/>
+        </w:rPr>
+        <w:drawing>
+          <wp:inline distT="0" distB="0" distL="0" distR="0" wp14:anchorId="69710075" wp14:editId="4828B27B">
+            <wp:extent cx="6217920" cy="1249447"/>
+            <wp:effectExtent l="0" t="0" r="0" b="8255"/>
+            <wp:docPr id="1915402074" name="Picture 1"/>
+            <wp:cNvGraphicFramePr>
+              <a:graphicFrameLocks xmlns:a="http://schemas.openxmlformats.org/drawingml/2006/main" noChangeAspect="1"/>
+            </wp:cNvGraphicFramePr>
+            <a:graphic xmlns:a="http://schemas.openxmlformats.org/drawingml/2006/main">
+              <a:graphicData uri="http://schemas.openxmlformats.org/drawingml/2006/picture">
+                <pic:pic xmlns:pic="http://schemas.openxmlformats.org/drawingml/2006/picture">
+                  <pic:nvPicPr>
+                    <pic:cNvPr id="1915402074" name=""/>
+                    <pic:cNvPicPr/>
+                  </pic:nvPicPr>
+                  <pic:blipFill>
+                    <a:blip r:embed="rId112"/>
+                    <a:stretch>
+                      <a:fillRect/>
+                    </a:stretch>
+                  </pic:blipFill>
+                  <pic:spPr>
+                    <a:xfrm>
+                      <a:off x="0" y="0"/>
+                      <a:ext cx="6280844" cy="1262091"/>
+                    </a:xfrm>
+                    <a:prstGeom prst="rect">
+                      <a:avLst/>
+                    </a:prstGeom>
+                  </pic:spPr>
+                </pic:pic>
+              </a:graphicData>
+            </a:graphic>
+          </wp:inline>
+        </w:drawing>
+      </w:r>
+      <w:r>
+        <w:rPr>
+          <w:noProof/>
+        </w:rPr>
+        <w:t xml:space="preserve"> </w:t>
+      </w:r>
+      <w:r>
+        <w:rPr>
+          <w:noProof/>
+        </w:rPr>
+        <w:drawing>
+          <wp:inline distT="0" distB="0" distL="0" distR="0" wp14:anchorId="6085EE83" wp14:editId="0D1BF1E2">
+            <wp:extent cx="5438775" cy="1390650"/>
+            <wp:effectExtent l="0" t="0" r="9525" b="0"/>
+            <wp:docPr id="148869940" name="Picture 1" descr="A screenshot of a computer code&#10;&#10;Description automatically generated"/>
+            <wp:cNvGraphicFramePr>
+              <a:graphicFrameLocks xmlns:a="http://schemas.openxmlformats.org/drawingml/2006/main" noChangeAspect="1"/>
+            </wp:cNvGraphicFramePr>
+            <a:graphic xmlns:a="http://schemas.openxmlformats.org/drawingml/2006/main">
+              <a:graphicData uri="http://schemas.openxmlformats.org/drawingml/2006/picture">
+                <pic:pic xmlns:pic="http://schemas.openxmlformats.org/drawingml/2006/picture">
+                  <pic:nvPicPr>
+                    <pic:cNvPr id="148869940" name="Picture 1" descr="A screenshot of a computer code&#10;&#10;Description automatically generated"/>
+                    <pic:cNvPicPr/>
+                  </pic:nvPicPr>
+                  <pic:blipFill>
+                    <a:blip r:embed="rId113"/>
+                    <a:stretch>
+                      <a:fillRect/>
+                    </a:stretch>
+                  </pic:blipFill>
+                  <pic:spPr>
+                    <a:xfrm>
+                      <a:off x="0" y="0"/>
+                      <a:ext cx="5438775" cy="1390650"/>
+                    </a:xfrm>
+                    <a:prstGeom prst="rect">
+                      <a:avLst/>
+                    </a:prstGeom>
+                  </pic:spPr>
+                </pic:pic>
+              </a:graphicData>
+            </a:graphic>
+          </wp:inline>
+        </w:drawing>
+      </w:r>
+    </w:p>
+    <w:p>
+      <w:r>
+        <w:rPr>
+          <w:noProof/>
+        </w:rPr>
+        <w:drawing>
+          <wp:inline distT="0" distB="0" distL="0" distR="0" wp14:anchorId="735D55DC" wp14:editId="5EB3C245">
+            <wp:extent cx="5924550" cy="1828800"/>
+            <wp:effectExtent l="0" t="0" r="0" b="0"/>
+            <wp:docPr id="720754112" name="Picture 1" descr="A screen shot of a computer code&#10;&#10;Description automatically generated"/>
+            <wp:cNvGraphicFramePr>
+              <a:graphicFrameLocks xmlns:a="http://schemas.openxmlformats.org/drawingml/2006/main" noChangeAspect="1"/>
+            </wp:cNvGraphicFramePr>
+            <a:graphic xmlns:a="http://schemas.openxmlformats.org/drawingml/2006/main">
+              <a:graphicData uri="http://schemas.openxmlformats.org/drawingml/2006/picture">
+                <pic:pic xmlns:pic="http://schemas.openxmlformats.org/drawingml/2006/picture">
+                  <pic:nvPicPr>
+                    <pic:cNvPr id="720754112" name="Picture 1" descr="A screen shot of a computer code&#10;&#10;Description automatically generated"/>
+                    <pic:cNvPicPr/>
+                  </pic:nvPicPr>
+                  <pic:blipFill>
+                    <a:blip r:embed="rId114"/>
+                    <a:stretch>
+                      <a:fillRect/>
+                    </a:stretch>
+                  </pic:blipFill>
+                  <pic:spPr>
+                    <a:xfrm>
+                      <a:off x="0" y="0"/>
+                      <a:ext cx="5924550" cy="1828800"/>
+                    </a:xfrm>
+                    <a:prstGeom prst="rect">
+                      <a:avLst/>
+                    </a:prstGeom>
+                  </pic:spPr>
+                </pic:pic>
+              </a:graphicData>
+            </a:graphic>
+          </wp:inline>
+        </w:drawing>
+      </w:r>
+    </w:p>
+    <w:p>
+      <w:r>
+        <w:rPr>
+          <w:noProof/>
+        </w:rPr>
+        <w:drawing>
+          <wp:inline distT="0" distB="0" distL="0" distR="0" wp14:anchorId="3D36DD03" wp14:editId="21632149">
+            <wp:extent cx="6858000" cy="2364740"/>
+            <wp:effectExtent l="0" t="0" r="0" b="0"/>
+            <wp:docPr id="452434895" name="Picture 1"/>
+            <wp:cNvGraphicFramePr>
+              <a:graphicFrameLocks xmlns:a="http://schemas.openxmlformats.org/drawingml/2006/main" noChangeAspect="1"/>
+            </wp:cNvGraphicFramePr>
+            <a:graphic xmlns:a="http://schemas.openxmlformats.org/drawingml/2006/main">
+              <a:graphicData uri="http://schemas.openxmlformats.org/drawingml/2006/picture">
+                <pic:pic xmlns:pic="http://schemas.openxmlformats.org/drawingml/2006/picture">
+                  <pic:nvPicPr>
+                    <pic:cNvPr id="452434895" name=""/>
+                    <pic:cNvPicPr/>
+                  </pic:nvPicPr>
+                  <pic:blipFill>
+                    <a:blip r:embed="rId115"/>
+                    <a:stretch>
+                      <a:fillRect/>
+                    </a:stretch>
+                  </pic:blipFill>
+                  <pic:spPr>
+                    <a:xfrm>
+                      <a:off x="0" y="0"/>
+                      <a:ext cx="6858000" cy="2364740"/>
+                    </a:xfrm>
+                    <a:prstGeom prst="rect">
+                      <a:avLst/>
+                    </a:prstGeom>
+                  </pic:spPr>
+                </pic:pic>
+              </a:graphicData>
+            </a:graphic>
+          </wp:inline>
+        </w:drawing>
+      </w:r>
+    </w:p>
+    <w:p/>
+    <w:p>
+      <w:r>
+        <w:rPr>
+          <w:b/>
+          <w:bCs/>
+          <w:sz w:val="28"/>
+          <w:szCs w:val="28"/>
+        </w:rPr>
+        <w:t>Arrays</w:t>
+      </w:r>
+      <w:r>
+        <w:t>:</w:t>
+      </w:r>
+    </w:p>
+    <w:p>
+      <w:pPr>
+        <w:pStyle w:val="ListParagraph"/>
+        <w:numPr>
+          <w:ilvl w:val="0"/>
+          <w:numId w:val="11"/>
+        </w:numPr>
+      </w:pPr>
+      <w:r>
+        <w:t>It’s a fixed length collection i.e.. once created the size of the array cannot be changed.</w:t>
+      </w:r>
+    </w:p>
+    <w:p>
+      <w:pPr>
+        <w:pStyle w:val="ListParagraph"/>
+        <w:numPr>
+          <w:ilvl w:val="0"/>
+          <w:numId w:val="11"/>
+        </w:numPr>
+      </w:pPr>
+      <w:r>
+        <w:t>Arrays are generally more performant than lists because they provide direct access to elements via index.</w:t>
+      </w:r>
+    </w:p>
+    <w:p>
+      <w:pPr>
+        <w:pStyle w:val="ListParagraph"/>
+        <w:numPr>
+          <w:ilvl w:val="0"/>
+          <w:numId w:val="11"/>
+        </w:numPr>
+      </w:pPr>
+      <w:r>
+        <w:t>Arrays are memory-efficient since the memory for elements is allocated contiguously. This can lead to better performance.</w:t>
+      </w:r>
+    </w:p>
+    <w:p>
+      <w:pPr>
+        <w:pStyle w:val="ListParagraph"/>
+        <w:numPr>
+          <w:ilvl w:val="0"/>
+          <w:numId w:val="11"/>
+        </w:numPr>
+      </w:pPr>
+      <w:r>
+        <w:t>Arrays are strongly typed i.e.. the type of elements they store is defined at compile time.</w:t>
+      </w:r>
+    </w:p>
+    <w:p>
+      <w:pPr>
+        <w:pStyle w:val="ListParagraph"/>
+      </w:pPr>
+      <w:r>
+        <w:rPr>
+          <w:noProof/>
+        </w:rPr>
+        <w:lastRenderedPageBreak/>
+        <w:drawing>
+          <wp:inline distT="0" distB="0" distL="0" distR="0" wp14:anchorId="7B439DB1" wp14:editId="2A1F9042">
+            <wp:extent cx="6316980" cy="1237075"/>
+            <wp:effectExtent l="0" t="0" r="7620" b="1270"/>
+            <wp:docPr id="1222620894" name="Picture 1"/>
+            <wp:cNvGraphicFramePr>
+              <a:graphicFrameLocks xmlns:a="http://schemas.openxmlformats.org/drawingml/2006/main" noChangeAspect="1"/>
+            </wp:cNvGraphicFramePr>
+            <a:graphic xmlns:a="http://schemas.openxmlformats.org/drawingml/2006/main">
+              <a:graphicData uri="http://schemas.openxmlformats.org/drawingml/2006/picture">
+                <pic:pic xmlns:pic="http://schemas.openxmlformats.org/drawingml/2006/picture">
+                  <pic:nvPicPr>
+                    <pic:cNvPr id="1222620894" name=""/>
+                    <pic:cNvPicPr/>
+                  </pic:nvPicPr>
+                  <pic:blipFill>
+                    <a:blip r:embed="rId116"/>
+                    <a:stretch>
+                      <a:fillRect/>
+                    </a:stretch>
+                  </pic:blipFill>
+                  <pic:spPr>
+                    <a:xfrm>
+                      <a:off x="0" y="0"/>
+                      <a:ext cx="6338250" cy="1241240"/>
+                    </a:xfrm>
+                    <a:prstGeom prst="rect">
+                      <a:avLst/>
+                    </a:prstGeom>
+                  </pic:spPr>
+                </pic:pic>
+              </a:graphicData>
+            </a:graphic>
+          </wp:inline>
+        </w:drawing>
+      </w:r>
+    </w:p>
+    <w:p>
+      <w:pPr>
+        <w:pStyle w:val="ListParagraph"/>
+        <w:numPr>
+          <w:ilvl w:val="0"/>
+          <w:numId w:val="11"/>
+        </w:numPr>
+      </w:pPr>
+    </w:p>
+    <w:p>
+      <w:pPr>
+        <w:pStyle w:val="ListParagraph"/>
+        <w:ind w:left="2160"/>
+      </w:pPr>
+      <w:r>
+        <w:t xml:space="preserve"> </w:t>
+      </w:r>
+    </w:p>
+    <w:p>
+      <w:pPr>
+        <w:pStyle w:val="ListParagraph"/>
+        <w:ind w:left="2160"/>
+      </w:pPr>
+    </w:p>
+    <w:p>
+      <w:pPr>
+        <w:pStyle w:val="ListParagraph"/>
+        <w:ind w:left="2160"/>
+      </w:pPr>
+    </w:p>
+    <w:p>
+      <w:pPr>
+        <w:pStyle w:val="ListParagraph"/>
+        <w:ind w:left="2160"/>
+      </w:pPr>
+    </w:p>
+    <w:p>
+      <w:pPr>
+        <w:pStyle w:val="ListParagraph"/>
+        <w:ind w:left="2160"/>
+      </w:pPr>
+    </w:p>
+    <w:p>
+      <w:pPr>
+        <w:pStyle w:val="ListParagraph"/>
+        <w:ind w:left="2160"/>
+      </w:pPr>
+    </w:p>
+    <w:p>
+      <w:pPr>
+        <w:pStyle w:val="ListParagraph"/>
+        <w:ind w:left="2160"/>
+      </w:pPr>
+    </w:p>
+    <w:p>
+      <w:pPr>
+        <w:pStyle w:val="ListParagraph"/>
+        <w:ind w:left="2160"/>
+      </w:pPr>
+    </w:p>
+    <w:p>
+      <w:pPr>
+        <w:pStyle w:val="ListParagraph"/>
+        <w:ind w:left="2160"/>
+      </w:pPr>
+    </w:p>
+    <w:p>
+      <w:pPr>
+        <w:pStyle w:val="ListParagraph"/>
+        <w:ind w:left="2160"/>
+      </w:pPr>
+    </w:p>
+    <w:p>
+      <w:pPr>
+        <w:pStyle w:val="ListParagraph"/>
+        <w:ind w:left="2160"/>
+      </w:pPr>
+    </w:p>
+    <w:p>
+      <w:pPr>
+        <w:pStyle w:val="ListParagraph"/>
+        <w:ind w:left="2160"/>
+      </w:pPr>
+    </w:p>
+    <w:p>
+      <w:pPr>
+        <w:pStyle w:val="ListParagraph"/>
+        <w:ind w:left="2160"/>
+      </w:pPr>
+    </w:p>
+    <w:p>
+      <w:pPr>
+        <w:pStyle w:val="ListParagraph"/>
+        <w:ind w:left="2160"/>
+      </w:pPr>
+    </w:p>
+    <w:p>
+      <w:pPr>
+        <w:rPr>
+          <w:b/>
+          <w:bCs/>
+          <w:sz w:val="28"/>
+          <w:szCs w:val="28"/>
+        </w:rPr>
+      </w:pPr>
+      <w:r>
+        <w:rPr>
+          <w:b/>
+          <w:bCs/>
+          <w:sz w:val="28"/>
+          <w:szCs w:val="28"/>
+        </w:rPr>
+        <w:t>Disposal &amp; Garbage Collection</w:t>
+      </w:r>
+    </w:p>
+    <w:p>
+      <w:pPr>
+        <w:rPr>
+          <w:b/>
+          <w:bCs/>
+          <w:sz w:val="28"/>
+          <w:szCs w:val="28"/>
+        </w:rPr>
+      </w:pPr>
+    </w:p>
+    <w:p>
+      <w:pPr>
+        <w:pStyle w:val="ListParagraph"/>
+        <w:ind w:left="2160"/>
+      </w:pPr>
+    </w:p>
+    <w:p>
+      <w:pPr>
+        <w:pStyle w:val="ListParagraph"/>
+        <w:ind w:left="2160"/>
+      </w:pPr>
+    </w:p>
+    <w:p>
+      <w:pPr>
+        <w:pStyle w:val="ListParagraph"/>
+        <w:ind w:left="2160"/>
+      </w:pPr>
+    </w:p>
+    <w:p>
+      <w:pPr>
+        <w:pStyle w:val="ListParagraph"/>
+        <w:ind w:left="2160"/>
+      </w:pPr>
+    </w:p>
+    <w:p>
+      <w:pPr>
+        <w:pStyle w:val="ListParagraph"/>
+        <w:ind w:left="2160"/>
+      </w:pPr>
+    </w:p>
+    <w:p>
+      <w:pPr>
+        <w:pStyle w:val="ListParagraph"/>
+        <w:ind w:left="2160"/>
+      </w:pPr>
+    </w:p>
+    <w:p>
+      <w:pPr>
+        <w:pStyle w:val="ListParagraph"/>
+        <w:ind w:left="2160"/>
+      </w:pPr>
+    </w:p>
+    <w:p>
+      <w:pPr>
+        <w:pStyle w:val="ListParagraph"/>
+        <w:ind w:left="2160"/>
+      </w:pPr>
+    </w:p>
+    <w:p>
+      <w:r>
+        <w:rPr>
+          <w:b/>
+          <w:bCs/>
+          <w:sz w:val="28"/>
+          <w:szCs w:val="28"/>
+        </w:rPr>
+        <w:t>Concurrency</w:t>
+      </w:r>
+      <w:r>
+        <w:t>:</w:t>
+      </w:r>
+    </w:p>
+    <w:p>
+      <w:pPr>
+        <w:pStyle w:val="ListParagraph"/>
+        <w:ind w:left="2160"/>
+      </w:pPr>
+    </w:p>
+    <w:p>
+      <w:pPr>
+        <w:pStyle w:val="ListParagraph"/>
+        <w:numPr>
+          <w:ilvl w:val="0"/>
+          <w:numId w:val="4"/>
+        </w:numPr>
+      </w:pPr>
+      <w:r>
+        <w:t>A thread is an execution path that can proceed to work independently of others</w:t>
+      </w:r>
+      <w:r>
+        <w:t>.</w:t>
+      </w:r>
+    </w:p>
+    <w:p>
+      <w:pPr>
+        <w:pStyle w:val="ListParagraph"/>
+        <w:numPr>
+          <w:ilvl w:val="0"/>
+          <w:numId w:val="4"/>
+        </w:numPr>
+      </w:pPr>
+      <w:r>
+        <w:t>With single thread, just one thread runs in the process’s isolated environment where as in multithreaded environment multiple threads in the process sharing resources like memory.</w:t>
+      </w:r>
+    </w:p>
+    <w:p>
+      <w:pPr>
+        <w:pStyle w:val="ListParagraph"/>
+      </w:pPr>
+      <w:r>
+        <w:rPr>
+          <w:noProof/>
+        </w:rPr>
+        <w:drawing>
+          <wp:inline distT="0" distB="0" distL="0" distR="0" wp14:anchorId="7EBE744C" wp14:editId="678291C7">
+            <wp:extent cx="5943600" cy="2171065"/>
+            <wp:effectExtent l="0" t="0" r="0" b="635"/>
+            <wp:docPr id="7" name="Picture 7"/>
+            <wp:cNvGraphicFramePr>
+              <a:graphicFrameLocks xmlns:a="http://schemas.openxmlformats.org/drawingml/2006/main" noChangeAspect="1"/>
+            </wp:cNvGraphicFramePr>
+            <a:graphic xmlns:a="http://schemas.openxmlformats.org/drawingml/2006/main">
+              <a:graphicData uri="http://schemas.openxmlformats.org/drawingml/2006/picture">
+                <pic:pic xmlns:pic="http://schemas.openxmlformats.org/drawingml/2006/picture">
+                  <pic:nvPicPr>
+                    <pic:cNvPr id="1" name=""/>
+                    <pic:cNvPicPr/>
+                  </pic:nvPicPr>
+                  <pic:blipFill>
+                    <a:blip r:embed="rId117"/>
+                    <a:stretch>
+                      <a:fillRect/>
+                    </a:stretch>
+                  </pic:blipFill>
+                  <pic:spPr>
+                    <a:xfrm>
+                      <a:off x="0" y="0"/>
+                      <a:ext cx="5943600" cy="2171065"/>
+                    </a:xfrm>
+                    <a:prstGeom prst="rect">
+                      <a:avLst/>
+                    </a:prstGeom>
+                  </pic:spPr>
+                </pic:pic>
+              </a:graphicData>
+            </a:graphic>
+          </wp:inline>
+        </w:drawing>
+      </w:r>
+    </w:p>
+    <w:p>
+      <w:pPr>
+        <w:pStyle w:val="ListParagraph"/>
+        <w:numPr>
+          <w:ilvl w:val="0"/>
+          <w:numId w:val="4"/>
+        </w:numPr>
+      </w:pPr>
+      <w:r>
+        <w:t>Static fields can be shared between all the threads in the application domain.</w:t>
+      </w:r>
+    </w:p>
+    <w:p>
+      <w:pPr>
+        <w:pStyle w:val="ListParagraph"/>
+        <w:numPr>
+          <w:ilvl w:val="0"/>
+          <w:numId w:val="4"/>
+        </w:numPr>
+      </w:pPr>
+      <w:r>
+        <w:lastRenderedPageBreak/>
+        <w:t>When threads share data it is possible to have either errors or no thread safety code.</w:t>
+      </w:r>
+    </w:p>
+    <w:p>
+      <w:pPr>
+        <w:pStyle w:val="ListParagraph"/>
+        <w:numPr>
+          <w:ilvl w:val="0"/>
+          <w:numId w:val="4"/>
+        </w:numPr>
+        <w:rPr>
+          <w:b/>
+          <w:bCs/>
+        </w:rPr>
+      </w:pPr>
+      <w:r>
+        <w:rPr>
+          <w:b/>
+          <w:bCs/>
+        </w:rPr>
+        <w:t>Locks</w:t>
+      </w:r>
+      <w:r>
+        <w:rPr>
+          <w:b/>
+          <w:bCs/>
+        </w:rPr>
+        <w:t xml:space="preserve">: </w:t>
+      </w:r>
+      <w:r>
+        <w:t xml:space="preserve">When more than one thread encounters the lock (which is a reference type object) , one thread waits or blocks until the lock becomes available. </w:t>
+      </w:r>
+      <w:r>
+        <w:t>“Done” will be printed only once as first thread enters and makes flag true meaning other thread can’t print “Done”.</w:t>
+      </w:r>
+      <w:r>
+        <w:rPr>
+          <w:noProof/>
+        </w:rPr>
+        <w:drawing>
+          <wp:inline distT="0" distB="0" distL="0" distR="0" wp14:anchorId="120F4ADB" wp14:editId="626F6806">
+            <wp:extent cx="2796540" cy="1933127"/>
+            <wp:effectExtent l="0" t="0" r="3810" b="0"/>
+            <wp:docPr id="8" name="Picture 8"/>
+            <wp:cNvGraphicFramePr>
+              <a:graphicFrameLocks xmlns:a="http://schemas.openxmlformats.org/drawingml/2006/main" noChangeAspect="1"/>
+            </wp:cNvGraphicFramePr>
+            <a:graphic xmlns:a="http://schemas.openxmlformats.org/drawingml/2006/main">
+              <a:graphicData uri="http://schemas.openxmlformats.org/drawingml/2006/picture">
+                <pic:pic xmlns:pic="http://schemas.openxmlformats.org/drawingml/2006/picture">
+                  <pic:nvPicPr>
+                    <pic:cNvPr id="1" name=""/>
+                    <pic:cNvPicPr/>
+                  </pic:nvPicPr>
+                  <pic:blipFill>
+                    <a:blip r:embed="rId118"/>
+                    <a:stretch>
+                      <a:fillRect/>
+                    </a:stretch>
+                  </pic:blipFill>
+                  <pic:spPr>
+                    <a:xfrm>
+                      <a:off x="0" y="0"/>
+                      <a:ext cx="2798596" cy="1934548"/>
+                    </a:xfrm>
+                    <a:prstGeom prst="rect">
+                      <a:avLst/>
+                    </a:prstGeom>
+                  </pic:spPr>
+                </pic:pic>
+              </a:graphicData>
+            </a:graphic>
+          </wp:inline>
+        </w:drawing>
+      </w:r>
+    </w:p>
+    <w:p>
+      <w:pPr>
+        <w:pStyle w:val="ListParagraph"/>
+      </w:pPr>
+      <w:r>
+        <w:rPr>
+          <w:b/>
+          <w:bCs/>
+        </w:rPr>
+        <w:t xml:space="preserve">Example: </w:t>
+      </w:r>
+      <w:r>
+        <w:t xml:space="preserve">A shared in-memory cache for frequently accessing database objects in an application is best &amp; safe place for using locks without any deadlock happening. </w:t>
+      </w:r>
+    </w:p>
+    <w:p>
+      <w:pPr>
+        <w:pStyle w:val="ListParagraph"/>
+      </w:pPr>
+    </w:p>
+    <w:p>
+      <w:pPr>
+        <w:pStyle w:val="ListParagraph"/>
+        <w:numPr>
+          <w:ilvl w:val="0"/>
+          <w:numId w:val="4"/>
+        </w:numPr>
+      </w:pPr>
+      <w:r>
+        <w:t xml:space="preserve">Passing data to thread: </w:t>
+      </w:r>
+      <w:r>
+        <w:rPr>
+          <w:noProof/>
+        </w:rPr>
+        <w:drawing>
+          <wp:inline distT="0" distB="0" distL="0" distR="0" wp14:anchorId="15964D48" wp14:editId="298C8CAE">
+            <wp:extent cx="4364179" cy="1318260"/>
+            <wp:effectExtent l="0" t="0" r="0" b="0"/>
+            <wp:docPr id="9" name="Picture 9"/>
+            <wp:cNvGraphicFramePr>
+              <a:graphicFrameLocks xmlns:a="http://schemas.openxmlformats.org/drawingml/2006/main" noChangeAspect="1"/>
+            </wp:cNvGraphicFramePr>
+            <a:graphic xmlns:a="http://schemas.openxmlformats.org/drawingml/2006/main">
+              <a:graphicData uri="http://schemas.openxmlformats.org/drawingml/2006/picture">
+                <pic:pic xmlns:pic="http://schemas.openxmlformats.org/drawingml/2006/picture">
+                  <pic:nvPicPr>
+                    <pic:cNvPr id="1" name=""/>
+                    <pic:cNvPicPr/>
+                  </pic:nvPicPr>
+                  <pic:blipFill>
+                    <a:blip r:embed="rId119"/>
+                    <a:stretch>
+                      <a:fillRect/>
+                    </a:stretch>
+                  </pic:blipFill>
+                  <pic:spPr>
+                    <a:xfrm>
+                      <a:off x="0" y="0"/>
+                      <a:ext cx="4386233" cy="1324922"/>
+                    </a:xfrm>
+                    <a:prstGeom prst="rect">
+                      <a:avLst/>
+                    </a:prstGeom>
+                  </pic:spPr>
+                </pic:pic>
+              </a:graphicData>
+            </a:graphic>
+          </wp:inline>
+        </w:drawing>
+      </w:r>
+    </w:p>
+    <w:p>
+      <w:pPr>
+        <w:pStyle w:val="ListParagraph"/>
+        <w:numPr>
+          <w:ilvl w:val="0"/>
+          <w:numId w:val="4"/>
+        </w:numPr>
+      </w:pPr>
+      <w:r>
+        <w:rPr>
+          <w:b/>
+          <w:bCs/>
+        </w:rPr>
+        <w:t>BackGround threads</w:t>
+      </w:r>
+      <w:r>
+        <w:t xml:space="preserve">: </w:t>
+      </w:r>
+    </w:p>
+    <w:p>
+      <w:pPr>
+        <w:pStyle w:val="ListParagraph"/>
+        <w:numPr>
+          <w:ilvl w:val="1"/>
+          <w:numId w:val="4"/>
+        </w:numPr>
+      </w:pPr>
+      <w:r>
+        <w:t xml:space="preserve">By default threads are foreground threads. </w:t>
+      </w:r>
+    </w:p>
+    <w:p>
+      <w:pPr>
+        <w:pStyle w:val="ListParagraph"/>
+        <w:numPr>
+          <w:ilvl w:val="1"/>
+          <w:numId w:val="4"/>
+        </w:numPr>
+      </w:pPr>
+      <w:r>
+        <w:t xml:space="preserve">Foreground threads keep the application alive as long as anyone of them is running where as background threads do not. </w:t>
+      </w:r>
+    </w:p>
+    <w:p>
+      <w:pPr>
+        <w:pStyle w:val="ListParagraph"/>
+        <w:numPr>
+          <w:ilvl w:val="1"/>
+          <w:numId w:val="4"/>
+        </w:numPr>
+      </w:pPr>
+      <w:r>
+        <w:t xml:space="preserve">After all foreground threads completes, the application ends and any background threads will abruptly terminate. </w:t>
+      </w:r>
+    </w:p>
+    <w:p>
+      <w:pPr>
+        <w:pStyle w:val="ListParagraph"/>
+        <w:numPr>
+          <w:ilvl w:val="0"/>
+          <w:numId w:val="4"/>
+        </w:numPr>
+      </w:pPr>
+      <w:r>
+        <w:rPr>
+          <w:b/>
+          <w:bCs/>
+        </w:rPr>
+        <w:t>Joins</w:t>
+      </w:r>
+      <w:r>
+        <w:t xml:space="preserve"> : </w:t>
+      </w:r>
+    </w:p>
+    <w:p>
+      <w:pPr>
+        <w:pStyle w:val="ListParagraph"/>
+        <w:numPr>
+          <w:ilvl w:val="0"/>
+          <w:numId w:val="5"/>
+        </w:numPr>
+      </w:pPr>
+      <w:r>
+        <w:t xml:space="preserve">A thread can wait for another thread to end by calling it’s join method. </w:t>
+      </w:r>
+    </w:p>
+    <w:p>
+      <w:pPr>
+        <w:pStyle w:val="ListParagraph"/>
+        <w:numPr>
+          <w:ilvl w:val="0"/>
+          <w:numId w:val="5"/>
+        </w:numPr>
+      </w:pPr>
+      <w:r>
+        <w:t xml:space="preserve">Join is a synchronization method that blocks the calling thread (i.e.. the thread that calls the ‘join’ method for another thread) until the thread whose join method is called has been completed. </w:t>
+      </w:r>
+    </w:p>
+    <w:p>
+      <w:pPr>
+        <w:ind w:left="1800"/>
+      </w:pPr>
+      <w:r>
+        <w:t xml:space="preserve">Example: </w:t>
+      </w:r>
+    </w:p>
+    <w:p>
+      <w:pPr>
+        <w:ind w:left="1800"/>
+      </w:pPr>
+      <w:r>
+        <w:rPr>
+          <w:noProof/>
+        </w:rPr>
+        <w:drawing>
+          <wp:inline distT="0" distB="0" distL="0" distR="0" wp14:anchorId="234FCB43" wp14:editId="5DEF6A3E">
+            <wp:extent cx="1866900" cy="681038"/>
+            <wp:effectExtent l="0" t="0" r="0" b="5080"/>
+            <wp:docPr id="11" name="Picture 11"/>
+            <wp:cNvGraphicFramePr>
+              <a:graphicFrameLocks xmlns:a="http://schemas.openxmlformats.org/drawingml/2006/main" noChangeAspect="1"/>
+            </wp:cNvGraphicFramePr>
+            <a:graphic xmlns:a="http://schemas.openxmlformats.org/drawingml/2006/main">
+              <a:graphicData uri="http://schemas.openxmlformats.org/drawingml/2006/picture">
+                <pic:pic xmlns:pic="http://schemas.openxmlformats.org/drawingml/2006/picture">
+                  <pic:nvPicPr>
+                    <pic:cNvPr id="1" name=""/>
+                    <pic:cNvPicPr/>
+                  </pic:nvPicPr>
+                  <pic:blipFill>
+                    <a:blip r:embed="rId120"/>
+                    <a:stretch>
+                      <a:fillRect/>
+                    </a:stretch>
+                  </pic:blipFill>
+                  <pic:spPr>
+                    <a:xfrm>
+                      <a:off x="0" y="0"/>
+                      <a:ext cx="1879252" cy="685544"/>
+                    </a:xfrm>
+                    <a:prstGeom prst="rect">
+                      <a:avLst/>
+                    </a:prstGeom>
+                  </pic:spPr>
+                </pic:pic>
+              </a:graphicData>
+            </a:graphic>
+          </wp:inline>
+        </w:drawing>
+      </w:r>
+    </w:p>
+    <w:p>
+      <w:pPr>
+        <w:ind w:left="1800"/>
+      </w:pPr>
+      <w:r>
+        <w:rPr>
+          <w:noProof/>
+        </w:rPr>
+        <w:drawing>
+          <wp:inline distT="0" distB="0" distL="0" distR="0" wp14:anchorId="643519F5" wp14:editId="48DA104D">
+            <wp:extent cx="2308860" cy="1655485"/>
+            <wp:effectExtent l="0" t="0" r="0" b="1905"/>
+            <wp:docPr id="12" name="Picture 12"/>
+            <wp:cNvGraphicFramePr>
+              <a:graphicFrameLocks xmlns:a="http://schemas.openxmlformats.org/drawingml/2006/main" noChangeAspect="1"/>
+            </wp:cNvGraphicFramePr>
+            <a:graphic xmlns:a="http://schemas.openxmlformats.org/drawingml/2006/main">
+              <a:graphicData uri="http://schemas.openxmlformats.org/drawingml/2006/picture">
+                <pic:pic xmlns:pic="http://schemas.openxmlformats.org/drawingml/2006/picture">
+                  <pic:nvPicPr>
+                    <pic:cNvPr id="1" name=""/>
+                    <pic:cNvPicPr/>
+                  </pic:nvPicPr>
+                  <pic:blipFill>
+                    <a:blip r:embed="rId121"/>
+                    <a:stretch>
+                      <a:fillRect/>
+                    </a:stretch>
+                  </pic:blipFill>
+                  <pic:spPr>
+                    <a:xfrm>
+                      <a:off x="0" y="0"/>
                       <a:ext cx="2331267" cy="1671551"/>
                     </a:xfrm>
                     <a:prstGeom prst="rect">
@@ -12500,6 +14966,7 @@
         <w:rPr>
           <w:noProof/>
         </w:rPr>
+        <w:lastRenderedPageBreak/>
         <w:drawing>
           <wp:inline distT="0" distB="0" distL="0" distR="0" wp14:anchorId="6149E8A0" wp14:editId="44E76B5B">
             <wp:extent cx="251460" cy="1942312"/>
@@ -12516,7 +14983,7 @@
                     <pic:cNvPicPr/>
                   </pic:nvPicPr>
                   <pic:blipFill>
-                    <a:blip r:embed="rId111"/>
+                    <a:blip r:embed="rId122"/>
                     <a:stretch>
                       <a:fillRect/>
                     </a:stretch>
@@ -12649,7 +15116,6 @@
         </w:rPr>
       </w:pPr>
       <w:r>
-        <w:lastRenderedPageBreak/>
         <w:t>Pooled threads are always background threads.</w:t>
       </w:r>
     </w:p>
@@ -12985,6 +15451,7 @@
     </w:p>
     <w:p>
       <w:r>
+        <w:lastRenderedPageBreak/>
         <w:t>The rich-client APIs for mobile and desktop (UWP, WPF, and Windows Forms)</w:t>
       </w:r>
       <w:r>
@@ -13050,7 +15517,6 @@
         <w:rPr>
           <w:noProof/>
         </w:rPr>
-        <w:lastRenderedPageBreak/>
         <w:drawing>
           <wp:inline distT="0" distB="0" distL="0" distR="0" wp14:anchorId="6DBBCB6D" wp14:editId="0D7CC699">
             <wp:extent cx="3565887" cy="2103120"/>
@@ -13067,7 +15533,7 @@
                     <pic:cNvPicPr/>
                   </pic:nvPicPr>
                   <pic:blipFill>
-                    <a:blip r:embed="rId112"/>
+                    <a:blip r:embed="rId123"/>
                     <a:stretch>
                       <a:fillRect/>
                     </a:stretch>
@@ -13375,7 +15841,7 @@
                     <pic:cNvPicPr/>
                   </pic:nvPicPr>
                   <pic:blipFill>
-                    <a:blip r:embed="rId113"/>
+                    <a:blip r:embed="rId124"/>
                     <a:stretch>
                       <a:fillRect/>
                     </a:stretch>
@@ -13472,7 +15938,7 @@
                     <pic:cNvPicPr/>
                   </pic:nvPicPr>
                   <pic:blipFill>
-                    <a:blip r:embed="rId114"/>
+                    <a:blip r:embed="rId125"/>
                     <a:stretch>
                       <a:fillRect/>
                     </a:stretch>
@@ -13548,6 +16014,7 @@
           <w:bCs/>
           <w:lang w:val="en-IN"/>
         </w:rPr>
+        <w:lastRenderedPageBreak/>
         <w:t>Single</w:t>
       </w:r>
       <w:r>
@@ -13628,7 +16095,7 @@
                     <pic:cNvPicPr/>
                   </pic:nvPicPr>
                   <pic:blipFill>
-                    <a:blip r:embed="rId115"/>
+                    <a:blip r:embed="rId126"/>
                     <a:stretch>
                       <a:fillRect/>
                     </a:stretch>
@@ -13661,7 +16128,6 @@
         <w:rPr>
           <w:noProof/>
         </w:rPr>
-        <w:lastRenderedPageBreak/>
         <w:drawing>
           <wp:inline distT="0" distB="0" distL="0" distR="0" wp14:anchorId="4591DB57" wp14:editId="05AA64D9">
             <wp:extent cx="2781300" cy="2338417"/>
@@ -13678,7 +16144,7 @@
                     <pic:cNvPicPr/>
                   </pic:nvPicPr>
                   <pic:blipFill>
-                    <a:blip r:embed="rId116"/>
+                    <a:blip r:embed="rId127"/>
                     <a:stretch>
                       <a:fillRect/>
                     </a:stretch>
@@ -13804,7 +16270,7 @@
                     <pic:cNvPicPr/>
                   </pic:nvPicPr>
                   <pic:blipFill>
-                    <a:blip r:embed="rId117"/>
+                    <a:blip r:embed="rId128"/>
                     <a:stretch>
                       <a:fillRect/>
                     </a:stretch>
@@ -13862,7 +16328,7 @@
                     <pic:cNvPicPr/>
                   </pic:nvPicPr>
                   <pic:blipFill>
-                    <a:blip r:embed="rId118"/>
+                    <a:blip r:embed="rId129"/>
                     <a:stretch>
                       <a:fillRect/>
                     </a:stretch>
@@ -13923,7 +16389,7 @@
                     <pic:cNvPicPr/>
                   </pic:nvPicPr>
                   <pic:blipFill>
-                    <a:blip r:embed="rId119"/>
+                    <a:blip r:embed="rId130"/>
                     <a:stretch>
                       <a:fillRect/>
                     </a:stretch>
@@ -14137,6 +16603,7 @@
         <w:rPr>
           <w:lang w:val="en-IN"/>
         </w:rPr>
+        <w:lastRenderedPageBreak/>
         <w:t xml:space="preserve">Positive Lookbehind </w:t>
       </w:r>
       <w:r>
@@ -14223,7 +16690,6 @@
           <w:noProof/>
           <w:lang w:val="en-IN"/>
         </w:rPr>
-        <w:lastRenderedPageBreak/>
         <w:drawing>
           <wp:inline distT="0" distB="0" distL="0" distR="0" wp14:anchorId="54D806F2" wp14:editId="0121CD2D">
             <wp:extent cx="4770120" cy="900427"/>
@@ -14240,7 +16706,7 @@
                     <pic:cNvPicPr/>
                   </pic:nvPicPr>
                   <pic:blipFill>
-                    <a:blip r:embed="rId120"/>
+                    <a:blip r:embed="rId131"/>
                     <a:stretch>
                       <a:fillRect/>
                     </a:stretch>
@@ -14329,7 +16795,7 @@
                     <pic:cNvPicPr/>
                   </pic:nvPicPr>
                   <pic:blipFill>
-                    <a:blip r:embed="rId121"/>
+                    <a:blip r:embed="rId132"/>
                     <a:stretch>
                       <a:fillRect/>
                     </a:stretch>
@@ -14361,6 +16827,7 @@
           <w:noProof/>
           <w:lang w:val="en-IN"/>
         </w:rPr>
+        <w:lastRenderedPageBreak/>
         <w:drawing>
           <wp:inline distT="0" distB="0" distL="0" distR="0" wp14:anchorId="750EEE2F" wp14:editId="1CD8E584">
             <wp:extent cx="4838700" cy="3516788"/>
@@ -14377,7 +16844,7 @@
                     <pic:cNvPicPr/>
                   </pic:nvPicPr>
                   <pic:blipFill>
-                    <a:blip r:embed="rId122"/>
+                    <a:blip r:embed="rId133"/>
                     <a:stretch>
                       <a:fillRect/>
                     </a:stretch>
@@ -14524,7 +16991,7 @@
                     <pic:cNvPicPr/>
                   </pic:nvPicPr>
                   <pic:blipFill>
-                    <a:blip r:embed="rId123"/>
+                    <a:blip r:embed="rId134"/>
                     <a:stretch>
                       <a:fillRect/>
                     </a:stretch>
@@ -14564,6 +17031,7 @@
           <w:szCs w:val="26"/>
           <w:lang w:val="en-IN"/>
         </w:rPr>
+        <w:lastRenderedPageBreak/>
         <w:drawing>
           <wp:inline distT="0" distB="0" distL="0" distR="0" wp14:anchorId="026A5B18" wp14:editId="2A42B9C2">
             <wp:extent cx="4739640" cy="3821901"/>
@@ -14580,7 +17048,7 @@
                     <pic:cNvPicPr/>
                   </pic:nvPicPr>
                   <pic:blipFill>
-                    <a:blip r:embed="rId124"/>
+                    <a:blip r:embed="rId135"/>
                     <a:stretch>
                       <a:fillRect/>
                     </a:stretch>
@@ -14613,7 +17081,6 @@
           <w:sz w:val="26"/>
           <w:szCs w:val="26"/>
         </w:rPr>
-        <w:lastRenderedPageBreak/>
         <w:t>A port is a 16-bit number that identifies a specific process or service on a device within a network.</w:t>
       </w:r>
       <w:r>
@@ -14931,7 +17398,7 @@
                     <pic:cNvPicPr/>
                   </pic:nvPicPr>
                   <pic:blipFill>
-                    <a:blip r:embed="rId125"/>
+                    <a:blip r:embed="rId136"/>
                     <a:stretch>
                       <a:fillRect/>
                     </a:stretch>
@@ -14966,6 +17433,7 @@
           <w:sz w:val="26"/>
           <w:szCs w:val="26"/>
         </w:rPr>
+        <w:lastRenderedPageBreak/>
         <w:t>HttpClient</w:t>
       </w:r>
       <w:r>
@@ -15346,7 +17814,6 @@
           <w:szCs w:val="26"/>
           <w:lang w:val="en-IN"/>
         </w:rPr>
-        <w:lastRenderedPageBreak/>
         <w:t>Use ‘CookieContainer’ to control cookies , configuring server certificate validation, client certificate authentication, automatic redirection, configuring request headers etc.,</w:t>
       </w:r>
     </w:p>
@@ -17843,6 +20310,186 @@
     </w:lvl>
   </w:abstractNum>
   <w:abstractNum w:abstractNumId="21" w15:restartNumberingAfterBreak="0">
+    <w:nsid w:val="427E20AA"/>
+    <w:multiLevelType w:val="hybridMultilevel"/>
+    <w:tmpl w:val="8BE66CCC"/>
+    <w:lvl w:ilvl="0" w:tplc="94FCEADC">
+      <w:start w:val="1"/>
+      <w:numFmt w:val="decimal"/>
+      <w:lvlText w:val="%1.)"/>
+      <w:lvlJc w:val="left"/>
+      <w:pPr>
+        <w:ind w:left="720" w:hanging="360"/>
+      </w:pPr>
+      <w:rPr>
+        <w:rFonts w:hint="default"/>
+        <w:b w:val="0"/>
+        <w:sz w:val="22"/>
+      </w:rPr>
+    </w:lvl>
+    <w:lvl w:ilvl="1" w:tplc="04090019" w:tentative="1">
+      <w:start w:val="1"/>
+      <w:numFmt w:val="lowerLetter"/>
+      <w:lvlText w:val="%2."/>
+      <w:lvlJc w:val="left"/>
+      <w:pPr>
+        <w:ind w:left="1440" w:hanging="360"/>
+      </w:pPr>
+    </w:lvl>
+    <w:lvl w:ilvl="2" w:tplc="0409001B" w:tentative="1">
+      <w:start w:val="1"/>
+      <w:numFmt w:val="lowerRoman"/>
+      <w:lvlText w:val="%3."/>
+      <w:lvlJc w:val="right"/>
+      <w:pPr>
+        <w:ind w:left="2160" w:hanging="180"/>
+      </w:pPr>
+    </w:lvl>
+    <w:lvl w:ilvl="3" w:tplc="0409000F" w:tentative="1">
+      <w:start w:val="1"/>
+      <w:numFmt w:val="decimal"/>
+      <w:lvlText w:val="%4."/>
+      <w:lvlJc w:val="left"/>
+      <w:pPr>
+        <w:ind w:left="2880" w:hanging="360"/>
+      </w:pPr>
+    </w:lvl>
+    <w:lvl w:ilvl="4" w:tplc="04090019" w:tentative="1">
+      <w:start w:val="1"/>
+      <w:numFmt w:val="lowerLetter"/>
+      <w:lvlText w:val="%5."/>
+      <w:lvlJc w:val="left"/>
+      <w:pPr>
+        <w:ind w:left="3600" w:hanging="360"/>
+      </w:pPr>
+    </w:lvl>
+    <w:lvl w:ilvl="5" w:tplc="0409001B" w:tentative="1">
+      <w:start w:val="1"/>
+      <w:numFmt w:val="lowerRoman"/>
+      <w:lvlText w:val="%6."/>
+      <w:lvlJc w:val="right"/>
+      <w:pPr>
+        <w:ind w:left="4320" w:hanging="180"/>
+      </w:pPr>
+    </w:lvl>
+    <w:lvl w:ilvl="6" w:tplc="0409000F" w:tentative="1">
+      <w:start w:val="1"/>
+      <w:numFmt w:val="decimal"/>
+      <w:lvlText w:val="%7."/>
+      <w:lvlJc w:val="left"/>
+      <w:pPr>
+        <w:ind w:left="5040" w:hanging="360"/>
+      </w:pPr>
+    </w:lvl>
+    <w:lvl w:ilvl="7" w:tplc="04090019" w:tentative="1">
+      <w:start w:val="1"/>
+      <w:numFmt w:val="lowerLetter"/>
+      <w:lvlText w:val="%8."/>
+      <w:lvlJc w:val="left"/>
+      <w:pPr>
+        <w:ind w:left="5760" w:hanging="360"/>
+      </w:pPr>
+    </w:lvl>
+    <w:lvl w:ilvl="8" w:tplc="0409001B" w:tentative="1">
+      <w:start w:val="1"/>
+      <w:numFmt w:val="lowerRoman"/>
+      <w:lvlText w:val="%9."/>
+      <w:lvlJc w:val="right"/>
+      <w:pPr>
+        <w:ind w:left="6480" w:hanging="180"/>
+      </w:pPr>
+    </w:lvl>
+  </w:abstractNum>
+  <w:abstractNum w:abstractNumId="22" w15:restartNumberingAfterBreak="0">
+    <w:nsid w:val="44507CBF"/>
+    <w:multiLevelType w:val="hybridMultilevel"/>
+    <w:tmpl w:val="1D302DC4"/>
+    <w:lvl w:ilvl="0" w:tplc="2BD6F6E4">
+      <w:start w:val="1"/>
+      <w:numFmt w:val="decimal"/>
+      <w:lvlText w:val="%1.)"/>
+      <w:lvlJc w:val="left"/>
+      <w:pPr>
+        <w:ind w:left="720" w:hanging="360"/>
+      </w:pPr>
+      <w:rPr>
+        <w:rFonts w:hint="default"/>
+      </w:rPr>
+    </w:lvl>
+    <w:lvl w:ilvl="1" w:tplc="04090019" w:tentative="1">
+      <w:start w:val="1"/>
+      <w:numFmt w:val="lowerLetter"/>
+      <w:lvlText w:val="%2."/>
+      <w:lvlJc w:val="left"/>
+      <w:pPr>
+        <w:ind w:left="1440" w:hanging="360"/>
+      </w:pPr>
+    </w:lvl>
+    <w:lvl w:ilvl="2" w:tplc="0409001B" w:tentative="1">
+      <w:start w:val="1"/>
+      <w:numFmt w:val="lowerRoman"/>
+      <w:lvlText w:val="%3."/>
+      <w:lvlJc w:val="right"/>
+      <w:pPr>
+        <w:ind w:left="2160" w:hanging="180"/>
+      </w:pPr>
+    </w:lvl>
+    <w:lvl w:ilvl="3" w:tplc="0409000F" w:tentative="1">
+      <w:start w:val="1"/>
+      <w:numFmt w:val="decimal"/>
+      <w:lvlText w:val="%4."/>
+      <w:lvlJc w:val="left"/>
+      <w:pPr>
+        <w:ind w:left="2880" w:hanging="360"/>
+      </w:pPr>
+    </w:lvl>
+    <w:lvl w:ilvl="4" w:tplc="04090019" w:tentative="1">
+      <w:start w:val="1"/>
+      <w:numFmt w:val="lowerLetter"/>
+      <w:lvlText w:val="%5."/>
+      <w:lvlJc w:val="left"/>
+      <w:pPr>
+        <w:ind w:left="3600" w:hanging="360"/>
+      </w:pPr>
+    </w:lvl>
+    <w:lvl w:ilvl="5" w:tplc="0409001B" w:tentative="1">
+      <w:start w:val="1"/>
+      <w:numFmt w:val="lowerRoman"/>
+      <w:lvlText w:val="%6."/>
+      <w:lvlJc w:val="right"/>
+      <w:pPr>
+        <w:ind w:left="4320" w:hanging="180"/>
+      </w:pPr>
+    </w:lvl>
+    <w:lvl w:ilvl="6" w:tplc="0409000F" w:tentative="1">
+      <w:start w:val="1"/>
+      <w:numFmt w:val="decimal"/>
+      <w:lvlText w:val="%7."/>
+      <w:lvlJc w:val="left"/>
+      <w:pPr>
+        <w:ind w:left="5040" w:hanging="360"/>
+      </w:pPr>
+    </w:lvl>
+    <w:lvl w:ilvl="7" w:tplc="04090019" w:tentative="1">
+      <w:start w:val="1"/>
+      <w:numFmt w:val="lowerLetter"/>
+      <w:lvlText w:val="%8."/>
+      <w:lvlJc w:val="left"/>
+      <w:pPr>
+        <w:ind w:left="5760" w:hanging="360"/>
+      </w:pPr>
+    </w:lvl>
+    <w:lvl w:ilvl="8" w:tplc="0409001B" w:tentative="1">
+      <w:start w:val="1"/>
+      <w:numFmt w:val="lowerRoman"/>
+      <w:lvlText w:val="%9."/>
+      <w:lvlJc w:val="right"/>
+      <w:pPr>
+        <w:ind w:left="6480" w:hanging="180"/>
+      </w:pPr>
+    </w:lvl>
+  </w:abstractNum>
+  <w:abstractNum w:abstractNumId="23" w15:restartNumberingAfterBreak="0">
     <w:nsid w:val="44925D48"/>
     <w:multiLevelType w:val="hybridMultilevel"/>
     <w:tmpl w:val="2A045766"/>
@@ -17931,7 +20578,7 @@
       </w:pPr>
     </w:lvl>
   </w:abstractNum>
-  <w:abstractNum w:abstractNumId="22" w15:restartNumberingAfterBreak="0">
+  <w:abstractNum w:abstractNumId="24" w15:restartNumberingAfterBreak="0">
     <w:nsid w:val="45C430B1"/>
     <w:multiLevelType w:val="hybridMultilevel"/>
     <w:tmpl w:val="F16A2878"/>
@@ -18020,7 +20667,7 @@
       </w:pPr>
     </w:lvl>
   </w:abstractNum>
-  <w:abstractNum w:abstractNumId="23" w15:restartNumberingAfterBreak="0">
+  <w:abstractNum w:abstractNumId="25" w15:restartNumberingAfterBreak="0">
     <w:nsid w:val="47B10E7B"/>
     <w:multiLevelType w:val="hybridMultilevel"/>
     <w:tmpl w:val="757A690A"/>
@@ -18133,7 +20780,7 @@
       </w:rPr>
     </w:lvl>
   </w:abstractNum>
-  <w:abstractNum w:abstractNumId="24" w15:restartNumberingAfterBreak="0">
+  <w:abstractNum w:abstractNumId="26" w15:restartNumberingAfterBreak="0">
     <w:nsid w:val="47B6552A"/>
     <w:multiLevelType w:val="hybridMultilevel"/>
     <w:tmpl w:val="E54AF820"/>
@@ -18246,7 +20893,7 @@
       </w:rPr>
     </w:lvl>
   </w:abstractNum>
-  <w:abstractNum w:abstractNumId="25" w15:restartNumberingAfterBreak="0">
+  <w:abstractNum w:abstractNumId="27" w15:restartNumberingAfterBreak="0">
     <w:nsid w:val="4C5A619B"/>
     <w:multiLevelType w:val="multilevel"/>
     <w:tmpl w:val="9BC44DC4"/>
@@ -18363,7 +21010,7 @@
       </w:pPr>
     </w:lvl>
   </w:abstractNum>
-  <w:abstractNum w:abstractNumId="26" w15:restartNumberingAfterBreak="0">
+  <w:abstractNum w:abstractNumId="28" w15:restartNumberingAfterBreak="0">
     <w:nsid w:val="4CE77ECE"/>
     <w:multiLevelType w:val="hybridMultilevel"/>
     <w:tmpl w:val="18EA2E6E"/>
@@ -18476,7 +21123,7 @@
       </w:rPr>
     </w:lvl>
   </w:abstractNum>
-  <w:abstractNum w:abstractNumId="27" w15:restartNumberingAfterBreak="0">
+  <w:abstractNum w:abstractNumId="29" w15:restartNumberingAfterBreak="0">
     <w:nsid w:val="4E874949"/>
     <w:multiLevelType w:val="hybridMultilevel"/>
     <w:tmpl w:val="A6A21F66"/>
@@ -18589,7 +21236,7 @@
       </w:rPr>
     </w:lvl>
   </w:abstractNum>
-  <w:abstractNum w:abstractNumId="28" w15:restartNumberingAfterBreak="0">
+  <w:abstractNum w:abstractNumId="30" w15:restartNumberingAfterBreak="0">
     <w:nsid w:val="5A331F61"/>
     <w:multiLevelType w:val="hybridMultilevel"/>
     <w:tmpl w:val="CC243912"/>
@@ -18702,7 +21349,7 @@
       </w:rPr>
     </w:lvl>
   </w:abstractNum>
-  <w:abstractNum w:abstractNumId="29" w15:restartNumberingAfterBreak="0">
+  <w:abstractNum w:abstractNumId="31" w15:restartNumberingAfterBreak="0">
     <w:nsid w:val="5E4374DC"/>
     <w:multiLevelType w:val="hybridMultilevel"/>
     <w:tmpl w:val="F3406AF6"/>
@@ -18815,7 +21462,7 @@
       </w:rPr>
     </w:lvl>
   </w:abstractNum>
-  <w:abstractNum w:abstractNumId="30" w15:restartNumberingAfterBreak="0">
+  <w:abstractNum w:abstractNumId="32" w15:restartNumberingAfterBreak="0">
     <w:nsid w:val="602C34A7"/>
     <w:multiLevelType w:val="multilevel"/>
     <w:tmpl w:val="6096F2E8"/>
@@ -18964,7 +21611,96 @@
       </w:rPr>
     </w:lvl>
   </w:abstractNum>
-  <w:abstractNum w:abstractNumId="31" w15:restartNumberingAfterBreak="0">
+  <w:abstractNum w:abstractNumId="33" w15:restartNumberingAfterBreak="0">
+    <w:nsid w:val="628132C8"/>
+    <w:multiLevelType w:val="hybridMultilevel"/>
+    <w:tmpl w:val="5E44E9D0"/>
+    <w:lvl w:ilvl="0" w:tplc="FFFFFFFF">
+      <w:start w:val="1"/>
+      <w:numFmt w:val="decimal"/>
+      <w:lvlText w:val="%1.)"/>
+      <w:lvlJc w:val="left"/>
+      <w:pPr>
+        <w:ind w:left="1800" w:hanging="360"/>
+      </w:pPr>
+      <w:rPr>
+        <w:rFonts w:hint="default"/>
+      </w:rPr>
+    </w:lvl>
+    <w:lvl w:ilvl="1" w:tplc="FFFFFFFF" w:tentative="1">
+      <w:start w:val="1"/>
+      <w:numFmt w:val="lowerLetter"/>
+      <w:lvlText w:val="%2."/>
+      <w:lvlJc w:val="left"/>
+      <w:pPr>
+        <w:ind w:left="2520" w:hanging="360"/>
+      </w:pPr>
+    </w:lvl>
+    <w:lvl w:ilvl="2" w:tplc="FFFFFFFF" w:tentative="1">
+      <w:start w:val="1"/>
+      <w:numFmt w:val="lowerRoman"/>
+      <w:lvlText w:val="%3."/>
+      <w:lvlJc w:val="right"/>
+      <w:pPr>
+        <w:ind w:left="3240" w:hanging="180"/>
+      </w:pPr>
+    </w:lvl>
+    <w:lvl w:ilvl="3" w:tplc="FFFFFFFF" w:tentative="1">
+      <w:start w:val="1"/>
+      <w:numFmt w:val="decimal"/>
+      <w:lvlText w:val="%4."/>
+      <w:lvlJc w:val="left"/>
+      <w:pPr>
+        <w:ind w:left="3960" w:hanging="360"/>
+      </w:pPr>
+    </w:lvl>
+    <w:lvl w:ilvl="4" w:tplc="FFFFFFFF" w:tentative="1">
+      <w:start w:val="1"/>
+      <w:numFmt w:val="lowerLetter"/>
+      <w:lvlText w:val="%5."/>
+      <w:lvlJc w:val="left"/>
+      <w:pPr>
+        <w:ind w:left="4680" w:hanging="360"/>
+      </w:pPr>
+    </w:lvl>
+    <w:lvl w:ilvl="5" w:tplc="FFFFFFFF" w:tentative="1">
+      <w:start w:val="1"/>
+      <w:numFmt w:val="lowerRoman"/>
+      <w:lvlText w:val="%6."/>
+      <w:lvlJc w:val="right"/>
+      <w:pPr>
+        <w:ind w:left="5400" w:hanging="180"/>
+      </w:pPr>
+    </w:lvl>
+    <w:lvl w:ilvl="6" w:tplc="FFFFFFFF" w:tentative="1">
+      <w:start w:val="1"/>
+      <w:numFmt w:val="decimal"/>
+      <w:lvlText w:val="%7."/>
+      <w:lvlJc w:val="left"/>
+      <w:pPr>
+        <w:ind w:left="6120" w:hanging="360"/>
+      </w:pPr>
+    </w:lvl>
+    <w:lvl w:ilvl="7" w:tplc="FFFFFFFF" w:tentative="1">
+      <w:start w:val="1"/>
+      <w:numFmt w:val="lowerLetter"/>
+      <w:lvlText w:val="%8."/>
+      <w:lvlJc w:val="left"/>
+      <w:pPr>
+        <w:ind w:left="6840" w:hanging="360"/>
+      </w:pPr>
+    </w:lvl>
+    <w:lvl w:ilvl="8" w:tplc="FFFFFFFF" w:tentative="1">
+      <w:start w:val="1"/>
+      <w:numFmt w:val="lowerRoman"/>
+      <w:lvlText w:val="%9."/>
+      <w:lvlJc w:val="right"/>
+      <w:pPr>
+        <w:ind w:left="7560" w:hanging="180"/>
+      </w:pPr>
+    </w:lvl>
+  </w:abstractNum>
+  <w:abstractNum w:abstractNumId="34" w15:restartNumberingAfterBreak="0">
     <w:nsid w:val="637E1718"/>
     <w:multiLevelType w:val="hybridMultilevel"/>
     <w:tmpl w:val="F3C2107A"/>
@@ -19053,7 +21789,7 @@
       </w:pPr>
     </w:lvl>
   </w:abstractNum>
-  <w:abstractNum w:abstractNumId="32" w15:restartNumberingAfterBreak="0">
+  <w:abstractNum w:abstractNumId="35" w15:restartNumberingAfterBreak="0">
     <w:nsid w:val="63B60E40"/>
     <w:multiLevelType w:val="hybridMultilevel"/>
     <w:tmpl w:val="C088D482"/>
@@ -19166,7 +21902,7 @@
       </w:rPr>
     </w:lvl>
   </w:abstractNum>
-  <w:abstractNum w:abstractNumId="33" w15:restartNumberingAfterBreak="0">
+  <w:abstractNum w:abstractNumId="36" w15:restartNumberingAfterBreak="0">
     <w:nsid w:val="65972C37"/>
     <w:multiLevelType w:val="multilevel"/>
     <w:tmpl w:val="E85EF488"/>
@@ -19315,7 +22051,7 @@
       </w:rPr>
     </w:lvl>
   </w:abstractNum>
-  <w:abstractNum w:abstractNumId="34" w15:restartNumberingAfterBreak="0">
+  <w:abstractNum w:abstractNumId="37" w15:restartNumberingAfterBreak="0">
     <w:nsid w:val="65DB4FE5"/>
     <w:multiLevelType w:val="hybridMultilevel"/>
     <w:tmpl w:val="0F3CB0F4"/>
@@ -19428,7 +22164,7 @@
       </w:rPr>
     </w:lvl>
   </w:abstractNum>
-  <w:abstractNum w:abstractNumId="35" w15:restartNumberingAfterBreak="0">
+  <w:abstractNum w:abstractNumId="38" w15:restartNumberingAfterBreak="0">
     <w:nsid w:val="699B1DB4"/>
     <w:multiLevelType w:val="hybridMultilevel"/>
     <w:tmpl w:val="6C406526"/>
@@ -19541,7 +22277,7 @@
       </w:rPr>
     </w:lvl>
   </w:abstractNum>
-  <w:abstractNum w:abstractNumId="36" w15:restartNumberingAfterBreak="0">
+  <w:abstractNum w:abstractNumId="39" w15:restartNumberingAfterBreak="0">
     <w:nsid w:val="78687DE9"/>
     <w:multiLevelType w:val="multilevel"/>
     <w:tmpl w:val="3F784FC0"/>
@@ -19691,10 +22427,10 @@
     </w:lvl>
   </w:abstractNum>
   <w:num w:numId="1" w16cid:durableId="341708035">
-    <w:abstractNumId w:val="32"/>
+    <w:abstractNumId w:val="35"/>
   </w:num>
   <w:num w:numId="2" w16cid:durableId="325136919">
-    <w:abstractNumId w:val="27"/>
+    <w:abstractNumId w:val="29"/>
   </w:num>
   <w:num w:numId="3" w16cid:durableId="1621110573">
     <w:abstractNumId w:val="8"/>
@@ -19703,19 +22439,19 @@
     <w:abstractNumId w:val="4"/>
   </w:num>
   <w:num w:numId="5" w16cid:durableId="755512671">
-    <w:abstractNumId w:val="24"/>
+    <w:abstractNumId w:val="26"/>
   </w:num>
   <w:num w:numId="6" w16cid:durableId="1187328650">
     <w:abstractNumId w:val="11"/>
   </w:num>
   <w:num w:numId="7" w16cid:durableId="116223448">
-    <w:abstractNumId w:val="23"/>
+    <w:abstractNumId w:val="25"/>
   </w:num>
   <w:num w:numId="8" w16cid:durableId="219559931">
-    <w:abstractNumId w:val="34"/>
+    <w:abstractNumId w:val="37"/>
   </w:num>
   <w:num w:numId="9" w16cid:durableId="1004436227">
-    <w:abstractNumId w:val="35"/>
+    <w:abstractNumId w:val="38"/>
   </w:num>
   <w:num w:numId="10" w16cid:durableId="2141796529">
     <w:abstractNumId w:val="9"/>
@@ -19727,7 +22463,7 @@
     <w:abstractNumId w:val="6"/>
   </w:num>
   <w:num w:numId="13" w16cid:durableId="777650254">
-    <w:abstractNumId w:val="29"/>
+    <w:abstractNumId w:val="31"/>
   </w:num>
   <w:num w:numId="14" w16cid:durableId="870385230">
     <w:abstractNumId w:val="5"/>
@@ -19739,7 +22475,7 @@
     <w:abstractNumId w:val="13"/>
   </w:num>
   <w:num w:numId="17" w16cid:durableId="2013412439">
-    <w:abstractNumId w:val="25"/>
+    <w:abstractNumId w:val="27"/>
   </w:num>
   <w:num w:numId="18" w16cid:durableId="1282420529">
     <w:abstractNumId w:val="17"/>
@@ -19751,22 +22487,22 @@
     <w:abstractNumId w:val="10"/>
   </w:num>
   <w:num w:numId="21" w16cid:durableId="1470435405">
-    <w:abstractNumId w:val="33"/>
+    <w:abstractNumId w:val="36"/>
   </w:num>
   <w:num w:numId="22" w16cid:durableId="993141061">
-    <w:abstractNumId w:val="30"/>
+    <w:abstractNumId w:val="32"/>
   </w:num>
   <w:num w:numId="23" w16cid:durableId="827212604">
     <w:abstractNumId w:val="14"/>
   </w:num>
   <w:num w:numId="24" w16cid:durableId="795804289">
-    <w:abstractNumId w:val="26"/>
+    <w:abstractNumId w:val="28"/>
   </w:num>
   <w:num w:numId="25" w16cid:durableId="1878202868">
-    <w:abstractNumId w:val="36"/>
+    <w:abstractNumId w:val="39"/>
   </w:num>
   <w:num w:numId="26" w16cid:durableId="1527251389">
-    <w:abstractNumId w:val="28"/>
+    <w:abstractNumId w:val="30"/>
   </w:num>
   <w:num w:numId="27" w16cid:durableId="117839629">
     <w:abstractNumId w:val="1"/>
@@ -19784,13 +22520,13 @@
     <w:abstractNumId w:val="0"/>
   </w:num>
   <w:num w:numId="32" w16cid:durableId="1298681722">
-    <w:abstractNumId w:val="22"/>
+    <w:abstractNumId w:val="24"/>
   </w:num>
   <w:num w:numId="33" w16cid:durableId="2118214761">
-    <w:abstractNumId w:val="31"/>
+    <w:abstractNumId w:val="34"/>
   </w:num>
   <w:num w:numId="34" w16cid:durableId="1476215733">
-    <w:abstractNumId w:val="21"/>
+    <w:abstractNumId w:val="23"/>
   </w:num>
   <w:num w:numId="35" w16cid:durableId="1449550210">
     <w:abstractNumId w:val="20"/>
@@ -19800,6 +22536,15 @@
   </w:num>
   <w:num w:numId="37" w16cid:durableId="1311665891">
     <w:abstractNumId w:val="12"/>
+  </w:num>
+  <w:num w:numId="38" w16cid:durableId="1537231779">
+    <w:abstractNumId w:val="33"/>
+  </w:num>
+  <w:num w:numId="39" w16cid:durableId="397285931">
+    <w:abstractNumId w:val="22"/>
+  </w:num>
+  <w:num w:numId="40" w16cid:durableId="1922177587">
+    <w:abstractNumId w:val="21"/>
   </w:num>
 </w:numbering>
 </file>
@@ -20208,6 +22953,7 @@
   <w:style w:type="character" w:default="1" w:styleId="DefaultParagraphFont">
     <w:name w:val="Default Paragraph Font"/>
     <w:uiPriority w:val="1"/>
+    <w:semiHidden/>
     <w:unhideWhenUsed/>
   </w:style>
   <w:style w:type="table" w:default="1" w:styleId="TableNormal">
@@ -20277,6 +23023,25 @@
       <w:b/>
       <w:bCs/>
     </w:rPr>
+  </w:style>
+  <w:style w:type="table" w:styleId="TableGrid">
+    <w:name w:val="Table Grid"/>
+    <w:basedOn w:val="TableNormal"/>
+    <w:uiPriority w:val="39"/>
+    <w:rsid w:val="00F54F51"/>
+    <w:pPr>
+      <w:spacing w:after="0" w:line="240" w:lineRule="auto"/>
+    </w:pPr>
+    <w:tblPr>
+      <w:tblBorders>
+        <w:top w:val="single" w:sz="4" w:space="0" w:color="auto"/>
+        <w:left w:val="single" w:sz="4" w:space="0" w:color="auto"/>
+        <w:bottom w:val="single" w:sz="4" w:space="0" w:color="auto"/>
+        <w:right w:val="single" w:sz="4" w:space="0" w:color="auto"/>
+        <w:insideH w:val="single" w:sz="4" w:space="0" w:color="auto"/>
+        <w:insideV w:val="single" w:sz="4" w:space="0" w:color="auto"/>
+      </w:tblBorders>
+    </w:tblPr>
   </w:style>
 </w:styles>
 </file>

--- a/C#/Notes.docx
+++ b/C#/Notes.docx
@@ -11062,37 +11062,7 @@
               <w:rPr>
                 <w:lang w:val="en-IN"/>
               </w:rPr>
-              <w:t>Struct</w:t>
-            </w:r>
-            <w:r>
-              <w:rPr>
-                <w:lang w:val="en-IN"/>
-              </w:rPr>
-              <w:t xml:space="preserve"> objects are passed by </w:t>
-            </w:r>
-            <w:r>
-              <w:rPr>
-                <w:lang w:val="en-IN"/>
-              </w:rPr>
-              <w:t>value</w:t>
-            </w:r>
-            <w:r>
-              <w:rPr>
-                <w:lang w:val="en-IN"/>
-              </w:rPr>
-              <w:t xml:space="preserve"> when passed as method parameters so original object </w:t>
-            </w:r>
-            <w:r>
-              <w:rPr>
-                <w:lang w:val="en-IN"/>
-              </w:rPr>
-              <w:t>doesn’t get</w:t>
-            </w:r>
-            <w:r>
-              <w:rPr>
-                <w:lang w:val="en-IN"/>
-              </w:rPr>
-              <w:t xml:space="preserve"> modified inside the method.</w:t>
+              <w:t>Struct objects are passed by value when passed as method parameters so original object doesn’t get modified inside the method.</w:t>
             </w:r>
           </w:p>
         </w:tc>
@@ -11218,6 +11188,7 @@
         <w:rPr>
           <w:b/>
           <w:bCs/>
+          <w:noProof/>
           <w:sz w:val="28"/>
           <w:szCs w:val="28"/>
         </w:rPr>
@@ -11271,6 +11242,7 @@
         <w:rPr>
           <w:b/>
           <w:bCs/>
+          <w:noProof/>
           <w:sz w:val="28"/>
           <w:szCs w:val="28"/>
         </w:rPr>
@@ -11351,6 +11323,7 @@
         <w:rPr>
           <w:b/>
           <w:bCs/>
+          <w:noProof/>
           <w:sz w:val="28"/>
           <w:szCs w:val="28"/>
         </w:rPr>
@@ -14827,6 +14800,18 @@
       <w:r>
         <w:t xml:space="preserve"> : </w:t>
       </w:r>
+      <w:r>
+        <w:t xml:space="preserve">   </w:t>
+      </w:r>
+      <w:r>
+        <w:t>A.Join(B)</w:t>
+      </w:r>
+      <w:r>
+        <w:t xml:space="preserve"> means </w:t>
+      </w:r>
+      <w:r>
+        <w:t>A waits for B</w:t>
+      </w:r>
     </w:p>
     <w:p>
       <w:pPr>
@@ -14837,7 +14822,19 @@
         </w:numPr>
       </w:pPr>
       <w:r>
-        <w:t xml:space="preserve">A thread can wait for another thread to end by calling it’s join method. </w:t>
+        <w:t>A thread</w:t>
+      </w:r>
+      <w:r>
+        <w:t xml:space="preserve"> (current thread)</w:t>
+      </w:r>
+      <w:r>
+        <w:t xml:space="preserve"> can wait for another thread</w:t>
+      </w:r>
+      <w:r>
+        <w:t xml:space="preserve"> (target thread)</w:t>
+      </w:r>
+      <w:r>
+        <w:t xml:space="preserve"> to end by calling it’s join method. </w:t>
       </w:r>
     </w:p>
     <w:p>
@@ -14858,6 +14855,12 @@
       </w:pPr>
       <w:r>
         <w:t xml:space="preserve">Example: </w:t>
+      </w:r>
+      <w:r>
+        <w:t xml:space="preserve"> </w:t>
+      </w:r>
+      <w:r>
+        <w:t>currentThread.Join(targetThread);</w:t>
       </w:r>
     </w:p>
     <w:p>
@@ -15032,6 +15035,67 @@
           <w:ilvl w:val="0"/>
           <w:numId w:val="7"/>
         </w:numPr>
+      </w:pPr>
+      <w:r>
+        <w:t>Signaling: We can make a thread to wait until it receives notification(s) from thread(s). We can do that using ManualResetEvent by calling WaitOne() method and recalling Set() method to resume it again.</w:t>
+      </w:r>
+    </w:p>
+    <w:p>
+      <w:pPr>
+        <w:pStyle w:val="ListParagraph"/>
+        <w:ind w:left="1272"/>
+      </w:pPr>
+      <w:r>
+        <w:drawing>
+          <wp:inline distT="0" distB="0" distL="0" distR="0" wp14:anchorId="7F654B7F" wp14:editId="6C0E3E0C">
+            <wp:extent cx="3208298" cy="2209992"/>
+            <wp:effectExtent l="0" t="0" r="0" b="0"/>
+            <wp:docPr id="639555321" name="Picture 1"/>
+            <wp:cNvGraphicFramePr>
+              <a:graphicFrameLocks xmlns:a="http://schemas.openxmlformats.org/drawingml/2006/main" noChangeAspect="1"/>
+            </wp:cNvGraphicFramePr>
+            <a:graphic xmlns:a="http://schemas.openxmlformats.org/drawingml/2006/main">
+              <a:graphicData uri="http://schemas.openxmlformats.org/drawingml/2006/picture">
+                <pic:pic xmlns:pic="http://schemas.openxmlformats.org/drawingml/2006/picture">
+                  <pic:nvPicPr>
+                    <pic:cNvPr id="639555321" name=""/>
+                    <pic:cNvPicPr/>
+                  </pic:nvPicPr>
+                  <pic:blipFill>
+                    <a:blip r:embed="rId123"/>
+                    <a:stretch>
+                      <a:fillRect/>
+                    </a:stretch>
+                  </pic:blipFill>
+                  <pic:spPr>
+                    <a:xfrm>
+                      <a:off x="0" y="0"/>
+                      <a:ext cx="3208298" cy="2209992"/>
+                    </a:xfrm>
+                    <a:prstGeom prst="rect">
+                      <a:avLst/>
+                    </a:prstGeom>
+                  </pic:spPr>
+                </pic:pic>
+              </a:graphicData>
+            </a:graphic>
+          </wp:inline>
+        </w:drawing>
+      </w:r>
+    </w:p>
+    <w:p>
+      <w:pPr>
+        <w:pStyle w:val="ListParagraph"/>
+        <w:ind w:left="1272"/>
+      </w:pPr>
+    </w:p>
+    <w:p>
+      <w:pPr>
+        <w:pStyle w:val="ListParagraph"/>
+        <w:numPr>
+          <w:ilvl w:val="0"/>
+          <w:numId w:val="7"/>
+        </w:numPr>
         <w:rPr>
           <w:b/>
           <w:bCs/>
@@ -15217,9 +15281,6 @@
         <w:t xml:space="preserve">go </w:t>
       </w:r>
       <w:r>
-        <w:t>1q2</w:t>
-      </w:r>
-      <w:r>
         <w:t>against each other to produce indeterministic results.</w:t>
       </w:r>
     </w:p>
@@ -15274,7 +15335,13 @@
         <w:sym w:font="Wingdings" w:char="F0E0"/>
       </w:r>
       <w:r>
-        <w:t xml:space="preserve"> Here only one thread can access the resources at a given period of time. Lock(Monitor.Enter/Monitor.Exit), Mutex, SpinLock are used to implement this.</w:t>
+        <w:t xml:space="preserve"> Here only one thread can access the resources at a given period of time. Lock(Monitor.Enter/Monitor.Exit), Mutex</w:t>
+      </w:r>
+      <w:r>
+        <w:t xml:space="preserve"> (spans multiple processes i.e.. computer wide locks)</w:t>
+      </w:r>
+      <w:r>
+        <w:t>, SpinLock are used to implement this.</w:t>
       </w:r>
     </w:p>
     <w:p>
@@ -15304,6 +15371,7 @@
         </w:numPr>
       </w:pPr>
       <w:r>
+        <w:lastRenderedPageBreak/>
         <w:t xml:space="preserve">Signaling </w:t>
       </w:r>
       <w:r>
@@ -15451,7 +15519,6 @@
     </w:p>
     <w:p>
       <w:r>
-        <w:lastRenderedPageBreak/>
         <w:t>The rich-client APIs for mobile and desktop (UWP, WPF, and Windows Forms)</w:t>
       </w:r>
       <w:r>
@@ -15533,7 +15600,7 @@
                     <pic:cNvPicPr/>
                   </pic:nvPicPr>
                   <pic:blipFill>
-                    <a:blip r:embed="rId123"/>
+                    <a:blip r:embed="rId124"/>
                     <a:stretch>
                       <a:fillRect/>
                     </a:stretch>
@@ -15664,6 +15731,7 @@
         </w:numPr>
       </w:pPr>
       <w:r>
+        <w:lastRenderedPageBreak/>
         <w:t xml:space="preserve">The </w:t>
       </w:r>
       <w:r>
@@ -15814,6 +15882,7 @@
         </w:numPr>
       </w:pPr>
       <w:r>
+        <w:lastRenderedPageBreak/>
         <w:t xml:space="preserve">? is a quantifier that matches preceding item 0 or 1 times. ? means optional. An item is a single character or complex set of characters in square brackets. </w:t>
       </w:r>
     </w:p>
@@ -15841,7 +15910,7 @@
                     <pic:cNvPicPr/>
                   </pic:nvPicPr>
                   <pic:blipFill>
-                    <a:blip r:embed="rId124"/>
+                    <a:blip r:embed="rId125"/>
                     <a:stretch>
                       <a:fillRect/>
                     </a:stretch>
@@ -15938,7 +16007,7 @@
                     <pic:cNvPicPr/>
                   </pic:nvPicPr>
                   <pic:blipFill>
-                    <a:blip r:embed="rId125"/>
+                    <a:blip r:embed="rId126"/>
                     <a:stretch>
                       <a:fillRect/>
                     </a:stretch>
@@ -16014,7 +16083,6 @@
           <w:bCs/>
           <w:lang w:val="en-IN"/>
         </w:rPr>
-        <w:lastRenderedPageBreak/>
         <w:t>Single</w:t>
       </w:r>
       <w:r>
@@ -16095,7 +16163,7 @@
                     <pic:cNvPicPr/>
                   </pic:nvPicPr>
                   <pic:blipFill>
-                    <a:blip r:embed="rId126"/>
+                    <a:blip r:embed="rId127"/>
                     <a:stretch>
                       <a:fillRect/>
                     </a:stretch>
@@ -16144,7 +16212,7 @@
                     <pic:cNvPicPr/>
                   </pic:nvPicPr>
                   <pic:blipFill>
-                    <a:blip r:embed="rId127"/>
+                    <a:blip r:embed="rId128"/>
                     <a:stretch>
                       <a:fillRect/>
                     </a:stretch>
@@ -16270,7 +16338,7 @@
                     <pic:cNvPicPr/>
                   </pic:nvPicPr>
                   <pic:blipFill>
-                    <a:blip r:embed="rId128"/>
+                    <a:blip r:embed="rId129"/>
                     <a:stretch>
                       <a:fillRect/>
                     </a:stretch>
@@ -16300,6 +16368,7 @@
         </w:numPr>
       </w:pPr>
       <w:r>
+        <w:lastRenderedPageBreak/>
         <w:t xml:space="preserve">Quantifiers </w:t>
       </w:r>
       <w:r>
@@ -16328,7 +16397,7 @@
                     <pic:cNvPicPr/>
                   </pic:nvPicPr>
                   <pic:blipFill>
-                    <a:blip r:embed="rId129"/>
+                    <a:blip r:embed="rId130"/>
                     <a:stretch>
                       <a:fillRect/>
                     </a:stretch>
@@ -16389,7 +16458,7 @@
                     <pic:cNvPicPr/>
                   </pic:nvPicPr>
                   <pic:blipFill>
-                    <a:blip r:embed="rId130"/>
+                    <a:blip r:embed="rId131"/>
                     <a:stretch>
                       <a:fillRect/>
                     </a:stretch>
@@ -16603,7 +16672,6 @@
         <w:rPr>
           <w:lang w:val="en-IN"/>
         </w:rPr>
-        <w:lastRenderedPageBreak/>
         <w:t xml:space="preserve">Positive Lookbehind </w:t>
       </w:r>
       <w:r>
@@ -16706,7 +16774,7 @@
                     <pic:cNvPicPr/>
                   </pic:nvPicPr>
                   <pic:blipFill>
-                    <a:blip r:embed="rId131"/>
+                    <a:blip r:embed="rId132"/>
                     <a:stretch>
                       <a:fillRect/>
                     </a:stretch>
@@ -16779,10 +16847,11 @@
           <w:noProof/>
           <w:lang w:val="en-IN"/>
         </w:rPr>
+        <w:lastRenderedPageBreak/>
         <w:drawing>
-          <wp:inline distT="0" distB="0" distL="0" distR="0" wp14:anchorId="712FF379" wp14:editId="5F191B75">
-            <wp:extent cx="5408582" cy="3924300"/>
-            <wp:effectExtent l="0" t="0" r="1905" b="0"/>
+          <wp:inline distT="0" distB="0" distL="0" distR="0" wp14:anchorId="712FF379" wp14:editId="0309889E">
+            <wp:extent cx="6949440" cy="5042299"/>
+            <wp:effectExtent l="0" t="0" r="3810" b="6350"/>
             <wp:docPr id="162062896" name="Picture 1"/>
             <wp:cNvGraphicFramePr>
               <a:graphicFrameLocks xmlns:a="http://schemas.openxmlformats.org/drawingml/2006/main" noChangeAspect="1"/>
@@ -16795,7 +16864,7 @@
                     <pic:cNvPicPr/>
                   </pic:nvPicPr>
                   <pic:blipFill>
-                    <a:blip r:embed="rId132"/>
+                    <a:blip r:embed="rId133"/>
                     <a:stretch>
                       <a:fillRect/>
                     </a:stretch>
@@ -16803,7 +16872,7 @@
                   <pic:spPr>
                     <a:xfrm>
                       <a:off x="0" y="0"/>
-                      <a:ext cx="5451138" cy="3955178"/>
+                      <a:ext cx="7005836" cy="5083218"/>
                     </a:xfrm>
                     <a:prstGeom prst="rect">
                       <a:avLst/>
@@ -16827,7 +16896,6 @@
           <w:noProof/>
           <w:lang w:val="en-IN"/>
         </w:rPr>
-        <w:lastRenderedPageBreak/>
         <w:drawing>
           <wp:inline distT="0" distB="0" distL="0" distR="0" wp14:anchorId="750EEE2F" wp14:editId="1CD8E584">
             <wp:extent cx="4838700" cy="3516788"/>
@@ -16844,7 +16912,7 @@
                     <pic:cNvPicPr/>
                   </pic:nvPicPr>
                   <pic:blipFill>
-                    <a:blip r:embed="rId133"/>
+                    <a:blip r:embed="rId134"/>
                     <a:stretch>
                       <a:fillRect/>
                     </a:stretch>
@@ -16991,7 +17059,7 @@
                     <pic:cNvPicPr/>
                   </pic:nvPicPr>
                   <pic:blipFill>
-                    <a:blip r:embed="rId134"/>
+                    <a:blip r:embed="rId135"/>
                     <a:stretch>
                       <a:fillRect/>
                     </a:stretch>
@@ -17031,7 +17099,6 @@
           <w:szCs w:val="26"/>
           <w:lang w:val="en-IN"/>
         </w:rPr>
-        <w:lastRenderedPageBreak/>
         <w:drawing>
           <wp:inline distT="0" distB="0" distL="0" distR="0" wp14:anchorId="026A5B18" wp14:editId="2A42B9C2">
             <wp:extent cx="4739640" cy="3821901"/>
@@ -17048,7 +17115,7 @@
                     <pic:cNvPicPr/>
                   </pic:nvPicPr>
                   <pic:blipFill>
-                    <a:blip r:embed="rId135"/>
+                    <a:blip r:embed="rId136"/>
                     <a:stretch>
                       <a:fillRect/>
                     </a:stretch>
@@ -17119,6 +17186,7 @@
           <w:szCs w:val="26"/>
           <w:lang w:val="en-IN"/>
         </w:rPr>
+        <w:lastRenderedPageBreak/>
         <w:t>Port Range</w:t>
       </w:r>
     </w:p>
@@ -17398,7 +17466,7 @@
                     <pic:cNvPicPr/>
                   </pic:nvPicPr>
                   <pic:blipFill>
-                    <a:blip r:embed="rId136"/>
+                    <a:blip r:embed="rId137"/>
                     <a:stretch>
                       <a:fillRect/>
                     </a:stretch>
@@ -17433,7 +17501,6 @@
           <w:sz w:val="26"/>
           <w:szCs w:val="26"/>
         </w:rPr>
-        <w:lastRenderedPageBreak/>
         <w:t>HttpClient</w:t>
       </w:r>
       <w:r>
@@ -17719,6 +17786,74 @@
     <w:p>
       <w:pPr>
         <w:rPr>
+          <w:b/>
+          <w:bCs/>
+          <w:sz w:val="26"/>
+          <w:szCs w:val="26"/>
+          <w:lang w:val="en-IN"/>
+        </w:rPr>
+      </w:pPr>
+      <w:r>
+        <w:rPr>
+          <w:b/>
+          <w:bCs/>
+          <w:noProof/>
+          <w:sz w:val="26"/>
+          <w:szCs w:val="26"/>
+          <w:lang w:val="en-IN"/>
+        </w:rPr>
+        <w:lastRenderedPageBreak/>
+        <w:drawing>
+          <wp:inline distT="0" distB="0" distL="0" distR="0" wp14:anchorId="15A3F8D7" wp14:editId="14594BFF">
+            <wp:extent cx="7589520" cy="3412490"/>
+            <wp:effectExtent l="0" t="0" r="0" b="0"/>
+            <wp:docPr id="986006833" name="Picture 1"/>
+            <wp:cNvGraphicFramePr>
+              <a:graphicFrameLocks xmlns:a="http://schemas.openxmlformats.org/drawingml/2006/main" noChangeAspect="1"/>
+            </wp:cNvGraphicFramePr>
+            <a:graphic xmlns:a="http://schemas.openxmlformats.org/drawingml/2006/main">
+              <a:graphicData uri="http://schemas.openxmlformats.org/drawingml/2006/picture">
+                <pic:pic xmlns:pic="http://schemas.openxmlformats.org/drawingml/2006/picture">
+                  <pic:nvPicPr>
+                    <pic:cNvPr id="986006833" name=""/>
+                    <pic:cNvPicPr/>
+                  </pic:nvPicPr>
+                  <pic:blipFill>
+                    <a:blip r:embed="rId138"/>
+                    <a:stretch>
+                      <a:fillRect/>
+                    </a:stretch>
+                  </pic:blipFill>
+                  <pic:spPr>
+                    <a:xfrm>
+                      <a:off x="0" y="0"/>
+                      <a:ext cx="7589520" cy="3412490"/>
+                    </a:xfrm>
+                    <a:prstGeom prst="rect">
+                      <a:avLst/>
+                    </a:prstGeom>
+                  </pic:spPr>
+                </pic:pic>
+              </a:graphicData>
+            </a:graphic>
+          </wp:inline>
+        </w:drawing>
+      </w:r>
+    </w:p>
+    <w:p>
+      <w:pPr>
+        <w:rPr>
+          <w:b/>
+          <w:bCs/>
+          <w:sz w:val="26"/>
+          <w:szCs w:val="26"/>
+          <w:lang w:val="en-IN"/>
+        </w:rPr>
+      </w:pPr>
+    </w:p>
+    <w:p>
+      <w:pPr>
+        <w:rPr>
           <w:sz w:val="26"/>
           <w:szCs w:val="26"/>
           <w:lang w:val="en-IN"/>
@@ -17896,11 +18031,343 @@
     <w:p>
       <w:pPr>
         <w:rPr>
+          <w:b/>
+          <w:bCs/>
           <w:sz w:val="26"/>
           <w:szCs w:val="26"/>
           <w:lang w:val="en-IN"/>
         </w:rPr>
       </w:pPr>
+      <w:r>
+        <w:rPr>
+          <w:b/>
+          <w:bCs/>
+          <w:sz w:val="26"/>
+          <w:szCs w:val="26"/>
+          <w:lang w:val="en-IN"/>
+        </w:rPr>
+        <w:t>I/O Operations</w:t>
+      </w:r>
+      <w:r>
+        <w:rPr>
+          <w:b/>
+          <w:bCs/>
+          <w:sz w:val="26"/>
+          <w:szCs w:val="26"/>
+          <w:lang w:val="en-IN"/>
+        </w:rPr>
+        <w:t>:</w:t>
+      </w:r>
+    </w:p>
+    <w:p>
+      <w:pPr>
+        <w:rPr>
+          <w:b/>
+          <w:bCs/>
+          <w:sz w:val="26"/>
+          <w:szCs w:val="26"/>
+          <w:lang w:val="en-IN"/>
+        </w:rPr>
+      </w:pPr>
+      <w:r>
+        <w:rPr>
+          <w:b/>
+          <w:bCs/>
+          <w:noProof/>
+          <w:sz w:val="26"/>
+          <w:szCs w:val="26"/>
+          <w:lang w:val="en-IN"/>
+        </w:rPr>
+        <w:lastRenderedPageBreak/>
+        <w:drawing>
+          <wp:inline distT="0" distB="0" distL="0" distR="0" wp14:anchorId="0F8EA967" wp14:editId="6F0591C8">
+            <wp:extent cx="6294665" cy="3817951"/>
+            <wp:effectExtent l="0" t="0" r="0" b="0"/>
+            <wp:docPr id="1497758898" name="Picture 1"/>
+            <wp:cNvGraphicFramePr>
+              <a:graphicFrameLocks xmlns:a="http://schemas.openxmlformats.org/drawingml/2006/main" noChangeAspect="1"/>
+            </wp:cNvGraphicFramePr>
+            <a:graphic xmlns:a="http://schemas.openxmlformats.org/drawingml/2006/main">
+              <a:graphicData uri="http://schemas.openxmlformats.org/drawingml/2006/picture">
+                <pic:pic xmlns:pic="http://schemas.openxmlformats.org/drawingml/2006/picture">
+                  <pic:nvPicPr>
+                    <pic:cNvPr id="1497758898" name=""/>
+                    <pic:cNvPicPr/>
+                  </pic:nvPicPr>
+                  <pic:blipFill>
+                    <a:blip r:embed="rId139"/>
+                    <a:stretch>
+                      <a:fillRect/>
+                    </a:stretch>
+                  </pic:blipFill>
+                  <pic:spPr>
+                    <a:xfrm>
+                      <a:off x="0" y="0"/>
+                      <a:ext cx="6294665" cy="3817951"/>
+                    </a:xfrm>
+                    <a:prstGeom prst="rect">
+                      <a:avLst/>
+                    </a:prstGeom>
+                  </pic:spPr>
+                </pic:pic>
+              </a:graphicData>
+            </a:graphic>
+          </wp:inline>
+        </w:drawing>
+      </w:r>
+    </w:p>
+    <w:p>
+      <w:pPr>
+        <w:rPr>
+          <w:sz w:val="26"/>
+          <w:szCs w:val="26"/>
+          <w:lang w:val="en-IN"/>
+        </w:rPr>
+      </w:pPr>
+      <w:r>
+        <w:rPr>
+          <w:sz w:val="26"/>
+          <w:szCs w:val="26"/>
+          <w:lang w:val="en-IN"/>
+        </w:rPr>
+        <w:t>A Stream is a standard .Net class that exposes methods for reading, writing &amp; positioning. Unlike an array which has all the data in memory at once, streams process data one by one like one byte at a time or in managable chunks</w:t>
+      </w:r>
+    </w:p>
+    <w:p>
+      <w:pPr>
+        <w:rPr>
+          <w:b/>
+          <w:bCs/>
+          <w:sz w:val="26"/>
+          <w:szCs w:val="26"/>
+          <w:lang w:val="en-IN"/>
+        </w:rPr>
+      </w:pPr>
+      <w:r>
+        <w:rPr>
+          <w:b/>
+          <w:bCs/>
+          <w:sz w:val="26"/>
+          <w:szCs w:val="26"/>
+          <w:lang w:val="en-IN"/>
+        </w:rPr>
+        <w:t>FileStream:</w:t>
+      </w:r>
+    </w:p>
+    <w:p>
+      <w:pPr>
+        <w:rPr>
+          <w:sz w:val="26"/>
+          <w:szCs w:val="26"/>
+          <w:lang w:val="en-IN"/>
+        </w:rPr>
+      </w:pPr>
+      <w:r>
+        <w:rPr>
+          <w:sz w:val="26"/>
+          <w:szCs w:val="26"/>
+          <w:lang w:val="en-IN"/>
+        </w:rPr>
+        <w:t xml:space="preserve">FileStream object can be created using FileStream class or using File class in below way: </w:t>
+      </w:r>
+    </w:p>
+    <w:p>
+      <w:pPr>
+        <w:rPr>
+          <w:sz w:val="26"/>
+          <w:szCs w:val="26"/>
+          <w:lang w:val="en-IN"/>
+        </w:rPr>
+      </w:pPr>
+      <w:r>
+        <w:rPr>
+          <w:sz w:val="26"/>
+          <w:szCs w:val="26"/>
+          <w:lang w:val="en-IN"/>
+        </w:rPr>
+        <w:t>FileStream obj1 = File.OpenRead(‘test.txt’) // Read only and appends to existing content with stream position at 0</w:t>
+      </w:r>
+    </w:p>
+    <w:p>
+      <w:pPr>
+        <w:rPr>
+          <w:sz w:val="26"/>
+          <w:szCs w:val="26"/>
+          <w:lang w:val="en-IN"/>
+        </w:rPr>
+      </w:pPr>
+      <w:r>
+        <w:rPr>
+          <w:sz w:val="26"/>
+          <w:szCs w:val="26"/>
+          <w:lang w:val="en-IN"/>
+        </w:rPr>
+        <w:t>FileStream obj1 = File.OpenWrite(‘test.txt’) // Write only</w:t>
+      </w:r>
+    </w:p>
+    <w:p>
+      <w:pPr>
+        <w:rPr>
+          <w:sz w:val="26"/>
+          <w:szCs w:val="26"/>
+          <w:lang w:val="en-IN"/>
+        </w:rPr>
+      </w:pPr>
+      <w:r>
+        <w:rPr>
+          <w:sz w:val="26"/>
+          <w:szCs w:val="26"/>
+          <w:lang w:val="en-IN"/>
+        </w:rPr>
+        <w:t xml:space="preserve">FileStream obj1 = File.Create(‘test.txt’) // Read/write </w:t>
+      </w:r>
+      <w:r>
+        <w:rPr>
+          <w:sz w:val="26"/>
+          <w:szCs w:val="26"/>
+          <w:lang w:val="en-IN"/>
+        </w:rPr>
+        <w:t>but overwrites existing content</w:t>
+      </w:r>
+    </w:p>
+    <w:p>
+      <w:pPr>
+        <w:rPr>
+          <w:sz w:val="26"/>
+          <w:szCs w:val="26"/>
+          <w:lang w:val="en-IN"/>
+        </w:rPr>
+      </w:pPr>
+      <w:r>
+        <w:rPr>
+          <w:noProof/>
+          <w:sz w:val="26"/>
+          <w:szCs w:val="26"/>
+          <w:lang w:val="en-IN"/>
+        </w:rPr>
+        <w:drawing>
+          <wp:inline distT="0" distB="0" distL="0" distR="0" wp14:anchorId="13E2F6F3" wp14:editId="7DE84C89">
+            <wp:extent cx="4213908" cy="3550920"/>
+            <wp:effectExtent l="0" t="0" r="0" b="0"/>
+            <wp:docPr id="600738529" name="Picture 1"/>
+            <wp:cNvGraphicFramePr>
+              <a:graphicFrameLocks xmlns:a="http://schemas.openxmlformats.org/drawingml/2006/main" noChangeAspect="1"/>
+            </wp:cNvGraphicFramePr>
+            <a:graphic xmlns:a="http://schemas.openxmlformats.org/drawingml/2006/main">
+              <a:graphicData uri="http://schemas.openxmlformats.org/drawingml/2006/picture">
+                <pic:pic xmlns:pic="http://schemas.openxmlformats.org/drawingml/2006/picture">
+                  <pic:nvPicPr>
+                    <pic:cNvPr id="600738529" name=""/>
+                    <pic:cNvPicPr/>
+                  </pic:nvPicPr>
+                  <pic:blipFill>
+                    <a:blip r:embed="rId140"/>
+                    <a:stretch>
+                      <a:fillRect/>
+                    </a:stretch>
+                  </pic:blipFill>
+                  <pic:spPr>
+                    <a:xfrm>
+                      <a:off x="0" y="0"/>
+                      <a:ext cx="4218947" cy="3555166"/>
+                    </a:xfrm>
+                    <a:prstGeom prst="rect">
+                      <a:avLst/>
+                    </a:prstGeom>
+                  </pic:spPr>
+                </pic:pic>
+              </a:graphicData>
+            </a:graphic>
+          </wp:inline>
+        </w:drawing>
+      </w:r>
+    </w:p>
+    <w:p>
+      <w:pPr>
+        <w:rPr>
+          <w:sz w:val="26"/>
+          <w:szCs w:val="26"/>
+          <w:lang w:val="en-IN"/>
+        </w:rPr>
+      </w:pPr>
+      <w:r>
+        <w:rPr>
+          <w:sz w:val="26"/>
+          <w:szCs w:val="26"/>
+          <w:lang w:val="en-IN"/>
+        </w:rPr>
+        <w:lastRenderedPageBreak/>
+        <w:t>Stream Adapters:</w:t>
+      </w:r>
+    </w:p>
+    <w:p>
+      <w:pPr>
+        <w:rPr>
+          <w:sz w:val="26"/>
+          <w:szCs w:val="26"/>
+          <w:lang w:val="en-IN"/>
+        </w:rPr>
+      </w:pPr>
+      <w:r>
+        <w:rPr>
+          <w:noProof/>
+          <w:sz w:val="26"/>
+          <w:szCs w:val="26"/>
+          <w:lang w:val="en-IN"/>
+        </w:rPr>
+        <w:drawing>
+          <wp:inline distT="0" distB="0" distL="0" distR="0" wp14:anchorId="66CAD773" wp14:editId="7309B7E7">
+            <wp:extent cx="5577840" cy="3018757"/>
+            <wp:effectExtent l="0" t="0" r="3810" b="0"/>
+            <wp:docPr id="1925129514" name="Picture 1"/>
+            <wp:cNvGraphicFramePr>
+              <a:graphicFrameLocks xmlns:a="http://schemas.openxmlformats.org/drawingml/2006/main" noChangeAspect="1"/>
+            </wp:cNvGraphicFramePr>
+            <a:graphic xmlns:a="http://schemas.openxmlformats.org/drawingml/2006/main">
+              <a:graphicData uri="http://schemas.openxmlformats.org/drawingml/2006/picture">
+                <pic:pic xmlns:pic="http://schemas.openxmlformats.org/drawingml/2006/picture">
+                  <pic:nvPicPr>
+                    <pic:cNvPr id="1925129514" name=""/>
+                    <pic:cNvPicPr/>
+                  </pic:nvPicPr>
+                  <pic:blipFill>
+                    <a:blip r:embed="rId141"/>
+                    <a:stretch>
+                      <a:fillRect/>
+                    </a:stretch>
+                  </pic:blipFill>
+                  <pic:spPr>
+                    <a:xfrm>
+                      <a:off x="0" y="0"/>
+                      <a:ext cx="5588729" cy="3024650"/>
+                    </a:xfrm>
+                    <a:prstGeom prst="rect">
+                      <a:avLst/>
+                    </a:prstGeom>
+                  </pic:spPr>
+                </pic:pic>
+              </a:graphicData>
+            </a:graphic>
+          </wp:inline>
+        </w:drawing>
+      </w:r>
+    </w:p>
+    <w:p>
+      <w:pPr>
+        <w:rPr>
+          <w:sz w:val="26"/>
+          <w:szCs w:val="26"/>
+          <w:lang w:val="en-IN"/>
+        </w:rPr>
+      </w:pPr>
+      <w:r>
+        <w:rPr>
+          <w:sz w:val="26"/>
+          <w:szCs w:val="26"/>
+          <w:lang w:val="en-IN"/>
+        </w:rPr>
+        <w:t xml:space="preserve">Text Adapter </w:t>
+      </w:r>
     </w:p>
     <w:sectPr>
       <w:pgSz w:w="12240" w:h="15840"/>
@@ -22953,7 +23420,6 @@
   <w:style w:type="character" w:default="1" w:styleId="DefaultParagraphFont">
     <w:name w:val="Default Paragraph Font"/>
     <w:uiPriority w:val="1"/>
-    <w:semiHidden/>
     <w:unhideWhenUsed/>
   </w:style>
   <w:style w:type="table" w:default="1" w:styleId="TableNormal">
@@ -23042,6 +23508,19 @@
         <w:insideV w:val="single" w:sz="4" w:space="0" w:color="auto"/>
       </w:tblBorders>
     </w:tblPr>
+  </w:style>
+  <w:style w:type="character" w:styleId="HTMLCode">
+    <w:name w:val="HTML Code"/>
+    <w:basedOn w:val="DefaultParagraphFont"/>
+    <w:uiPriority w:val="99"/>
+    <w:semiHidden/>
+    <w:unhideWhenUsed/>
+    <w:rsid w:val="00CC52D0"/>
+    <w:rPr>
+      <w:rFonts w:ascii="Courier New" w:eastAsia="Times New Roman" w:hAnsi="Courier New" w:cs="Courier New"/>
+      <w:sz w:val="20"/>
+      <w:szCs w:val="20"/>
+    </w:rPr>
   </w:style>
 </w:styles>
 </file>
